--- a/WebContent/docx/中国人群BRCA12基因分子分型研究_双样本-武汉平安好医.docx
+++ b/WebContent/docx/中国人群BRCA12基因分子分型研究_双样本-武汉平安好医.docx
@@ -3086,8 +3086,8 @@
       <w:bookmarkStart w:id="0" w:name="_Toc24178_WPSOffice_Level1"/>
       <w:bookmarkStart w:id="1" w:name="_Toc30143_WPSOffice_Level1"/>
       <w:bookmarkStart w:id="2" w:name="_Toc13806"/>
-      <w:bookmarkStart w:id="3" w:name="_Toc21669"/>
-      <w:bookmarkStart w:id="4" w:name="_Toc21009_WPSOffice_Level1"/>
+      <w:bookmarkStart w:id="3" w:name="_Toc21009_WPSOffice_Level1"/>
+      <w:bookmarkStart w:id="4" w:name="_Toc21669"/>
     </w:p>
     <w:p>
       <w:pPr>
@@ -3122,8 +3122,8 @@
           </w14:shadow>
         </w:rPr>
       </w:pPr>
-      <w:bookmarkStart w:id="5" w:name="_Toc1112"/>
-      <w:bookmarkStart w:id="6" w:name="_Toc28739"/>
+      <w:bookmarkStart w:id="5" w:name="_Toc28739"/>
+      <w:bookmarkStart w:id="6" w:name="_Toc1112"/>
       <w:r>
         <w:rPr>
           <w:color w:val="62B541"/>
@@ -4180,10 +4180,10 @@
           </w14:shadow>
         </w:rPr>
       </w:pPr>
-      <w:bookmarkStart w:id="14" w:name="_Toc18058"/>
-      <w:bookmarkStart w:id="15" w:name="_Toc6221_WPSOffice_Level1"/>
-      <w:bookmarkStart w:id="16" w:name="_Toc25920"/>
-      <w:bookmarkStart w:id="17" w:name="_Toc23369_WPSOffice_Level1"/>
+      <w:bookmarkStart w:id="14" w:name="_Toc23369_WPSOffice_Level1"/>
+      <w:bookmarkStart w:id="15" w:name="_Toc25920"/>
+      <w:bookmarkStart w:id="16" w:name="_Toc6221_WPSOffice_Level1"/>
+      <w:bookmarkStart w:id="17" w:name="_Toc18058"/>
       <w:bookmarkStart w:id="18" w:name="_Toc21589"/>
       <w:bookmarkStart w:id="19" w:name="_Toc27754"/>
       <w:bookmarkStart w:id="20" w:name="_Toc534807930"/>
@@ -4249,11 +4249,11 @@
         </w:rPr>
       </w:pPr>
       <w:bookmarkStart w:id="21" w:name="_Toc149832728"/>
-      <w:bookmarkStart w:id="22" w:name="OLE_LINK3"/>
+      <w:bookmarkStart w:id="22" w:name="_Toc149826003"/>
       <w:bookmarkStart w:id="23" w:name="_Toc8795"/>
-      <w:bookmarkStart w:id="24" w:name="_Toc149826003"/>
-      <w:bookmarkStart w:id="25" w:name="_Toc9072"/>
-      <w:bookmarkStart w:id="26" w:name="_Toc11674"/>
+      <w:bookmarkStart w:id="24" w:name="OLE_LINK3"/>
+      <w:bookmarkStart w:id="25" w:name="_Toc11674"/>
+      <w:bookmarkStart w:id="26" w:name="_Toc9072"/>
       <w:r>
         <w:rPr>
           <w:rFonts w:hint="eastAsia"/>
@@ -5441,8 +5441,6 @@
         </w:rPr>
         <w:t>。</w:t>
       </w:r>
-      <w:bookmarkStart w:id="127" w:name="_GoBack"/>
-      <w:bookmarkEnd w:id="127"/>
     </w:p>
     <w:p>
       <w:pPr>
@@ -5591,11 +5589,11 @@
       <w:bookmarkStart w:id="33" w:name="_Toc19898_WPSOffice_Level1"/>
       <w:bookmarkStart w:id="34" w:name="_Toc3487"/>
       <w:bookmarkStart w:id="35" w:name="_Toc149837258"/>
-      <w:bookmarkStart w:id="36" w:name="_Toc25727"/>
-      <w:bookmarkStart w:id="37" w:name="_Toc32443_WPSOffice_Level1"/>
+      <w:bookmarkStart w:id="36" w:name="_Toc23846_WPSOffice_Level1"/>
+      <w:bookmarkStart w:id="37" w:name="_Toc23903"/>
       <w:bookmarkStart w:id="38" w:name="_Toc4331_WPSOffice_Level1"/>
-      <w:bookmarkStart w:id="39" w:name="_Toc23846_WPSOffice_Level1"/>
-      <w:bookmarkStart w:id="40" w:name="_Toc23903"/>
+      <w:bookmarkStart w:id="39" w:name="_Toc32443_WPSOffice_Level1"/>
+      <w:bookmarkStart w:id="40" w:name="_Toc25727"/>
       <w:r>
         <w:rPr>
           <w:rFonts w:hint="eastAsia" w:ascii="Times New Roman" w:hAnsi="Times New Roman" w:eastAsia="微软雅黑" w:cs="Times New Roman"/>
@@ -5648,6 +5646,8 @@
           <w:lang w:eastAsia="zh-CN"/>
         </w:rPr>
       </w:pPr>
+      <w:bookmarkStart w:id="41" w:name="_Toc14270"/>
+      <w:bookmarkStart w:id="42" w:name="_Toc21059"/>
     </w:p>
     <w:p>
       <w:pPr>
@@ -5662,18 +5662,18 @@
         <mc:AlternateContent>
           <mc:Choice Requires="wpg">
             <w:drawing>
-              <wp:anchor distT="0" distB="0" distL="114300" distR="114300" simplePos="0" relativeHeight="251666432" behindDoc="0" locked="0" layoutInCell="1" allowOverlap="1">
+              <wp:anchor distT="0" distB="0" distL="114300" distR="114300" simplePos="0" relativeHeight="251669504" behindDoc="0" locked="0" layoutInCell="1" allowOverlap="1">
                 <wp:simplePos x="0" y="0"/>
                 <wp:positionH relativeFrom="column">
-                  <wp:posOffset>2806065</wp:posOffset>
+                  <wp:posOffset>2775585</wp:posOffset>
                 </wp:positionH>
                 <wp:positionV relativeFrom="paragraph">
-                  <wp:posOffset>46355</wp:posOffset>
+                  <wp:posOffset>80010</wp:posOffset>
                 </wp:positionV>
-                <wp:extent cx="2907030" cy="454025"/>
-                <wp:effectExtent l="0" t="0" r="3810" b="3175"/>
+                <wp:extent cx="2571115" cy="410210"/>
+                <wp:effectExtent l="0" t="0" r="4445" b="1270"/>
                 <wp:wrapNone/>
-                <wp:docPr id="3" name="组合 6"/>
+                <wp:docPr id="35" name="组合 16"/>
                 <wp:cNvGraphicFramePr/>
                 <a:graphic xmlns:a="http://schemas.openxmlformats.org/drawingml/2006/main">
                   <a:graphicData uri="http://schemas.microsoft.com/office/word/2010/wordprocessingGroup">
@@ -5681,15 +5681,15 @@
                       <wpg:cNvGrpSpPr/>
                       <wpg:grpSpPr>
                         <a:xfrm rot="0">
-                          <a:off x="3453765" y="1440180"/>
-                          <a:ext cx="2907030" cy="454025"/>
-                          <a:chOff x="10964" y="4458"/>
-                          <a:chExt cx="4578" cy="715"/>
+                          <a:off x="3423285" y="4040505"/>
+                          <a:ext cx="2571115" cy="410210"/>
+                          <a:chOff x="17956" y="38313"/>
+                          <a:chExt cx="4049" cy="646"/>
                         </a:xfrm>
                       </wpg:grpSpPr>
                       <pic:pic xmlns:pic="http://schemas.openxmlformats.org/drawingml/2006/picture">
                         <pic:nvPicPr>
-                          <pic:cNvPr id="30" name="图片 30" descr="微信图片_20220215110121"/>
+                          <pic:cNvPr id="1" name="图片 29" descr="IMG_256"/>
                           <pic:cNvPicPr>
                             <a:picLocks noChangeAspect="1"/>
                           </pic:cNvPicPr>
@@ -5698,18 +5698,17 @@
                           <a:blip r:embed="rId13">
                             <a:clrChange>
                               <a:clrFrom>
-                                <a:srgbClr val="A09D98">
+                                <a:srgbClr val="FFFFFF">
                                   <a:alpha val="100000"/>
                                 </a:srgbClr>
                               </a:clrFrom>
                               <a:clrTo>
-                                <a:srgbClr val="A09D98">
+                                <a:srgbClr val="FFFFFF">
                                   <a:alpha val="100000"/>
                                   <a:alpha val="0"/>
                                 </a:srgbClr>
                               </a:clrTo>
                             </a:clrChange>
-                            <a:biLevel thresh="50000"/>
                           </a:blip>
                           <a:stretch>
                             <a:fillRect/>
@@ -5717,8 +5716,489 @@
                         </pic:blipFill>
                         <pic:spPr>
                           <a:xfrm>
-                            <a:off x="10964" y="4458"/>
-                            <a:ext cx="1234" cy="715"/>
+                            <a:off x="21031" y="38313"/>
+                            <a:ext cx="975" cy="570"/>
+                          </a:xfrm>
+                          <a:prstGeom prst="rect">
+                            <a:avLst/>
+                          </a:prstGeom>
+                          <a:noFill/>
+                          <a:ln w="9525">
+                            <a:noFill/>
+                          </a:ln>
+                        </pic:spPr>
+                      </pic:pic>
+                      <pic:pic xmlns:pic="http://schemas.openxmlformats.org/drawingml/2006/picture">
+                        <pic:nvPicPr>
+                          <pic:cNvPr id="2" name="图片 15" descr="c9514d16fd70679bf0495aeebb03c72d_compress"/>
+                          <pic:cNvPicPr>
+                            <a:picLocks noChangeAspect="1"/>
+                          </pic:cNvPicPr>
+                        </pic:nvPicPr>
+                        <pic:blipFill>
+                          <a:blip r:embed="rId14"/>
+                          <a:srcRect l="21003" t="56913" r="27176" b="26386"/>
+                          <a:stretch>
+                            <a:fillRect/>
+                          </a:stretch>
+                        </pic:blipFill>
+                        <pic:spPr>
+                          <a:xfrm>
+                            <a:off x="17956" y="38485"/>
+                            <a:ext cx="1550" cy="475"/>
+                          </a:xfrm>
+                          <a:prstGeom prst="rect">
+                            <a:avLst/>
+                          </a:prstGeom>
+                        </pic:spPr>
+                      </pic:pic>
+                    </wpg:wgp>
+                  </a:graphicData>
+                </a:graphic>
+              </wp:anchor>
+            </w:drawing>
+          </mc:Choice>
+          <mc:Fallback>
+            <w:pict>
+              <v:group id="组合 16" o:spid="_x0000_s1026" o:spt="203" style="position:absolute;left:0pt;margin-left:218.55pt;margin-top:6.3pt;height:32.3pt;width:202.45pt;z-index:251669504;mso-width-relative:page;mso-height-relative:page;" coordorigin="17956,38313" coordsize="4049,646" o:gfxdata="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">
+                <o:lock v:ext="edit" aspectratio="f"/>
+                <v:shape id="图片 29" o:spid="_x0000_s1026" o:spt="75" alt="IMG_256" type="#_x0000_t75" style="position:absolute;left:21031;top:38313;height:570;width:975;" filled="f" o:preferrelative="t" stroked="f" coordsize="21600,21600" o:gfxdata="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">
+                  <v:fill on="f" focussize="0,0"/>
+                  <v:stroke on="f"/>
+                  <v:imagedata r:id="rId13" chromakey="#FFFFFF" o:title=""/>
+                  <o:lock v:ext="edit" aspectratio="t"/>
+                </v:shape>
+                <v:shape id="图片 15" o:spid="_x0000_s1026" o:spt="75" alt="c9514d16fd70679bf0495aeebb03c72d_compress" type="#_x0000_t75" style="position:absolute;left:17956;top:38485;height:475;width:1550;" filled="f" o:preferrelative="t" stroked="f" coordsize="21600,21600" o:gfxdata="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">
+                  <v:fill on="f" focussize="0,0"/>
+                  <v:stroke on="f"/>
+                  <v:imagedata r:id="rId14" cropleft="13765f" croptop="37299f" cropright="17810f" cropbottom="17292f" o:title=""/>
+                  <o:lock v:ext="edit" aspectratio="t"/>
+                </v:shape>
+              </v:group>
+            </w:pict>
+          </mc:Fallback>
+        </mc:AlternateContent>
+      </w:r>
+    </w:p>
+    <w:tbl>
+      <w:tblPr>
+        <w:tblStyle w:val="34"/>
+        <w:tblW w:w="6772" w:type="dxa"/>
+        <w:jc w:val="right"/>
+        <w:tblLayout w:type="fixed"/>
+        <w:tblCellMar>
+          <w:top w:w="0" w:type="dxa"/>
+          <w:left w:w="0" w:type="dxa"/>
+          <w:bottom w:w="0" w:type="dxa"/>
+          <w:right w:w="0" w:type="dxa"/>
+        </w:tblCellMar>
+      </w:tblPr>
+      <w:tblGrid>
+        <w:gridCol w:w="1272"/>
+        <w:gridCol w:w="2040"/>
+        <w:gridCol w:w="1166"/>
+        <w:gridCol w:w="2294"/>
+      </w:tblGrid>
+      <w:tr>
+        <w:trPr>
+          <w:trHeight w:val="441" w:hRule="exact"/>
+          <w:jc w:val="right"/>
+        </w:trPr>
+        <w:tc>
+          <w:tcPr>
+            <w:tcW w:w="1272" w:type="dxa"/>
+            <w:vAlign w:val="center"/>
+          </w:tcPr>
+          <w:p>
+            <w:pPr>
+              <w:pStyle w:val="20"/>
+              <w:spacing w:before="13"/>
+              <w:ind w:left="13" w:right="95"/>
+              <w:jc w:val="both"/>
+              <w:rPr>
+                <w:rFonts w:ascii="Times New Roman" w:hAnsi="Times New Roman" w:cs="Times New Roman"/>
+                <w:b/>
+                <w:sz w:val="24"/>
+                <w:szCs w:val="24"/>
+              </w:rPr>
+            </w:pPr>
+            <w:r>
+              <w:rPr>
+                <w:rFonts w:ascii="Times New Roman" w:hAnsi="Times New Roman" w:cs="Times New Roman"/>
+                <w:b/>
+                <w:sz w:val="24"/>
+                <w:szCs w:val="24"/>
+              </w:rPr>
+              <w:t>检测人：</w:t>
+            </w:r>
+          </w:p>
+        </w:tc>
+        <w:tc>
+          <w:tcPr>
+            <w:tcW w:w="2040" w:type="dxa"/>
+            <w:vAlign w:val="center"/>
+          </w:tcPr>
+          <w:p>
+            <w:pPr>
+              <w:pStyle w:val="20"/>
+              <w:spacing w:before="13"/>
+              <w:jc w:val="both"/>
+              <w:rPr>
+                <w:rFonts w:ascii="Times New Roman" w:hAnsi="Times New Roman" w:cs="Times New Roman"/>
+                <w:b/>
+                <w:sz w:val="24"/>
+                <w:szCs w:val="24"/>
+              </w:rPr>
+            </w:pPr>
+          </w:p>
+        </w:tc>
+        <w:tc>
+          <w:tcPr>
+            <w:tcW w:w="1166" w:type="dxa"/>
+            <w:vAlign w:val="center"/>
+          </w:tcPr>
+          <w:p>
+            <w:pPr>
+              <w:pStyle w:val="20"/>
+              <w:spacing w:before="13"/>
+              <w:jc w:val="both"/>
+              <w:rPr>
+                <w:rFonts w:ascii="Times New Roman" w:hAnsi="Times New Roman" w:cs="Times New Roman"/>
+                <w:b/>
+                <w:sz w:val="24"/>
+                <w:szCs w:val="24"/>
+              </w:rPr>
+            </w:pPr>
+            <w:r>
+              <w:rPr>
+                <w:rFonts w:ascii="Times New Roman" w:hAnsi="Times New Roman" w:cs="Times New Roman"/>
+                <w:b/>
+                <w:sz w:val="24"/>
+                <w:szCs w:val="24"/>
+              </w:rPr>
+              <w:t>复核人</w:t>
+            </w:r>
+            <w:r>
+              <w:rPr>
+                <w:rFonts w:ascii="Times New Roman" w:hAnsi="Times New Roman" w:cs="Times New Roman"/>
+                <w:b/>
+                <w:sz w:val="24"/>
+                <w:szCs w:val="24"/>
+                <w:lang w:eastAsia="zh-CN"/>
+              </w:rPr>
+              <w:t>：</w:t>
+            </w:r>
+          </w:p>
+        </w:tc>
+        <w:tc>
+          <w:tcPr>
+            <w:tcW w:w="2294" w:type="dxa"/>
+            <w:vAlign w:val="center"/>
+          </w:tcPr>
+          <w:p>
+            <w:pPr>
+              <w:pStyle w:val="20"/>
+              <w:spacing w:before="13"/>
+              <w:ind w:right="15"/>
+              <w:jc w:val="both"/>
+              <w:rPr>
+                <w:rFonts w:ascii="Times New Roman" w:hAnsi="Times New Roman" w:cs="Times New Roman"/>
+                <w:b/>
+                <w:sz w:val="24"/>
+                <w:szCs w:val="24"/>
+              </w:rPr>
+            </w:pPr>
+          </w:p>
+        </w:tc>
+      </w:tr>
+      <w:tr>
+        <w:tblPrEx>
+          <w:tblCellMar>
+            <w:top w:w="0" w:type="dxa"/>
+            <w:left w:w="0" w:type="dxa"/>
+            <w:bottom w:w="0" w:type="dxa"/>
+            <w:right w:w="0" w:type="dxa"/>
+          </w:tblCellMar>
+        </w:tblPrEx>
+        <w:trPr>
+          <w:trHeight w:val="457" w:hRule="exact"/>
+          <w:jc w:val="right"/>
+        </w:trPr>
+        <w:tc>
+          <w:tcPr>
+            <w:tcW w:w="1272" w:type="dxa"/>
+            <w:vAlign w:val="center"/>
+          </w:tcPr>
+          <w:p>
+            <w:pPr>
+              <w:pStyle w:val="20"/>
+              <w:spacing w:line="341" w:lineRule="exact"/>
+              <w:ind w:left="13" w:right="165"/>
+              <w:jc w:val="both"/>
+              <w:rPr>
+                <w:rFonts w:ascii="Times New Roman" w:hAnsi="Times New Roman" w:cs="Times New Roman"/>
+                <w:b/>
+                <w:sz w:val="24"/>
+                <w:szCs w:val="24"/>
+              </w:rPr>
+            </w:pPr>
+            <w:r>
+              <w:rPr>
+                <w:rFonts w:ascii="Times New Roman" w:hAnsi="Times New Roman" w:cs="Times New Roman"/>
+                <w:b/>
+                <w:sz w:val="24"/>
+                <w:szCs w:val="24"/>
+              </w:rPr>
+              <w:t>日</w:t>
+            </w:r>
+            <w:r>
+              <w:rPr>
+                <w:rFonts w:ascii="Times New Roman" w:hAnsi="Times New Roman" w:cs="Times New Roman"/>
+                <w:b/>
+                <w:sz w:val="24"/>
+                <w:szCs w:val="24"/>
+                <w:lang w:eastAsia="zh-CN"/>
+              </w:rPr>
+              <w:t xml:space="preserve">  </w:t>
+            </w:r>
+            <w:r>
+              <w:rPr>
+                <w:rFonts w:ascii="Times New Roman" w:hAnsi="Times New Roman" w:cs="Times New Roman"/>
+                <w:b/>
+                <w:sz w:val="24"/>
+                <w:szCs w:val="24"/>
+              </w:rPr>
+              <w:t>期：</w:t>
+            </w:r>
+          </w:p>
+        </w:tc>
+        <w:tc>
+          <w:tcPr>
+            <w:tcW w:w="2040" w:type="dxa"/>
+            <w:vAlign w:val="center"/>
+          </w:tcPr>
+          <w:p>
+            <w:pPr>
+              <w:pStyle w:val="20"/>
+              <w:spacing w:line="363" w:lineRule="exact"/>
+              <w:jc w:val="both"/>
+              <w:rPr>
+                <w:rFonts w:ascii="Times New Roman" w:hAnsi="Times New Roman" w:cs="Times New Roman"/>
+                <w:sz w:val="24"/>
+                <w:szCs w:val="24"/>
+              </w:rPr>
+            </w:pPr>
+            <w:r>
+              <w:rPr>
+                <w:rFonts w:ascii="Times New Roman" w:hAnsi="Times New Roman" w:cs="Times New Roman"/>
+                <w:kern w:val="2"/>
+                <w:sz w:val="24"/>
+                <w:szCs w:val="24"/>
+                <w:lang w:eastAsia="zh-CN"/>
+              </w:rPr>
+              <w:t>{{ reportdate }}</w:t>
+            </w:r>
+          </w:p>
+        </w:tc>
+        <w:tc>
+          <w:tcPr>
+            <w:tcW w:w="1166" w:type="dxa"/>
+            <w:vAlign w:val="center"/>
+          </w:tcPr>
+          <w:p>
+            <w:pPr>
+              <w:pStyle w:val="20"/>
+              <w:spacing w:line="341" w:lineRule="exact"/>
+              <w:jc w:val="both"/>
+              <w:rPr>
+                <w:rFonts w:ascii="Times New Roman" w:hAnsi="Times New Roman" w:cs="Times New Roman"/>
+                <w:b/>
+                <w:sz w:val="24"/>
+                <w:szCs w:val="24"/>
+              </w:rPr>
+            </w:pPr>
+            <w:r>
+              <w:rPr>
+                <w:rFonts w:ascii="Times New Roman" w:hAnsi="Times New Roman" w:cs="Times New Roman"/>
+                <w:b/>
+                <w:sz w:val="24"/>
+                <w:szCs w:val="24"/>
+              </w:rPr>
+              <w:t>日</w:t>
+            </w:r>
+            <w:r>
+              <w:rPr>
+                <w:rFonts w:ascii="Times New Roman" w:hAnsi="Times New Roman" w:cs="Times New Roman"/>
+                <w:b/>
+                <w:sz w:val="24"/>
+                <w:szCs w:val="24"/>
+                <w:lang w:eastAsia="zh-CN"/>
+              </w:rPr>
+              <w:t xml:space="preserve">  </w:t>
+            </w:r>
+            <w:r>
+              <w:rPr>
+                <w:rFonts w:ascii="Times New Roman" w:hAnsi="Times New Roman" w:cs="Times New Roman"/>
+                <w:b/>
+                <w:sz w:val="24"/>
+                <w:szCs w:val="24"/>
+              </w:rPr>
+              <w:t>期：</w:t>
+            </w:r>
+          </w:p>
+        </w:tc>
+        <w:tc>
+          <w:tcPr>
+            <w:tcW w:w="2294" w:type="dxa"/>
+            <w:vAlign w:val="center"/>
+          </w:tcPr>
+          <w:p>
+            <w:pPr>
+              <w:pStyle w:val="20"/>
+              <w:spacing w:line="363" w:lineRule="exact"/>
+              <w:ind w:right="15"/>
+              <w:jc w:val="both"/>
+              <w:rPr>
+                <w:rFonts w:ascii="Times New Roman" w:hAnsi="Times New Roman" w:cs="Times New Roman"/>
+                <w:sz w:val="24"/>
+                <w:szCs w:val="24"/>
+              </w:rPr>
+            </w:pPr>
+            <w:r>
+              <w:rPr>
+                <w:rFonts w:ascii="Times New Roman" w:hAnsi="Times New Roman" w:cs="Times New Roman"/>
+                <w:kern w:val="2"/>
+                <w:sz w:val="24"/>
+                <w:szCs w:val="24"/>
+                <w:lang w:eastAsia="zh-CN"/>
+              </w:rPr>
+              <w:t>{{ reportdate }}</w:t>
+            </w:r>
+          </w:p>
+        </w:tc>
+      </w:tr>
+    </w:tbl>
+    <w:p>
+      <w:pPr>
+        <w:rPr>
+          <w:rFonts w:ascii="Times New Roman" w:hAnsi="Times New Roman" w:eastAsia="微软雅黑" w:cs="Times New Roman"/>
+          <w:sz w:val="24"/>
+          <w:szCs w:val="24"/>
+          <w:lang w:eastAsia="zh-CN"/>
+        </w:rPr>
+      </w:pPr>
+      <w:r>
+        <w:rPr>
+          <w:rFonts w:hint="eastAsia" w:ascii="Times New Roman" w:hAnsi="Times New Roman" w:eastAsia="微软雅黑" w:cs="Times New Roman"/>
+          <w:sz w:val="24"/>
+          <w:szCs w:val="24"/>
+          <w:lang w:eastAsia="zh-CN"/>
+        </w:rPr>
+        <w:t xml:space="preserve">{% endif %}{% if testedby == </w:t>
+      </w:r>
+      <w:r>
+        <w:rPr>
+          <w:rFonts w:ascii="Times New Roman" w:hAnsi="Times New Roman" w:eastAsia="微软雅黑" w:cs="Times New Roman"/>
+          <w:sz w:val="24"/>
+          <w:szCs w:val="24"/>
+          <w:lang w:eastAsia="zh-CN"/>
+        </w:rPr>
+        <w:t>“</w:t>
+      </w:r>
+      <w:r>
+        <w:rPr>
+          <w:rFonts w:hint="eastAsia" w:ascii="Times New Roman" w:hAnsi="Times New Roman" w:eastAsia="微软雅黑" w:cs="Times New Roman"/>
+          <w:sz w:val="24"/>
+          <w:szCs w:val="24"/>
+          <w:lang w:eastAsia="zh-CN"/>
+        </w:rPr>
+        <w:t>2</w:t>
+      </w:r>
+      <w:r>
+        <w:rPr>
+          <w:rFonts w:ascii="Times New Roman" w:hAnsi="Times New Roman" w:eastAsia="微软雅黑" w:cs="Times New Roman"/>
+          <w:sz w:val="24"/>
+          <w:szCs w:val="24"/>
+          <w:lang w:eastAsia="zh-CN"/>
+        </w:rPr>
+        <w:t>”</w:t>
+      </w:r>
+      <w:r>
+        <w:rPr>
+          <w:rFonts w:hint="eastAsia" w:ascii="Times New Roman" w:hAnsi="Times New Roman" w:eastAsia="微软雅黑" w:cs="Times New Roman"/>
+          <w:sz w:val="24"/>
+          <w:szCs w:val="24"/>
+          <w:lang w:eastAsia="zh-CN"/>
+        </w:rPr>
+        <w:t xml:space="preserve"> %}</w:t>
+      </w:r>
+    </w:p>
+    <w:p>
+      <w:pPr>
+        <w:rPr>
+          <w:rFonts w:hint="default"/>
+          <w:sz w:val="24"/>
+          <w:lang w:val="en-US" w:eastAsia="zh-CN"/>
+        </w:rPr>
+      </w:pPr>
+    </w:p>
+    <w:p>
+      <w:pPr>
+        <w:rPr>
+          <w:sz w:val="24"/>
+          <w:lang w:eastAsia="zh-CN"/>
+        </w:rPr>
+      </w:pPr>
+      <w:r>
+        <w:rPr>
+          <w:sz w:val="24"/>
+        </w:rPr>
+        <mc:AlternateContent>
+          <mc:Choice Requires="wpg">
+            <w:drawing>
+              <wp:anchor distT="0" distB="0" distL="114300" distR="114300" simplePos="0" relativeHeight="251666432" behindDoc="0" locked="0" layoutInCell="1" allowOverlap="1">
+                <wp:simplePos x="0" y="0"/>
+                <wp:positionH relativeFrom="column">
+                  <wp:posOffset>2775585</wp:posOffset>
+                </wp:positionH>
+                <wp:positionV relativeFrom="paragraph">
+                  <wp:posOffset>88900</wp:posOffset>
+                </wp:positionV>
+                <wp:extent cx="2675255" cy="361950"/>
+                <wp:effectExtent l="0" t="0" r="0" b="3810"/>
+                <wp:wrapNone/>
+                <wp:docPr id="4" name="组合 30"/>
+                <wp:cNvGraphicFramePr/>
+                <a:graphic xmlns:a="http://schemas.openxmlformats.org/drawingml/2006/main">
+                  <a:graphicData uri="http://schemas.microsoft.com/office/word/2010/wordprocessingGroup">
+                    <wpg:wgp>
+                      <wpg:cNvGrpSpPr/>
+                      <wpg:grpSpPr>
+                        <a:xfrm rot="0">
+                          <a:off x="3423285" y="5173345"/>
+                          <a:ext cx="2675255" cy="361950"/>
+                          <a:chOff x="17956" y="40098"/>
+                          <a:chExt cx="4213" cy="570"/>
+                        </a:xfrm>
+                      </wpg:grpSpPr>
+                      <pic:pic xmlns:pic="http://schemas.openxmlformats.org/drawingml/2006/picture">
+                        <pic:nvPicPr>
+                          <pic:cNvPr id="13" name="图片 1" descr="24f613a0-66be-430b-9e80-270d3393fac5"/>
+                          <pic:cNvPicPr>
+                            <a:picLocks noChangeAspect="1"/>
+                          </pic:cNvPicPr>
+                        </pic:nvPicPr>
+                        <pic:blipFill>
+                          <a:blip r:embed="rId15"/>
+                          <a:srcRect l="43292" t="26660" r="21693" b="24394"/>
+                          <a:stretch>
+                            <a:fillRect/>
+                          </a:stretch>
+                        </pic:blipFill>
+                        <pic:spPr>
+                          <a:xfrm rot="16200000">
+                            <a:off x="18366" y="39740"/>
+                            <a:ext cx="506" cy="1327"/>
                           </a:xfrm>
                           <a:prstGeom prst="rect">
                             <a:avLst/>
@@ -5727,39 +6207,41 @@
                       </pic:pic>
                       <pic:pic xmlns:pic="http://schemas.openxmlformats.org/drawingml/2006/picture">
                         <pic:nvPicPr>
-                          <pic:cNvPr id="21" name="图片 34" descr="晓敏"/>
+                          <pic:cNvPr id="29" name="图片 29" descr="IMG_256"/>
                           <pic:cNvPicPr>
                             <a:picLocks noChangeAspect="1"/>
                           </pic:cNvPicPr>
                         </pic:nvPicPr>
                         <pic:blipFill>
-                          <a:blip r:embed="rId14">
+                          <a:blip r:embed="rId13">
                             <a:clrChange>
                               <a:clrFrom>
-                                <a:srgbClr val="949FA1"/>
+                                <a:srgbClr val="FFFFFF">
+                                  <a:alpha val="100000"/>
+                                </a:srgbClr>
                               </a:clrFrom>
                               <a:clrTo>
-                                <a:srgbClr val="949FA1">
+                                <a:srgbClr val="FFFFFF">
+                                  <a:alpha val="100000"/>
                                   <a:alpha val="0"/>
                                 </a:srgbClr>
                               </a:clrTo>
                             </a:clrChange>
                           </a:blip>
-                          <a:srcRect l="34062" t="26445" r="34097" b="9325"/>
                           <a:stretch>
                             <a:fillRect/>
                           </a:stretch>
                         </pic:blipFill>
                         <pic:spPr>
-                          <a:xfrm rot="16200000">
-                            <a:off x="14524" y="4047"/>
-                            <a:ext cx="560" cy="1475"/>
+                          <a:xfrm>
+                            <a:off x="21195" y="40098"/>
+                            <a:ext cx="975" cy="570"/>
                           </a:xfrm>
                           <a:prstGeom prst="rect">
                             <a:avLst/>
                           </a:prstGeom>
                           <a:noFill/>
-                          <a:ln>
+                          <a:ln w="9525">
                             <a:noFill/>
                           </a:ln>
                         </pic:spPr>
@@ -5772,18 +6254,18 @@
           </mc:Choice>
           <mc:Fallback>
             <w:pict>
-              <v:group id="组合 6" o:spid="_x0000_s1026" o:spt="203" style="position:absolute;left:0pt;margin-left:220.95pt;margin-top:3.65pt;height:35.75pt;width:228.9pt;z-index:251666432;mso-width-relative:page;mso-height-relative:page;" coordorigin="10964,4458" coordsize="4578,715" o:gfxdata="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">
+              <v:group id="组合 30" o:spid="_x0000_s1026" o:spt="203" style="position:absolute;left:0pt;margin-left:218.55pt;margin-top:7pt;height:28.5pt;width:210.65pt;z-index:251666432;mso-width-relative:page;mso-height-relative:page;" coordorigin="17956,40098" coordsize="4213,570" o:gfxdata="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">
                 <o:lock v:ext="edit" aspectratio="f"/>
-                <v:shape id="_x0000_s1026" o:spid="_x0000_s1026" o:spt="75" alt="微信图片_20220215110121" type="#_x0000_t75" style="position:absolute;left:10964;top:4458;height:715;width:1234;" filled="f" o:preferrelative="t" stroked="f" coordsize="21600,21600" o:gfxdata="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">
+                <v:shape id="图片 1" o:spid="_x0000_s1026" o:spt="75" alt="24f613a0-66be-430b-9e80-270d3393fac5" type="#_x0000_t75" style="position:absolute;left:18366;top:39740;height:1327;width:506;rotation:-5898240f;" filled="f" o:preferrelative="t" stroked="f" coordsize="21600,21600" o:gfxdata="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">
                   <v:fill on="f" focussize="0,0"/>
                   <v:stroke on="f"/>
-                  <v:imagedata r:id="rId13" grayscale="t" bilevel="t" chromakey="#A09D98" o:title=""/>
+                  <v:imagedata r:id="rId15" cropleft="28372f" croptop="17472f" cropright="14217f" cropbottom="15987f" o:title=""/>
                   <o:lock v:ext="edit" aspectratio="t"/>
                 </v:shape>
-                <v:shape id="图片 34" o:spid="_x0000_s1026" o:spt="75" alt="晓敏" type="#_x0000_t75" style="position:absolute;left:14524;top:4047;height:1475;width:560;rotation:-5898240f;" filled="f" o:preferrelative="t" stroked="f" coordsize="21600,21600" o:gfxdata="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">
+                <v:shape id="_x0000_s1026" o:spid="_x0000_s1026" o:spt="75" alt="IMG_256" type="#_x0000_t75" style="position:absolute;left:21195;top:40098;height:570;width:975;" filled="f" o:preferrelative="t" stroked="f" coordsize="21600,21600" o:gfxdata="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">
                   <v:fill on="f" focussize="0,0"/>
                   <v:stroke on="f"/>
-                  <v:imagedata r:id="rId14" cropleft="22323f" croptop="17331f" cropright="22346f" cropbottom="6111f" chromakey="#949FA1" o:title=""/>
+                  <v:imagedata r:id="rId13" chromakey="#FFFFFF" o:title=""/>
                   <o:lock v:ext="edit" aspectratio="t"/>
                 </v:shape>
               </v:group>
@@ -6132,7 +6614,7 @@
           <w:szCs w:val="24"/>
           <w:lang w:eastAsia="zh-CN"/>
         </w:rPr>
-        <w:t>2</w:t>
+        <w:t>3</w:t>
       </w:r>
       <w:r>
         <w:rPr>
@@ -6156,7 +6638,9 @@
     <w:p>
       <w:pPr>
         <w:rPr>
+          <w:rFonts w:ascii="Times New Roman" w:hAnsi="Times New Roman" w:eastAsia="微软雅黑" w:cs="Times New Roman"/>
           <w:sz w:val="24"/>
+          <w:szCs w:val="24"/>
           <w:lang w:eastAsia="zh-CN"/>
         </w:rPr>
       </w:pPr>
@@ -6178,15 +6662,15 @@
               <wp:anchor distT="0" distB="0" distL="114300" distR="114300" simplePos="0" relativeHeight="251667456" behindDoc="0" locked="0" layoutInCell="1" allowOverlap="1">
                 <wp:simplePos x="0" y="0"/>
                 <wp:positionH relativeFrom="column">
-                  <wp:posOffset>2766695</wp:posOffset>
+                  <wp:posOffset>2715895</wp:posOffset>
                 </wp:positionH>
                 <wp:positionV relativeFrom="paragraph">
-                  <wp:posOffset>25400</wp:posOffset>
+                  <wp:posOffset>79375</wp:posOffset>
                 </wp:positionV>
-                <wp:extent cx="2779395" cy="453390"/>
-                <wp:effectExtent l="0" t="0" r="9525" b="3810"/>
+                <wp:extent cx="2672080" cy="414020"/>
+                <wp:effectExtent l="0" t="0" r="10160" b="12700"/>
                 <wp:wrapNone/>
-                <wp:docPr id="8" name="组合 1"/>
+                <wp:docPr id="39" name="组合 23"/>
                 <wp:cNvGraphicFramePr/>
                 <a:graphic xmlns:a="http://schemas.openxmlformats.org/drawingml/2006/main">
                   <a:graphicData uri="http://schemas.microsoft.com/office/word/2010/wordprocessingGroup">
@@ -6194,54 +6678,42 @@
                       <wpg:cNvGrpSpPr/>
                       <wpg:grpSpPr>
                         <a:xfrm rot="0">
-                          <a:off x="3414395" y="2556510"/>
-                          <a:ext cx="2779395" cy="453390"/>
-                          <a:chOff x="7101" y="6197"/>
-                          <a:chExt cx="4377" cy="714"/>
+                          <a:off x="3363595" y="6282055"/>
+                          <a:ext cx="2672080" cy="414020"/>
+                          <a:chOff x="17862" y="41843"/>
+                          <a:chExt cx="4208" cy="652"/>
                         </a:xfrm>
                       </wpg:grpSpPr>
                       <pic:pic xmlns:pic="http://schemas.openxmlformats.org/drawingml/2006/picture">
                         <pic:nvPicPr>
-                          <pic:cNvPr id="59" name="图片 34" descr="晓敏"/>
+                          <pic:cNvPr id="22" name="图片 59" descr="图片1"/>
                           <pic:cNvPicPr>
                             <a:picLocks noChangeAspect="1"/>
                           </pic:cNvPicPr>
                         </pic:nvPicPr>
                         <pic:blipFill>
-                          <a:blip r:embed="rId14">
-                            <a:clrChange>
-                              <a:clrFrom>
-                                <a:srgbClr val="949FA1"/>
-                              </a:clrFrom>
-                              <a:clrTo>
-                                <a:srgbClr val="949FA1">
-                                  <a:alpha val="0"/>
-                                </a:srgbClr>
-                              </a:clrTo>
-                            </a:clrChange>
+                          <a:blip r:embed="rId16">
+                            <a:biLevel thresh="50000"/>
                           </a:blip>
-                          <a:srcRect l="34062" t="26445" r="34097" b="9325"/>
+                          <a:srcRect l="7865" t="11797" r="5322" b="19074"/>
                           <a:stretch>
                             <a:fillRect/>
                           </a:stretch>
                         </pic:blipFill>
                         <pic:spPr>
-                          <a:xfrm rot="16200000">
-                            <a:off x="7558" y="5850"/>
-                            <a:ext cx="560" cy="1475"/>
+                          <a:xfrm>
+                            <a:off x="17862" y="41869"/>
+                            <a:ext cx="1468" cy="627"/>
                           </a:xfrm>
                           <a:prstGeom prst="rect">
                             <a:avLst/>
                           </a:prstGeom>
                           <a:noFill/>
-                          <a:ln>
-                            <a:noFill/>
-                          </a:ln>
                         </pic:spPr>
                       </pic:pic>
                       <pic:pic xmlns:pic="http://schemas.openxmlformats.org/drawingml/2006/picture">
                         <pic:nvPicPr>
-                          <pic:cNvPr id="45" name="图片 45" descr="微信图片_20220215110121"/>
+                          <pic:cNvPr id="21" name="图片 29" descr="IMG_256"/>
                           <pic:cNvPicPr>
                             <a:picLocks noChangeAspect="1"/>
                           </pic:cNvPicPr>
@@ -6250,18 +6722,17 @@
                           <a:blip r:embed="rId13">
                             <a:clrChange>
                               <a:clrFrom>
-                                <a:srgbClr val="A09D98">
+                                <a:srgbClr val="FFFFFF">
                                   <a:alpha val="100000"/>
                                 </a:srgbClr>
                               </a:clrFrom>
                               <a:clrTo>
-                                <a:srgbClr val="A09D98">
+                                <a:srgbClr val="FFFFFF">
                                   <a:alpha val="100000"/>
                                   <a:alpha val="0"/>
                                 </a:srgbClr>
                               </a:clrTo>
                             </a:clrChange>
-                            <a:biLevel thresh="50000"/>
                           </a:blip>
                           <a:stretch>
                             <a:fillRect/>
@@ -6269,12 +6740,16 @@
                         </pic:blipFill>
                         <pic:spPr>
                           <a:xfrm>
-                            <a:off x="10244" y="6197"/>
-                            <a:ext cx="1234" cy="715"/>
+                            <a:off x="21096" y="41843"/>
+                            <a:ext cx="975" cy="570"/>
                           </a:xfrm>
                           <a:prstGeom prst="rect">
                             <a:avLst/>
                           </a:prstGeom>
+                          <a:noFill/>
+                          <a:ln w="9525">
+                            <a:noFill/>
+                          </a:ln>
                         </pic:spPr>
                       </pic:pic>
                     </wpg:wgp>
@@ -6285,18 +6760,18 @@
           </mc:Choice>
           <mc:Fallback>
             <w:pict>
-              <v:group id="组合 1" o:spid="_x0000_s1026" o:spt="203" style="position:absolute;left:0pt;margin-left:217.85pt;margin-top:2pt;height:35.7pt;width:218.85pt;z-index:251667456;mso-width-relative:page;mso-height-relative:page;" coordorigin="7101,6197" coordsize="4377,714" o:gfxdata="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">
+              <v:group id="组合 23" o:spid="_x0000_s1026" o:spt="203" style="position:absolute;left:0pt;margin-left:213.85pt;margin-top:6.25pt;height:32.6pt;width:210.4pt;z-index:251667456;mso-width-relative:page;mso-height-relative:page;" coordorigin="17862,41843" coordsize="4208,652" o:gfxdata="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">
                 <o:lock v:ext="edit" aspectratio="f"/>
-                <v:shape id="图片 34" o:spid="_x0000_s1026" o:spt="75" alt="晓敏" type="#_x0000_t75" style="position:absolute;left:7558;top:5850;height:1475;width:560;rotation:-5898240f;" filled="f" o:preferrelative="t" stroked="f" coordsize="21600,21600" o:gfxdata="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">
+                <v:shape id="图片 59" o:spid="_x0000_s1026" o:spt="75" alt="图片1" type="#_x0000_t75" style="position:absolute;left:17862;top:41869;height:627;width:1468;" filled="f" o:preferrelative="t" stroked="f" coordsize="21600,21600" o:gfxdata="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">
                   <v:fill on="f" focussize="0,0"/>
                   <v:stroke on="f"/>
-                  <v:imagedata r:id="rId14" cropleft="22323f" croptop="17331f" cropright="22346f" cropbottom="6111f" chromakey="#949FA1" o:title=""/>
+                  <v:imagedata r:id="rId16" cropleft="5154f" croptop="7731f" cropright="3488f" cropbottom="12500f" grayscale="t" bilevel="t" o:title=""/>
                   <o:lock v:ext="edit" aspectratio="t"/>
                 </v:shape>
-                <v:shape id="_x0000_s1026" o:spid="_x0000_s1026" o:spt="75" alt="微信图片_20220215110121" type="#_x0000_t75" style="position:absolute;left:10244;top:6197;height:715;width:1234;" filled="f" o:preferrelative="t" stroked="f" coordsize="21600,21600" o:gfxdata="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">
+                <v:shape id="图片 29" o:spid="_x0000_s1026" o:spt="75" alt="IMG_256" type="#_x0000_t75" style="position:absolute;left:21096;top:41843;height:570;width:975;" filled="f" o:preferrelative="t" stroked="f" coordsize="21600,21600" o:gfxdata="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">
                   <v:fill on="f" focussize="0,0"/>
                   <v:stroke on="f"/>
-                  <v:imagedata r:id="rId13" grayscale="t" bilevel="t" chromakey="#A09D98" o:title=""/>
+                  <v:imagedata r:id="rId13" chromakey="#FFFFFF" o:title=""/>
                   <o:lock v:ext="edit" aspectratio="t"/>
                 </v:shape>
               </v:group>
@@ -6645,7 +7120,7 @@
           <w:szCs w:val="24"/>
           <w:lang w:eastAsia="zh-CN"/>
         </w:rPr>
-        <w:t>3</w:t>
+        <w:t>4</w:t>
       </w:r>
       <w:r>
         <w:rPr>
@@ -6679,10 +7154,13 @@
     <w:p>
       <w:pPr>
         <w:rPr>
+          <w:rFonts w:ascii="Times New Roman" w:hAnsi="Times New Roman" w:eastAsia="微软雅黑" w:cs="Times New Roman"/>
           <w:sz w:val="24"/>
+          <w:szCs w:val="24"/>
           <w:lang w:eastAsia="zh-CN"/>
         </w:rPr>
       </w:pPr>
+      <w:bookmarkStart w:id="127" w:name="_GoBack"/>
       <w:r>
         <w:rPr>
           <w:sz w:val="24"/>
@@ -6693,15 +7171,15 @@
               <wp:anchor distT="0" distB="0" distL="114300" distR="114300" simplePos="0" relativeHeight="251668480" behindDoc="0" locked="0" layoutInCell="1" allowOverlap="1">
                 <wp:simplePos x="0" y="0"/>
                 <wp:positionH relativeFrom="column">
-                  <wp:posOffset>2757170</wp:posOffset>
+                  <wp:posOffset>2788285</wp:posOffset>
                 </wp:positionH>
                 <wp:positionV relativeFrom="paragraph">
-                  <wp:posOffset>28575</wp:posOffset>
+                  <wp:posOffset>85090</wp:posOffset>
                 </wp:positionV>
-                <wp:extent cx="2872105" cy="453390"/>
-                <wp:effectExtent l="0" t="0" r="8255" b="3810"/>
+                <wp:extent cx="2889885" cy="397510"/>
+                <wp:effectExtent l="0" t="0" r="5715" b="13970"/>
                 <wp:wrapNone/>
-                <wp:docPr id="12" name="组合 15"/>
+                <wp:docPr id="41" name="组合 27"/>
                 <wp:cNvGraphicFramePr/>
                 <a:graphic xmlns:a="http://schemas.openxmlformats.org/drawingml/2006/main">
                   <a:graphicData uri="http://schemas.microsoft.com/office/word/2010/wordprocessingGroup">
@@ -6709,21 +7187,62 @@
                       <wpg:cNvGrpSpPr/>
                       <wpg:grpSpPr>
                         <a:xfrm rot="0">
-                          <a:off x="3404870" y="3677920"/>
-                          <a:ext cx="2872105" cy="453390"/>
-                          <a:chOff x="12357" y="7666"/>
-                          <a:chExt cx="4523" cy="714"/>
+                          <a:off x="3435985" y="7406005"/>
+                          <a:ext cx="2889885" cy="397510"/>
+                          <a:chOff x="17976" y="43614"/>
+                          <a:chExt cx="4551" cy="626"/>
                         </a:xfrm>
                       </wpg:grpSpPr>
                       <pic:pic xmlns:pic="http://schemas.openxmlformats.org/drawingml/2006/picture">
                         <pic:nvPicPr>
-                          <pic:cNvPr id="13" name="图片 59" descr="图片1"/>
+                          <pic:cNvPr id="14" name="图片 29" descr="IMG_256"/>
                           <pic:cNvPicPr>
                             <a:picLocks noChangeAspect="1"/>
                           </pic:cNvPicPr>
                         </pic:nvPicPr>
                         <pic:blipFill>
-                          <a:blip r:embed="rId15">
+                          <a:blip r:embed="rId13">
+                            <a:clrChange>
+                              <a:clrFrom>
+                                <a:srgbClr val="FFFFFF">
+                                  <a:alpha val="100000"/>
+                                </a:srgbClr>
+                              </a:clrFrom>
+                              <a:clrTo>
+                                <a:srgbClr val="FFFFFF">
+                                  <a:alpha val="100000"/>
+                                  <a:alpha val="0"/>
+                                </a:srgbClr>
+                              </a:clrTo>
+                            </a:clrChange>
+                          </a:blip>
+                          <a:stretch>
+                            <a:fillRect/>
+                          </a:stretch>
+                        </pic:blipFill>
+                        <pic:spPr>
+                          <a:xfrm>
+                            <a:off x="17976" y="43615"/>
+                            <a:ext cx="975" cy="570"/>
+                          </a:xfrm>
+                          <a:prstGeom prst="rect">
+                            <a:avLst/>
+                          </a:prstGeom>
+                          <a:noFill/>
+                          <a:ln w="9525">
+                            <a:noFill/>
+                          </a:ln>
+                        </pic:spPr>
+                      </pic:pic>
+                      <pic:pic xmlns:pic="http://schemas.openxmlformats.org/drawingml/2006/picture">
+                        <pic:nvPicPr>
+                          <pic:cNvPr id="26" name="图片 59" descr="图片1"/>
+                          <pic:cNvPicPr>
+                            <a:picLocks noChangeAspect="1"/>
+                          </pic:cNvPicPr>
+                        </pic:nvPicPr>
+                        <pic:blipFill>
+                          <a:blip r:embed="rId16">
                             <a:biLevel thresh="50000"/>
                           </a:blip>
                           <a:srcRect l="7865" t="11797" r="5322" b="19074"/>
@@ -6733,51 +7252,13 @@
                         </pic:blipFill>
                         <pic:spPr>
                           <a:xfrm>
-                            <a:off x="12357" y="7738"/>
+                            <a:off x="21059" y="43614"/>
                             <a:ext cx="1468" cy="627"/>
                           </a:xfrm>
                           <a:prstGeom prst="rect">
                             <a:avLst/>
                           </a:prstGeom>
                           <a:noFill/>
-                        </pic:spPr>
-                      </pic:pic>
-                      <pic:pic xmlns:pic="http://schemas.openxmlformats.org/drawingml/2006/picture">
-                        <pic:nvPicPr>
-                          <pic:cNvPr id="14" name="图片 14" descr="微信图片_20220215110121"/>
-                          <pic:cNvPicPr>
-                            <a:picLocks noChangeAspect="1"/>
-                          </pic:cNvPicPr>
-                        </pic:nvPicPr>
-                        <pic:blipFill>
-                          <a:blip r:embed="rId13">
-                            <a:clrChange>
-                              <a:clrFrom>
-                                <a:srgbClr val="A09D98">
-                                  <a:alpha val="100000"/>
-                                </a:srgbClr>
-                              </a:clrFrom>
-                              <a:clrTo>
-                                <a:srgbClr val="A09D98">
-                                  <a:alpha val="100000"/>
-                                  <a:alpha val="0"/>
-                                </a:srgbClr>
-                              </a:clrTo>
-                            </a:clrChange>
-                            <a:biLevel thresh="50000"/>
-                          </a:blip>
-                          <a:stretch>
-                            <a:fillRect/>
-                          </a:stretch>
-                        </pic:blipFill>
-                        <pic:spPr>
-                          <a:xfrm>
-                            <a:off x="15646" y="7666"/>
-                            <a:ext cx="1234" cy="715"/>
-                          </a:xfrm>
-                          <a:prstGeom prst="rect">
-                            <a:avLst/>
-                          </a:prstGeom>
                         </pic:spPr>
                       </pic:pic>
                     </wpg:wgp>
@@ -6788,18 +7269,18 @@
           </mc:Choice>
           <mc:Fallback>
             <w:pict>
-              <v:group id="组合 15" o:spid="_x0000_s1026" o:spt="203" style="position:absolute;left:0pt;margin-left:217.1pt;margin-top:2.25pt;height:35.7pt;width:226.15pt;z-index:251668480;mso-width-relative:page;mso-height-relative:page;" coordorigin="12357,7666" coordsize="4523,714" o:gfxdata="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">
+              <v:group id="组合 27" o:spid="_x0000_s1026" o:spt="203" style="position:absolute;left:0pt;margin-left:219.55pt;margin-top:6.7pt;height:31.3pt;width:227.55pt;z-index:251668480;mso-width-relative:page;mso-height-relative:page;" coordorigin="17976,43614" coordsize="4551,626" o:gfxdata="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">
                 <o:lock v:ext="edit" aspectratio="f"/>
-                <v:shape id="图片 59" o:spid="_x0000_s1026" o:spt="75" alt="图片1" type="#_x0000_t75" style="position:absolute;left:12357;top:7738;height:627;width:1468;" filled="f" o:preferrelative="t" stroked="f" coordsize="21600,21600" o:gfxdata="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">
+                <v:shape id="图片 29" o:spid="_x0000_s1026" o:spt="75" alt="IMG_256" type="#_x0000_t75" style="position:absolute;left:17976;top:43615;height:570;width:975;" filled="f" o:preferrelative="t" stroked="f" coordsize="21600,21600" o:gfxdata="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">
                   <v:fill on="f" focussize="0,0"/>
                   <v:stroke on="f"/>
-                  <v:imagedata r:id="rId15" cropleft="5154f" croptop="7731f" cropright="3488f" cropbottom="12500f" grayscale="t" bilevel="t" o:title=""/>
+                  <v:imagedata r:id="rId13" chromakey="#FFFFFF" o:title=""/>
                   <o:lock v:ext="edit" aspectratio="t"/>
                 </v:shape>
-                <v:shape id="_x0000_s1026" o:spid="_x0000_s1026" o:spt="75" alt="微信图片_20220215110121" type="#_x0000_t75" style="position:absolute;left:15646;top:7666;height:715;width:1234;" filled="f" o:preferrelative="t" stroked="f" coordsize="21600,21600" o:gfxdata="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">
+                <v:shape id="图片 59" o:spid="_x0000_s1026" o:spt="75" alt="图片1" type="#_x0000_t75" style="position:absolute;left:21059;top:43614;height:627;width:1468;" filled="f" o:preferrelative="t" stroked="f" coordsize="21600,21600" o:gfxdata="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">
                   <v:fill on="f" focussize="0,0"/>
                   <v:stroke on="f"/>
-                  <v:imagedata r:id="rId13" grayscale="t" bilevel="t" chromakey="#A09D98" o:title=""/>
+                  <v:imagedata r:id="rId16" cropleft="5154f" croptop="7731f" cropright="3488f" cropbottom="12500f" grayscale="t" bilevel="t" o:title=""/>
                   <o:lock v:ext="edit" aspectratio="t"/>
                 </v:shape>
               </v:group>
@@ -6807,6 +7288,7 @@
           </mc:Fallback>
         </mc:AlternateContent>
       </w:r>
+      <w:bookmarkEnd w:id="127"/>
     </w:p>
     <w:tbl>
       <w:tblPr>
@@ -7148,7 +7630,7 @@
           <w:szCs w:val="24"/>
           <w:lang w:eastAsia="zh-CN"/>
         </w:rPr>
-        <w:t>4</w:t>
+        <w:t>5</w:t>
       </w:r>
       <w:r>
         <w:rPr>
@@ -7172,6 +7654,318 @@
     <w:p>
       <w:pPr>
         <w:rPr>
+          <w:lang w:eastAsia="zh-CN"/>
+        </w:rPr>
+      </w:pPr>
+    </w:p>
+    <w:p>
+      <w:pPr>
+        <w:rPr>
+          <w:lang w:eastAsia="zh-CN"/>
+        </w:rPr>
+      </w:pPr>
+    </w:p>
+    <w:tbl>
+      <w:tblPr>
+        <w:tblStyle w:val="34"/>
+        <w:tblW w:w="6772" w:type="dxa"/>
+        <w:jc w:val="right"/>
+        <w:tblLayout w:type="fixed"/>
+        <w:tblCellMar>
+          <w:top w:w="0" w:type="dxa"/>
+          <w:left w:w="0" w:type="dxa"/>
+          <w:bottom w:w="0" w:type="dxa"/>
+          <w:right w:w="0" w:type="dxa"/>
+        </w:tblCellMar>
+      </w:tblPr>
+      <w:tblGrid>
+        <w:gridCol w:w="1272"/>
+        <w:gridCol w:w="2040"/>
+        <w:gridCol w:w="1166"/>
+        <w:gridCol w:w="2294"/>
+      </w:tblGrid>
+      <w:tr>
+        <w:trPr>
+          <w:trHeight w:val="441" w:hRule="exact"/>
+          <w:jc w:val="right"/>
+        </w:trPr>
+        <w:tc>
+          <w:tcPr>
+            <w:tcW w:w="1272" w:type="dxa"/>
+            <w:vAlign w:val="center"/>
+          </w:tcPr>
+          <w:p>
+            <w:pPr>
+              <w:pStyle w:val="20"/>
+              <w:spacing w:before="13"/>
+              <w:ind w:left="13" w:right="95"/>
+              <w:jc w:val="both"/>
+              <w:rPr>
+                <w:rFonts w:ascii="Times New Roman" w:hAnsi="Times New Roman" w:cs="Times New Roman"/>
+                <w:b/>
+                <w:sz w:val="24"/>
+                <w:szCs w:val="24"/>
+              </w:rPr>
+            </w:pPr>
+            <w:r>
+              <w:rPr>
+                <w:rFonts w:ascii="Times New Roman" w:hAnsi="Times New Roman" w:cs="Times New Roman"/>
+                <w:b/>
+                <w:sz w:val="24"/>
+                <w:szCs w:val="24"/>
+              </w:rPr>
+              <w:t>检测人：</w:t>
+            </w:r>
+          </w:p>
+        </w:tc>
+        <w:tc>
+          <w:tcPr>
+            <w:tcW w:w="2040" w:type="dxa"/>
+            <w:vAlign w:val="center"/>
+          </w:tcPr>
+          <w:p>
+            <w:pPr>
+              <w:pStyle w:val="20"/>
+              <w:spacing w:before="13"/>
+              <w:jc w:val="both"/>
+              <w:rPr>
+                <w:rFonts w:ascii="Times New Roman" w:hAnsi="Times New Roman" w:cs="Times New Roman"/>
+                <w:b/>
+                <w:sz w:val="24"/>
+                <w:szCs w:val="24"/>
+              </w:rPr>
+            </w:pPr>
+          </w:p>
+        </w:tc>
+        <w:tc>
+          <w:tcPr>
+            <w:tcW w:w="1166" w:type="dxa"/>
+            <w:vAlign w:val="center"/>
+          </w:tcPr>
+          <w:p>
+            <w:pPr>
+              <w:pStyle w:val="20"/>
+              <w:spacing w:before="13"/>
+              <w:jc w:val="both"/>
+              <w:rPr>
+                <w:rFonts w:ascii="Times New Roman" w:hAnsi="Times New Roman" w:cs="Times New Roman"/>
+                <w:b/>
+                <w:sz w:val="24"/>
+                <w:szCs w:val="24"/>
+              </w:rPr>
+            </w:pPr>
+            <w:r>
+              <w:rPr>
+                <w:rFonts w:ascii="Times New Roman" w:hAnsi="Times New Roman" w:cs="Times New Roman"/>
+                <w:b/>
+                <w:sz w:val="24"/>
+                <w:szCs w:val="24"/>
+              </w:rPr>
+              <w:t>复核人</w:t>
+            </w:r>
+            <w:r>
+              <w:rPr>
+                <w:rFonts w:ascii="Times New Roman" w:hAnsi="Times New Roman" w:cs="Times New Roman"/>
+                <w:b/>
+                <w:sz w:val="24"/>
+                <w:szCs w:val="24"/>
+                <w:lang w:eastAsia="zh-CN"/>
+              </w:rPr>
+              <w:t>：</w:t>
+            </w:r>
+          </w:p>
+        </w:tc>
+        <w:tc>
+          <w:tcPr>
+            <w:tcW w:w="2294" w:type="dxa"/>
+            <w:vAlign w:val="center"/>
+          </w:tcPr>
+          <w:p>
+            <w:pPr>
+              <w:pStyle w:val="20"/>
+              <w:spacing w:before="13"/>
+              <w:ind w:right="15"/>
+              <w:jc w:val="both"/>
+              <w:rPr>
+                <w:rFonts w:ascii="Times New Roman" w:hAnsi="Times New Roman" w:cs="Times New Roman"/>
+                <w:b/>
+                <w:sz w:val="24"/>
+                <w:szCs w:val="24"/>
+              </w:rPr>
+            </w:pPr>
+          </w:p>
+        </w:tc>
+      </w:tr>
+      <w:tr>
+        <w:tblPrEx>
+          <w:tblCellMar>
+            <w:top w:w="0" w:type="dxa"/>
+            <w:left w:w="0" w:type="dxa"/>
+            <w:bottom w:w="0" w:type="dxa"/>
+            <w:right w:w="0" w:type="dxa"/>
+          </w:tblCellMar>
+        </w:tblPrEx>
+        <w:trPr>
+          <w:trHeight w:val="457" w:hRule="exact"/>
+          <w:jc w:val="right"/>
+        </w:trPr>
+        <w:tc>
+          <w:tcPr>
+            <w:tcW w:w="1272" w:type="dxa"/>
+            <w:vAlign w:val="center"/>
+          </w:tcPr>
+          <w:p>
+            <w:pPr>
+              <w:pStyle w:val="20"/>
+              <w:spacing w:line="341" w:lineRule="exact"/>
+              <w:ind w:left="13" w:right="165"/>
+              <w:jc w:val="both"/>
+              <w:rPr>
+                <w:rFonts w:ascii="Times New Roman" w:hAnsi="Times New Roman" w:cs="Times New Roman"/>
+                <w:b/>
+                <w:sz w:val="24"/>
+                <w:szCs w:val="24"/>
+              </w:rPr>
+            </w:pPr>
+            <w:r>
+              <w:rPr>
+                <w:rFonts w:ascii="Times New Roman" w:hAnsi="Times New Roman" w:cs="Times New Roman"/>
+                <w:b/>
+                <w:sz w:val="24"/>
+                <w:szCs w:val="24"/>
+              </w:rPr>
+              <w:t>日</w:t>
+            </w:r>
+            <w:r>
+              <w:rPr>
+                <w:rFonts w:ascii="Times New Roman" w:hAnsi="Times New Roman" w:cs="Times New Roman"/>
+                <w:b/>
+                <w:sz w:val="24"/>
+                <w:szCs w:val="24"/>
+                <w:lang w:eastAsia="zh-CN"/>
+              </w:rPr>
+              <w:t xml:space="preserve">  </w:t>
+            </w:r>
+            <w:r>
+              <w:rPr>
+                <w:rFonts w:ascii="Times New Roman" w:hAnsi="Times New Roman" w:cs="Times New Roman"/>
+                <w:b/>
+                <w:sz w:val="24"/>
+                <w:szCs w:val="24"/>
+              </w:rPr>
+              <w:t>期：</w:t>
+            </w:r>
+          </w:p>
+        </w:tc>
+        <w:tc>
+          <w:tcPr>
+            <w:tcW w:w="2040" w:type="dxa"/>
+            <w:vAlign w:val="center"/>
+          </w:tcPr>
+          <w:p>
+            <w:pPr>
+              <w:pStyle w:val="20"/>
+              <w:spacing w:line="363" w:lineRule="exact"/>
+              <w:jc w:val="both"/>
+              <w:rPr>
+                <w:rFonts w:ascii="Times New Roman" w:hAnsi="Times New Roman" w:cs="Times New Roman"/>
+                <w:sz w:val="24"/>
+                <w:szCs w:val="24"/>
+              </w:rPr>
+            </w:pPr>
+            <w:r>
+              <w:rPr>
+                <w:rFonts w:ascii="Times New Roman" w:hAnsi="Times New Roman" w:cs="Times New Roman"/>
+                <w:kern w:val="2"/>
+                <w:sz w:val="24"/>
+                <w:szCs w:val="24"/>
+                <w:lang w:eastAsia="zh-CN"/>
+              </w:rPr>
+              <w:t>{{ reportdate }}</w:t>
+            </w:r>
+          </w:p>
+        </w:tc>
+        <w:tc>
+          <w:tcPr>
+            <w:tcW w:w="1166" w:type="dxa"/>
+            <w:vAlign w:val="center"/>
+          </w:tcPr>
+          <w:p>
+            <w:pPr>
+              <w:pStyle w:val="20"/>
+              <w:spacing w:line="341" w:lineRule="exact"/>
+              <w:jc w:val="both"/>
+              <w:rPr>
+                <w:rFonts w:ascii="Times New Roman" w:hAnsi="Times New Roman" w:cs="Times New Roman"/>
+                <w:b/>
+                <w:sz w:val="24"/>
+                <w:szCs w:val="24"/>
+              </w:rPr>
+            </w:pPr>
+            <w:r>
+              <w:rPr>
+                <w:rFonts w:ascii="Times New Roman" w:hAnsi="Times New Roman" w:cs="Times New Roman"/>
+                <w:b/>
+                <w:sz w:val="24"/>
+                <w:szCs w:val="24"/>
+              </w:rPr>
+              <w:t>日</w:t>
+            </w:r>
+            <w:r>
+              <w:rPr>
+                <w:rFonts w:ascii="Times New Roman" w:hAnsi="Times New Roman" w:cs="Times New Roman"/>
+                <w:b/>
+                <w:sz w:val="24"/>
+                <w:szCs w:val="24"/>
+                <w:lang w:eastAsia="zh-CN"/>
+              </w:rPr>
+              <w:t xml:space="preserve">  </w:t>
+            </w:r>
+            <w:r>
+              <w:rPr>
+                <w:rFonts w:ascii="Times New Roman" w:hAnsi="Times New Roman" w:cs="Times New Roman"/>
+                <w:b/>
+                <w:sz w:val="24"/>
+                <w:szCs w:val="24"/>
+              </w:rPr>
+              <w:t>期：</w:t>
+            </w:r>
+          </w:p>
+        </w:tc>
+        <w:tc>
+          <w:tcPr>
+            <w:tcW w:w="2294" w:type="dxa"/>
+            <w:vAlign w:val="center"/>
+          </w:tcPr>
+          <w:p>
+            <w:pPr>
+              <w:pStyle w:val="20"/>
+              <w:spacing w:line="363" w:lineRule="exact"/>
+              <w:ind w:right="15"/>
+              <w:jc w:val="both"/>
+              <w:rPr>
+                <w:rFonts w:ascii="Times New Roman" w:hAnsi="Times New Roman" w:cs="Times New Roman"/>
+                <w:sz w:val="24"/>
+                <w:szCs w:val="24"/>
+              </w:rPr>
+            </w:pPr>
+            <w:r>
+              <w:rPr>
+                <w:rFonts w:ascii="Times New Roman" w:hAnsi="Times New Roman" w:cs="Times New Roman"/>
+                <w:kern w:val="2"/>
+                <w:sz w:val="24"/>
+                <w:szCs w:val="24"/>
+                <w:lang w:eastAsia="zh-CN"/>
+              </w:rPr>
+              <w:t>{{ reportdate }}</w:t>
+            </w:r>
+          </w:p>
+        </w:tc>
+      </w:tr>
+    </w:tbl>
+    <w:p>
+      <w:pPr>
+        <w:rPr>
           <w:rFonts w:ascii="Times New Roman" w:hAnsi="Times New Roman" w:eastAsia="微软雅黑" w:cs="Times New Roman"/>
           <w:sz w:val="24"/>
           <w:szCs w:val="24"/>
@@ -7180,142 +7974,59 @@
       </w:pPr>
       <w:r>
         <w:rPr>
+          <w:rFonts w:hint="eastAsia" w:ascii="Times New Roman" w:hAnsi="Times New Roman" w:eastAsia="微软雅黑" w:cs="Times New Roman"/>
           <w:sz w:val="24"/>
-        </w:rPr>
-        <mc:AlternateContent>
-          <mc:Choice Requires="wpg">
-            <w:drawing>
-              <wp:anchor distT="0" distB="0" distL="114300" distR="114300" simplePos="0" relativeHeight="251669504" behindDoc="0" locked="0" layoutInCell="1" allowOverlap="1">
-                <wp:simplePos x="0" y="0"/>
-                <wp:positionH relativeFrom="column">
-                  <wp:posOffset>2787650</wp:posOffset>
-                </wp:positionH>
-                <wp:positionV relativeFrom="paragraph">
-                  <wp:posOffset>174625</wp:posOffset>
-                </wp:positionV>
-                <wp:extent cx="2803525" cy="453390"/>
-                <wp:effectExtent l="0" t="0" r="635" b="3810"/>
-                <wp:wrapNone/>
-                <wp:docPr id="15" name="组合 22"/>
-                <wp:cNvGraphicFramePr/>
-                <a:graphic xmlns:a="http://schemas.openxmlformats.org/drawingml/2006/main">
-                  <a:graphicData uri="http://schemas.microsoft.com/office/word/2010/wordprocessingGroup">
-                    <wpg:wgp>
-                      <wpg:cNvGrpSpPr/>
-                      <wpg:grpSpPr>
-                        <a:xfrm rot="0">
-                          <a:off x="3435350" y="4766945"/>
-                          <a:ext cx="2803525" cy="453390"/>
-                          <a:chOff x="12525" y="9562"/>
-                          <a:chExt cx="4415" cy="714"/>
-                        </a:xfrm>
-                      </wpg:grpSpPr>
-                      <pic:pic xmlns:pic="http://schemas.openxmlformats.org/drawingml/2006/picture">
-                        <pic:nvPicPr>
-                          <pic:cNvPr id="16" name="图片 29" descr="IMG_256"/>
-                          <pic:cNvPicPr>
-                            <a:picLocks noChangeAspect="1"/>
-                          </pic:cNvPicPr>
-                        </pic:nvPicPr>
-                        <pic:blipFill>
-                          <a:blip r:embed="rId16">
-                            <a:clrChange>
-                              <a:clrFrom>
-                                <a:srgbClr val="FFFFFF">
-                                  <a:alpha val="100000"/>
-                                </a:srgbClr>
-                              </a:clrFrom>
-                              <a:clrTo>
-                                <a:srgbClr val="FFFFFF">
-                                  <a:alpha val="100000"/>
-                                  <a:alpha val="0"/>
-                                </a:srgbClr>
-                              </a:clrTo>
-                            </a:clrChange>
-                          </a:blip>
-                          <a:stretch>
-                            <a:fillRect/>
-                          </a:stretch>
-                        </pic:blipFill>
-                        <pic:spPr>
-                          <a:xfrm>
-                            <a:off x="12525" y="9698"/>
-                            <a:ext cx="975" cy="570"/>
-                          </a:xfrm>
-                          <a:prstGeom prst="rect">
-                            <a:avLst/>
-                          </a:prstGeom>
-                          <a:noFill/>
-                          <a:ln w="9525">
-                            <a:noFill/>
-                          </a:ln>
-                        </pic:spPr>
-                      </pic:pic>
-                      <pic:pic xmlns:pic="http://schemas.openxmlformats.org/drawingml/2006/picture">
-                        <pic:nvPicPr>
-                          <pic:cNvPr id="29" name="图片 20" descr="微信图片_20220215110121"/>
-                          <pic:cNvPicPr>
-                            <a:picLocks noChangeAspect="1"/>
-                          </pic:cNvPicPr>
-                        </pic:nvPicPr>
-                        <pic:blipFill>
-                          <a:blip r:embed="rId13">
-                            <a:clrChange>
-                              <a:clrFrom>
-                                <a:srgbClr val="A09D98">
-                                  <a:alpha val="100000"/>
-                                </a:srgbClr>
-                              </a:clrFrom>
-                              <a:clrTo>
-                                <a:srgbClr val="A09D98">
-                                  <a:alpha val="100000"/>
-                                  <a:alpha val="0"/>
-                                </a:srgbClr>
-                              </a:clrTo>
-                            </a:clrChange>
-                            <a:biLevel thresh="50000"/>
-                          </a:blip>
-                          <a:stretch>
-                            <a:fillRect/>
-                          </a:stretch>
-                        </pic:blipFill>
-                        <pic:spPr>
-                          <a:xfrm>
-                            <a:off x="15706" y="9562"/>
-                            <a:ext cx="1234" cy="715"/>
-                          </a:xfrm>
-                          <a:prstGeom prst="rect">
-                            <a:avLst/>
-                          </a:prstGeom>
-                        </pic:spPr>
-                      </pic:pic>
-                    </wpg:wgp>
-                  </a:graphicData>
-                </a:graphic>
-              </wp:anchor>
-            </w:drawing>
-          </mc:Choice>
-          <mc:Fallback>
-            <w:pict>
-              <v:group id="组合 22" o:spid="_x0000_s1026" o:spt="203" style="position:absolute;left:0pt;margin-left:219.5pt;margin-top:13.75pt;height:35.7pt;width:220.75pt;z-index:251669504;mso-width-relative:page;mso-height-relative:page;" coordorigin="12525,9562" coordsize="4415,714" o:gfxdata="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">
-                <o:lock v:ext="edit" aspectratio="f"/>
-                <v:shape id="图片 29" o:spid="_x0000_s1026" o:spt="75" alt="IMG_256" type="#_x0000_t75" style="position:absolute;left:12525;top:9698;height:570;width:975;" filled="f" o:preferrelative="t" stroked="f" coordsize="21600,21600" o:gfxdata="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">
-                  <v:fill on="f" focussize="0,0"/>
-                  <v:stroke on="f"/>
-                  <v:imagedata r:id="rId16" chromakey="#FFFFFF" o:title=""/>
-                  <o:lock v:ext="edit" aspectratio="t"/>
-                </v:shape>
-                <v:shape id="图片 20" o:spid="_x0000_s1026" o:spt="75" alt="微信图片_20220215110121" type="#_x0000_t75" style="position:absolute;left:15706;top:9562;height:715;width:1234;" filled="f" o:preferrelative="t" stroked="f" coordsize="21600,21600" o:gfxdata="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">
-                  <v:fill on="f" focussize="0,0"/>
-                  <v:stroke on="f"/>
-                  <v:imagedata r:id="rId13" grayscale="t" bilevel="t" chromakey="#A09D98" o:title=""/>
-                  <o:lock v:ext="edit" aspectratio="t"/>
-                </v:shape>
-              </v:group>
-            </w:pict>
-          </mc:Fallback>
-        </mc:AlternateContent>
-      </w:r>
+          <w:szCs w:val="24"/>
+          <w:lang w:eastAsia="zh-CN"/>
+        </w:rPr>
+        <w:t xml:space="preserve">{% endif %}{% if testedby == </w:t>
+      </w:r>
+      <w:r>
+        <w:rPr>
+          <w:rFonts w:ascii="Times New Roman" w:hAnsi="Times New Roman" w:eastAsia="微软雅黑" w:cs="Times New Roman"/>
+          <w:sz w:val="24"/>
+          <w:szCs w:val="24"/>
+          <w:lang w:eastAsia="zh-CN"/>
+        </w:rPr>
+        <w:t>“</w:t>
+      </w:r>
+      <w:r>
+        <w:rPr>
+          <w:rFonts w:hint="eastAsia" w:ascii="Times New Roman" w:hAnsi="Times New Roman" w:eastAsia="微软雅黑" w:cs="Times New Roman"/>
+          <w:sz w:val="24"/>
+          <w:szCs w:val="24"/>
+          <w:lang w:eastAsia="zh-CN"/>
+        </w:rPr>
+        <w:t>6</w:t>
+      </w:r>
+      <w:r>
+        <w:rPr>
+          <w:rFonts w:ascii="Times New Roman" w:hAnsi="Times New Roman" w:eastAsia="微软雅黑" w:cs="Times New Roman"/>
+          <w:sz w:val="24"/>
+          <w:szCs w:val="24"/>
+          <w:lang w:eastAsia="zh-CN"/>
+        </w:rPr>
+        <w:t>”</w:t>
+      </w:r>
+      <w:r>
+        <w:rPr>
+          <w:rFonts w:hint="eastAsia" w:ascii="Times New Roman" w:hAnsi="Times New Roman" w:eastAsia="微软雅黑" w:cs="Times New Roman"/>
+          <w:sz w:val="24"/>
+          <w:szCs w:val="24"/>
+          <w:lang w:eastAsia="zh-CN"/>
+        </w:rPr>
+        <w:t xml:space="preserve"> %}</w:t>
+      </w:r>
+    </w:p>
+    <w:p>
+      <w:pPr>
+        <w:rPr>
+          <w:rFonts w:ascii="Times New Roman" w:hAnsi="Times New Roman" w:eastAsia="微软雅黑" w:cs="Times New Roman"/>
+          <w:sz w:val="24"/>
+          <w:szCs w:val="24"/>
+          <w:lang w:eastAsia="zh-CN"/>
+        </w:rPr>
+      </w:pPr>
     </w:p>
     <w:p>
       <w:pPr>
@@ -7636,901 +8347,6 @@
     <w:p>
       <w:pPr>
         <w:rPr>
-          <w:rFonts w:ascii="Times New Roman" w:hAnsi="Times New Roman" w:eastAsia="微软雅黑" w:cs="Times New Roman"/>
-          <w:sz w:val="24"/>
-          <w:szCs w:val="24"/>
-          <w:lang w:eastAsia="zh-CN"/>
-        </w:rPr>
-      </w:pPr>
-      <w:r>
-        <w:rPr>
-          <w:rFonts w:hint="eastAsia" w:ascii="Times New Roman" w:hAnsi="Times New Roman" w:eastAsia="微软雅黑" w:cs="Times New Roman"/>
-          <w:sz w:val="24"/>
-          <w:szCs w:val="24"/>
-          <w:lang w:eastAsia="zh-CN"/>
-        </w:rPr>
-        <w:t xml:space="preserve">{% endif %}{% if testedby == </w:t>
-      </w:r>
-      <w:r>
-        <w:rPr>
-          <w:rFonts w:ascii="Times New Roman" w:hAnsi="Times New Roman" w:eastAsia="微软雅黑" w:cs="Times New Roman"/>
-          <w:sz w:val="24"/>
-          <w:szCs w:val="24"/>
-          <w:lang w:eastAsia="zh-CN"/>
-        </w:rPr>
-        <w:t>“</w:t>
-      </w:r>
-      <w:r>
-        <w:rPr>
-          <w:rFonts w:hint="eastAsia" w:ascii="Times New Roman" w:hAnsi="Times New Roman" w:eastAsia="微软雅黑" w:cs="Times New Roman"/>
-          <w:sz w:val="24"/>
-          <w:szCs w:val="24"/>
-          <w:lang w:eastAsia="zh-CN"/>
-        </w:rPr>
-        <w:t>5</w:t>
-      </w:r>
-      <w:r>
-        <w:rPr>
-          <w:rFonts w:ascii="Times New Roman" w:hAnsi="Times New Roman" w:eastAsia="微软雅黑" w:cs="Times New Roman"/>
-          <w:sz w:val="24"/>
-          <w:szCs w:val="24"/>
-          <w:lang w:eastAsia="zh-CN"/>
-        </w:rPr>
-        <w:t>”</w:t>
-      </w:r>
-      <w:r>
-        <w:rPr>
-          <w:rFonts w:hint="eastAsia" w:ascii="Times New Roman" w:hAnsi="Times New Roman" w:eastAsia="微软雅黑" w:cs="Times New Roman"/>
-          <w:sz w:val="24"/>
-          <w:szCs w:val="24"/>
-          <w:lang w:eastAsia="zh-CN"/>
-        </w:rPr>
-        <w:t xml:space="preserve"> %}</w:t>
-      </w:r>
-    </w:p>
-    <w:p>
-      <w:pPr>
-        <w:rPr>
-          <w:lang w:eastAsia="zh-CN"/>
-        </w:rPr>
-      </w:pPr>
-    </w:p>
-    <w:p>
-      <w:pPr>
-        <w:rPr>
-          <w:lang w:eastAsia="zh-CN"/>
-        </w:rPr>
-      </w:pPr>
-    </w:p>
-    <w:tbl>
-      <w:tblPr>
-        <w:tblStyle w:val="34"/>
-        <w:tblW w:w="6772" w:type="dxa"/>
-        <w:jc w:val="right"/>
-        <w:tblLayout w:type="fixed"/>
-        <w:tblCellMar>
-          <w:top w:w="0" w:type="dxa"/>
-          <w:left w:w="0" w:type="dxa"/>
-          <w:bottom w:w="0" w:type="dxa"/>
-          <w:right w:w="0" w:type="dxa"/>
-        </w:tblCellMar>
-      </w:tblPr>
-      <w:tblGrid>
-        <w:gridCol w:w="1272"/>
-        <w:gridCol w:w="2040"/>
-        <w:gridCol w:w="1166"/>
-        <w:gridCol w:w="2294"/>
-      </w:tblGrid>
-      <w:tr>
-        <w:tblPrEx>
-          <w:tblCellMar>
-            <w:top w:w="0" w:type="dxa"/>
-            <w:left w:w="0" w:type="dxa"/>
-            <w:bottom w:w="0" w:type="dxa"/>
-            <w:right w:w="0" w:type="dxa"/>
-          </w:tblCellMar>
-        </w:tblPrEx>
-        <w:trPr>
-          <w:trHeight w:val="441" w:hRule="exact"/>
-          <w:jc w:val="right"/>
-        </w:trPr>
-        <w:tc>
-          <w:tcPr>
-            <w:tcW w:w="1272" w:type="dxa"/>
-            <w:vAlign w:val="center"/>
-          </w:tcPr>
-          <w:p>
-            <w:pPr>
-              <w:pStyle w:val="20"/>
-              <w:spacing w:before="13"/>
-              <w:ind w:left="13" w:right="95"/>
-              <w:jc w:val="both"/>
-              <w:rPr>
-                <w:rFonts w:ascii="Times New Roman" w:hAnsi="Times New Roman" w:cs="Times New Roman"/>
-                <w:b/>
-                <w:sz w:val="24"/>
-                <w:szCs w:val="24"/>
-              </w:rPr>
-            </w:pPr>
-            <w:r>
-              <w:rPr>
-                <w:rFonts w:ascii="Times New Roman" w:hAnsi="Times New Roman" w:cs="Times New Roman"/>
-                <w:b/>
-                <w:sz w:val="24"/>
-                <w:szCs w:val="24"/>
-              </w:rPr>
-              <w:t>检测人：</w:t>
-            </w:r>
-          </w:p>
-        </w:tc>
-        <w:tc>
-          <w:tcPr>
-            <w:tcW w:w="2040" w:type="dxa"/>
-            <w:vAlign w:val="center"/>
-          </w:tcPr>
-          <w:p>
-            <w:pPr>
-              <w:pStyle w:val="20"/>
-              <w:spacing w:before="13"/>
-              <w:jc w:val="both"/>
-              <w:rPr>
-                <w:rFonts w:ascii="Times New Roman" w:hAnsi="Times New Roman" w:cs="Times New Roman"/>
-                <w:b/>
-                <w:sz w:val="24"/>
-                <w:szCs w:val="24"/>
-              </w:rPr>
-            </w:pPr>
-          </w:p>
-        </w:tc>
-        <w:tc>
-          <w:tcPr>
-            <w:tcW w:w="1166" w:type="dxa"/>
-            <w:vAlign w:val="center"/>
-          </w:tcPr>
-          <w:p>
-            <w:pPr>
-              <w:pStyle w:val="20"/>
-              <w:spacing w:before="13"/>
-              <w:jc w:val="both"/>
-              <w:rPr>
-                <w:rFonts w:ascii="Times New Roman" w:hAnsi="Times New Roman" w:cs="Times New Roman"/>
-                <w:b/>
-                <w:sz w:val="24"/>
-                <w:szCs w:val="24"/>
-              </w:rPr>
-            </w:pPr>
-            <w:r>
-              <w:rPr>
-                <w:rFonts w:ascii="Times New Roman" w:hAnsi="Times New Roman" w:cs="Times New Roman"/>
-                <w:b/>
-                <w:sz w:val="24"/>
-                <w:szCs w:val="24"/>
-              </w:rPr>
-              <w:t>复核人</w:t>
-            </w:r>
-            <w:r>
-              <w:rPr>
-                <w:rFonts w:ascii="Times New Roman" w:hAnsi="Times New Roman" w:cs="Times New Roman"/>
-                <w:b/>
-                <w:sz w:val="24"/>
-                <w:szCs w:val="24"/>
-                <w:lang w:eastAsia="zh-CN"/>
-              </w:rPr>
-              <w:t>：</w:t>
-            </w:r>
-          </w:p>
-        </w:tc>
-        <w:tc>
-          <w:tcPr>
-            <w:tcW w:w="2294" w:type="dxa"/>
-            <w:vAlign w:val="center"/>
-          </w:tcPr>
-          <w:p>
-            <w:pPr>
-              <w:pStyle w:val="20"/>
-              <w:spacing w:before="13"/>
-              <w:ind w:right="15"/>
-              <w:jc w:val="both"/>
-              <w:rPr>
-                <w:rFonts w:ascii="Times New Roman" w:hAnsi="Times New Roman" w:cs="Times New Roman"/>
-                <w:b/>
-                <w:sz w:val="24"/>
-                <w:szCs w:val="24"/>
-              </w:rPr>
-            </w:pPr>
-          </w:p>
-        </w:tc>
-      </w:tr>
-      <w:tr>
-        <w:tblPrEx>
-          <w:tblCellMar>
-            <w:top w:w="0" w:type="dxa"/>
-            <w:left w:w="0" w:type="dxa"/>
-            <w:bottom w:w="0" w:type="dxa"/>
-            <w:right w:w="0" w:type="dxa"/>
-          </w:tblCellMar>
-        </w:tblPrEx>
-        <w:trPr>
-          <w:trHeight w:val="457" w:hRule="exact"/>
-          <w:jc w:val="right"/>
-        </w:trPr>
-        <w:tc>
-          <w:tcPr>
-            <w:tcW w:w="1272" w:type="dxa"/>
-            <w:vAlign w:val="center"/>
-          </w:tcPr>
-          <w:p>
-            <w:pPr>
-              <w:pStyle w:val="20"/>
-              <w:spacing w:line="341" w:lineRule="exact"/>
-              <w:ind w:left="13" w:right="165"/>
-              <w:jc w:val="both"/>
-              <w:rPr>
-                <w:rFonts w:ascii="Times New Roman" w:hAnsi="Times New Roman" w:cs="Times New Roman"/>
-                <w:b/>
-                <w:sz w:val="24"/>
-                <w:szCs w:val="24"/>
-              </w:rPr>
-            </w:pPr>
-            <w:r>
-              <w:rPr>
-                <w:rFonts w:ascii="Times New Roman" w:hAnsi="Times New Roman" w:cs="Times New Roman"/>
-                <w:b/>
-                <w:sz w:val="24"/>
-                <w:szCs w:val="24"/>
-              </w:rPr>
-              <w:t>日</w:t>
-            </w:r>
-            <w:r>
-              <w:rPr>
-                <w:rFonts w:ascii="Times New Roman" w:hAnsi="Times New Roman" w:cs="Times New Roman"/>
-                <w:b/>
-                <w:sz w:val="24"/>
-                <w:szCs w:val="24"/>
-                <w:lang w:eastAsia="zh-CN"/>
-              </w:rPr>
-              <w:t xml:space="preserve">  </w:t>
-            </w:r>
-            <w:r>
-              <w:rPr>
-                <w:rFonts w:ascii="Times New Roman" w:hAnsi="Times New Roman" w:cs="Times New Roman"/>
-                <w:b/>
-                <w:sz w:val="24"/>
-                <w:szCs w:val="24"/>
-              </w:rPr>
-              <w:t>期：</w:t>
-            </w:r>
-          </w:p>
-        </w:tc>
-        <w:tc>
-          <w:tcPr>
-            <w:tcW w:w="2040" w:type="dxa"/>
-            <w:vAlign w:val="center"/>
-          </w:tcPr>
-          <w:p>
-            <w:pPr>
-              <w:pStyle w:val="20"/>
-              <w:spacing w:line="363" w:lineRule="exact"/>
-              <w:jc w:val="both"/>
-              <w:rPr>
-                <w:rFonts w:ascii="Times New Roman" w:hAnsi="Times New Roman" w:cs="Times New Roman"/>
-                <w:sz w:val="24"/>
-                <w:szCs w:val="24"/>
-              </w:rPr>
-            </w:pPr>
-            <w:r>
-              <w:rPr>
-                <w:rFonts w:ascii="Times New Roman" w:hAnsi="Times New Roman" w:cs="Times New Roman"/>
-                <w:kern w:val="2"/>
-                <w:sz w:val="24"/>
-                <w:szCs w:val="24"/>
-                <w:lang w:eastAsia="zh-CN"/>
-              </w:rPr>
-              <w:t>{{ reportdate }}</w:t>
-            </w:r>
-          </w:p>
-        </w:tc>
-        <w:tc>
-          <w:tcPr>
-            <w:tcW w:w="1166" w:type="dxa"/>
-            <w:vAlign w:val="center"/>
-          </w:tcPr>
-          <w:p>
-            <w:pPr>
-              <w:pStyle w:val="20"/>
-              <w:spacing w:line="341" w:lineRule="exact"/>
-              <w:jc w:val="both"/>
-              <w:rPr>
-                <w:rFonts w:ascii="Times New Roman" w:hAnsi="Times New Roman" w:cs="Times New Roman"/>
-                <w:b/>
-                <w:sz w:val="24"/>
-                <w:szCs w:val="24"/>
-              </w:rPr>
-            </w:pPr>
-            <w:r>
-              <w:rPr>
-                <w:rFonts w:ascii="Times New Roman" w:hAnsi="Times New Roman" w:cs="Times New Roman"/>
-                <w:b/>
-                <w:sz w:val="24"/>
-                <w:szCs w:val="24"/>
-              </w:rPr>
-              <w:t>日</w:t>
-            </w:r>
-            <w:r>
-              <w:rPr>
-                <w:rFonts w:ascii="Times New Roman" w:hAnsi="Times New Roman" w:cs="Times New Roman"/>
-                <w:b/>
-                <w:sz w:val="24"/>
-                <w:szCs w:val="24"/>
-                <w:lang w:eastAsia="zh-CN"/>
-              </w:rPr>
-              <w:t xml:space="preserve">  </w:t>
-            </w:r>
-            <w:r>
-              <w:rPr>
-                <w:rFonts w:ascii="Times New Roman" w:hAnsi="Times New Roman" w:cs="Times New Roman"/>
-                <w:b/>
-                <w:sz w:val="24"/>
-                <w:szCs w:val="24"/>
-              </w:rPr>
-              <w:t>期：</w:t>
-            </w:r>
-          </w:p>
-        </w:tc>
-        <w:tc>
-          <w:tcPr>
-            <w:tcW w:w="2294" w:type="dxa"/>
-            <w:vAlign w:val="center"/>
-          </w:tcPr>
-          <w:p>
-            <w:pPr>
-              <w:pStyle w:val="20"/>
-              <w:spacing w:line="363" w:lineRule="exact"/>
-              <w:ind w:right="15"/>
-              <w:jc w:val="both"/>
-              <w:rPr>
-                <w:rFonts w:ascii="Times New Roman" w:hAnsi="Times New Roman" w:cs="Times New Roman"/>
-                <w:sz w:val="24"/>
-                <w:szCs w:val="24"/>
-              </w:rPr>
-            </w:pPr>
-            <w:r>
-              <w:rPr>
-                <w:rFonts w:ascii="Times New Roman" w:hAnsi="Times New Roman" w:cs="Times New Roman"/>
-                <w:kern w:val="2"/>
-                <w:sz w:val="24"/>
-                <w:szCs w:val="24"/>
-                <w:lang w:eastAsia="zh-CN"/>
-              </w:rPr>
-              <w:t>{{ reportdate }}</w:t>
-            </w:r>
-          </w:p>
-        </w:tc>
-      </w:tr>
-    </w:tbl>
-    <w:p>
-      <w:pPr>
-        <w:rPr>
-          <w:rFonts w:ascii="Times New Roman" w:hAnsi="Times New Roman" w:eastAsia="微软雅黑" w:cs="Times New Roman"/>
-          <w:sz w:val="24"/>
-          <w:szCs w:val="24"/>
-          <w:lang w:eastAsia="zh-CN"/>
-        </w:rPr>
-      </w:pPr>
-      <w:r>
-        <w:rPr>
-          <w:rFonts w:hint="eastAsia" w:ascii="Times New Roman" w:hAnsi="Times New Roman" w:eastAsia="微软雅黑" w:cs="Times New Roman"/>
-          <w:sz w:val="24"/>
-          <w:szCs w:val="24"/>
-          <w:lang w:eastAsia="zh-CN"/>
-        </w:rPr>
-        <w:t xml:space="preserve">{% endif %}{% if testedby == </w:t>
-      </w:r>
-      <w:r>
-        <w:rPr>
-          <w:rFonts w:ascii="Times New Roman" w:hAnsi="Times New Roman" w:eastAsia="微软雅黑" w:cs="Times New Roman"/>
-          <w:sz w:val="24"/>
-          <w:szCs w:val="24"/>
-          <w:lang w:eastAsia="zh-CN"/>
-        </w:rPr>
-        <w:t>“</w:t>
-      </w:r>
-      <w:r>
-        <w:rPr>
-          <w:rFonts w:hint="eastAsia" w:ascii="Times New Roman" w:hAnsi="Times New Roman" w:eastAsia="微软雅黑" w:cs="Times New Roman"/>
-          <w:sz w:val="24"/>
-          <w:szCs w:val="24"/>
-          <w:lang w:eastAsia="zh-CN"/>
-        </w:rPr>
-        <w:t>6</w:t>
-      </w:r>
-      <w:r>
-        <w:rPr>
-          <w:rFonts w:ascii="Times New Roman" w:hAnsi="Times New Roman" w:eastAsia="微软雅黑" w:cs="Times New Roman"/>
-          <w:sz w:val="24"/>
-          <w:szCs w:val="24"/>
-          <w:lang w:eastAsia="zh-CN"/>
-        </w:rPr>
-        <w:t>”</w:t>
-      </w:r>
-      <w:r>
-        <w:rPr>
-          <w:rFonts w:hint="eastAsia" w:ascii="Times New Roman" w:hAnsi="Times New Roman" w:eastAsia="微软雅黑" w:cs="Times New Roman"/>
-          <w:sz w:val="24"/>
-          <w:szCs w:val="24"/>
-          <w:lang w:eastAsia="zh-CN"/>
-        </w:rPr>
-        <w:t xml:space="preserve"> %}</w:t>
-      </w:r>
-    </w:p>
-    <w:p>
-      <w:pPr>
-        <w:rPr>
-          <w:rFonts w:ascii="Times New Roman" w:hAnsi="Times New Roman" w:eastAsia="微软雅黑" w:cs="Times New Roman"/>
-          <w:sz w:val="24"/>
-          <w:szCs w:val="24"/>
-          <w:lang w:eastAsia="zh-CN"/>
-        </w:rPr>
-      </w:pPr>
-    </w:p>
-    <w:p>
-      <w:pPr>
-        <w:rPr>
-          <w:rFonts w:ascii="Times New Roman" w:hAnsi="Times New Roman" w:eastAsia="微软雅黑" w:cs="Times New Roman"/>
-          <w:sz w:val="24"/>
-          <w:szCs w:val="24"/>
-          <w:lang w:eastAsia="zh-CN"/>
-        </w:rPr>
-      </w:pPr>
-      <w:r>
-        <w:rPr>
-          <w:sz w:val="24"/>
-        </w:rPr>
-        <mc:AlternateContent>
-          <mc:Choice Requires="wpg">
-            <w:drawing>
-              <wp:anchor distT="0" distB="0" distL="114300" distR="114300" simplePos="0" relativeHeight="251670528" behindDoc="0" locked="0" layoutInCell="1" allowOverlap="1">
-                <wp:simplePos x="0" y="0"/>
-                <wp:positionH relativeFrom="column">
-                  <wp:posOffset>2785745</wp:posOffset>
-                </wp:positionH>
-                <wp:positionV relativeFrom="paragraph">
-                  <wp:posOffset>4445</wp:posOffset>
-                </wp:positionV>
-                <wp:extent cx="2757805" cy="627380"/>
-                <wp:effectExtent l="0" t="0" r="635" b="12700"/>
-                <wp:wrapNone/>
-                <wp:docPr id="17" name="组合 34"/>
-                <wp:cNvGraphicFramePr/>
-                <a:graphic xmlns:a="http://schemas.openxmlformats.org/drawingml/2006/main">
-                  <a:graphicData uri="http://schemas.microsoft.com/office/word/2010/wordprocessingGroup">
-                    <wpg:wgp>
-                      <wpg:cNvGrpSpPr/>
-                      <wpg:grpSpPr>
-                        <a:xfrm rot="0">
-                          <a:off x="3534410" y="6900545"/>
-                          <a:ext cx="2757805" cy="627380"/>
-                          <a:chOff x="12609" y="13215"/>
-                          <a:chExt cx="4343" cy="988"/>
-                        </a:xfrm>
-                      </wpg:grpSpPr>
-                      <pic:pic xmlns:pic="http://schemas.openxmlformats.org/drawingml/2006/picture">
-                        <pic:nvPicPr>
-                          <pic:cNvPr id="50" name="图片 1" descr="IMG_256"/>
-                          <pic:cNvPicPr>
-                            <a:picLocks noChangeAspect="1"/>
-                          </pic:cNvPicPr>
-                        </pic:nvPicPr>
-                        <pic:blipFill>
-                          <a:blip r:embed="rId17">
-                            <a:clrChange>
-                              <a:clrFrom>
-                                <a:srgbClr val="AAA9A5">
-                                  <a:alpha val="100000"/>
-                                </a:srgbClr>
-                              </a:clrFrom>
-                              <a:clrTo>
-                                <a:srgbClr val="AAA9A5">
-                                  <a:alpha val="100000"/>
-                                  <a:alpha val="0"/>
-                                </a:srgbClr>
-                              </a:clrTo>
-                            </a:clrChange>
-                          </a:blip>
-                          <a:srcRect l="27431" t="30452" r="31962" b="18126"/>
-                          <a:stretch>
-                            <a:fillRect/>
-                          </a:stretch>
-                        </pic:blipFill>
-                        <pic:spPr>
-                          <a:xfrm>
-                            <a:off x="12609" y="13215"/>
-                            <a:ext cx="781" cy="989"/>
-                          </a:xfrm>
-                          <a:prstGeom prst="rect">
-                            <a:avLst/>
-                          </a:prstGeom>
-                          <a:noFill/>
-                          <a:ln w="9525">
-                            <a:noFill/>
-                          </a:ln>
-                        </pic:spPr>
-                      </pic:pic>
-                      <pic:pic xmlns:pic="http://schemas.openxmlformats.org/drawingml/2006/picture">
-                        <pic:nvPicPr>
-                          <pic:cNvPr id="54" name="图片 31" descr="微信图片_20220215110121"/>
-                          <pic:cNvPicPr>
-                            <a:picLocks noChangeAspect="1"/>
-                          </pic:cNvPicPr>
-                        </pic:nvPicPr>
-                        <pic:blipFill>
-                          <a:blip r:embed="rId13">
-                            <a:clrChange>
-                              <a:clrFrom>
-                                <a:srgbClr val="A09D98">
-                                  <a:alpha val="100000"/>
-                                </a:srgbClr>
-                              </a:clrFrom>
-                              <a:clrTo>
-                                <a:srgbClr val="A09D98">
-                                  <a:alpha val="100000"/>
-                                  <a:alpha val="0"/>
-                                </a:srgbClr>
-                              </a:clrTo>
-                            </a:clrChange>
-                            <a:biLevel thresh="50000"/>
-                          </a:blip>
-                          <a:stretch>
-                            <a:fillRect/>
-                          </a:stretch>
-                        </pic:blipFill>
-                        <pic:spPr>
-                          <a:xfrm>
-                            <a:off x="15718" y="13246"/>
-                            <a:ext cx="1234" cy="715"/>
-                          </a:xfrm>
-                          <a:prstGeom prst="rect">
-                            <a:avLst/>
-                          </a:prstGeom>
-                        </pic:spPr>
-                      </pic:pic>
-                    </wpg:wgp>
-                  </a:graphicData>
-                </a:graphic>
-              </wp:anchor>
-            </w:drawing>
-          </mc:Choice>
-          <mc:Fallback>
-            <w:pict>
-              <v:group id="组合 34" o:spid="_x0000_s1026" o:spt="203" style="position:absolute;left:0pt;margin-left:219.35pt;margin-top:0.35pt;height:49.4pt;width:217.15pt;z-index:251670528;mso-width-relative:page;mso-height-relative:page;" coordorigin="12609,13215" coordsize="4343,988" o:gfxdata="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">
-                <o:lock v:ext="edit" aspectratio="f"/>
-                <v:shape id="图片 1" o:spid="_x0000_s1026" o:spt="75" alt="IMG_256" type="#_x0000_t75" style="position:absolute;left:12609;top:13215;height:989;width:781;" filled="f" o:preferrelative="t" stroked="f" coordsize="21600,21600" o:gfxdata="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">
-                  <v:fill on="f" focussize="0,0"/>
-                  <v:stroke on="f"/>
-                  <v:imagedata r:id="rId17" cropleft="17977f" croptop="19957f" cropright="20947f" cropbottom="11879f" chromakey="#AAA9A5" o:title=""/>
-                  <o:lock v:ext="edit" aspectratio="t"/>
-                </v:shape>
-                <v:shape id="图片 31" o:spid="_x0000_s1026" o:spt="75" alt="微信图片_20220215110121" type="#_x0000_t75" style="position:absolute;left:15718;top:13246;height:715;width:1234;" filled="f" o:preferrelative="t" stroked="f" coordsize="21600,21600" o:gfxdata="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">
-                  <v:fill on="f" focussize="0,0"/>
-                  <v:stroke on="f"/>
-                  <v:imagedata r:id="rId13" grayscale="t" bilevel="t" chromakey="#A09D98" o:title=""/>
-                  <o:lock v:ext="edit" aspectratio="t"/>
-                </v:shape>
-              </v:group>
-            </w:pict>
-          </mc:Fallback>
-        </mc:AlternateContent>
-      </w:r>
-    </w:p>
-    <w:tbl>
-      <w:tblPr>
-        <w:tblStyle w:val="34"/>
-        <w:tblW w:w="6772" w:type="dxa"/>
-        <w:jc w:val="right"/>
-        <w:tblLayout w:type="fixed"/>
-        <w:tblCellMar>
-          <w:top w:w="0" w:type="dxa"/>
-          <w:left w:w="0" w:type="dxa"/>
-          <w:bottom w:w="0" w:type="dxa"/>
-          <w:right w:w="0" w:type="dxa"/>
-        </w:tblCellMar>
-      </w:tblPr>
-      <w:tblGrid>
-        <w:gridCol w:w="1272"/>
-        <w:gridCol w:w="2040"/>
-        <w:gridCol w:w="1166"/>
-        <w:gridCol w:w="2294"/>
-      </w:tblGrid>
-      <w:tr>
-        <w:tblPrEx>
-          <w:tblCellMar>
-            <w:top w:w="0" w:type="dxa"/>
-            <w:left w:w="0" w:type="dxa"/>
-            <w:bottom w:w="0" w:type="dxa"/>
-            <w:right w:w="0" w:type="dxa"/>
-          </w:tblCellMar>
-        </w:tblPrEx>
-        <w:trPr>
-          <w:trHeight w:val="441" w:hRule="exact"/>
-          <w:jc w:val="right"/>
-        </w:trPr>
-        <w:tc>
-          <w:tcPr>
-            <w:tcW w:w="1272" w:type="dxa"/>
-            <w:vAlign w:val="center"/>
-          </w:tcPr>
-          <w:p>
-            <w:pPr>
-              <w:pStyle w:val="20"/>
-              <w:spacing w:before="13"/>
-              <w:ind w:left="13" w:right="95"/>
-              <w:jc w:val="both"/>
-              <w:rPr>
-                <w:rFonts w:ascii="Times New Roman" w:hAnsi="Times New Roman" w:cs="Times New Roman"/>
-                <w:b/>
-                <w:sz w:val="24"/>
-                <w:szCs w:val="24"/>
-              </w:rPr>
-            </w:pPr>
-            <w:r>
-              <w:rPr>
-                <w:rFonts w:ascii="Times New Roman" w:hAnsi="Times New Roman" w:cs="Times New Roman"/>
-                <w:b/>
-                <w:sz w:val="24"/>
-                <w:szCs w:val="24"/>
-              </w:rPr>
-              <w:t>检测人：</w:t>
-            </w:r>
-          </w:p>
-        </w:tc>
-        <w:tc>
-          <w:tcPr>
-            <w:tcW w:w="2040" w:type="dxa"/>
-            <w:vAlign w:val="center"/>
-          </w:tcPr>
-          <w:p>
-            <w:pPr>
-              <w:pStyle w:val="20"/>
-              <w:spacing w:before="13"/>
-              <w:jc w:val="both"/>
-              <w:rPr>
-                <w:rFonts w:ascii="Times New Roman" w:hAnsi="Times New Roman" w:cs="Times New Roman"/>
-                <w:b/>
-                <w:sz w:val="24"/>
-                <w:szCs w:val="24"/>
-              </w:rPr>
-            </w:pPr>
-          </w:p>
-        </w:tc>
-        <w:tc>
-          <w:tcPr>
-            <w:tcW w:w="1166" w:type="dxa"/>
-            <w:vAlign w:val="center"/>
-          </w:tcPr>
-          <w:p>
-            <w:pPr>
-              <w:pStyle w:val="20"/>
-              <w:spacing w:before="13"/>
-              <w:jc w:val="both"/>
-              <w:rPr>
-                <w:rFonts w:ascii="Times New Roman" w:hAnsi="Times New Roman" w:cs="Times New Roman"/>
-                <w:b/>
-                <w:sz w:val="24"/>
-                <w:szCs w:val="24"/>
-              </w:rPr>
-            </w:pPr>
-            <w:r>
-              <w:rPr>
-                <w:rFonts w:ascii="Times New Roman" w:hAnsi="Times New Roman" w:cs="Times New Roman"/>
-                <w:b/>
-                <w:sz w:val="24"/>
-                <w:szCs w:val="24"/>
-              </w:rPr>
-              <w:t>复核人</w:t>
-            </w:r>
-            <w:r>
-              <w:rPr>
-                <w:rFonts w:ascii="Times New Roman" w:hAnsi="Times New Roman" w:cs="Times New Roman"/>
-                <w:b/>
-                <w:sz w:val="24"/>
-                <w:szCs w:val="24"/>
-                <w:lang w:eastAsia="zh-CN"/>
-              </w:rPr>
-              <w:t>：</w:t>
-            </w:r>
-          </w:p>
-        </w:tc>
-        <w:tc>
-          <w:tcPr>
-            <w:tcW w:w="2294" w:type="dxa"/>
-            <w:vAlign w:val="center"/>
-          </w:tcPr>
-          <w:p>
-            <w:pPr>
-              <w:pStyle w:val="20"/>
-              <w:spacing w:before="13"/>
-              <w:ind w:right="15"/>
-              <w:jc w:val="both"/>
-              <w:rPr>
-                <w:rFonts w:ascii="Times New Roman" w:hAnsi="Times New Roman" w:cs="Times New Roman"/>
-                <w:b/>
-                <w:sz w:val="24"/>
-                <w:szCs w:val="24"/>
-              </w:rPr>
-            </w:pPr>
-          </w:p>
-        </w:tc>
-      </w:tr>
-      <w:tr>
-        <w:tblPrEx>
-          <w:tblCellMar>
-            <w:top w:w="0" w:type="dxa"/>
-            <w:left w:w="0" w:type="dxa"/>
-            <w:bottom w:w="0" w:type="dxa"/>
-            <w:right w:w="0" w:type="dxa"/>
-          </w:tblCellMar>
-        </w:tblPrEx>
-        <w:trPr>
-          <w:trHeight w:val="457" w:hRule="exact"/>
-          <w:jc w:val="right"/>
-        </w:trPr>
-        <w:tc>
-          <w:tcPr>
-            <w:tcW w:w="1272" w:type="dxa"/>
-            <w:vAlign w:val="center"/>
-          </w:tcPr>
-          <w:p>
-            <w:pPr>
-              <w:pStyle w:val="20"/>
-              <w:spacing w:line="341" w:lineRule="exact"/>
-              <w:ind w:left="13" w:right="165"/>
-              <w:jc w:val="both"/>
-              <w:rPr>
-                <w:rFonts w:ascii="Times New Roman" w:hAnsi="Times New Roman" w:cs="Times New Roman"/>
-                <w:b/>
-                <w:sz w:val="24"/>
-                <w:szCs w:val="24"/>
-              </w:rPr>
-            </w:pPr>
-            <w:r>
-              <w:rPr>
-                <w:rFonts w:ascii="Times New Roman" w:hAnsi="Times New Roman" w:cs="Times New Roman"/>
-                <w:b/>
-                <w:sz w:val="24"/>
-                <w:szCs w:val="24"/>
-              </w:rPr>
-              <w:t>日</w:t>
-            </w:r>
-            <w:r>
-              <w:rPr>
-                <w:rFonts w:ascii="Times New Roman" w:hAnsi="Times New Roman" w:cs="Times New Roman"/>
-                <w:b/>
-                <w:sz w:val="24"/>
-                <w:szCs w:val="24"/>
-                <w:lang w:eastAsia="zh-CN"/>
-              </w:rPr>
-              <w:t xml:space="preserve">  </w:t>
-            </w:r>
-            <w:r>
-              <w:rPr>
-                <w:rFonts w:ascii="Times New Roman" w:hAnsi="Times New Roman" w:cs="Times New Roman"/>
-                <w:b/>
-                <w:sz w:val="24"/>
-                <w:szCs w:val="24"/>
-              </w:rPr>
-              <w:t>期：</w:t>
-            </w:r>
-          </w:p>
-        </w:tc>
-        <w:tc>
-          <w:tcPr>
-            <w:tcW w:w="2040" w:type="dxa"/>
-            <w:vAlign w:val="center"/>
-          </w:tcPr>
-          <w:p>
-            <w:pPr>
-              <w:pStyle w:val="20"/>
-              <w:spacing w:line="363" w:lineRule="exact"/>
-              <w:jc w:val="both"/>
-              <w:rPr>
-                <w:rFonts w:ascii="Times New Roman" w:hAnsi="Times New Roman" w:cs="Times New Roman"/>
-                <w:sz w:val="24"/>
-                <w:szCs w:val="24"/>
-              </w:rPr>
-            </w:pPr>
-            <w:r>
-              <w:rPr>
-                <w:rFonts w:ascii="Times New Roman" w:hAnsi="Times New Roman" w:cs="Times New Roman"/>
-                <w:kern w:val="2"/>
-                <w:sz w:val="24"/>
-                <w:szCs w:val="24"/>
-                <w:lang w:eastAsia="zh-CN"/>
-              </w:rPr>
-              <w:t>{{ reportdate }}</w:t>
-            </w:r>
-          </w:p>
-        </w:tc>
-        <w:tc>
-          <w:tcPr>
-            <w:tcW w:w="1166" w:type="dxa"/>
-            <w:vAlign w:val="center"/>
-          </w:tcPr>
-          <w:p>
-            <w:pPr>
-              <w:pStyle w:val="20"/>
-              <w:spacing w:line="341" w:lineRule="exact"/>
-              <w:jc w:val="both"/>
-              <w:rPr>
-                <w:rFonts w:ascii="Times New Roman" w:hAnsi="Times New Roman" w:cs="Times New Roman"/>
-                <w:b/>
-                <w:sz w:val="24"/>
-                <w:szCs w:val="24"/>
-              </w:rPr>
-            </w:pPr>
-            <w:r>
-              <w:rPr>
-                <w:rFonts w:ascii="Times New Roman" w:hAnsi="Times New Roman" w:cs="Times New Roman"/>
-                <w:b/>
-                <w:sz w:val="24"/>
-                <w:szCs w:val="24"/>
-              </w:rPr>
-              <w:t>日</w:t>
-            </w:r>
-            <w:r>
-              <w:rPr>
-                <w:rFonts w:ascii="Times New Roman" w:hAnsi="Times New Roman" w:cs="Times New Roman"/>
-                <w:b/>
-                <w:sz w:val="24"/>
-                <w:szCs w:val="24"/>
-                <w:lang w:eastAsia="zh-CN"/>
-              </w:rPr>
-              <w:t xml:space="preserve">  </w:t>
-            </w:r>
-            <w:r>
-              <w:rPr>
-                <w:rFonts w:ascii="Times New Roman" w:hAnsi="Times New Roman" w:cs="Times New Roman"/>
-                <w:b/>
-                <w:sz w:val="24"/>
-                <w:szCs w:val="24"/>
-              </w:rPr>
-              <w:t>期：</w:t>
-            </w:r>
-          </w:p>
-        </w:tc>
-        <w:tc>
-          <w:tcPr>
-            <w:tcW w:w="2294" w:type="dxa"/>
-            <w:vAlign w:val="center"/>
-          </w:tcPr>
-          <w:p>
-            <w:pPr>
-              <w:pStyle w:val="20"/>
-              <w:spacing w:line="363" w:lineRule="exact"/>
-              <w:ind w:right="15"/>
-              <w:jc w:val="both"/>
-              <w:rPr>
-                <w:rFonts w:ascii="Times New Roman" w:hAnsi="Times New Roman" w:cs="Times New Roman"/>
-                <w:sz w:val="24"/>
-                <w:szCs w:val="24"/>
-              </w:rPr>
-            </w:pPr>
-            <w:r>
-              <w:rPr>
-                <w:rFonts w:ascii="Times New Roman" w:hAnsi="Times New Roman" w:cs="Times New Roman"/>
-                <w:kern w:val="2"/>
-                <w:sz w:val="24"/>
-                <w:szCs w:val="24"/>
-                <w:lang w:eastAsia="zh-CN"/>
-              </w:rPr>
-              <w:t>{{ reportdate }}</w:t>
-            </w:r>
-          </w:p>
-        </w:tc>
-      </w:tr>
-    </w:tbl>
-    <w:p>
-      <w:pPr>
-        <w:rPr>
           <w:rFonts w:ascii="Times New Roman" w:hAnsi="Times New Roman" w:eastAsia="微软雅黑" w:cs="黑体"/>
           <w:b/>
           <w:bCs/>
@@ -8549,8 +8365,6 @@
         </w:rPr>
         <w:t>{% endif %}</w:t>
       </w:r>
-      <w:bookmarkStart w:id="41" w:name="_Toc14270"/>
-      <w:bookmarkStart w:id="42" w:name="_Toc21059"/>
       <w:r>
         <w:rPr>
           <w:rFonts w:ascii="Times New Roman" w:hAnsi="Times New Roman" w:eastAsia="微软雅黑" w:cs="黑体"/>
@@ -17882,11 +17696,11 @@
         </w:rPr>
       </w:pPr>
       <w:bookmarkStart w:id="48" w:name="_Toc10223"/>
-      <w:bookmarkStart w:id="49" w:name="_Toc106719764"/>
-      <w:bookmarkStart w:id="50" w:name="_Toc32300"/>
-      <w:bookmarkStart w:id="51" w:name="_Toc7657"/>
-      <w:bookmarkStart w:id="52" w:name="_Toc20034"/>
-      <w:bookmarkStart w:id="53" w:name="_Toc19055"/>
+      <w:bookmarkStart w:id="49" w:name="_Toc20034"/>
+      <w:bookmarkStart w:id="50" w:name="_Toc19055"/>
+      <w:bookmarkStart w:id="51" w:name="_Toc32300"/>
+      <w:bookmarkStart w:id="52" w:name="_Toc106719764"/>
+      <w:bookmarkStart w:id="53" w:name="_Toc7657"/>
       <w:r>
         <w:rPr>
           <w:rFonts w:hint="eastAsia"/>
@@ -19093,12 +18907,6 @@
             <w:insideH w:val="none" w:color="auto" w:sz="0" w:space="0"/>
             <w:insideV w:val="none" w:color="auto" w:sz="0" w:space="0"/>
           </w:tblBorders>
-          <w:tblCellMar>
-            <w:top w:w="0" w:type="dxa"/>
-            <w:left w:w="113" w:type="dxa"/>
-            <w:bottom w:w="0" w:type="dxa"/>
-            <w:right w:w="113" w:type="dxa"/>
-          </w:tblCellMar>
         </w:tblPrEx>
         <w:trPr>
           <w:trHeight w:val="1984" w:hRule="atLeast"/>
@@ -21028,11 +20836,11 @@
           <w:lang w:eastAsia="zh-CN"/>
         </w:rPr>
       </w:pPr>
-      <w:bookmarkStart w:id="58" w:name="_Toc13196_WPSOffice_Level1"/>
+      <w:bookmarkStart w:id="58" w:name="_Toc27302"/>
       <w:bookmarkStart w:id="59" w:name="_Toc28240"/>
-      <w:bookmarkStart w:id="60" w:name="_Toc21764_WPSOffice_Level1"/>
+      <w:bookmarkStart w:id="60" w:name="_Toc13196_WPSOffice_Level1"/>
       <w:bookmarkStart w:id="61" w:name="_Toc1707_WPSOffice_Level1"/>
-      <w:bookmarkStart w:id="62" w:name="_Toc27302"/>
+      <w:bookmarkStart w:id="62" w:name="_Toc21764_WPSOffice_Level1"/>
       <w:r>
         <w:rPr>
           <w:rFonts w:hint="eastAsia" w:ascii="Times New Roman" w:hAnsi="Times New Roman" w:eastAsia="微软雅黑" w:cs="Times New Roman"/>
@@ -21060,11 +20868,11 @@
       </w:pPr>
       <w:bookmarkStart w:id="63" w:name="_Toc4331_WPSOffice_Level2"/>
       <w:bookmarkStart w:id="64" w:name="_Toc26406"/>
-      <w:bookmarkStart w:id="65" w:name="_Toc32302"/>
-      <w:bookmarkStart w:id="66" w:name="_Toc32443_WPSOffice_Level2"/>
+      <w:bookmarkStart w:id="65" w:name="_Toc32443_WPSOffice_Level2"/>
+      <w:bookmarkStart w:id="66" w:name="_Toc32302"/>
       <w:bookmarkStart w:id="67" w:name="_Toc23606"/>
-      <w:bookmarkStart w:id="68" w:name="_Toc5808"/>
-      <w:bookmarkStart w:id="69" w:name="_Toc149837264"/>
+      <w:bookmarkStart w:id="68" w:name="_Toc149837264"/>
+      <w:bookmarkStart w:id="69" w:name="_Toc5808"/>
       <w:r>
         <w:rPr>
           <w:rFonts w:hint="eastAsia"/>
@@ -34382,8 +34190,8 @@
           </w14:shadow>
         </w:rPr>
       </w:pPr>
-      <w:bookmarkStart w:id="74" w:name="_Toc31080"/>
-      <w:bookmarkStart w:id="75" w:name="_Toc27103"/>
+      <w:bookmarkStart w:id="74" w:name="_Toc27103"/>
+      <w:bookmarkStart w:id="75" w:name="_Toc31080"/>
       <w:r>
         <w:rPr>
           <w:rStyle w:val="41"/>
@@ -34424,10 +34232,10 @@
       <w:bookmarkStart w:id="76" w:name="_Toc14255_WPSOffice_Level1"/>
       <w:bookmarkStart w:id="77" w:name="_Toc9066"/>
       <w:bookmarkStart w:id="78" w:name="_Toc15840_WPSOffice_Level1"/>
-      <w:bookmarkStart w:id="79" w:name="_Toc3674"/>
+      <w:bookmarkStart w:id="79" w:name="_Toc21092"/>
       <w:bookmarkStart w:id="80" w:name="_Toc2723"/>
-      <w:bookmarkStart w:id="81" w:name="_Toc24085_WPSOffice_Level1"/>
-      <w:bookmarkStart w:id="82" w:name="_Toc21092"/>
+      <w:bookmarkStart w:id="81" w:name="_Toc3674"/>
+      <w:bookmarkStart w:id="82" w:name="_Toc24085_WPSOffice_Level1"/>
       <w:bookmarkStart w:id="83" w:name="_Hlk33190413"/>
       <w:bookmarkStart w:id="84" w:name="_Toc18699"/>
       <w:bookmarkStart w:id="85" w:name="_Toc28810_WPSOffice_Level1"/>
@@ -36856,8 +36664,8 @@
           <w:lang w:eastAsia="zh-CN"/>
         </w:rPr>
       </w:pPr>
-      <w:bookmarkStart w:id="88" w:name="_Toc2084"/>
-      <w:bookmarkStart w:id="89" w:name="_Toc23103"/>
+      <w:bookmarkStart w:id="88" w:name="_Toc23103"/>
+      <w:bookmarkStart w:id="89" w:name="_Toc2084"/>
       <w:r>
         <w:rPr>
           <w:rFonts w:hint="eastAsia"/>
@@ -37663,8 +37471,8 @@
           <w:lang w:eastAsia="zh-CN"/>
         </w:rPr>
       </w:pPr>
-      <w:bookmarkStart w:id="92" w:name="_Toc28774"/>
-      <w:bookmarkStart w:id="93" w:name="_Toc7802"/>
+      <w:bookmarkStart w:id="92" w:name="_Toc7802"/>
+      <w:bookmarkStart w:id="93" w:name="_Toc28774"/>
       <w:r>
         <w:rPr>
           <w:rFonts w:hint="eastAsia"/>
@@ -38383,15 +38191,15 @@
           <w:szCs w:val="22"/>
         </w:rPr>
       </w:pPr>
-      <w:bookmarkStart w:id="94" w:name="_Toc3846"/>
-      <w:bookmarkStart w:id="95" w:name="_Toc4680"/>
-      <w:bookmarkStart w:id="96" w:name="_Toc1953"/>
-      <w:bookmarkStart w:id="97" w:name="_Toc27291"/>
-      <w:bookmarkStart w:id="98" w:name="_Toc5400"/>
-      <w:bookmarkStart w:id="99" w:name="_Toc3824"/>
-      <w:bookmarkStart w:id="100" w:name="_Toc29283"/>
-      <w:bookmarkStart w:id="101" w:name="_Toc32060"/>
-      <w:bookmarkStart w:id="102" w:name="_Toc29484"/>
+      <w:bookmarkStart w:id="94" w:name="_Toc27291"/>
+      <w:bookmarkStart w:id="95" w:name="_Toc5400"/>
+      <w:bookmarkStart w:id="96" w:name="_Toc29283"/>
+      <w:bookmarkStart w:id="97" w:name="_Toc4680"/>
+      <w:bookmarkStart w:id="98" w:name="_Toc3846"/>
+      <w:bookmarkStart w:id="99" w:name="_Toc1953"/>
+      <w:bookmarkStart w:id="100" w:name="_Toc3824"/>
+      <w:bookmarkStart w:id="101" w:name="_Toc29484"/>
+      <w:bookmarkStart w:id="102" w:name="_Toc32060"/>
       <w:r>
         <w:rPr>
           <w:b w:val="0"/>
@@ -38558,15 +38366,15 @@
           <w:szCs w:val="22"/>
         </w:rPr>
       </w:pPr>
-      <w:bookmarkStart w:id="103" w:name="_Toc126"/>
-      <w:bookmarkStart w:id="104" w:name="_Toc21034"/>
+      <w:bookmarkStart w:id="103" w:name="_Toc22196"/>
+      <w:bookmarkStart w:id="104" w:name="_Toc126"/>
       <w:bookmarkStart w:id="105" w:name="_Toc134"/>
-      <w:bookmarkStart w:id="106" w:name="_Toc10299"/>
+      <w:bookmarkStart w:id="106" w:name="_Toc783"/>
       <w:bookmarkStart w:id="107" w:name="_Toc32349"/>
-      <w:bookmarkStart w:id="108" w:name="_Toc22196"/>
-      <w:bookmarkStart w:id="109" w:name="_Toc783"/>
-      <w:bookmarkStart w:id="110" w:name="_Toc1891"/>
-      <w:bookmarkStart w:id="111" w:name="_Toc3814"/>
+      <w:bookmarkStart w:id="108" w:name="_Toc1891"/>
+      <w:bookmarkStart w:id="109" w:name="_Toc3814"/>
+      <w:bookmarkStart w:id="110" w:name="_Toc21034"/>
+      <w:bookmarkStart w:id="111" w:name="_Toc10299"/>
       <w:r>
         <w:rPr>
           <w:b w:val="0"/>
@@ -38781,14 +38589,14 @@
           <w:lang w:eastAsia="zh-CN"/>
         </w:rPr>
       </w:pPr>
-      <w:bookmarkStart w:id="112" w:name="_Toc13203"/>
-      <w:bookmarkStart w:id="113" w:name="_Toc7007"/>
+      <w:bookmarkStart w:id="112" w:name="_Toc26926"/>
+      <w:bookmarkStart w:id="113" w:name="_Toc13203"/>
       <w:bookmarkStart w:id="114" w:name="_Toc15114"/>
       <w:bookmarkStart w:id="115" w:name="_Toc3409"/>
-      <w:bookmarkStart w:id="116" w:name="_Toc26926"/>
-      <w:bookmarkStart w:id="117" w:name="_Toc28454_WPSOffice_Level1"/>
-      <w:bookmarkStart w:id="118" w:name="_Toc20170_WPSOffice_Level1"/>
-      <w:bookmarkStart w:id="119" w:name="_Toc26985_WPSOffice_Level1"/>
+      <w:bookmarkStart w:id="116" w:name="_Toc7007"/>
+      <w:bookmarkStart w:id="117" w:name="_Toc20170_WPSOffice_Level1"/>
+      <w:bookmarkStart w:id="118" w:name="_Toc26985_WPSOffice_Level1"/>
+      <w:bookmarkStart w:id="119" w:name="_Toc28454_WPSOffice_Level1"/>
       <w:r>
         <w:rPr>
           <w:rFonts w:hint="eastAsia"/>
@@ -39009,9 +38817,9 @@
       </w:pPr>
       <w:bookmarkStart w:id="120" w:name="_Toc13275"/>
       <w:bookmarkStart w:id="121" w:name="_Toc22162_WPSOffice_Level1"/>
-      <w:bookmarkStart w:id="122" w:name="_Toc19584_WPSOffice_Level1"/>
-      <w:bookmarkStart w:id="123" w:name="_Toc8945"/>
-      <w:bookmarkStart w:id="124" w:name="_Toc3484"/>
+      <w:bookmarkStart w:id="122" w:name="_Toc3484"/>
+      <w:bookmarkStart w:id="123" w:name="_Toc19584_WPSOffice_Level1"/>
+      <w:bookmarkStart w:id="124" w:name="_Toc8945"/>
       <w:bookmarkStart w:id="125" w:name="_Toc22623"/>
       <w:bookmarkStart w:id="126" w:name="_Toc14611_WPSOffice_Level1"/>
       <w:r>
@@ -39857,7 +39665,7 @@
                     </pic:cNvPicPr>
                   </pic:nvPicPr>
                   <pic:blipFill>
-                    <a:blip r:embed="rId18"/>
+                    <a:blip r:embed="rId17"/>
                     <a:stretch>
                       <a:fillRect/>
                     </a:stretch>
@@ -42625,7 +42433,6 @@
     <customSectPr/>
     <customSectPr/>
     <customSectPr/>
-    <customSectPr/>
   </customSectProps>
   <customShpExts>
     <customShpInfo spid="_x0000_s1026" textRotate="1"/>

--- a/WebContent/docx/中国人群BRCA12基因分子分型研究_双样本-武汉平安好医.docx
+++ b/WebContent/docx/中国人群BRCA12基因分子分型研究_双样本-武汉平安好医.docx
@@ -3086,8 +3086,8 @@
       <w:bookmarkStart w:id="0" w:name="_Toc24178_WPSOffice_Level1"/>
       <w:bookmarkStart w:id="1" w:name="_Toc30143_WPSOffice_Level1"/>
       <w:bookmarkStart w:id="2" w:name="_Toc13806"/>
-      <w:bookmarkStart w:id="3" w:name="_Toc21009_WPSOffice_Level1"/>
-      <w:bookmarkStart w:id="4" w:name="_Toc21669"/>
+      <w:bookmarkStart w:id="3" w:name="_Toc21669"/>
+      <w:bookmarkStart w:id="4" w:name="_Toc21009_WPSOffice_Level1"/>
     </w:p>
     <w:p>
       <w:pPr>
@@ -3122,8 +3122,8 @@
           </w14:shadow>
         </w:rPr>
       </w:pPr>
-      <w:bookmarkStart w:id="5" w:name="_Toc28739"/>
-      <w:bookmarkStart w:id="6" w:name="_Toc1112"/>
+      <w:bookmarkStart w:id="5" w:name="_Toc1112"/>
+      <w:bookmarkStart w:id="6" w:name="_Toc28739"/>
       <w:r>
         <w:rPr>
           <w:color w:val="62B541"/>
@@ -4180,10 +4180,10 @@
           </w14:shadow>
         </w:rPr>
       </w:pPr>
-      <w:bookmarkStart w:id="14" w:name="_Toc23369_WPSOffice_Level1"/>
-      <w:bookmarkStart w:id="15" w:name="_Toc25920"/>
-      <w:bookmarkStart w:id="16" w:name="_Toc6221_WPSOffice_Level1"/>
-      <w:bookmarkStart w:id="17" w:name="_Toc18058"/>
+      <w:bookmarkStart w:id="14" w:name="_Toc18058"/>
+      <w:bookmarkStart w:id="15" w:name="_Toc6221_WPSOffice_Level1"/>
+      <w:bookmarkStart w:id="16" w:name="_Toc25920"/>
+      <w:bookmarkStart w:id="17" w:name="_Toc23369_WPSOffice_Level1"/>
       <w:bookmarkStart w:id="18" w:name="_Toc21589"/>
       <w:bookmarkStart w:id="19" w:name="_Toc27754"/>
       <w:bookmarkStart w:id="20" w:name="_Toc534807930"/>
@@ -4249,11 +4249,11 @@
         </w:rPr>
       </w:pPr>
       <w:bookmarkStart w:id="21" w:name="_Toc149832728"/>
-      <w:bookmarkStart w:id="22" w:name="_Toc149826003"/>
+      <w:bookmarkStart w:id="22" w:name="OLE_LINK3"/>
       <w:bookmarkStart w:id="23" w:name="_Toc8795"/>
-      <w:bookmarkStart w:id="24" w:name="OLE_LINK3"/>
-      <w:bookmarkStart w:id="25" w:name="_Toc11674"/>
-      <w:bookmarkStart w:id="26" w:name="_Toc9072"/>
+      <w:bookmarkStart w:id="24" w:name="_Toc149826003"/>
+      <w:bookmarkStart w:id="25" w:name="_Toc9072"/>
+      <w:bookmarkStart w:id="26" w:name="_Toc11674"/>
       <w:r>
         <w:rPr>
           <w:rFonts w:hint="eastAsia"/>
@@ -5441,6 +5441,8 @@
         </w:rPr>
         <w:t>。</w:t>
       </w:r>
+      <w:bookmarkStart w:id="127" w:name="_GoBack"/>
+      <w:bookmarkEnd w:id="127"/>
     </w:p>
     <w:p>
       <w:pPr>
@@ -5589,11 +5591,11 @@
       <w:bookmarkStart w:id="33" w:name="_Toc19898_WPSOffice_Level1"/>
       <w:bookmarkStart w:id="34" w:name="_Toc3487"/>
       <w:bookmarkStart w:id="35" w:name="_Toc149837258"/>
-      <w:bookmarkStart w:id="36" w:name="_Toc23846_WPSOffice_Level1"/>
-      <w:bookmarkStart w:id="37" w:name="_Toc23903"/>
+      <w:bookmarkStart w:id="36" w:name="_Toc25727"/>
+      <w:bookmarkStart w:id="37" w:name="_Toc32443_WPSOffice_Level1"/>
       <w:bookmarkStart w:id="38" w:name="_Toc4331_WPSOffice_Level1"/>
-      <w:bookmarkStart w:id="39" w:name="_Toc32443_WPSOffice_Level1"/>
-      <w:bookmarkStart w:id="40" w:name="_Toc25727"/>
+      <w:bookmarkStart w:id="39" w:name="_Toc23846_WPSOffice_Level1"/>
+      <w:bookmarkStart w:id="40" w:name="_Toc23903"/>
       <w:r>
         <w:rPr>
           <w:rFonts w:hint="eastAsia" w:ascii="Times New Roman" w:hAnsi="Times New Roman" w:eastAsia="微软雅黑" w:cs="Times New Roman"/>
@@ -5646,8 +5648,6 @@
           <w:lang w:eastAsia="zh-CN"/>
         </w:rPr>
       </w:pPr>
-      <w:bookmarkStart w:id="41" w:name="_Toc14270"/>
-      <w:bookmarkStart w:id="42" w:name="_Toc21059"/>
     </w:p>
     <w:p>
       <w:pPr>
@@ -5662,18 +5662,18 @@
         <mc:AlternateContent>
           <mc:Choice Requires="wpg">
             <w:drawing>
-              <wp:anchor distT="0" distB="0" distL="114300" distR="114300" simplePos="0" relativeHeight="251669504" behindDoc="0" locked="0" layoutInCell="1" allowOverlap="1">
+              <wp:anchor distT="0" distB="0" distL="114300" distR="114300" simplePos="0" relativeHeight="251666432" behindDoc="0" locked="0" layoutInCell="1" allowOverlap="1">
                 <wp:simplePos x="0" y="0"/>
                 <wp:positionH relativeFrom="column">
-                  <wp:posOffset>2775585</wp:posOffset>
+                  <wp:posOffset>2806065</wp:posOffset>
                 </wp:positionH>
                 <wp:positionV relativeFrom="paragraph">
-                  <wp:posOffset>80010</wp:posOffset>
+                  <wp:posOffset>46355</wp:posOffset>
                 </wp:positionV>
-                <wp:extent cx="2571115" cy="410210"/>
-                <wp:effectExtent l="0" t="0" r="4445" b="1270"/>
+                <wp:extent cx="2907030" cy="454025"/>
+                <wp:effectExtent l="0" t="0" r="3810" b="3175"/>
                 <wp:wrapNone/>
-                <wp:docPr id="35" name="组合 16"/>
+                <wp:docPr id="3" name="组合 6"/>
                 <wp:cNvGraphicFramePr/>
                 <a:graphic xmlns:a="http://schemas.openxmlformats.org/drawingml/2006/main">
                   <a:graphicData uri="http://schemas.microsoft.com/office/word/2010/wordprocessingGroup">
@@ -5681,15 +5681,15 @@
                       <wpg:cNvGrpSpPr/>
                       <wpg:grpSpPr>
                         <a:xfrm rot="0">
-                          <a:off x="3423285" y="4040505"/>
-                          <a:ext cx="2571115" cy="410210"/>
-                          <a:chOff x="17956" y="38313"/>
-                          <a:chExt cx="4049" cy="646"/>
+                          <a:off x="3453765" y="1440180"/>
+                          <a:ext cx="2907030" cy="454025"/>
+                          <a:chOff x="10964" y="4458"/>
+                          <a:chExt cx="4578" cy="715"/>
                         </a:xfrm>
                       </wpg:grpSpPr>
                       <pic:pic xmlns:pic="http://schemas.openxmlformats.org/drawingml/2006/picture">
                         <pic:nvPicPr>
-                          <pic:cNvPr id="1" name="图片 29" descr="IMG_256"/>
+                          <pic:cNvPr id="30" name="图片 30" descr="微信图片_20220215110121"/>
                           <pic:cNvPicPr>
                             <a:picLocks noChangeAspect="1"/>
                           </pic:cNvPicPr>
@@ -5698,17 +5698,18 @@
                           <a:blip r:embed="rId13">
                             <a:clrChange>
                               <a:clrFrom>
-                                <a:srgbClr val="FFFFFF">
+                                <a:srgbClr val="A09D98">
                                   <a:alpha val="100000"/>
                                 </a:srgbClr>
                               </a:clrFrom>
                               <a:clrTo>
-                                <a:srgbClr val="FFFFFF">
+                                <a:srgbClr val="A09D98">
                                   <a:alpha val="100000"/>
                                   <a:alpha val="0"/>
                                 </a:srgbClr>
                               </a:clrTo>
                             </a:clrChange>
+                            <a:biLevel thresh="50000"/>
                           </a:blip>
                           <a:stretch>
                             <a:fillRect/>
@@ -5716,489 +5717,8 @@
                         </pic:blipFill>
                         <pic:spPr>
                           <a:xfrm>
-                            <a:off x="21031" y="38313"/>
-                            <a:ext cx="975" cy="570"/>
-                          </a:xfrm>
-                          <a:prstGeom prst="rect">
-                            <a:avLst/>
-                          </a:prstGeom>
-                          <a:noFill/>
-                          <a:ln w="9525">
-                            <a:noFill/>
-                          </a:ln>
-                        </pic:spPr>
-                      </pic:pic>
-                      <pic:pic xmlns:pic="http://schemas.openxmlformats.org/drawingml/2006/picture">
-                        <pic:nvPicPr>
-                          <pic:cNvPr id="2" name="图片 15" descr="c9514d16fd70679bf0495aeebb03c72d_compress"/>
-                          <pic:cNvPicPr>
-                            <a:picLocks noChangeAspect="1"/>
-                          </pic:cNvPicPr>
-                        </pic:nvPicPr>
-                        <pic:blipFill>
-                          <a:blip r:embed="rId14"/>
-                          <a:srcRect l="21003" t="56913" r="27176" b="26386"/>
-                          <a:stretch>
-                            <a:fillRect/>
-                          </a:stretch>
-                        </pic:blipFill>
-                        <pic:spPr>
-                          <a:xfrm>
-                            <a:off x="17956" y="38485"/>
-                            <a:ext cx="1550" cy="475"/>
-                          </a:xfrm>
-                          <a:prstGeom prst="rect">
-                            <a:avLst/>
-                          </a:prstGeom>
-                        </pic:spPr>
-                      </pic:pic>
-                    </wpg:wgp>
-                  </a:graphicData>
-                </a:graphic>
-              </wp:anchor>
-            </w:drawing>
-          </mc:Choice>
-          <mc:Fallback>
-            <w:pict>
-              <v:group id="组合 16" o:spid="_x0000_s1026" o:spt="203" style="position:absolute;left:0pt;margin-left:218.55pt;margin-top:6.3pt;height:32.3pt;width:202.45pt;z-index:251669504;mso-width-relative:page;mso-height-relative:page;" coordorigin="17956,38313" coordsize="4049,646" o:gfxdata="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">
-                <o:lock v:ext="edit" aspectratio="f"/>
-                <v:shape id="图片 29" o:spid="_x0000_s1026" o:spt="75" alt="IMG_256" type="#_x0000_t75" style="position:absolute;left:21031;top:38313;height:570;width:975;" filled="f" o:preferrelative="t" stroked="f" coordsize="21600,21600" o:gfxdata="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">
-                  <v:fill on="f" focussize="0,0"/>
-                  <v:stroke on="f"/>
-                  <v:imagedata r:id="rId13" chromakey="#FFFFFF" o:title=""/>
-                  <o:lock v:ext="edit" aspectratio="t"/>
-                </v:shape>
-                <v:shape id="图片 15" o:spid="_x0000_s1026" o:spt="75" alt="c9514d16fd70679bf0495aeebb03c72d_compress" type="#_x0000_t75" style="position:absolute;left:17956;top:38485;height:475;width:1550;" filled="f" o:preferrelative="t" stroked="f" coordsize="21600,21600" o:gfxdata="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">
-                  <v:fill on="f" focussize="0,0"/>
-                  <v:stroke on="f"/>
-                  <v:imagedata r:id="rId14" cropleft="13765f" croptop="37299f" cropright="17810f" cropbottom="17292f" o:title=""/>
-                  <o:lock v:ext="edit" aspectratio="t"/>
-                </v:shape>
-              </v:group>
-            </w:pict>
-          </mc:Fallback>
-        </mc:AlternateContent>
-      </w:r>
-    </w:p>
-    <w:tbl>
-      <w:tblPr>
-        <w:tblStyle w:val="34"/>
-        <w:tblW w:w="6772" w:type="dxa"/>
-        <w:jc w:val="right"/>
-        <w:tblLayout w:type="fixed"/>
-        <w:tblCellMar>
-          <w:top w:w="0" w:type="dxa"/>
-          <w:left w:w="0" w:type="dxa"/>
-          <w:bottom w:w="0" w:type="dxa"/>
-          <w:right w:w="0" w:type="dxa"/>
-        </w:tblCellMar>
-      </w:tblPr>
-      <w:tblGrid>
-        <w:gridCol w:w="1272"/>
-        <w:gridCol w:w="2040"/>
-        <w:gridCol w:w="1166"/>
-        <w:gridCol w:w="2294"/>
-      </w:tblGrid>
-      <w:tr>
-        <w:trPr>
-          <w:trHeight w:val="441" w:hRule="exact"/>
-          <w:jc w:val="right"/>
-        </w:trPr>
-        <w:tc>
-          <w:tcPr>
-            <w:tcW w:w="1272" w:type="dxa"/>
-            <w:vAlign w:val="center"/>
-          </w:tcPr>
-          <w:p>
-            <w:pPr>
-              <w:pStyle w:val="20"/>
-              <w:spacing w:before="13"/>
-              <w:ind w:left="13" w:right="95"/>
-              <w:jc w:val="both"/>
-              <w:rPr>
-                <w:rFonts w:ascii="Times New Roman" w:hAnsi="Times New Roman" w:cs="Times New Roman"/>
-                <w:b/>
-                <w:sz w:val="24"/>
-                <w:szCs w:val="24"/>
-              </w:rPr>
-            </w:pPr>
-            <w:r>
-              <w:rPr>
-                <w:rFonts w:ascii="Times New Roman" w:hAnsi="Times New Roman" w:cs="Times New Roman"/>
-                <w:b/>
-                <w:sz w:val="24"/>
-                <w:szCs w:val="24"/>
-              </w:rPr>
-              <w:t>检测人：</w:t>
-            </w:r>
-          </w:p>
-        </w:tc>
-        <w:tc>
-          <w:tcPr>
-            <w:tcW w:w="2040" w:type="dxa"/>
-            <w:vAlign w:val="center"/>
-          </w:tcPr>
-          <w:p>
-            <w:pPr>
-              <w:pStyle w:val="20"/>
-              <w:spacing w:before="13"/>
-              <w:jc w:val="both"/>
-              <w:rPr>
-                <w:rFonts w:ascii="Times New Roman" w:hAnsi="Times New Roman" w:cs="Times New Roman"/>
-                <w:b/>
-                <w:sz w:val="24"/>
-                <w:szCs w:val="24"/>
-              </w:rPr>
-            </w:pPr>
-          </w:p>
-        </w:tc>
-        <w:tc>
-          <w:tcPr>
-            <w:tcW w:w="1166" w:type="dxa"/>
-            <w:vAlign w:val="center"/>
-          </w:tcPr>
-          <w:p>
-            <w:pPr>
-              <w:pStyle w:val="20"/>
-              <w:spacing w:before="13"/>
-              <w:jc w:val="both"/>
-              <w:rPr>
-                <w:rFonts w:ascii="Times New Roman" w:hAnsi="Times New Roman" w:cs="Times New Roman"/>
-                <w:b/>
-                <w:sz w:val="24"/>
-                <w:szCs w:val="24"/>
-              </w:rPr>
-            </w:pPr>
-            <w:r>
-              <w:rPr>
-                <w:rFonts w:ascii="Times New Roman" w:hAnsi="Times New Roman" w:cs="Times New Roman"/>
-                <w:b/>
-                <w:sz w:val="24"/>
-                <w:szCs w:val="24"/>
-              </w:rPr>
-              <w:t>复核人</w:t>
-            </w:r>
-            <w:r>
-              <w:rPr>
-                <w:rFonts w:ascii="Times New Roman" w:hAnsi="Times New Roman" w:cs="Times New Roman"/>
-                <w:b/>
-                <w:sz w:val="24"/>
-                <w:szCs w:val="24"/>
-                <w:lang w:eastAsia="zh-CN"/>
-              </w:rPr>
-              <w:t>：</w:t>
-            </w:r>
-          </w:p>
-        </w:tc>
-        <w:tc>
-          <w:tcPr>
-            <w:tcW w:w="2294" w:type="dxa"/>
-            <w:vAlign w:val="center"/>
-          </w:tcPr>
-          <w:p>
-            <w:pPr>
-              <w:pStyle w:val="20"/>
-              <w:spacing w:before="13"/>
-              <w:ind w:right="15"/>
-              <w:jc w:val="both"/>
-              <w:rPr>
-                <w:rFonts w:ascii="Times New Roman" w:hAnsi="Times New Roman" w:cs="Times New Roman"/>
-                <w:b/>
-                <w:sz w:val="24"/>
-                <w:szCs w:val="24"/>
-              </w:rPr>
-            </w:pPr>
-          </w:p>
-        </w:tc>
-      </w:tr>
-      <w:tr>
-        <w:tblPrEx>
-          <w:tblCellMar>
-            <w:top w:w="0" w:type="dxa"/>
-            <w:left w:w="0" w:type="dxa"/>
-            <w:bottom w:w="0" w:type="dxa"/>
-            <w:right w:w="0" w:type="dxa"/>
-          </w:tblCellMar>
-        </w:tblPrEx>
-        <w:trPr>
-          <w:trHeight w:val="457" w:hRule="exact"/>
-          <w:jc w:val="right"/>
-        </w:trPr>
-        <w:tc>
-          <w:tcPr>
-            <w:tcW w:w="1272" w:type="dxa"/>
-            <w:vAlign w:val="center"/>
-          </w:tcPr>
-          <w:p>
-            <w:pPr>
-              <w:pStyle w:val="20"/>
-              <w:spacing w:line="341" w:lineRule="exact"/>
-              <w:ind w:left="13" w:right="165"/>
-              <w:jc w:val="both"/>
-              <w:rPr>
-                <w:rFonts w:ascii="Times New Roman" w:hAnsi="Times New Roman" w:cs="Times New Roman"/>
-                <w:b/>
-                <w:sz w:val="24"/>
-                <w:szCs w:val="24"/>
-              </w:rPr>
-            </w:pPr>
-            <w:r>
-              <w:rPr>
-                <w:rFonts w:ascii="Times New Roman" w:hAnsi="Times New Roman" w:cs="Times New Roman"/>
-                <w:b/>
-                <w:sz w:val="24"/>
-                <w:szCs w:val="24"/>
-              </w:rPr>
-              <w:t>日</w:t>
-            </w:r>
-            <w:r>
-              <w:rPr>
-                <w:rFonts w:ascii="Times New Roman" w:hAnsi="Times New Roman" w:cs="Times New Roman"/>
-                <w:b/>
-                <w:sz w:val="24"/>
-                <w:szCs w:val="24"/>
-                <w:lang w:eastAsia="zh-CN"/>
-              </w:rPr>
-              <w:t xml:space="preserve">  </w:t>
-            </w:r>
-            <w:r>
-              <w:rPr>
-                <w:rFonts w:ascii="Times New Roman" w:hAnsi="Times New Roman" w:cs="Times New Roman"/>
-                <w:b/>
-                <w:sz w:val="24"/>
-                <w:szCs w:val="24"/>
-              </w:rPr>
-              <w:t>期：</w:t>
-            </w:r>
-          </w:p>
-        </w:tc>
-        <w:tc>
-          <w:tcPr>
-            <w:tcW w:w="2040" w:type="dxa"/>
-            <w:vAlign w:val="center"/>
-          </w:tcPr>
-          <w:p>
-            <w:pPr>
-              <w:pStyle w:val="20"/>
-              <w:spacing w:line="363" w:lineRule="exact"/>
-              <w:jc w:val="both"/>
-              <w:rPr>
-                <w:rFonts w:ascii="Times New Roman" w:hAnsi="Times New Roman" w:cs="Times New Roman"/>
-                <w:sz w:val="24"/>
-                <w:szCs w:val="24"/>
-              </w:rPr>
-            </w:pPr>
-            <w:r>
-              <w:rPr>
-                <w:rFonts w:ascii="Times New Roman" w:hAnsi="Times New Roman" w:cs="Times New Roman"/>
-                <w:kern w:val="2"/>
-                <w:sz w:val="24"/>
-                <w:szCs w:val="24"/>
-                <w:lang w:eastAsia="zh-CN"/>
-              </w:rPr>
-              <w:t>{{ reportdate }}</w:t>
-            </w:r>
-          </w:p>
-        </w:tc>
-        <w:tc>
-          <w:tcPr>
-            <w:tcW w:w="1166" w:type="dxa"/>
-            <w:vAlign w:val="center"/>
-          </w:tcPr>
-          <w:p>
-            <w:pPr>
-              <w:pStyle w:val="20"/>
-              <w:spacing w:line="341" w:lineRule="exact"/>
-              <w:jc w:val="both"/>
-              <w:rPr>
-                <w:rFonts w:ascii="Times New Roman" w:hAnsi="Times New Roman" w:cs="Times New Roman"/>
-                <w:b/>
-                <w:sz w:val="24"/>
-                <w:szCs w:val="24"/>
-              </w:rPr>
-            </w:pPr>
-            <w:r>
-              <w:rPr>
-                <w:rFonts w:ascii="Times New Roman" w:hAnsi="Times New Roman" w:cs="Times New Roman"/>
-                <w:b/>
-                <w:sz w:val="24"/>
-                <w:szCs w:val="24"/>
-              </w:rPr>
-              <w:t>日</w:t>
-            </w:r>
-            <w:r>
-              <w:rPr>
-                <w:rFonts w:ascii="Times New Roman" w:hAnsi="Times New Roman" w:cs="Times New Roman"/>
-                <w:b/>
-                <w:sz w:val="24"/>
-                <w:szCs w:val="24"/>
-                <w:lang w:eastAsia="zh-CN"/>
-              </w:rPr>
-              <w:t xml:space="preserve">  </w:t>
-            </w:r>
-            <w:r>
-              <w:rPr>
-                <w:rFonts w:ascii="Times New Roman" w:hAnsi="Times New Roman" w:cs="Times New Roman"/>
-                <w:b/>
-                <w:sz w:val="24"/>
-                <w:szCs w:val="24"/>
-              </w:rPr>
-              <w:t>期：</w:t>
-            </w:r>
-          </w:p>
-        </w:tc>
-        <w:tc>
-          <w:tcPr>
-            <w:tcW w:w="2294" w:type="dxa"/>
-            <w:vAlign w:val="center"/>
-          </w:tcPr>
-          <w:p>
-            <w:pPr>
-              <w:pStyle w:val="20"/>
-              <w:spacing w:line="363" w:lineRule="exact"/>
-              <w:ind w:right="15"/>
-              <w:jc w:val="both"/>
-              <w:rPr>
-                <w:rFonts w:ascii="Times New Roman" w:hAnsi="Times New Roman" w:cs="Times New Roman"/>
-                <w:sz w:val="24"/>
-                <w:szCs w:val="24"/>
-              </w:rPr>
-            </w:pPr>
-            <w:r>
-              <w:rPr>
-                <w:rFonts w:ascii="Times New Roman" w:hAnsi="Times New Roman" w:cs="Times New Roman"/>
-                <w:kern w:val="2"/>
-                <w:sz w:val="24"/>
-                <w:szCs w:val="24"/>
-                <w:lang w:eastAsia="zh-CN"/>
-              </w:rPr>
-              <w:t>{{ reportdate }}</w:t>
-            </w:r>
-          </w:p>
-        </w:tc>
-      </w:tr>
-    </w:tbl>
-    <w:p>
-      <w:pPr>
-        <w:rPr>
-          <w:rFonts w:ascii="Times New Roman" w:hAnsi="Times New Roman" w:eastAsia="微软雅黑" w:cs="Times New Roman"/>
-          <w:sz w:val="24"/>
-          <w:szCs w:val="24"/>
-          <w:lang w:eastAsia="zh-CN"/>
-        </w:rPr>
-      </w:pPr>
-      <w:r>
-        <w:rPr>
-          <w:rFonts w:hint="eastAsia" w:ascii="Times New Roman" w:hAnsi="Times New Roman" w:eastAsia="微软雅黑" w:cs="Times New Roman"/>
-          <w:sz w:val="24"/>
-          <w:szCs w:val="24"/>
-          <w:lang w:eastAsia="zh-CN"/>
-        </w:rPr>
-        <w:t xml:space="preserve">{% endif %}{% if testedby == </w:t>
-      </w:r>
-      <w:r>
-        <w:rPr>
-          <w:rFonts w:ascii="Times New Roman" w:hAnsi="Times New Roman" w:eastAsia="微软雅黑" w:cs="Times New Roman"/>
-          <w:sz w:val="24"/>
-          <w:szCs w:val="24"/>
-          <w:lang w:eastAsia="zh-CN"/>
-        </w:rPr>
-        <w:t>“</w:t>
-      </w:r>
-      <w:r>
-        <w:rPr>
-          <w:rFonts w:hint="eastAsia" w:ascii="Times New Roman" w:hAnsi="Times New Roman" w:eastAsia="微软雅黑" w:cs="Times New Roman"/>
-          <w:sz w:val="24"/>
-          <w:szCs w:val="24"/>
-          <w:lang w:eastAsia="zh-CN"/>
-        </w:rPr>
-        <w:t>2</w:t>
-      </w:r>
-      <w:r>
-        <w:rPr>
-          <w:rFonts w:ascii="Times New Roman" w:hAnsi="Times New Roman" w:eastAsia="微软雅黑" w:cs="Times New Roman"/>
-          <w:sz w:val="24"/>
-          <w:szCs w:val="24"/>
-          <w:lang w:eastAsia="zh-CN"/>
-        </w:rPr>
-        <w:t>”</w:t>
-      </w:r>
-      <w:r>
-        <w:rPr>
-          <w:rFonts w:hint="eastAsia" w:ascii="Times New Roman" w:hAnsi="Times New Roman" w:eastAsia="微软雅黑" w:cs="Times New Roman"/>
-          <w:sz w:val="24"/>
-          <w:szCs w:val="24"/>
-          <w:lang w:eastAsia="zh-CN"/>
-        </w:rPr>
-        <w:t xml:space="preserve"> %}</w:t>
-      </w:r>
-    </w:p>
-    <w:p>
-      <w:pPr>
-        <w:rPr>
-          <w:rFonts w:hint="default"/>
-          <w:sz w:val="24"/>
-          <w:lang w:val="en-US" w:eastAsia="zh-CN"/>
-        </w:rPr>
-      </w:pPr>
-    </w:p>
-    <w:p>
-      <w:pPr>
-        <w:rPr>
-          <w:sz w:val="24"/>
-          <w:lang w:eastAsia="zh-CN"/>
-        </w:rPr>
-      </w:pPr>
-      <w:r>
-        <w:rPr>
-          <w:sz w:val="24"/>
-        </w:rPr>
-        <mc:AlternateContent>
-          <mc:Choice Requires="wpg">
-            <w:drawing>
-              <wp:anchor distT="0" distB="0" distL="114300" distR="114300" simplePos="0" relativeHeight="251666432" behindDoc="0" locked="0" layoutInCell="1" allowOverlap="1">
-                <wp:simplePos x="0" y="0"/>
-                <wp:positionH relativeFrom="column">
-                  <wp:posOffset>2775585</wp:posOffset>
-                </wp:positionH>
-                <wp:positionV relativeFrom="paragraph">
-                  <wp:posOffset>88900</wp:posOffset>
-                </wp:positionV>
-                <wp:extent cx="2675255" cy="361950"/>
-                <wp:effectExtent l="0" t="0" r="0" b="3810"/>
-                <wp:wrapNone/>
-                <wp:docPr id="4" name="组合 30"/>
-                <wp:cNvGraphicFramePr/>
-                <a:graphic xmlns:a="http://schemas.openxmlformats.org/drawingml/2006/main">
-                  <a:graphicData uri="http://schemas.microsoft.com/office/word/2010/wordprocessingGroup">
-                    <wpg:wgp>
-                      <wpg:cNvGrpSpPr/>
-                      <wpg:grpSpPr>
-                        <a:xfrm rot="0">
-                          <a:off x="3423285" y="5173345"/>
-                          <a:ext cx="2675255" cy="361950"/>
-                          <a:chOff x="17956" y="40098"/>
-                          <a:chExt cx="4213" cy="570"/>
-                        </a:xfrm>
-                      </wpg:grpSpPr>
-                      <pic:pic xmlns:pic="http://schemas.openxmlformats.org/drawingml/2006/picture">
-                        <pic:nvPicPr>
-                          <pic:cNvPr id="13" name="图片 1" descr="24f613a0-66be-430b-9e80-270d3393fac5"/>
-                          <pic:cNvPicPr>
-                            <a:picLocks noChangeAspect="1"/>
-                          </pic:cNvPicPr>
-                        </pic:nvPicPr>
-                        <pic:blipFill>
-                          <a:blip r:embed="rId15"/>
-                          <a:srcRect l="43292" t="26660" r="21693" b="24394"/>
-                          <a:stretch>
-                            <a:fillRect/>
-                          </a:stretch>
-                        </pic:blipFill>
-                        <pic:spPr>
-                          <a:xfrm rot="16200000">
-                            <a:off x="18366" y="39740"/>
-                            <a:ext cx="506" cy="1327"/>
+                            <a:off x="10964" y="4458"/>
+                            <a:ext cx="1234" cy="715"/>
                           </a:xfrm>
                           <a:prstGeom prst="rect">
                             <a:avLst/>
@@ -6207,41 +5727,39 @@
                       </pic:pic>
                       <pic:pic xmlns:pic="http://schemas.openxmlformats.org/drawingml/2006/picture">
                         <pic:nvPicPr>
-                          <pic:cNvPr id="29" name="图片 29" descr="IMG_256"/>
+                          <pic:cNvPr id="21" name="图片 34" descr="晓敏"/>
                           <pic:cNvPicPr>
                             <a:picLocks noChangeAspect="1"/>
                           </pic:cNvPicPr>
                         </pic:nvPicPr>
                         <pic:blipFill>
-                          <a:blip r:embed="rId13">
+                          <a:blip r:embed="rId14">
                             <a:clrChange>
                               <a:clrFrom>
-                                <a:srgbClr val="FFFFFF">
-                                  <a:alpha val="100000"/>
-                                </a:srgbClr>
+                                <a:srgbClr val="949FA1"/>
                               </a:clrFrom>
                               <a:clrTo>
-                                <a:srgbClr val="FFFFFF">
-                                  <a:alpha val="100000"/>
+                                <a:srgbClr val="949FA1">
                                   <a:alpha val="0"/>
                                 </a:srgbClr>
                               </a:clrTo>
                             </a:clrChange>
                           </a:blip>
+                          <a:srcRect l="34062" t="26445" r="34097" b="9325"/>
                           <a:stretch>
                             <a:fillRect/>
                           </a:stretch>
                         </pic:blipFill>
                         <pic:spPr>
-                          <a:xfrm>
-                            <a:off x="21195" y="40098"/>
-                            <a:ext cx="975" cy="570"/>
+                          <a:xfrm rot="16200000">
+                            <a:off x="14524" y="4047"/>
+                            <a:ext cx="560" cy="1475"/>
                           </a:xfrm>
                           <a:prstGeom prst="rect">
                             <a:avLst/>
                           </a:prstGeom>
                           <a:noFill/>
-                          <a:ln w="9525">
+                          <a:ln>
                             <a:noFill/>
                           </a:ln>
                         </pic:spPr>
@@ -6254,18 +5772,18 @@
           </mc:Choice>
           <mc:Fallback>
             <w:pict>
-              <v:group id="组合 30" o:spid="_x0000_s1026" o:spt="203" style="position:absolute;left:0pt;margin-left:218.55pt;margin-top:7pt;height:28.5pt;width:210.65pt;z-index:251666432;mso-width-relative:page;mso-height-relative:page;" coordorigin="17956,40098" coordsize="4213,570" o:gfxdata="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">
+              <v:group id="组合 6" o:spid="_x0000_s1026" o:spt="203" style="position:absolute;left:0pt;margin-left:220.95pt;margin-top:3.65pt;height:35.75pt;width:228.9pt;z-index:251666432;mso-width-relative:page;mso-height-relative:page;" coordorigin="10964,4458" coordsize="4578,715" o:gfxdata="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">
                 <o:lock v:ext="edit" aspectratio="f"/>
-                <v:shape id="图片 1" o:spid="_x0000_s1026" o:spt="75" alt="24f613a0-66be-430b-9e80-270d3393fac5" type="#_x0000_t75" style="position:absolute;left:18366;top:39740;height:1327;width:506;rotation:-5898240f;" filled="f" o:preferrelative="t" stroked="f" coordsize="21600,21600" o:gfxdata="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">
+                <v:shape id="_x0000_s1026" o:spid="_x0000_s1026" o:spt="75" alt="微信图片_20220215110121" type="#_x0000_t75" style="position:absolute;left:10964;top:4458;height:715;width:1234;" filled="f" o:preferrelative="t" stroked="f" coordsize="21600,21600" o:gfxdata="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">
                   <v:fill on="f" focussize="0,0"/>
                   <v:stroke on="f"/>
-                  <v:imagedata r:id="rId15" cropleft="28372f" croptop="17472f" cropright="14217f" cropbottom="15987f" o:title=""/>
+                  <v:imagedata r:id="rId13" grayscale="t" bilevel="t" chromakey="#A09D98" o:title=""/>
                   <o:lock v:ext="edit" aspectratio="t"/>
                 </v:shape>
-                <v:shape id="_x0000_s1026" o:spid="_x0000_s1026" o:spt="75" alt="IMG_256" type="#_x0000_t75" style="position:absolute;left:21195;top:40098;height:570;width:975;" filled="f" o:preferrelative="t" stroked="f" coordsize="21600,21600" o:gfxdata="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">
+                <v:shape id="图片 34" o:spid="_x0000_s1026" o:spt="75" alt="晓敏" type="#_x0000_t75" style="position:absolute;left:14524;top:4047;height:1475;width:560;rotation:-5898240f;" filled="f" o:preferrelative="t" stroked="f" coordsize="21600,21600" o:gfxdata="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">
                   <v:fill on="f" focussize="0,0"/>
                   <v:stroke on="f"/>
-                  <v:imagedata r:id="rId13" chromakey="#FFFFFF" o:title=""/>
+                  <v:imagedata r:id="rId14" cropleft="22323f" croptop="17331f" cropright="22346f" cropbottom="6111f" chromakey="#949FA1" o:title=""/>
                   <o:lock v:ext="edit" aspectratio="t"/>
                 </v:shape>
               </v:group>
@@ -6614,7 +6132,7 @@
           <w:szCs w:val="24"/>
           <w:lang w:eastAsia="zh-CN"/>
         </w:rPr>
-        <w:t>3</w:t>
+        <w:t>2</w:t>
       </w:r>
       <w:r>
         <w:rPr>
@@ -6638,9 +6156,7 @@
     <w:p>
       <w:pPr>
         <w:rPr>
-          <w:rFonts w:ascii="Times New Roman" w:hAnsi="Times New Roman" w:eastAsia="微软雅黑" w:cs="Times New Roman"/>
           <w:sz w:val="24"/>
-          <w:szCs w:val="24"/>
           <w:lang w:eastAsia="zh-CN"/>
         </w:rPr>
       </w:pPr>
@@ -6662,15 +6178,15 @@
               <wp:anchor distT="0" distB="0" distL="114300" distR="114300" simplePos="0" relativeHeight="251667456" behindDoc="0" locked="0" layoutInCell="1" allowOverlap="1">
                 <wp:simplePos x="0" y="0"/>
                 <wp:positionH relativeFrom="column">
-                  <wp:posOffset>2715895</wp:posOffset>
+                  <wp:posOffset>2766695</wp:posOffset>
                 </wp:positionH>
                 <wp:positionV relativeFrom="paragraph">
-                  <wp:posOffset>79375</wp:posOffset>
+                  <wp:posOffset>25400</wp:posOffset>
                 </wp:positionV>
-                <wp:extent cx="2672080" cy="414020"/>
-                <wp:effectExtent l="0" t="0" r="10160" b="12700"/>
+                <wp:extent cx="2779395" cy="453390"/>
+                <wp:effectExtent l="0" t="0" r="9525" b="3810"/>
                 <wp:wrapNone/>
-                <wp:docPr id="39" name="组合 23"/>
+                <wp:docPr id="8" name="组合 1"/>
                 <wp:cNvGraphicFramePr/>
                 <a:graphic xmlns:a="http://schemas.openxmlformats.org/drawingml/2006/main">
                   <a:graphicData uri="http://schemas.microsoft.com/office/word/2010/wordprocessingGroup">
@@ -6678,42 +6194,54 @@
                       <wpg:cNvGrpSpPr/>
                       <wpg:grpSpPr>
                         <a:xfrm rot="0">
-                          <a:off x="3363595" y="6282055"/>
-                          <a:ext cx="2672080" cy="414020"/>
-                          <a:chOff x="17862" y="41843"/>
-                          <a:chExt cx="4208" cy="652"/>
+                          <a:off x="3414395" y="2556510"/>
+                          <a:ext cx="2779395" cy="453390"/>
+                          <a:chOff x="7101" y="6197"/>
+                          <a:chExt cx="4377" cy="714"/>
                         </a:xfrm>
                       </wpg:grpSpPr>
                       <pic:pic xmlns:pic="http://schemas.openxmlformats.org/drawingml/2006/picture">
                         <pic:nvPicPr>
-                          <pic:cNvPr id="22" name="图片 59" descr="图片1"/>
+                          <pic:cNvPr id="59" name="图片 34" descr="晓敏"/>
                           <pic:cNvPicPr>
                             <a:picLocks noChangeAspect="1"/>
                           </pic:cNvPicPr>
                         </pic:nvPicPr>
                         <pic:blipFill>
-                          <a:blip r:embed="rId16">
-                            <a:biLevel thresh="50000"/>
+                          <a:blip r:embed="rId14">
+                            <a:clrChange>
+                              <a:clrFrom>
+                                <a:srgbClr val="949FA1"/>
+                              </a:clrFrom>
+                              <a:clrTo>
+                                <a:srgbClr val="949FA1">
+                                  <a:alpha val="0"/>
+                                </a:srgbClr>
+                              </a:clrTo>
+                            </a:clrChange>
                           </a:blip>
-                          <a:srcRect l="7865" t="11797" r="5322" b="19074"/>
+                          <a:srcRect l="34062" t="26445" r="34097" b="9325"/>
                           <a:stretch>
                             <a:fillRect/>
                           </a:stretch>
                         </pic:blipFill>
                         <pic:spPr>
-                          <a:xfrm>
-                            <a:off x="17862" y="41869"/>
-                            <a:ext cx="1468" cy="627"/>
+                          <a:xfrm rot="16200000">
+                            <a:off x="7558" y="5850"/>
+                            <a:ext cx="560" cy="1475"/>
                           </a:xfrm>
                           <a:prstGeom prst="rect">
                             <a:avLst/>
                           </a:prstGeom>
                           <a:noFill/>
+                          <a:ln>
+                            <a:noFill/>
+                          </a:ln>
                         </pic:spPr>
                       </pic:pic>
                       <pic:pic xmlns:pic="http://schemas.openxmlformats.org/drawingml/2006/picture">
                         <pic:nvPicPr>
-                          <pic:cNvPr id="21" name="图片 29" descr="IMG_256"/>
+                          <pic:cNvPr id="45" name="图片 45" descr="微信图片_20220215110121"/>
                           <pic:cNvPicPr>
                             <a:picLocks noChangeAspect="1"/>
                           </pic:cNvPicPr>
@@ -6722,17 +6250,18 @@
                           <a:blip r:embed="rId13">
                             <a:clrChange>
                               <a:clrFrom>
-                                <a:srgbClr val="FFFFFF">
+                                <a:srgbClr val="A09D98">
                                   <a:alpha val="100000"/>
                                 </a:srgbClr>
                               </a:clrFrom>
                               <a:clrTo>
-                                <a:srgbClr val="FFFFFF">
+                                <a:srgbClr val="A09D98">
                                   <a:alpha val="100000"/>
                                   <a:alpha val="0"/>
                                 </a:srgbClr>
                               </a:clrTo>
                             </a:clrChange>
+                            <a:biLevel thresh="50000"/>
                           </a:blip>
                           <a:stretch>
                             <a:fillRect/>
@@ -6740,16 +6269,12 @@
                         </pic:blipFill>
                         <pic:spPr>
                           <a:xfrm>
-                            <a:off x="21096" y="41843"/>
-                            <a:ext cx="975" cy="570"/>
+                            <a:off x="10244" y="6197"/>
+                            <a:ext cx="1234" cy="715"/>
                           </a:xfrm>
                           <a:prstGeom prst="rect">
                             <a:avLst/>
                           </a:prstGeom>
-                          <a:noFill/>
-                          <a:ln w="9525">
-                            <a:noFill/>
-                          </a:ln>
                         </pic:spPr>
                       </pic:pic>
                     </wpg:wgp>
@@ -6760,18 +6285,18 @@
           </mc:Choice>
           <mc:Fallback>
             <w:pict>
-              <v:group id="组合 23" o:spid="_x0000_s1026" o:spt="203" style="position:absolute;left:0pt;margin-left:213.85pt;margin-top:6.25pt;height:32.6pt;width:210.4pt;z-index:251667456;mso-width-relative:page;mso-height-relative:page;" coordorigin="17862,41843" coordsize="4208,652" o:gfxdata="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">
+              <v:group id="组合 1" o:spid="_x0000_s1026" o:spt="203" style="position:absolute;left:0pt;margin-left:217.85pt;margin-top:2pt;height:35.7pt;width:218.85pt;z-index:251667456;mso-width-relative:page;mso-height-relative:page;" coordorigin="7101,6197" coordsize="4377,714" o:gfxdata="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">
                 <o:lock v:ext="edit" aspectratio="f"/>
-                <v:shape id="图片 59" o:spid="_x0000_s1026" o:spt="75" alt="图片1" type="#_x0000_t75" style="position:absolute;left:17862;top:41869;height:627;width:1468;" filled="f" o:preferrelative="t" stroked="f" coordsize="21600,21600" o:gfxdata="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">
+                <v:shape id="图片 34" o:spid="_x0000_s1026" o:spt="75" alt="晓敏" type="#_x0000_t75" style="position:absolute;left:7558;top:5850;height:1475;width:560;rotation:-5898240f;" filled="f" o:preferrelative="t" stroked="f" coordsize="21600,21600" o:gfxdata="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">
                   <v:fill on="f" focussize="0,0"/>
                   <v:stroke on="f"/>
-                  <v:imagedata r:id="rId16" cropleft="5154f" croptop="7731f" cropright="3488f" cropbottom="12500f" grayscale="t" bilevel="t" o:title=""/>
+                  <v:imagedata r:id="rId14" cropleft="22323f" croptop="17331f" cropright="22346f" cropbottom="6111f" chromakey="#949FA1" o:title=""/>
                   <o:lock v:ext="edit" aspectratio="t"/>
                 </v:shape>
-                <v:shape id="图片 29" o:spid="_x0000_s1026" o:spt="75" alt="IMG_256" type="#_x0000_t75" style="position:absolute;left:21096;top:41843;height:570;width:975;" filled="f" o:preferrelative="t" stroked="f" coordsize="21600,21600" o:gfxdata="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">
+                <v:shape id="_x0000_s1026" o:spid="_x0000_s1026" o:spt="75" alt="微信图片_20220215110121" type="#_x0000_t75" style="position:absolute;left:10244;top:6197;height:715;width:1234;" filled="f" o:preferrelative="t" stroked="f" coordsize="21600,21600" o:gfxdata="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">
                   <v:fill on="f" focussize="0,0"/>
                   <v:stroke on="f"/>
-                  <v:imagedata r:id="rId13" chromakey="#FFFFFF" o:title=""/>
+                  <v:imagedata r:id="rId13" grayscale="t" bilevel="t" chromakey="#A09D98" o:title=""/>
                   <o:lock v:ext="edit" aspectratio="t"/>
                 </v:shape>
               </v:group>
@@ -7120,7 +6645,7 @@
           <w:szCs w:val="24"/>
           <w:lang w:eastAsia="zh-CN"/>
         </w:rPr>
-        <w:t>4</w:t>
+        <w:t>3</w:t>
       </w:r>
       <w:r>
         <w:rPr>
@@ -7154,13 +6679,10 @@
     <w:p>
       <w:pPr>
         <w:rPr>
-          <w:rFonts w:ascii="Times New Roman" w:hAnsi="Times New Roman" w:eastAsia="微软雅黑" w:cs="Times New Roman"/>
           <w:sz w:val="24"/>
-          <w:szCs w:val="24"/>
           <w:lang w:eastAsia="zh-CN"/>
         </w:rPr>
       </w:pPr>
-      <w:bookmarkStart w:id="127" w:name="_GoBack"/>
       <w:r>
         <w:rPr>
           <w:sz w:val="24"/>
@@ -7171,15 +6693,15 @@
               <wp:anchor distT="0" distB="0" distL="114300" distR="114300" simplePos="0" relativeHeight="251668480" behindDoc="0" locked="0" layoutInCell="1" allowOverlap="1">
                 <wp:simplePos x="0" y="0"/>
                 <wp:positionH relativeFrom="column">
-                  <wp:posOffset>2788285</wp:posOffset>
+                  <wp:posOffset>2757170</wp:posOffset>
                 </wp:positionH>
                 <wp:positionV relativeFrom="paragraph">
-                  <wp:posOffset>85090</wp:posOffset>
+                  <wp:posOffset>28575</wp:posOffset>
                 </wp:positionV>
-                <wp:extent cx="2889885" cy="397510"/>
-                <wp:effectExtent l="0" t="0" r="5715" b="13970"/>
+                <wp:extent cx="2872105" cy="453390"/>
+                <wp:effectExtent l="0" t="0" r="8255" b="3810"/>
                 <wp:wrapNone/>
-                <wp:docPr id="41" name="组合 27"/>
+                <wp:docPr id="12" name="组合 15"/>
                 <wp:cNvGraphicFramePr/>
                 <a:graphic xmlns:a="http://schemas.openxmlformats.org/drawingml/2006/main">
                   <a:graphicData uri="http://schemas.microsoft.com/office/word/2010/wordprocessingGroup">
@@ -7187,62 +6709,21 @@
                       <wpg:cNvGrpSpPr/>
                       <wpg:grpSpPr>
                         <a:xfrm rot="0">
-                          <a:off x="3435985" y="7406005"/>
-                          <a:ext cx="2889885" cy="397510"/>
-                          <a:chOff x="17976" y="43614"/>
-                          <a:chExt cx="4551" cy="626"/>
+                          <a:off x="3404870" y="3677920"/>
+                          <a:ext cx="2872105" cy="453390"/>
+                          <a:chOff x="12357" y="7666"/>
+                          <a:chExt cx="4523" cy="714"/>
                         </a:xfrm>
                       </wpg:grpSpPr>
                       <pic:pic xmlns:pic="http://schemas.openxmlformats.org/drawingml/2006/picture">
                         <pic:nvPicPr>
-                          <pic:cNvPr id="14" name="图片 29" descr="IMG_256"/>
+                          <pic:cNvPr id="13" name="图片 59" descr="图片1"/>
                           <pic:cNvPicPr>
                             <a:picLocks noChangeAspect="1"/>
                           </pic:cNvPicPr>
                         </pic:nvPicPr>
                         <pic:blipFill>
-                          <a:blip r:embed="rId13">
-                            <a:clrChange>
-                              <a:clrFrom>
-                                <a:srgbClr val="FFFFFF">
-                                  <a:alpha val="100000"/>
-                                </a:srgbClr>
-                              </a:clrFrom>
-                              <a:clrTo>
-                                <a:srgbClr val="FFFFFF">
-                                  <a:alpha val="100000"/>
-                                  <a:alpha val="0"/>
-                                </a:srgbClr>
-                              </a:clrTo>
-                            </a:clrChange>
-                          </a:blip>
-                          <a:stretch>
-                            <a:fillRect/>
-                          </a:stretch>
-                        </pic:blipFill>
-                        <pic:spPr>
-                          <a:xfrm>
-                            <a:off x="17976" y="43615"/>
-                            <a:ext cx="975" cy="570"/>
-                          </a:xfrm>
-                          <a:prstGeom prst="rect">
-                            <a:avLst/>
-                          </a:prstGeom>
-                          <a:noFill/>
-                          <a:ln w="9525">
-                            <a:noFill/>
-                          </a:ln>
-                        </pic:spPr>
-                      </pic:pic>
-                      <pic:pic xmlns:pic="http://schemas.openxmlformats.org/drawingml/2006/picture">
-                        <pic:nvPicPr>
-                          <pic:cNvPr id="26" name="图片 59" descr="图片1"/>
-                          <pic:cNvPicPr>
-                            <a:picLocks noChangeAspect="1"/>
-                          </pic:cNvPicPr>
-                        </pic:nvPicPr>
-                        <pic:blipFill>
-                          <a:blip r:embed="rId16">
+                          <a:blip r:embed="rId15">
                             <a:biLevel thresh="50000"/>
                           </a:blip>
                           <a:srcRect l="7865" t="11797" r="5322" b="19074"/>
@@ -7252,13 +6733,51 @@
                         </pic:blipFill>
                         <pic:spPr>
                           <a:xfrm>
-                            <a:off x="21059" y="43614"/>
+                            <a:off x="12357" y="7738"/>
                             <a:ext cx="1468" cy="627"/>
                           </a:xfrm>
                           <a:prstGeom prst="rect">
                             <a:avLst/>
                           </a:prstGeom>
                           <a:noFill/>
+                        </pic:spPr>
+                      </pic:pic>
+                      <pic:pic xmlns:pic="http://schemas.openxmlformats.org/drawingml/2006/picture">
+                        <pic:nvPicPr>
+                          <pic:cNvPr id="14" name="图片 14" descr="微信图片_20220215110121"/>
+                          <pic:cNvPicPr>
+                            <a:picLocks noChangeAspect="1"/>
+                          </pic:cNvPicPr>
+                        </pic:nvPicPr>
+                        <pic:blipFill>
+                          <a:blip r:embed="rId13">
+                            <a:clrChange>
+                              <a:clrFrom>
+                                <a:srgbClr val="A09D98">
+                                  <a:alpha val="100000"/>
+                                </a:srgbClr>
+                              </a:clrFrom>
+                              <a:clrTo>
+                                <a:srgbClr val="A09D98">
+                                  <a:alpha val="100000"/>
+                                  <a:alpha val="0"/>
+                                </a:srgbClr>
+                              </a:clrTo>
+                            </a:clrChange>
+                            <a:biLevel thresh="50000"/>
+                          </a:blip>
+                          <a:stretch>
+                            <a:fillRect/>
+                          </a:stretch>
+                        </pic:blipFill>
+                        <pic:spPr>
+                          <a:xfrm>
+                            <a:off x="15646" y="7666"/>
+                            <a:ext cx="1234" cy="715"/>
+                          </a:xfrm>
+                          <a:prstGeom prst="rect">
+                            <a:avLst/>
+                          </a:prstGeom>
                         </pic:spPr>
                       </pic:pic>
                     </wpg:wgp>
@@ -7269,18 +6788,18 @@
           </mc:Choice>
           <mc:Fallback>
             <w:pict>
-              <v:group id="组合 27" o:spid="_x0000_s1026" o:spt="203" style="position:absolute;left:0pt;margin-left:219.55pt;margin-top:6.7pt;height:31.3pt;width:227.55pt;z-index:251668480;mso-width-relative:page;mso-height-relative:page;" coordorigin="17976,43614" coordsize="4551,626" o:gfxdata="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">
+              <v:group id="组合 15" o:spid="_x0000_s1026" o:spt="203" style="position:absolute;left:0pt;margin-left:217.1pt;margin-top:2.25pt;height:35.7pt;width:226.15pt;z-index:251668480;mso-width-relative:page;mso-height-relative:page;" coordorigin="12357,7666" coordsize="4523,714" o:gfxdata="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">
                 <o:lock v:ext="edit" aspectratio="f"/>
-                <v:shape id="图片 29" o:spid="_x0000_s1026" o:spt="75" alt="IMG_256" type="#_x0000_t75" style="position:absolute;left:17976;top:43615;height:570;width:975;" filled="f" o:preferrelative="t" stroked="f" coordsize="21600,21600" o:gfxdata="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">
+                <v:shape id="图片 59" o:spid="_x0000_s1026" o:spt="75" alt="图片1" type="#_x0000_t75" style="position:absolute;left:12357;top:7738;height:627;width:1468;" filled="f" o:preferrelative="t" stroked="f" coordsize="21600,21600" o:gfxdata="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">
                   <v:fill on="f" focussize="0,0"/>
                   <v:stroke on="f"/>
-                  <v:imagedata r:id="rId13" chromakey="#FFFFFF" o:title=""/>
+                  <v:imagedata r:id="rId15" cropleft="5154f" croptop="7731f" cropright="3488f" cropbottom="12500f" grayscale="t" bilevel="t" o:title=""/>
                   <o:lock v:ext="edit" aspectratio="t"/>
                 </v:shape>
-                <v:shape id="图片 59" o:spid="_x0000_s1026" o:spt="75" alt="图片1" type="#_x0000_t75" style="position:absolute;left:21059;top:43614;height:627;width:1468;" filled="f" o:preferrelative="t" stroked="f" coordsize="21600,21600" o:gfxdata="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">
+                <v:shape id="_x0000_s1026" o:spid="_x0000_s1026" o:spt="75" alt="微信图片_20220215110121" type="#_x0000_t75" style="position:absolute;left:15646;top:7666;height:715;width:1234;" filled="f" o:preferrelative="t" stroked="f" coordsize="21600,21600" o:gfxdata="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">
                   <v:fill on="f" focussize="0,0"/>
                   <v:stroke on="f"/>
-                  <v:imagedata r:id="rId16" cropleft="5154f" croptop="7731f" cropright="3488f" cropbottom="12500f" grayscale="t" bilevel="t" o:title=""/>
+                  <v:imagedata r:id="rId13" grayscale="t" bilevel="t" chromakey="#A09D98" o:title=""/>
                   <o:lock v:ext="edit" aspectratio="t"/>
                 </v:shape>
               </v:group>
@@ -7288,7 +6807,6 @@
           </mc:Fallback>
         </mc:AlternateContent>
       </w:r>
-      <w:bookmarkEnd w:id="127"/>
     </w:p>
     <w:tbl>
       <w:tblPr>
@@ -7630,7 +7148,7 @@
           <w:szCs w:val="24"/>
           <w:lang w:eastAsia="zh-CN"/>
         </w:rPr>
-        <w:t>5</w:t>
+        <w:t>4</w:t>
       </w:r>
       <w:r>
         <w:rPr>
@@ -7654,318 +7172,6 @@
     <w:p>
       <w:pPr>
         <w:rPr>
-          <w:lang w:eastAsia="zh-CN"/>
-        </w:rPr>
-      </w:pPr>
-    </w:p>
-    <w:p>
-      <w:pPr>
-        <w:rPr>
-          <w:lang w:eastAsia="zh-CN"/>
-        </w:rPr>
-      </w:pPr>
-    </w:p>
-    <w:tbl>
-      <w:tblPr>
-        <w:tblStyle w:val="34"/>
-        <w:tblW w:w="6772" w:type="dxa"/>
-        <w:jc w:val="right"/>
-        <w:tblLayout w:type="fixed"/>
-        <w:tblCellMar>
-          <w:top w:w="0" w:type="dxa"/>
-          <w:left w:w="0" w:type="dxa"/>
-          <w:bottom w:w="0" w:type="dxa"/>
-          <w:right w:w="0" w:type="dxa"/>
-        </w:tblCellMar>
-      </w:tblPr>
-      <w:tblGrid>
-        <w:gridCol w:w="1272"/>
-        <w:gridCol w:w="2040"/>
-        <w:gridCol w:w="1166"/>
-        <w:gridCol w:w="2294"/>
-      </w:tblGrid>
-      <w:tr>
-        <w:trPr>
-          <w:trHeight w:val="441" w:hRule="exact"/>
-          <w:jc w:val="right"/>
-        </w:trPr>
-        <w:tc>
-          <w:tcPr>
-            <w:tcW w:w="1272" w:type="dxa"/>
-            <w:vAlign w:val="center"/>
-          </w:tcPr>
-          <w:p>
-            <w:pPr>
-              <w:pStyle w:val="20"/>
-              <w:spacing w:before="13"/>
-              <w:ind w:left="13" w:right="95"/>
-              <w:jc w:val="both"/>
-              <w:rPr>
-                <w:rFonts w:ascii="Times New Roman" w:hAnsi="Times New Roman" w:cs="Times New Roman"/>
-                <w:b/>
-                <w:sz w:val="24"/>
-                <w:szCs w:val="24"/>
-              </w:rPr>
-            </w:pPr>
-            <w:r>
-              <w:rPr>
-                <w:rFonts w:ascii="Times New Roman" w:hAnsi="Times New Roman" w:cs="Times New Roman"/>
-                <w:b/>
-                <w:sz w:val="24"/>
-                <w:szCs w:val="24"/>
-              </w:rPr>
-              <w:t>检测人：</w:t>
-            </w:r>
-          </w:p>
-        </w:tc>
-        <w:tc>
-          <w:tcPr>
-            <w:tcW w:w="2040" w:type="dxa"/>
-            <w:vAlign w:val="center"/>
-          </w:tcPr>
-          <w:p>
-            <w:pPr>
-              <w:pStyle w:val="20"/>
-              <w:spacing w:before="13"/>
-              <w:jc w:val="both"/>
-              <w:rPr>
-                <w:rFonts w:ascii="Times New Roman" w:hAnsi="Times New Roman" w:cs="Times New Roman"/>
-                <w:b/>
-                <w:sz w:val="24"/>
-                <w:szCs w:val="24"/>
-              </w:rPr>
-            </w:pPr>
-          </w:p>
-        </w:tc>
-        <w:tc>
-          <w:tcPr>
-            <w:tcW w:w="1166" w:type="dxa"/>
-            <w:vAlign w:val="center"/>
-          </w:tcPr>
-          <w:p>
-            <w:pPr>
-              <w:pStyle w:val="20"/>
-              <w:spacing w:before="13"/>
-              <w:jc w:val="both"/>
-              <w:rPr>
-                <w:rFonts w:ascii="Times New Roman" w:hAnsi="Times New Roman" w:cs="Times New Roman"/>
-                <w:b/>
-                <w:sz w:val="24"/>
-                <w:szCs w:val="24"/>
-              </w:rPr>
-            </w:pPr>
-            <w:r>
-              <w:rPr>
-                <w:rFonts w:ascii="Times New Roman" w:hAnsi="Times New Roman" w:cs="Times New Roman"/>
-                <w:b/>
-                <w:sz w:val="24"/>
-                <w:szCs w:val="24"/>
-              </w:rPr>
-              <w:t>复核人</w:t>
-            </w:r>
-            <w:r>
-              <w:rPr>
-                <w:rFonts w:ascii="Times New Roman" w:hAnsi="Times New Roman" w:cs="Times New Roman"/>
-                <w:b/>
-                <w:sz w:val="24"/>
-                <w:szCs w:val="24"/>
-                <w:lang w:eastAsia="zh-CN"/>
-              </w:rPr>
-              <w:t>：</w:t>
-            </w:r>
-          </w:p>
-        </w:tc>
-        <w:tc>
-          <w:tcPr>
-            <w:tcW w:w="2294" w:type="dxa"/>
-            <w:vAlign w:val="center"/>
-          </w:tcPr>
-          <w:p>
-            <w:pPr>
-              <w:pStyle w:val="20"/>
-              <w:spacing w:before="13"/>
-              <w:ind w:right="15"/>
-              <w:jc w:val="both"/>
-              <w:rPr>
-                <w:rFonts w:ascii="Times New Roman" w:hAnsi="Times New Roman" w:cs="Times New Roman"/>
-                <w:b/>
-                <w:sz w:val="24"/>
-                <w:szCs w:val="24"/>
-              </w:rPr>
-            </w:pPr>
-          </w:p>
-        </w:tc>
-      </w:tr>
-      <w:tr>
-        <w:tblPrEx>
-          <w:tblCellMar>
-            <w:top w:w="0" w:type="dxa"/>
-            <w:left w:w="0" w:type="dxa"/>
-            <w:bottom w:w="0" w:type="dxa"/>
-            <w:right w:w="0" w:type="dxa"/>
-          </w:tblCellMar>
-        </w:tblPrEx>
-        <w:trPr>
-          <w:trHeight w:val="457" w:hRule="exact"/>
-          <w:jc w:val="right"/>
-        </w:trPr>
-        <w:tc>
-          <w:tcPr>
-            <w:tcW w:w="1272" w:type="dxa"/>
-            <w:vAlign w:val="center"/>
-          </w:tcPr>
-          <w:p>
-            <w:pPr>
-              <w:pStyle w:val="20"/>
-              <w:spacing w:line="341" w:lineRule="exact"/>
-              <w:ind w:left="13" w:right="165"/>
-              <w:jc w:val="both"/>
-              <w:rPr>
-                <w:rFonts w:ascii="Times New Roman" w:hAnsi="Times New Roman" w:cs="Times New Roman"/>
-                <w:b/>
-                <w:sz w:val="24"/>
-                <w:szCs w:val="24"/>
-              </w:rPr>
-            </w:pPr>
-            <w:r>
-              <w:rPr>
-                <w:rFonts w:ascii="Times New Roman" w:hAnsi="Times New Roman" w:cs="Times New Roman"/>
-                <w:b/>
-                <w:sz w:val="24"/>
-                <w:szCs w:val="24"/>
-              </w:rPr>
-              <w:t>日</w:t>
-            </w:r>
-            <w:r>
-              <w:rPr>
-                <w:rFonts w:ascii="Times New Roman" w:hAnsi="Times New Roman" w:cs="Times New Roman"/>
-                <w:b/>
-                <w:sz w:val="24"/>
-                <w:szCs w:val="24"/>
-                <w:lang w:eastAsia="zh-CN"/>
-              </w:rPr>
-              <w:t xml:space="preserve">  </w:t>
-            </w:r>
-            <w:r>
-              <w:rPr>
-                <w:rFonts w:ascii="Times New Roman" w:hAnsi="Times New Roman" w:cs="Times New Roman"/>
-                <w:b/>
-                <w:sz w:val="24"/>
-                <w:szCs w:val="24"/>
-              </w:rPr>
-              <w:t>期：</w:t>
-            </w:r>
-          </w:p>
-        </w:tc>
-        <w:tc>
-          <w:tcPr>
-            <w:tcW w:w="2040" w:type="dxa"/>
-            <w:vAlign w:val="center"/>
-          </w:tcPr>
-          <w:p>
-            <w:pPr>
-              <w:pStyle w:val="20"/>
-              <w:spacing w:line="363" w:lineRule="exact"/>
-              <w:jc w:val="both"/>
-              <w:rPr>
-                <w:rFonts w:ascii="Times New Roman" w:hAnsi="Times New Roman" w:cs="Times New Roman"/>
-                <w:sz w:val="24"/>
-                <w:szCs w:val="24"/>
-              </w:rPr>
-            </w:pPr>
-            <w:r>
-              <w:rPr>
-                <w:rFonts w:ascii="Times New Roman" w:hAnsi="Times New Roman" w:cs="Times New Roman"/>
-                <w:kern w:val="2"/>
-                <w:sz w:val="24"/>
-                <w:szCs w:val="24"/>
-                <w:lang w:eastAsia="zh-CN"/>
-              </w:rPr>
-              <w:t>{{ reportdate }}</w:t>
-            </w:r>
-          </w:p>
-        </w:tc>
-        <w:tc>
-          <w:tcPr>
-            <w:tcW w:w="1166" w:type="dxa"/>
-            <w:vAlign w:val="center"/>
-          </w:tcPr>
-          <w:p>
-            <w:pPr>
-              <w:pStyle w:val="20"/>
-              <w:spacing w:line="341" w:lineRule="exact"/>
-              <w:jc w:val="both"/>
-              <w:rPr>
-                <w:rFonts w:ascii="Times New Roman" w:hAnsi="Times New Roman" w:cs="Times New Roman"/>
-                <w:b/>
-                <w:sz w:val="24"/>
-                <w:szCs w:val="24"/>
-              </w:rPr>
-            </w:pPr>
-            <w:r>
-              <w:rPr>
-                <w:rFonts w:ascii="Times New Roman" w:hAnsi="Times New Roman" w:cs="Times New Roman"/>
-                <w:b/>
-                <w:sz w:val="24"/>
-                <w:szCs w:val="24"/>
-              </w:rPr>
-              <w:t>日</w:t>
-            </w:r>
-            <w:r>
-              <w:rPr>
-                <w:rFonts w:ascii="Times New Roman" w:hAnsi="Times New Roman" w:cs="Times New Roman"/>
-                <w:b/>
-                <w:sz w:val="24"/>
-                <w:szCs w:val="24"/>
-                <w:lang w:eastAsia="zh-CN"/>
-              </w:rPr>
-              <w:t xml:space="preserve">  </w:t>
-            </w:r>
-            <w:r>
-              <w:rPr>
-                <w:rFonts w:ascii="Times New Roman" w:hAnsi="Times New Roman" w:cs="Times New Roman"/>
-                <w:b/>
-                <w:sz w:val="24"/>
-                <w:szCs w:val="24"/>
-              </w:rPr>
-              <w:t>期：</w:t>
-            </w:r>
-          </w:p>
-        </w:tc>
-        <w:tc>
-          <w:tcPr>
-            <w:tcW w:w="2294" w:type="dxa"/>
-            <w:vAlign w:val="center"/>
-          </w:tcPr>
-          <w:p>
-            <w:pPr>
-              <w:pStyle w:val="20"/>
-              <w:spacing w:line="363" w:lineRule="exact"/>
-              <w:ind w:right="15"/>
-              <w:jc w:val="both"/>
-              <w:rPr>
-                <w:rFonts w:ascii="Times New Roman" w:hAnsi="Times New Roman" w:cs="Times New Roman"/>
-                <w:sz w:val="24"/>
-                <w:szCs w:val="24"/>
-              </w:rPr>
-            </w:pPr>
-            <w:r>
-              <w:rPr>
-                <w:rFonts w:ascii="Times New Roman" w:hAnsi="Times New Roman" w:cs="Times New Roman"/>
-                <w:kern w:val="2"/>
-                <w:sz w:val="24"/>
-                <w:szCs w:val="24"/>
-                <w:lang w:eastAsia="zh-CN"/>
-              </w:rPr>
-              <w:t>{{ reportdate }}</w:t>
-            </w:r>
-          </w:p>
-        </w:tc>
-      </w:tr>
-    </w:tbl>
-    <w:p>
-      <w:pPr>
-        <w:rPr>
           <w:rFonts w:ascii="Times New Roman" w:hAnsi="Times New Roman" w:eastAsia="微软雅黑" w:cs="Times New Roman"/>
           <w:sz w:val="24"/>
           <w:szCs w:val="24"/>
@@ -7974,59 +7180,142 @@
       </w:pPr>
       <w:r>
         <w:rPr>
-          <w:rFonts w:hint="eastAsia" w:ascii="Times New Roman" w:hAnsi="Times New Roman" w:eastAsia="微软雅黑" w:cs="Times New Roman"/>
           <w:sz w:val="24"/>
-          <w:szCs w:val="24"/>
-          <w:lang w:eastAsia="zh-CN"/>
-        </w:rPr>
-        <w:t xml:space="preserve">{% endif %}{% if testedby == </w:t>
-      </w:r>
-      <w:r>
-        <w:rPr>
-          <w:rFonts w:ascii="Times New Roman" w:hAnsi="Times New Roman" w:eastAsia="微软雅黑" w:cs="Times New Roman"/>
-          <w:sz w:val="24"/>
-          <w:szCs w:val="24"/>
-          <w:lang w:eastAsia="zh-CN"/>
-        </w:rPr>
-        <w:t>“</w:t>
-      </w:r>
-      <w:r>
-        <w:rPr>
-          <w:rFonts w:hint="eastAsia" w:ascii="Times New Roman" w:hAnsi="Times New Roman" w:eastAsia="微软雅黑" w:cs="Times New Roman"/>
-          <w:sz w:val="24"/>
-          <w:szCs w:val="24"/>
-          <w:lang w:eastAsia="zh-CN"/>
-        </w:rPr>
-        <w:t>6</w:t>
-      </w:r>
-      <w:r>
-        <w:rPr>
-          <w:rFonts w:ascii="Times New Roman" w:hAnsi="Times New Roman" w:eastAsia="微软雅黑" w:cs="Times New Roman"/>
-          <w:sz w:val="24"/>
-          <w:szCs w:val="24"/>
-          <w:lang w:eastAsia="zh-CN"/>
-        </w:rPr>
-        <w:t>”</w:t>
-      </w:r>
-      <w:r>
-        <w:rPr>
-          <w:rFonts w:hint="eastAsia" w:ascii="Times New Roman" w:hAnsi="Times New Roman" w:eastAsia="微软雅黑" w:cs="Times New Roman"/>
-          <w:sz w:val="24"/>
-          <w:szCs w:val="24"/>
-          <w:lang w:eastAsia="zh-CN"/>
-        </w:rPr>
-        <w:t xml:space="preserve"> %}</w:t>
-      </w:r>
-    </w:p>
-    <w:p>
-      <w:pPr>
-        <w:rPr>
-          <w:rFonts w:ascii="Times New Roman" w:hAnsi="Times New Roman" w:eastAsia="微软雅黑" w:cs="Times New Roman"/>
-          <w:sz w:val="24"/>
-          <w:szCs w:val="24"/>
-          <w:lang w:eastAsia="zh-CN"/>
-        </w:rPr>
-      </w:pPr>
+        </w:rPr>
+        <mc:AlternateContent>
+          <mc:Choice Requires="wpg">
+            <w:drawing>
+              <wp:anchor distT="0" distB="0" distL="114300" distR="114300" simplePos="0" relativeHeight="251669504" behindDoc="0" locked="0" layoutInCell="1" allowOverlap="1">
+                <wp:simplePos x="0" y="0"/>
+                <wp:positionH relativeFrom="column">
+                  <wp:posOffset>2787650</wp:posOffset>
+                </wp:positionH>
+                <wp:positionV relativeFrom="paragraph">
+                  <wp:posOffset>174625</wp:posOffset>
+                </wp:positionV>
+                <wp:extent cx="2803525" cy="453390"/>
+                <wp:effectExtent l="0" t="0" r="635" b="3810"/>
+                <wp:wrapNone/>
+                <wp:docPr id="15" name="组合 22"/>
+                <wp:cNvGraphicFramePr/>
+                <a:graphic xmlns:a="http://schemas.openxmlformats.org/drawingml/2006/main">
+                  <a:graphicData uri="http://schemas.microsoft.com/office/word/2010/wordprocessingGroup">
+                    <wpg:wgp>
+                      <wpg:cNvGrpSpPr/>
+                      <wpg:grpSpPr>
+                        <a:xfrm rot="0">
+                          <a:off x="3435350" y="4766945"/>
+                          <a:ext cx="2803525" cy="453390"/>
+                          <a:chOff x="12525" y="9562"/>
+                          <a:chExt cx="4415" cy="714"/>
+                        </a:xfrm>
+                      </wpg:grpSpPr>
+                      <pic:pic xmlns:pic="http://schemas.openxmlformats.org/drawingml/2006/picture">
+                        <pic:nvPicPr>
+                          <pic:cNvPr id="16" name="图片 29" descr="IMG_256"/>
+                          <pic:cNvPicPr>
+                            <a:picLocks noChangeAspect="1"/>
+                          </pic:cNvPicPr>
+                        </pic:nvPicPr>
+                        <pic:blipFill>
+                          <a:blip r:embed="rId16">
+                            <a:clrChange>
+                              <a:clrFrom>
+                                <a:srgbClr val="FFFFFF">
+                                  <a:alpha val="100000"/>
+                                </a:srgbClr>
+                              </a:clrFrom>
+                              <a:clrTo>
+                                <a:srgbClr val="FFFFFF">
+                                  <a:alpha val="100000"/>
+                                  <a:alpha val="0"/>
+                                </a:srgbClr>
+                              </a:clrTo>
+                            </a:clrChange>
+                          </a:blip>
+                          <a:stretch>
+                            <a:fillRect/>
+                          </a:stretch>
+                        </pic:blipFill>
+                        <pic:spPr>
+                          <a:xfrm>
+                            <a:off x="12525" y="9698"/>
+                            <a:ext cx="975" cy="570"/>
+                          </a:xfrm>
+                          <a:prstGeom prst="rect">
+                            <a:avLst/>
+                          </a:prstGeom>
+                          <a:noFill/>
+                          <a:ln w="9525">
+                            <a:noFill/>
+                          </a:ln>
+                        </pic:spPr>
+                      </pic:pic>
+                      <pic:pic xmlns:pic="http://schemas.openxmlformats.org/drawingml/2006/picture">
+                        <pic:nvPicPr>
+                          <pic:cNvPr id="29" name="图片 20" descr="微信图片_20220215110121"/>
+                          <pic:cNvPicPr>
+                            <a:picLocks noChangeAspect="1"/>
+                          </pic:cNvPicPr>
+                        </pic:nvPicPr>
+                        <pic:blipFill>
+                          <a:blip r:embed="rId13">
+                            <a:clrChange>
+                              <a:clrFrom>
+                                <a:srgbClr val="A09D98">
+                                  <a:alpha val="100000"/>
+                                </a:srgbClr>
+                              </a:clrFrom>
+                              <a:clrTo>
+                                <a:srgbClr val="A09D98">
+                                  <a:alpha val="100000"/>
+                                  <a:alpha val="0"/>
+                                </a:srgbClr>
+                              </a:clrTo>
+                            </a:clrChange>
+                            <a:biLevel thresh="50000"/>
+                          </a:blip>
+                          <a:stretch>
+                            <a:fillRect/>
+                          </a:stretch>
+                        </pic:blipFill>
+                        <pic:spPr>
+                          <a:xfrm>
+                            <a:off x="15706" y="9562"/>
+                            <a:ext cx="1234" cy="715"/>
+                          </a:xfrm>
+                          <a:prstGeom prst="rect">
+                            <a:avLst/>
+                          </a:prstGeom>
+                        </pic:spPr>
+                      </pic:pic>
+                    </wpg:wgp>
+                  </a:graphicData>
+                </a:graphic>
+              </wp:anchor>
+            </w:drawing>
+          </mc:Choice>
+          <mc:Fallback>
+            <w:pict>
+              <v:group id="组合 22" o:spid="_x0000_s1026" o:spt="203" style="position:absolute;left:0pt;margin-left:219.5pt;margin-top:13.75pt;height:35.7pt;width:220.75pt;z-index:251669504;mso-width-relative:page;mso-height-relative:page;" coordorigin="12525,9562" coordsize="4415,714" o:gfxdata="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">
+                <o:lock v:ext="edit" aspectratio="f"/>
+                <v:shape id="图片 29" o:spid="_x0000_s1026" o:spt="75" alt="IMG_256" type="#_x0000_t75" style="position:absolute;left:12525;top:9698;height:570;width:975;" filled="f" o:preferrelative="t" stroked="f" coordsize="21600,21600" o:gfxdata="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">
+                  <v:fill on="f" focussize="0,0"/>
+                  <v:stroke on="f"/>
+                  <v:imagedata r:id="rId16" chromakey="#FFFFFF" o:title=""/>
+                  <o:lock v:ext="edit" aspectratio="t"/>
+                </v:shape>
+                <v:shape id="图片 20" o:spid="_x0000_s1026" o:spt="75" alt="微信图片_20220215110121" type="#_x0000_t75" style="position:absolute;left:15706;top:9562;height:715;width:1234;" filled="f" o:preferrelative="t" stroked="f" coordsize="21600,21600" o:gfxdata="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">
+                  <v:fill on="f" focussize="0,0"/>
+                  <v:stroke on="f"/>
+                  <v:imagedata r:id="rId13" grayscale="t" bilevel="t" chromakey="#A09D98" o:title=""/>
+                  <o:lock v:ext="edit" aspectratio="t"/>
+                </v:shape>
+              </v:group>
+            </w:pict>
+          </mc:Fallback>
+        </mc:AlternateContent>
+      </w:r>
     </w:p>
     <w:p>
       <w:pPr>
@@ -8347,6 +7636,901 @@
     <w:p>
       <w:pPr>
         <w:rPr>
+          <w:rFonts w:ascii="Times New Roman" w:hAnsi="Times New Roman" w:eastAsia="微软雅黑" w:cs="Times New Roman"/>
+          <w:sz w:val="24"/>
+          <w:szCs w:val="24"/>
+          <w:lang w:eastAsia="zh-CN"/>
+        </w:rPr>
+      </w:pPr>
+      <w:r>
+        <w:rPr>
+          <w:rFonts w:hint="eastAsia" w:ascii="Times New Roman" w:hAnsi="Times New Roman" w:eastAsia="微软雅黑" w:cs="Times New Roman"/>
+          <w:sz w:val="24"/>
+          <w:szCs w:val="24"/>
+          <w:lang w:eastAsia="zh-CN"/>
+        </w:rPr>
+        <w:t xml:space="preserve">{% endif %}{% if testedby == </w:t>
+      </w:r>
+      <w:r>
+        <w:rPr>
+          <w:rFonts w:ascii="Times New Roman" w:hAnsi="Times New Roman" w:eastAsia="微软雅黑" w:cs="Times New Roman"/>
+          <w:sz w:val="24"/>
+          <w:szCs w:val="24"/>
+          <w:lang w:eastAsia="zh-CN"/>
+        </w:rPr>
+        <w:t>“</w:t>
+      </w:r>
+      <w:r>
+        <w:rPr>
+          <w:rFonts w:hint="eastAsia" w:ascii="Times New Roman" w:hAnsi="Times New Roman" w:eastAsia="微软雅黑" w:cs="Times New Roman"/>
+          <w:sz w:val="24"/>
+          <w:szCs w:val="24"/>
+          <w:lang w:eastAsia="zh-CN"/>
+        </w:rPr>
+        <w:t>5</w:t>
+      </w:r>
+      <w:r>
+        <w:rPr>
+          <w:rFonts w:ascii="Times New Roman" w:hAnsi="Times New Roman" w:eastAsia="微软雅黑" w:cs="Times New Roman"/>
+          <w:sz w:val="24"/>
+          <w:szCs w:val="24"/>
+          <w:lang w:eastAsia="zh-CN"/>
+        </w:rPr>
+        <w:t>”</w:t>
+      </w:r>
+      <w:r>
+        <w:rPr>
+          <w:rFonts w:hint="eastAsia" w:ascii="Times New Roman" w:hAnsi="Times New Roman" w:eastAsia="微软雅黑" w:cs="Times New Roman"/>
+          <w:sz w:val="24"/>
+          <w:szCs w:val="24"/>
+          <w:lang w:eastAsia="zh-CN"/>
+        </w:rPr>
+        <w:t xml:space="preserve"> %}</w:t>
+      </w:r>
+    </w:p>
+    <w:p>
+      <w:pPr>
+        <w:rPr>
+          <w:lang w:eastAsia="zh-CN"/>
+        </w:rPr>
+      </w:pPr>
+    </w:p>
+    <w:p>
+      <w:pPr>
+        <w:rPr>
+          <w:lang w:eastAsia="zh-CN"/>
+        </w:rPr>
+      </w:pPr>
+    </w:p>
+    <w:tbl>
+      <w:tblPr>
+        <w:tblStyle w:val="34"/>
+        <w:tblW w:w="6772" w:type="dxa"/>
+        <w:jc w:val="right"/>
+        <w:tblLayout w:type="fixed"/>
+        <w:tblCellMar>
+          <w:top w:w="0" w:type="dxa"/>
+          <w:left w:w="0" w:type="dxa"/>
+          <w:bottom w:w="0" w:type="dxa"/>
+          <w:right w:w="0" w:type="dxa"/>
+        </w:tblCellMar>
+      </w:tblPr>
+      <w:tblGrid>
+        <w:gridCol w:w="1272"/>
+        <w:gridCol w:w="2040"/>
+        <w:gridCol w:w="1166"/>
+        <w:gridCol w:w="2294"/>
+      </w:tblGrid>
+      <w:tr>
+        <w:tblPrEx>
+          <w:tblCellMar>
+            <w:top w:w="0" w:type="dxa"/>
+            <w:left w:w="0" w:type="dxa"/>
+            <w:bottom w:w="0" w:type="dxa"/>
+            <w:right w:w="0" w:type="dxa"/>
+          </w:tblCellMar>
+        </w:tblPrEx>
+        <w:trPr>
+          <w:trHeight w:val="441" w:hRule="exact"/>
+          <w:jc w:val="right"/>
+        </w:trPr>
+        <w:tc>
+          <w:tcPr>
+            <w:tcW w:w="1272" w:type="dxa"/>
+            <w:vAlign w:val="center"/>
+          </w:tcPr>
+          <w:p>
+            <w:pPr>
+              <w:pStyle w:val="20"/>
+              <w:spacing w:before="13"/>
+              <w:ind w:left="13" w:right="95"/>
+              <w:jc w:val="both"/>
+              <w:rPr>
+                <w:rFonts w:ascii="Times New Roman" w:hAnsi="Times New Roman" w:cs="Times New Roman"/>
+                <w:b/>
+                <w:sz w:val="24"/>
+                <w:szCs w:val="24"/>
+              </w:rPr>
+            </w:pPr>
+            <w:r>
+              <w:rPr>
+                <w:rFonts w:ascii="Times New Roman" w:hAnsi="Times New Roman" w:cs="Times New Roman"/>
+                <w:b/>
+                <w:sz w:val="24"/>
+                <w:szCs w:val="24"/>
+              </w:rPr>
+              <w:t>检测人：</w:t>
+            </w:r>
+          </w:p>
+        </w:tc>
+        <w:tc>
+          <w:tcPr>
+            <w:tcW w:w="2040" w:type="dxa"/>
+            <w:vAlign w:val="center"/>
+          </w:tcPr>
+          <w:p>
+            <w:pPr>
+              <w:pStyle w:val="20"/>
+              <w:spacing w:before="13"/>
+              <w:jc w:val="both"/>
+              <w:rPr>
+                <w:rFonts w:ascii="Times New Roman" w:hAnsi="Times New Roman" w:cs="Times New Roman"/>
+                <w:b/>
+                <w:sz w:val="24"/>
+                <w:szCs w:val="24"/>
+              </w:rPr>
+            </w:pPr>
+          </w:p>
+        </w:tc>
+        <w:tc>
+          <w:tcPr>
+            <w:tcW w:w="1166" w:type="dxa"/>
+            <w:vAlign w:val="center"/>
+          </w:tcPr>
+          <w:p>
+            <w:pPr>
+              <w:pStyle w:val="20"/>
+              <w:spacing w:before="13"/>
+              <w:jc w:val="both"/>
+              <w:rPr>
+                <w:rFonts w:ascii="Times New Roman" w:hAnsi="Times New Roman" w:cs="Times New Roman"/>
+                <w:b/>
+                <w:sz w:val="24"/>
+                <w:szCs w:val="24"/>
+              </w:rPr>
+            </w:pPr>
+            <w:r>
+              <w:rPr>
+                <w:rFonts w:ascii="Times New Roman" w:hAnsi="Times New Roman" w:cs="Times New Roman"/>
+                <w:b/>
+                <w:sz w:val="24"/>
+                <w:szCs w:val="24"/>
+              </w:rPr>
+              <w:t>复核人</w:t>
+            </w:r>
+            <w:r>
+              <w:rPr>
+                <w:rFonts w:ascii="Times New Roman" w:hAnsi="Times New Roman" w:cs="Times New Roman"/>
+                <w:b/>
+                <w:sz w:val="24"/>
+                <w:szCs w:val="24"/>
+                <w:lang w:eastAsia="zh-CN"/>
+              </w:rPr>
+              <w:t>：</w:t>
+            </w:r>
+          </w:p>
+        </w:tc>
+        <w:tc>
+          <w:tcPr>
+            <w:tcW w:w="2294" w:type="dxa"/>
+            <w:vAlign w:val="center"/>
+          </w:tcPr>
+          <w:p>
+            <w:pPr>
+              <w:pStyle w:val="20"/>
+              <w:spacing w:before="13"/>
+              <w:ind w:right="15"/>
+              <w:jc w:val="both"/>
+              <w:rPr>
+                <w:rFonts w:ascii="Times New Roman" w:hAnsi="Times New Roman" w:cs="Times New Roman"/>
+                <w:b/>
+                <w:sz w:val="24"/>
+                <w:szCs w:val="24"/>
+              </w:rPr>
+            </w:pPr>
+          </w:p>
+        </w:tc>
+      </w:tr>
+      <w:tr>
+        <w:tblPrEx>
+          <w:tblCellMar>
+            <w:top w:w="0" w:type="dxa"/>
+            <w:left w:w="0" w:type="dxa"/>
+            <w:bottom w:w="0" w:type="dxa"/>
+            <w:right w:w="0" w:type="dxa"/>
+          </w:tblCellMar>
+        </w:tblPrEx>
+        <w:trPr>
+          <w:trHeight w:val="457" w:hRule="exact"/>
+          <w:jc w:val="right"/>
+        </w:trPr>
+        <w:tc>
+          <w:tcPr>
+            <w:tcW w:w="1272" w:type="dxa"/>
+            <w:vAlign w:val="center"/>
+          </w:tcPr>
+          <w:p>
+            <w:pPr>
+              <w:pStyle w:val="20"/>
+              <w:spacing w:line="341" w:lineRule="exact"/>
+              <w:ind w:left="13" w:right="165"/>
+              <w:jc w:val="both"/>
+              <w:rPr>
+                <w:rFonts w:ascii="Times New Roman" w:hAnsi="Times New Roman" w:cs="Times New Roman"/>
+                <w:b/>
+                <w:sz w:val="24"/>
+                <w:szCs w:val="24"/>
+              </w:rPr>
+            </w:pPr>
+            <w:r>
+              <w:rPr>
+                <w:rFonts w:ascii="Times New Roman" w:hAnsi="Times New Roman" w:cs="Times New Roman"/>
+                <w:b/>
+                <w:sz w:val="24"/>
+                <w:szCs w:val="24"/>
+              </w:rPr>
+              <w:t>日</w:t>
+            </w:r>
+            <w:r>
+              <w:rPr>
+                <w:rFonts w:ascii="Times New Roman" w:hAnsi="Times New Roman" w:cs="Times New Roman"/>
+                <w:b/>
+                <w:sz w:val="24"/>
+                <w:szCs w:val="24"/>
+                <w:lang w:eastAsia="zh-CN"/>
+              </w:rPr>
+              <w:t xml:space="preserve">  </w:t>
+            </w:r>
+            <w:r>
+              <w:rPr>
+                <w:rFonts w:ascii="Times New Roman" w:hAnsi="Times New Roman" w:cs="Times New Roman"/>
+                <w:b/>
+                <w:sz w:val="24"/>
+                <w:szCs w:val="24"/>
+              </w:rPr>
+              <w:t>期：</w:t>
+            </w:r>
+          </w:p>
+        </w:tc>
+        <w:tc>
+          <w:tcPr>
+            <w:tcW w:w="2040" w:type="dxa"/>
+            <w:vAlign w:val="center"/>
+          </w:tcPr>
+          <w:p>
+            <w:pPr>
+              <w:pStyle w:val="20"/>
+              <w:spacing w:line="363" w:lineRule="exact"/>
+              <w:jc w:val="both"/>
+              <w:rPr>
+                <w:rFonts w:ascii="Times New Roman" w:hAnsi="Times New Roman" w:cs="Times New Roman"/>
+                <w:sz w:val="24"/>
+                <w:szCs w:val="24"/>
+              </w:rPr>
+            </w:pPr>
+            <w:r>
+              <w:rPr>
+                <w:rFonts w:ascii="Times New Roman" w:hAnsi="Times New Roman" w:cs="Times New Roman"/>
+                <w:kern w:val="2"/>
+                <w:sz w:val="24"/>
+                <w:szCs w:val="24"/>
+                <w:lang w:eastAsia="zh-CN"/>
+              </w:rPr>
+              <w:t>{{ reportdate }}</w:t>
+            </w:r>
+          </w:p>
+        </w:tc>
+        <w:tc>
+          <w:tcPr>
+            <w:tcW w:w="1166" w:type="dxa"/>
+            <w:vAlign w:val="center"/>
+          </w:tcPr>
+          <w:p>
+            <w:pPr>
+              <w:pStyle w:val="20"/>
+              <w:spacing w:line="341" w:lineRule="exact"/>
+              <w:jc w:val="both"/>
+              <w:rPr>
+                <w:rFonts w:ascii="Times New Roman" w:hAnsi="Times New Roman" w:cs="Times New Roman"/>
+                <w:b/>
+                <w:sz w:val="24"/>
+                <w:szCs w:val="24"/>
+              </w:rPr>
+            </w:pPr>
+            <w:r>
+              <w:rPr>
+                <w:rFonts w:ascii="Times New Roman" w:hAnsi="Times New Roman" w:cs="Times New Roman"/>
+                <w:b/>
+                <w:sz w:val="24"/>
+                <w:szCs w:val="24"/>
+              </w:rPr>
+              <w:t>日</w:t>
+            </w:r>
+            <w:r>
+              <w:rPr>
+                <w:rFonts w:ascii="Times New Roman" w:hAnsi="Times New Roman" w:cs="Times New Roman"/>
+                <w:b/>
+                <w:sz w:val="24"/>
+                <w:szCs w:val="24"/>
+                <w:lang w:eastAsia="zh-CN"/>
+              </w:rPr>
+              <w:t xml:space="preserve">  </w:t>
+            </w:r>
+            <w:r>
+              <w:rPr>
+                <w:rFonts w:ascii="Times New Roman" w:hAnsi="Times New Roman" w:cs="Times New Roman"/>
+                <w:b/>
+                <w:sz w:val="24"/>
+                <w:szCs w:val="24"/>
+              </w:rPr>
+              <w:t>期：</w:t>
+            </w:r>
+          </w:p>
+        </w:tc>
+        <w:tc>
+          <w:tcPr>
+            <w:tcW w:w="2294" w:type="dxa"/>
+            <w:vAlign w:val="center"/>
+          </w:tcPr>
+          <w:p>
+            <w:pPr>
+              <w:pStyle w:val="20"/>
+              <w:spacing w:line="363" w:lineRule="exact"/>
+              <w:ind w:right="15"/>
+              <w:jc w:val="both"/>
+              <w:rPr>
+                <w:rFonts w:ascii="Times New Roman" w:hAnsi="Times New Roman" w:cs="Times New Roman"/>
+                <w:sz w:val="24"/>
+                <w:szCs w:val="24"/>
+              </w:rPr>
+            </w:pPr>
+            <w:r>
+              <w:rPr>
+                <w:rFonts w:ascii="Times New Roman" w:hAnsi="Times New Roman" w:cs="Times New Roman"/>
+                <w:kern w:val="2"/>
+                <w:sz w:val="24"/>
+                <w:szCs w:val="24"/>
+                <w:lang w:eastAsia="zh-CN"/>
+              </w:rPr>
+              <w:t>{{ reportdate }}</w:t>
+            </w:r>
+          </w:p>
+        </w:tc>
+      </w:tr>
+    </w:tbl>
+    <w:p>
+      <w:pPr>
+        <w:rPr>
+          <w:rFonts w:ascii="Times New Roman" w:hAnsi="Times New Roman" w:eastAsia="微软雅黑" w:cs="Times New Roman"/>
+          <w:sz w:val="24"/>
+          <w:szCs w:val="24"/>
+          <w:lang w:eastAsia="zh-CN"/>
+        </w:rPr>
+      </w:pPr>
+      <w:r>
+        <w:rPr>
+          <w:rFonts w:hint="eastAsia" w:ascii="Times New Roman" w:hAnsi="Times New Roman" w:eastAsia="微软雅黑" w:cs="Times New Roman"/>
+          <w:sz w:val="24"/>
+          <w:szCs w:val="24"/>
+          <w:lang w:eastAsia="zh-CN"/>
+        </w:rPr>
+        <w:t xml:space="preserve">{% endif %}{% if testedby == </w:t>
+      </w:r>
+      <w:r>
+        <w:rPr>
+          <w:rFonts w:ascii="Times New Roman" w:hAnsi="Times New Roman" w:eastAsia="微软雅黑" w:cs="Times New Roman"/>
+          <w:sz w:val="24"/>
+          <w:szCs w:val="24"/>
+          <w:lang w:eastAsia="zh-CN"/>
+        </w:rPr>
+        <w:t>“</w:t>
+      </w:r>
+      <w:r>
+        <w:rPr>
+          <w:rFonts w:hint="eastAsia" w:ascii="Times New Roman" w:hAnsi="Times New Roman" w:eastAsia="微软雅黑" w:cs="Times New Roman"/>
+          <w:sz w:val="24"/>
+          <w:szCs w:val="24"/>
+          <w:lang w:eastAsia="zh-CN"/>
+        </w:rPr>
+        <w:t>6</w:t>
+      </w:r>
+      <w:r>
+        <w:rPr>
+          <w:rFonts w:ascii="Times New Roman" w:hAnsi="Times New Roman" w:eastAsia="微软雅黑" w:cs="Times New Roman"/>
+          <w:sz w:val="24"/>
+          <w:szCs w:val="24"/>
+          <w:lang w:eastAsia="zh-CN"/>
+        </w:rPr>
+        <w:t>”</w:t>
+      </w:r>
+      <w:r>
+        <w:rPr>
+          <w:rFonts w:hint="eastAsia" w:ascii="Times New Roman" w:hAnsi="Times New Roman" w:eastAsia="微软雅黑" w:cs="Times New Roman"/>
+          <w:sz w:val="24"/>
+          <w:szCs w:val="24"/>
+          <w:lang w:eastAsia="zh-CN"/>
+        </w:rPr>
+        <w:t xml:space="preserve"> %}</w:t>
+      </w:r>
+    </w:p>
+    <w:p>
+      <w:pPr>
+        <w:rPr>
+          <w:rFonts w:ascii="Times New Roman" w:hAnsi="Times New Roman" w:eastAsia="微软雅黑" w:cs="Times New Roman"/>
+          <w:sz w:val="24"/>
+          <w:szCs w:val="24"/>
+          <w:lang w:eastAsia="zh-CN"/>
+        </w:rPr>
+      </w:pPr>
+    </w:p>
+    <w:p>
+      <w:pPr>
+        <w:rPr>
+          <w:rFonts w:ascii="Times New Roman" w:hAnsi="Times New Roman" w:eastAsia="微软雅黑" w:cs="Times New Roman"/>
+          <w:sz w:val="24"/>
+          <w:szCs w:val="24"/>
+          <w:lang w:eastAsia="zh-CN"/>
+        </w:rPr>
+      </w:pPr>
+      <w:r>
+        <w:rPr>
+          <w:sz w:val="24"/>
+        </w:rPr>
+        <mc:AlternateContent>
+          <mc:Choice Requires="wpg">
+            <w:drawing>
+              <wp:anchor distT="0" distB="0" distL="114300" distR="114300" simplePos="0" relativeHeight="251670528" behindDoc="0" locked="0" layoutInCell="1" allowOverlap="1">
+                <wp:simplePos x="0" y="0"/>
+                <wp:positionH relativeFrom="column">
+                  <wp:posOffset>2785745</wp:posOffset>
+                </wp:positionH>
+                <wp:positionV relativeFrom="paragraph">
+                  <wp:posOffset>4445</wp:posOffset>
+                </wp:positionV>
+                <wp:extent cx="2757805" cy="627380"/>
+                <wp:effectExtent l="0" t="0" r="635" b="12700"/>
+                <wp:wrapNone/>
+                <wp:docPr id="17" name="组合 34"/>
+                <wp:cNvGraphicFramePr/>
+                <a:graphic xmlns:a="http://schemas.openxmlformats.org/drawingml/2006/main">
+                  <a:graphicData uri="http://schemas.microsoft.com/office/word/2010/wordprocessingGroup">
+                    <wpg:wgp>
+                      <wpg:cNvGrpSpPr/>
+                      <wpg:grpSpPr>
+                        <a:xfrm rot="0">
+                          <a:off x="3534410" y="6900545"/>
+                          <a:ext cx="2757805" cy="627380"/>
+                          <a:chOff x="12609" y="13215"/>
+                          <a:chExt cx="4343" cy="988"/>
+                        </a:xfrm>
+                      </wpg:grpSpPr>
+                      <pic:pic xmlns:pic="http://schemas.openxmlformats.org/drawingml/2006/picture">
+                        <pic:nvPicPr>
+                          <pic:cNvPr id="50" name="图片 1" descr="IMG_256"/>
+                          <pic:cNvPicPr>
+                            <a:picLocks noChangeAspect="1"/>
+                          </pic:cNvPicPr>
+                        </pic:nvPicPr>
+                        <pic:blipFill>
+                          <a:blip r:embed="rId17">
+                            <a:clrChange>
+                              <a:clrFrom>
+                                <a:srgbClr val="AAA9A5">
+                                  <a:alpha val="100000"/>
+                                </a:srgbClr>
+                              </a:clrFrom>
+                              <a:clrTo>
+                                <a:srgbClr val="AAA9A5">
+                                  <a:alpha val="100000"/>
+                                  <a:alpha val="0"/>
+                                </a:srgbClr>
+                              </a:clrTo>
+                            </a:clrChange>
+                          </a:blip>
+                          <a:srcRect l="27431" t="30452" r="31962" b="18126"/>
+                          <a:stretch>
+                            <a:fillRect/>
+                          </a:stretch>
+                        </pic:blipFill>
+                        <pic:spPr>
+                          <a:xfrm>
+                            <a:off x="12609" y="13215"/>
+                            <a:ext cx="781" cy="989"/>
+                          </a:xfrm>
+                          <a:prstGeom prst="rect">
+                            <a:avLst/>
+                          </a:prstGeom>
+                          <a:noFill/>
+                          <a:ln w="9525">
+                            <a:noFill/>
+                          </a:ln>
+                        </pic:spPr>
+                      </pic:pic>
+                      <pic:pic xmlns:pic="http://schemas.openxmlformats.org/drawingml/2006/picture">
+                        <pic:nvPicPr>
+                          <pic:cNvPr id="54" name="图片 31" descr="微信图片_20220215110121"/>
+                          <pic:cNvPicPr>
+                            <a:picLocks noChangeAspect="1"/>
+                          </pic:cNvPicPr>
+                        </pic:nvPicPr>
+                        <pic:blipFill>
+                          <a:blip r:embed="rId13">
+                            <a:clrChange>
+                              <a:clrFrom>
+                                <a:srgbClr val="A09D98">
+                                  <a:alpha val="100000"/>
+                                </a:srgbClr>
+                              </a:clrFrom>
+                              <a:clrTo>
+                                <a:srgbClr val="A09D98">
+                                  <a:alpha val="100000"/>
+                                  <a:alpha val="0"/>
+                                </a:srgbClr>
+                              </a:clrTo>
+                            </a:clrChange>
+                            <a:biLevel thresh="50000"/>
+                          </a:blip>
+                          <a:stretch>
+                            <a:fillRect/>
+                          </a:stretch>
+                        </pic:blipFill>
+                        <pic:spPr>
+                          <a:xfrm>
+                            <a:off x="15718" y="13246"/>
+                            <a:ext cx="1234" cy="715"/>
+                          </a:xfrm>
+                          <a:prstGeom prst="rect">
+                            <a:avLst/>
+                          </a:prstGeom>
+                        </pic:spPr>
+                      </pic:pic>
+                    </wpg:wgp>
+                  </a:graphicData>
+                </a:graphic>
+              </wp:anchor>
+            </w:drawing>
+          </mc:Choice>
+          <mc:Fallback>
+            <w:pict>
+              <v:group id="组合 34" o:spid="_x0000_s1026" o:spt="203" style="position:absolute;left:0pt;margin-left:219.35pt;margin-top:0.35pt;height:49.4pt;width:217.15pt;z-index:251670528;mso-width-relative:page;mso-height-relative:page;" coordorigin="12609,13215" coordsize="4343,988" o:gfxdata="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">
+                <o:lock v:ext="edit" aspectratio="f"/>
+                <v:shape id="图片 1" o:spid="_x0000_s1026" o:spt="75" alt="IMG_256" type="#_x0000_t75" style="position:absolute;left:12609;top:13215;height:989;width:781;" filled="f" o:preferrelative="t" stroked="f" coordsize="21600,21600" o:gfxdata="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">
+                  <v:fill on="f" focussize="0,0"/>
+                  <v:stroke on="f"/>
+                  <v:imagedata r:id="rId17" cropleft="17977f" croptop="19957f" cropright="20947f" cropbottom="11879f" chromakey="#AAA9A5" o:title=""/>
+                  <o:lock v:ext="edit" aspectratio="t"/>
+                </v:shape>
+                <v:shape id="图片 31" o:spid="_x0000_s1026" o:spt="75" alt="微信图片_20220215110121" type="#_x0000_t75" style="position:absolute;left:15718;top:13246;height:715;width:1234;" filled="f" o:preferrelative="t" stroked="f" coordsize="21600,21600" o:gfxdata="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">
+                  <v:fill on="f" focussize="0,0"/>
+                  <v:stroke on="f"/>
+                  <v:imagedata r:id="rId13" grayscale="t" bilevel="t" chromakey="#A09D98" o:title=""/>
+                  <o:lock v:ext="edit" aspectratio="t"/>
+                </v:shape>
+              </v:group>
+            </w:pict>
+          </mc:Fallback>
+        </mc:AlternateContent>
+      </w:r>
+    </w:p>
+    <w:tbl>
+      <w:tblPr>
+        <w:tblStyle w:val="34"/>
+        <w:tblW w:w="6772" w:type="dxa"/>
+        <w:jc w:val="right"/>
+        <w:tblLayout w:type="fixed"/>
+        <w:tblCellMar>
+          <w:top w:w="0" w:type="dxa"/>
+          <w:left w:w="0" w:type="dxa"/>
+          <w:bottom w:w="0" w:type="dxa"/>
+          <w:right w:w="0" w:type="dxa"/>
+        </w:tblCellMar>
+      </w:tblPr>
+      <w:tblGrid>
+        <w:gridCol w:w="1272"/>
+        <w:gridCol w:w="2040"/>
+        <w:gridCol w:w="1166"/>
+        <w:gridCol w:w="2294"/>
+      </w:tblGrid>
+      <w:tr>
+        <w:tblPrEx>
+          <w:tblCellMar>
+            <w:top w:w="0" w:type="dxa"/>
+            <w:left w:w="0" w:type="dxa"/>
+            <w:bottom w:w="0" w:type="dxa"/>
+            <w:right w:w="0" w:type="dxa"/>
+          </w:tblCellMar>
+        </w:tblPrEx>
+        <w:trPr>
+          <w:trHeight w:val="441" w:hRule="exact"/>
+          <w:jc w:val="right"/>
+        </w:trPr>
+        <w:tc>
+          <w:tcPr>
+            <w:tcW w:w="1272" w:type="dxa"/>
+            <w:vAlign w:val="center"/>
+          </w:tcPr>
+          <w:p>
+            <w:pPr>
+              <w:pStyle w:val="20"/>
+              <w:spacing w:before="13"/>
+              <w:ind w:left="13" w:right="95"/>
+              <w:jc w:val="both"/>
+              <w:rPr>
+                <w:rFonts w:ascii="Times New Roman" w:hAnsi="Times New Roman" w:cs="Times New Roman"/>
+                <w:b/>
+                <w:sz w:val="24"/>
+                <w:szCs w:val="24"/>
+              </w:rPr>
+            </w:pPr>
+            <w:r>
+              <w:rPr>
+                <w:rFonts w:ascii="Times New Roman" w:hAnsi="Times New Roman" w:cs="Times New Roman"/>
+                <w:b/>
+                <w:sz w:val="24"/>
+                <w:szCs w:val="24"/>
+              </w:rPr>
+              <w:t>检测人：</w:t>
+            </w:r>
+          </w:p>
+        </w:tc>
+        <w:tc>
+          <w:tcPr>
+            <w:tcW w:w="2040" w:type="dxa"/>
+            <w:vAlign w:val="center"/>
+          </w:tcPr>
+          <w:p>
+            <w:pPr>
+              <w:pStyle w:val="20"/>
+              <w:spacing w:before="13"/>
+              <w:jc w:val="both"/>
+              <w:rPr>
+                <w:rFonts w:ascii="Times New Roman" w:hAnsi="Times New Roman" w:cs="Times New Roman"/>
+                <w:b/>
+                <w:sz w:val="24"/>
+                <w:szCs w:val="24"/>
+              </w:rPr>
+            </w:pPr>
+          </w:p>
+        </w:tc>
+        <w:tc>
+          <w:tcPr>
+            <w:tcW w:w="1166" w:type="dxa"/>
+            <w:vAlign w:val="center"/>
+          </w:tcPr>
+          <w:p>
+            <w:pPr>
+              <w:pStyle w:val="20"/>
+              <w:spacing w:before="13"/>
+              <w:jc w:val="both"/>
+              <w:rPr>
+                <w:rFonts w:ascii="Times New Roman" w:hAnsi="Times New Roman" w:cs="Times New Roman"/>
+                <w:b/>
+                <w:sz w:val="24"/>
+                <w:szCs w:val="24"/>
+              </w:rPr>
+            </w:pPr>
+            <w:r>
+              <w:rPr>
+                <w:rFonts w:ascii="Times New Roman" w:hAnsi="Times New Roman" w:cs="Times New Roman"/>
+                <w:b/>
+                <w:sz w:val="24"/>
+                <w:szCs w:val="24"/>
+              </w:rPr>
+              <w:t>复核人</w:t>
+            </w:r>
+            <w:r>
+              <w:rPr>
+                <w:rFonts w:ascii="Times New Roman" w:hAnsi="Times New Roman" w:cs="Times New Roman"/>
+                <w:b/>
+                <w:sz w:val="24"/>
+                <w:szCs w:val="24"/>
+                <w:lang w:eastAsia="zh-CN"/>
+              </w:rPr>
+              <w:t>：</w:t>
+            </w:r>
+          </w:p>
+        </w:tc>
+        <w:tc>
+          <w:tcPr>
+            <w:tcW w:w="2294" w:type="dxa"/>
+            <w:vAlign w:val="center"/>
+          </w:tcPr>
+          <w:p>
+            <w:pPr>
+              <w:pStyle w:val="20"/>
+              <w:spacing w:before="13"/>
+              <w:ind w:right="15"/>
+              <w:jc w:val="both"/>
+              <w:rPr>
+                <w:rFonts w:ascii="Times New Roman" w:hAnsi="Times New Roman" w:cs="Times New Roman"/>
+                <w:b/>
+                <w:sz w:val="24"/>
+                <w:szCs w:val="24"/>
+              </w:rPr>
+            </w:pPr>
+          </w:p>
+        </w:tc>
+      </w:tr>
+      <w:tr>
+        <w:tblPrEx>
+          <w:tblCellMar>
+            <w:top w:w="0" w:type="dxa"/>
+            <w:left w:w="0" w:type="dxa"/>
+            <w:bottom w:w="0" w:type="dxa"/>
+            <w:right w:w="0" w:type="dxa"/>
+          </w:tblCellMar>
+        </w:tblPrEx>
+        <w:trPr>
+          <w:trHeight w:val="457" w:hRule="exact"/>
+          <w:jc w:val="right"/>
+        </w:trPr>
+        <w:tc>
+          <w:tcPr>
+            <w:tcW w:w="1272" w:type="dxa"/>
+            <w:vAlign w:val="center"/>
+          </w:tcPr>
+          <w:p>
+            <w:pPr>
+              <w:pStyle w:val="20"/>
+              <w:spacing w:line="341" w:lineRule="exact"/>
+              <w:ind w:left="13" w:right="165"/>
+              <w:jc w:val="both"/>
+              <w:rPr>
+                <w:rFonts w:ascii="Times New Roman" w:hAnsi="Times New Roman" w:cs="Times New Roman"/>
+                <w:b/>
+                <w:sz w:val="24"/>
+                <w:szCs w:val="24"/>
+              </w:rPr>
+            </w:pPr>
+            <w:r>
+              <w:rPr>
+                <w:rFonts w:ascii="Times New Roman" w:hAnsi="Times New Roman" w:cs="Times New Roman"/>
+                <w:b/>
+                <w:sz w:val="24"/>
+                <w:szCs w:val="24"/>
+              </w:rPr>
+              <w:t>日</w:t>
+            </w:r>
+            <w:r>
+              <w:rPr>
+                <w:rFonts w:ascii="Times New Roman" w:hAnsi="Times New Roman" w:cs="Times New Roman"/>
+                <w:b/>
+                <w:sz w:val="24"/>
+                <w:szCs w:val="24"/>
+                <w:lang w:eastAsia="zh-CN"/>
+              </w:rPr>
+              <w:t xml:space="preserve">  </w:t>
+            </w:r>
+            <w:r>
+              <w:rPr>
+                <w:rFonts w:ascii="Times New Roman" w:hAnsi="Times New Roman" w:cs="Times New Roman"/>
+                <w:b/>
+                <w:sz w:val="24"/>
+                <w:szCs w:val="24"/>
+              </w:rPr>
+              <w:t>期：</w:t>
+            </w:r>
+          </w:p>
+        </w:tc>
+        <w:tc>
+          <w:tcPr>
+            <w:tcW w:w="2040" w:type="dxa"/>
+            <w:vAlign w:val="center"/>
+          </w:tcPr>
+          <w:p>
+            <w:pPr>
+              <w:pStyle w:val="20"/>
+              <w:spacing w:line="363" w:lineRule="exact"/>
+              <w:jc w:val="both"/>
+              <w:rPr>
+                <w:rFonts w:ascii="Times New Roman" w:hAnsi="Times New Roman" w:cs="Times New Roman"/>
+                <w:sz w:val="24"/>
+                <w:szCs w:val="24"/>
+              </w:rPr>
+            </w:pPr>
+            <w:r>
+              <w:rPr>
+                <w:rFonts w:ascii="Times New Roman" w:hAnsi="Times New Roman" w:cs="Times New Roman"/>
+                <w:kern w:val="2"/>
+                <w:sz w:val="24"/>
+                <w:szCs w:val="24"/>
+                <w:lang w:eastAsia="zh-CN"/>
+              </w:rPr>
+              <w:t>{{ reportdate }}</w:t>
+            </w:r>
+          </w:p>
+        </w:tc>
+        <w:tc>
+          <w:tcPr>
+            <w:tcW w:w="1166" w:type="dxa"/>
+            <w:vAlign w:val="center"/>
+          </w:tcPr>
+          <w:p>
+            <w:pPr>
+              <w:pStyle w:val="20"/>
+              <w:spacing w:line="341" w:lineRule="exact"/>
+              <w:jc w:val="both"/>
+              <w:rPr>
+                <w:rFonts w:ascii="Times New Roman" w:hAnsi="Times New Roman" w:cs="Times New Roman"/>
+                <w:b/>
+                <w:sz w:val="24"/>
+                <w:szCs w:val="24"/>
+              </w:rPr>
+            </w:pPr>
+            <w:r>
+              <w:rPr>
+                <w:rFonts w:ascii="Times New Roman" w:hAnsi="Times New Roman" w:cs="Times New Roman"/>
+                <w:b/>
+                <w:sz w:val="24"/>
+                <w:szCs w:val="24"/>
+              </w:rPr>
+              <w:t>日</w:t>
+            </w:r>
+            <w:r>
+              <w:rPr>
+                <w:rFonts w:ascii="Times New Roman" w:hAnsi="Times New Roman" w:cs="Times New Roman"/>
+                <w:b/>
+                <w:sz w:val="24"/>
+                <w:szCs w:val="24"/>
+                <w:lang w:eastAsia="zh-CN"/>
+              </w:rPr>
+              <w:t xml:space="preserve">  </w:t>
+            </w:r>
+            <w:r>
+              <w:rPr>
+                <w:rFonts w:ascii="Times New Roman" w:hAnsi="Times New Roman" w:cs="Times New Roman"/>
+                <w:b/>
+                <w:sz w:val="24"/>
+                <w:szCs w:val="24"/>
+              </w:rPr>
+              <w:t>期：</w:t>
+            </w:r>
+          </w:p>
+        </w:tc>
+        <w:tc>
+          <w:tcPr>
+            <w:tcW w:w="2294" w:type="dxa"/>
+            <w:vAlign w:val="center"/>
+          </w:tcPr>
+          <w:p>
+            <w:pPr>
+              <w:pStyle w:val="20"/>
+              <w:spacing w:line="363" w:lineRule="exact"/>
+              <w:ind w:right="15"/>
+              <w:jc w:val="both"/>
+              <w:rPr>
+                <w:rFonts w:ascii="Times New Roman" w:hAnsi="Times New Roman" w:cs="Times New Roman"/>
+                <w:sz w:val="24"/>
+                <w:szCs w:val="24"/>
+              </w:rPr>
+            </w:pPr>
+            <w:r>
+              <w:rPr>
+                <w:rFonts w:ascii="Times New Roman" w:hAnsi="Times New Roman" w:cs="Times New Roman"/>
+                <w:kern w:val="2"/>
+                <w:sz w:val="24"/>
+                <w:szCs w:val="24"/>
+                <w:lang w:eastAsia="zh-CN"/>
+              </w:rPr>
+              <w:t>{{ reportdate }}</w:t>
+            </w:r>
+          </w:p>
+        </w:tc>
+      </w:tr>
+    </w:tbl>
+    <w:p>
+      <w:pPr>
+        <w:rPr>
           <w:rFonts w:ascii="Times New Roman" w:hAnsi="Times New Roman" w:eastAsia="微软雅黑" w:cs="黑体"/>
           <w:b/>
           <w:bCs/>
@@ -8365,6 +8549,8 @@
         </w:rPr>
         <w:t>{% endif %}</w:t>
       </w:r>
+      <w:bookmarkStart w:id="41" w:name="_Toc14270"/>
+      <w:bookmarkStart w:id="42" w:name="_Toc21059"/>
       <w:r>
         <w:rPr>
           <w:rFonts w:ascii="Times New Roman" w:hAnsi="Times New Roman" w:eastAsia="微软雅黑" w:cs="黑体"/>
@@ -17696,11 +17882,11 @@
         </w:rPr>
       </w:pPr>
       <w:bookmarkStart w:id="48" w:name="_Toc10223"/>
-      <w:bookmarkStart w:id="49" w:name="_Toc20034"/>
-      <w:bookmarkStart w:id="50" w:name="_Toc19055"/>
-      <w:bookmarkStart w:id="51" w:name="_Toc32300"/>
-      <w:bookmarkStart w:id="52" w:name="_Toc106719764"/>
-      <w:bookmarkStart w:id="53" w:name="_Toc7657"/>
+      <w:bookmarkStart w:id="49" w:name="_Toc106719764"/>
+      <w:bookmarkStart w:id="50" w:name="_Toc32300"/>
+      <w:bookmarkStart w:id="51" w:name="_Toc7657"/>
+      <w:bookmarkStart w:id="52" w:name="_Toc20034"/>
+      <w:bookmarkStart w:id="53" w:name="_Toc19055"/>
       <w:r>
         <w:rPr>
           <w:rFonts w:hint="eastAsia"/>
@@ -18907,6 +19093,12 @@
             <w:insideH w:val="none" w:color="auto" w:sz="0" w:space="0"/>
             <w:insideV w:val="none" w:color="auto" w:sz="0" w:space="0"/>
           </w:tblBorders>
+          <w:tblCellMar>
+            <w:top w:w="0" w:type="dxa"/>
+            <w:left w:w="113" w:type="dxa"/>
+            <w:bottom w:w="0" w:type="dxa"/>
+            <w:right w:w="113" w:type="dxa"/>
+          </w:tblCellMar>
         </w:tblPrEx>
         <w:trPr>
           <w:trHeight w:val="1984" w:hRule="atLeast"/>
@@ -20836,11 +21028,11 @@
           <w:lang w:eastAsia="zh-CN"/>
         </w:rPr>
       </w:pPr>
-      <w:bookmarkStart w:id="58" w:name="_Toc27302"/>
+      <w:bookmarkStart w:id="58" w:name="_Toc13196_WPSOffice_Level1"/>
       <w:bookmarkStart w:id="59" w:name="_Toc28240"/>
-      <w:bookmarkStart w:id="60" w:name="_Toc13196_WPSOffice_Level1"/>
+      <w:bookmarkStart w:id="60" w:name="_Toc21764_WPSOffice_Level1"/>
       <w:bookmarkStart w:id="61" w:name="_Toc1707_WPSOffice_Level1"/>
-      <w:bookmarkStart w:id="62" w:name="_Toc21764_WPSOffice_Level1"/>
+      <w:bookmarkStart w:id="62" w:name="_Toc27302"/>
       <w:r>
         <w:rPr>
           <w:rFonts w:hint="eastAsia" w:ascii="Times New Roman" w:hAnsi="Times New Roman" w:eastAsia="微软雅黑" w:cs="Times New Roman"/>
@@ -20868,11 +21060,11 @@
       </w:pPr>
       <w:bookmarkStart w:id="63" w:name="_Toc4331_WPSOffice_Level2"/>
       <w:bookmarkStart w:id="64" w:name="_Toc26406"/>
-      <w:bookmarkStart w:id="65" w:name="_Toc32443_WPSOffice_Level2"/>
-      <w:bookmarkStart w:id="66" w:name="_Toc32302"/>
+      <w:bookmarkStart w:id="65" w:name="_Toc32302"/>
+      <w:bookmarkStart w:id="66" w:name="_Toc32443_WPSOffice_Level2"/>
       <w:bookmarkStart w:id="67" w:name="_Toc23606"/>
-      <w:bookmarkStart w:id="68" w:name="_Toc149837264"/>
-      <w:bookmarkStart w:id="69" w:name="_Toc5808"/>
+      <w:bookmarkStart w:id="68" w:name="_Toc5808"/>
+      <w:bookmarkStart w:id="69" w:name="_Toc149837264"/>
       <w:r>
         <w:rPr>
           <w:rFonts w:hint="eastAsia"/>
@@ -34190,8 +34382,8 @@
           </w14:shadow>
         </w:rPr>
       </w:pPr>
-      <w:bookmarkStart w:id="74" w:name="_Toc27103"/>
-      <w:bookmarkStart w:id="75" w:name="_Toc31080"/>
+      <w:bookmarkStart w:id="74" w:name="_Toc31080"/>
+      <w:bookmarkStart w:id="75" w:name="_Toc27103"/>
       <w:r>
         <w:rPr>
           <w:rStyle w:val="41"/>
@@ -34232,10 +34424,10 @@
       <w:bookmarkStart w:id="76" w:name="_Toc14255_WPSOffice_Level1"/>
       <w:bookmarkStart w:id="77" w:name="_Toc9066"/>
       <w:bookmarkStart w:id="78" w:name="_Toc15840_WPSOffice_Level1"/>
-      <w:bookmarkStart w:id="79" w:name="_Toc21092"/>
+      <w:bookmarkStart w:id="79" w:name="_Toc3674"/>
       <w:bookmarkStart w:id="80" w:name="_Toc2723"/>
-      <w:bookmarkStart w:id="81" w:name="_Toc3674"/>
-      <w:bookmarkStart w:id="82" w:name="_Toc24085_WPSOffice_Level1"/>
+      <w:bookmarkStart w:id="81" w:name="_Toc24085_WPSOffice_Level1"/>
+      <w:bookmarkStart w:id="82" w:name="_Toc21092"/>
       <w:bookmarkStart w:id="83" w:name="_Hlk33190413"/>
       <w:bookmarkStart w:id="84" w:name="_Toc18699"/>
       <w:bookmarkStart w:id="85" w:name="_Toc28810_WPSOffice_Level1"/>
@@ -36664,8 +36856,8 @@
           <w:lang w:eastAsia="zh-CN"/>
         </w:rPr>
       </w:pPr>
-      <w:bookmarkStart w:id="88" w:name="_Toc23103"/>
-      <w:bookmarkStart w:id="89" w:name="_Toc2084"/>
+      <w:bookmarkStart w:id="88" w:name="_Toc2084"/>
+      <w:bookmarkStart w:id="89" w:name="_Toc23103"/>
       <w:r>
         <w:rPr>
           <w:rFonts w:hint="eastAsia"/>
@@ -37471,8 +37663,8 @@
           <w:lang w:eastAsia="zh-CN"/>
         </w:rPr>
       </w:pPr>
-      <w:bookmarkStart w:id="92" w:name="_Toc7802"/>
-      <w:bookmarkStart w:id="93" w:name="_Toc28774"/>
+      <w:bookmarkStart w:id="92" w:name="_Toc28774"/>
+      <w:bookmarkStart w:id="93" w:name="_Toc7802"/>
       <w:r>
         <w:rPr>
           <w:rFonts w:hint="eastAsia"/>
@@ -38191,15 +38383,15 @@
           <w:szCs w:val="22"/>
         </w:rPr>
       </w:pPr>
-      <w:bookmarkStart w:id="94" w:name="_Toc27291"/>
-      <w:bookmarkStart w:id="95" w:name="_Toc5400"/>
-      <w:bookmarkStart w:id="96" w:name="_Toc29283"/>
-      <w:bookmarkStart w:id="97" w:name="_Toc4680"/>
-      <w:bookmarkStart w:id="98" w:name="_Toc3846"/>
-      <w:bookmarkStart w:id="99" w:name="_Toc1953"/>
-      <w:bookmarkStart w:id="100" w:name="_Toc3824"/>
-      <w:bookmarkStart w:id="101" w:name="_Toc29484"/>
-      <w:bookmarkStart w:id="102" w:name="_Toc32060"/>
+      <w:bookmarkStart w:id="94" w:name="_Toc3846"/>
+      <w:bookmarkStart w:id="95" w:name="_Toc4680"/>
+      <w:bookmarkStart w:id="96" w:name="_Toc1953"/>
+      <w:bookmarkStart w:id="97" w:name="_Toc27291"/>
+      <w:bookmarkStart w:id="98" w:name="_Toc5400"/>
+      <w:bookmarkStart w:id="99" w:name="_Toc3824"/>
+      <w:bookmarkStart w:id="100" w:name="_Toc29283"/>
+      <w:bookmarkStart w:id="101" w:name="_Toc32060"/>
+      <w:bookmarkStart w:id="102" w:name="_Toc29484"/>
       <w:r>
         <w:rPr>
           <w:b w:val="0"/>
@@ -38366,15 +38558,15 @@
           <w:szCs w:val="22"/>
         </w:rPr>
       </w:pPr>
-      <w:bookmarkStart w:id="103" w:name="_Toc22196"/>
-      <w:bookmarkStart w:id="104" w:name="_Toc126"/>
+      <w:bookmarkStart w:id="103" w:name="_Toc126"/>
+      <w:bookmarkStart w:id="104" w:name="_Toc21034"/>
       <w:bookmarkStart w:id="105" w:name="_Toc134"/>
-      <w:bookmarkStart w:id="106" w:name="_Toc783"/>
+      <w:bookmarkStart w:id="106" w:name="_Toc10299"/>
       <w:bookmarkStart w:id="107" w:name="_Toc32349"/>
-      <w:bookmarkStart w:id="108" w:name="_Toc1891"/>
-      <w:bookmarkStart w:id="109" w:name="_Toc3814"/>
-      <w:bookmarkStart w:id="110" w:name="_Toc21034"/>
-      <w:bookmarkStart w:id="111" w:name="_Toc10299"/>
+      <w:bookmarkStart w:id="108" w:name="_Toc22196"/>
+      <w:bookmarkStart w:id="109" w:name="_Toc783"/>
+      <w:bookmarkStart w:id="110" w:name="_Toc1891"/>
+      <w:bookmarkStart w:id="111" w:name="_Toc3814"/>
       <w:r>
         <w:rPr>
           <w:b w:val="0"/>
@@ -38589,14 +38781,14 @@
           <w:lang w:eastAsia="zh-CN"/>
         </w:rPr>
       </w:pPr>
-      <w:bookmarkStart w:id="112" w:name="_Toc26926"/>
-      <w:bookmarkStart w:id="113" w:name="_Toc13203"/>
+      <w:bookmarkStart w:id="112" w:name="_Toc13203"/>
+      <w:bookmarkStart w:id="113" w:name="_Toc7007"/>
       <w:bookmarkStart w:id="114" w:name="_Toc15114"/>
       <w:bookmarkStart w:id="115" w:name="_Toc3409"/>
-      <w:bookmarkStart w:id="116" w:name="_Toc7007"/>
-      <w:bookmarkStart w:id="117" w:name="_Toc20170_WPSOffice_Level1"/>
-      <w:bookmarkStart w:id="118" w:name="_Toc26985_WPSOffice_Level1"/>
-      <w:bookmarkStart w:id="119" w:name="_Toc28454_WPSOffice_Level1"/>
+      <w:bookmarkStart w:id="116" w:name="_Toc26926"/>
+      <w:bookmarkStart w:id="117" w:name="_Toc28454_WPSOffice_Level1"/>
+      <w:bookmarkStart w:id="118" w:name="_Toc20170_WPSOffice_Level1"/>
+      <w:bookmarkStart w:id="119" w:name="_Toc26985_WPSOffice_Level1"/>
       <w:r>
         <w:rPr>
           <w:rFonts w:hint="eastAsia"/>
@@ -38817,9 +39009,9 @@
       </w:pPr>
       <w:bookmarkStart w:id="120" w:name="_Toc13275"/>
       <w:bookmarkStart w:id="121" w:name="_Toc22162_WPSOffice_Level1"/>
-      <w:bookmarkStart w:id="122" w:name="_Toc3484"/>
-      <w:bookmarkStart w:id="123" w:name="_Toc19584_WPSOffice_Level1"/>
-      <w:bookmarkStart w:id="124" w:name="_Toc8945"/>
+      <w:bookmarkStart w:id="122" w:name="_Toc19584_WPSOffice_Level1"/>
+      <w:bookmarkStart w:id="123" w:name="_Toc8945"/>
+      <w:bookmarkStart w:id="124" w:name="_Toc3484"/>
       <w:bookmarkStart w:id="125" w:name="_Toc22623"/>
       <w:bookmarkStart w:id="126" w:name="_Toc14611_WPSOffice_Level1"/>
       <w:r>
@@ -39665,7 +39857,7 @@
                     </pic:cNvPicPr>
                   </pic:nvPicPr>
                   <pic:blipFill>
-                    <a:blip r:embed="rId17"/>
+                    <a:blip r:embed="rId18"/>
                     <a:stretch>
                       <a:fillRect/>
                     </a:stretch>
@@ -42433,6 +42625,7 @@
     <customSectPr/>
     <customSectPr/>
     <customSectPr/>
+    <customSectPr/>
   </customSectProps>
   <customShpExts>
     <customShpInfo spid="_x0000_s1026" textRotate="1"/>

--- a/WebContent/docx/中国人群BRCA12基因分子分型研究_双样本-武汉平安好医.docx
+++ b/WebContent/docx/中国人群BRCA12基因分子分型研究_双样本-武汉平安好医.docx
@@ -1365,16 +1365,11 @@
       <w:sdtContent>
         <w:p>
           <w:pPr>
-            <w:pStyle w:val="11"/>
-            <w:tabs>
-              <w:tab w:val="right" w:leader="dot" w:pos="9861"/>
-            </w:tabs>
             <w:rPr>
-              <w:rFonts w:ascii="Times New Roman" w:hAnsi="Times New Roman" w:eastAsia="微软雅黑"/>
-              <w:b/>
-              <w:color w:val="62B541"/>
-              <w:sz w:val="32"/>
-              <w:lang w:eastAsia="zh-CN"/>
+              <w:rFonts w:ascii="宋体" w:hAnsi="宋体" w:eastAsia="宋体" w:cs="宋体"/>
+              <w:sz w:val="22"/>
+              <w:szCs w:val="22"/>
+              <w:lang w:val="en-US" w:eastAsia="zh-CN" w:bidi="ar-SA"/>
             </w:rPr>
           </w:pPr>
           <w:r>
@@ -1395,13 +1390,49 @@
             </w:rPr>
             <w:fldChar w:fldCharType="separate"/>
           </w:r>
+        </w:p>
+        <w:p>
+          <w:pPr>
+            <w:pStyle w:val="11"/>
+            <w:tabs>
+              <w:tab w:val="right" w:leader="dot" w:pos="9861"/>
+            </w:tabs>
+            <w:rPr>
+              <w:rFonts w:ascii="Times New Roman" w:hAnsi="Times New Roman" w:eastAsia="微软雅黑"/>
+              <w:b/>
+              <w:color w:val="62B541"/>
+              <w:sz w:val="32"/>
+              <w:lang w:eastAsia="zh-CN"/>
+            </w:rPr>
+          </w:pPr>
           <w:r>
+            <w:rPr>
+              <w:rFonts w:ascii="Times New Roman" w:hAnsi="Times New Roman" w:eastAsia="微软雅黑"/>
+              <w:b/>
+              <w:color w:val="62B541"/>
+              <w:sz w:val="32"/>
+              <w:lang w:eastAsia="zh-CN"/>
+            </w:rPr>
             <w:fldChar w:fldCharType="begin"/>
           </w:r>
           <w:r>
-            <w:instrText xml:space="preserve"> HYPERLINK \l "_Toc1112" </w:instrText>
+            <w:rPr>
+              <w:rFonts w:ascii="Times New Roman" w:hAnsi="Times New Roman" w:eastAsia="微软雅黑"/>
+              <w:b/>
+              <w:color w:val="62B541"/>
+              <w:sz w:val="32"/>
+              <w:lang w:eastAsia="zh-CN"/>
+            </w:rPr>
+            <w:instrText xml:space="preserve"> HYPERLINK \l _Toc22288 </w:instrText>
           </w:r>
           <w:r>
+            <w:rPr>
+              <w:rFonts w:ascii="Times New Roman" w:hAnsi="Times New Roman" w:eastAsia="微软雅黑"/>
+              <w:b/>
+              <w:color w:val="62B541"/>
+              <w:sz w:val="32"/>
+              <w:lang w:eastAsia="zh-CN"/>
+            </w:rPr>
             <w:fldChar w:fldCharType="separate"/>
           </w:r>
           <w:r>
@@ -1442,7 +1473,7 @@
               <w:sz w:val="32"/>
               <w:lang w:eastAsia="zh-CN"/>
             </w:rPr>
-            <w:instrText xml:space="preserve"> PAGEREF _Toc1112 \h </w:instrText>
+            <w:instrText xml:space="preserve"> PAGEREF _Toc22288 \h </w:instrText>
           </w:r>
           <w:r>
             <w:rPr>
@@ -1500,12 +1531,33 @@
             </w:rPr>
           </w:pPr>
           <w:r>
+            <w:rPr>
+              <w:rFonts w:ascii="Times New Roman" w:hAnsi="Times New Roman" w:eastAsia="微软雅黑"/>
+              <w:b/>
+              <w:color w:val="62B541"/>
+              <w:sz w:val="32"/>
+              <w:lang w:eastAsia="zh-CN"/>
+            </w:rPr>
             <w:fldChar w:fldCharType="begin"/>
           </w:r>
           <w:r>
-            <w:instrText xml:space="preserve"> HYPERLINK \l "_Toc24263" </w:instrText>
+            <w:rPr>
+              <w:rFonts w:ascii="Times New Roman" w:hAnsi="Times New Roman" w:eastAsia="微软雅黑"/>
+              <w:b/>
+              <w:color w:val="62B541"/>
+              <w:sz w:val="32"/>
+              <w:lang w:eastAsia="zh-CN"/>
+            </w:rPr>
+            <w:instrText xml:space="preserve"> HYPERLINK \l _Toc3045 </w:instrText>
           </w:r>
           <w:r>
+            <w:rPr>
+              <w:rFonts w:ascii="Times New Roman" w:hAnsi="Times New Roman" w:eastAsia="微软雅黑"/>
+              <w:b/>
+              <w:color w:val="62B541"/>
+              <w:sz w:val="32"/>
+              <w:lang w:eastAsia="zh-CN"/>
+            </w:rPr>
             <w:fldChar w:fldCharType="separate"/>
           </w:r>
           <w:r>
@@ -1546,7 +1598,7 @@
               <w:sz w:val="32"/>
               <w:lang w:eastAsia="zh-CN"/>
             </w:rPr>
-            <w:instrText xml:space="preserve"> PAGEREF _Toc24263 \h </w:instrText>
+            <w:instrText xml:space="preserve"> PAGEREF _Toc3045 \h </w:instrText>
           </w:r>
           <w:r>
             <w:rPr>
@@ -1604,12 +1656,33 @@
             </w:rPr>
           </w:pPr>
           <w:r>
+            <w:rPr>
+              <w:rFonts w:ascii="Times New Roman" w:hAnsi="Times New Roman" w:eastAsia="微软雅黑"/>
+              <w:b/>
+              <w:color w:val="62B541"/>
+              <w:sz w:val="32"/>
+              <w:lang w:eastAsia="zh-CN"/>
+            </w:rPr>
             <w:fldChar w:fldCharType="begin"/>
           </w:r>
           <w:r>
-            <w:instrText xml:space="preserve"> HYPERLINK \l "_Toc27754" </w:instrText>
+            <w:rPr>
+              <w:rFonts w:ascii="Times New Roman" w:hAnsi="Times New Roman" w:eastAsia="微软雅黑"/>
+              <w:b/>
+              <w:color w:val="62B541"/>
+              <w:sz w:val="32"/>
+              <w:lang w:eastAsia="zh-CN"/>
+            </w:rPr>
+            <w:instrText xml:space="preserve"> HYPERLINK \l _Toc5433 </w:instrText>
           </w:r>
           <w:r>
+            <w:rPr>
+              <w:rFonts w:ascii="Times New Roman" w:hAnsi="Times New Roman" w:eastAsia="微软雅黑"/>
+              <w:b/>
+              <w:color w:val="62B541"/>
+              <w:sz w:val="32"/>
+              <w:lang w:eastAsia="zh-CN"/>
+            </w:rPr>
             <w:fldChar w:fldCharType="separate"/>
           </w:r>
           <w:r>
@@ -1650,7 +1723,7 @@
               <w:sz w:val="32"/>
               <w:lang w:eastAsia="zh-CN"/>
             </w:rPr>
-            <w:instrText xml:space="preserve"> PAGEREF _Toc27754 \h </w:instrText>
+            <w:instrText xml:space="preserve"> PAGEREF _Toc5433 \h </w:instrText>
           </w:r>
           <w:r>
             <w:rPr>
@@ -1701,18 +1774,33 @@
             </w:tabs>
             <w:ind w:left="440"/>
             <w:rPr>
-              <w:rFonts w:ascii="Times New Roman" w:hAnsi="Times New Roman" w:eastAsia="微软雅黑"/>
+              <w:rFonts w:hint="eastAsia" w:ascii="Times New Roman" w:hAnsi="Times New Roman" w:eastAsia="微软雅黑"/>
               <w:sz w:val="28"/>
               <w:lang w:eastAsia="zh-CN"/>
             </w:rPr>
           </w:pPr>
           <w:r>
+            <w:rPr>
+              <w:rFonts w:hint="eastAsia" w:ascii="Times New Roman" w:hAnsi="Times New Roman" w:eastAsia="微软雅黑"/>
+              <w:sz w:val="28"/>
+              <w:lang w:eastAsia="zh-CN"/>
+            </w:rPr>
             <w:fldChar w:fldCharType="begin"/>
           </w:r>
           <w:r>
-            <w:instrText xml:space="preserve"> HYPERLINK \l "_Toc8795" </w:instrText>
+            <w:rPr>
+              <w:rFonts w:hint="eastAsia" w:ascii="Times New Roman" w:hAnsi="Times New Roman" w:eastAsia="微软雅黑"/>
+              <w:sz w:val="28"/>
+              <w:lang w:eastAsia="zh-CN"/>
+            </w:rPr>
+            <w:instrText xml:space="preserve"> HYPERLINK \l _Toc14200 </w:instrText>
           </w:r>
           <w:r>
+            <w:rPr>
+              <w:rFonts w:hint="eastAsia" w:ascii="Times New Roman" w:hAnsi="Times New Roman" w:eastAsia="微软雅黑"/>
+              <w:sz w:val="28"/>
+              <w:lang w:eastAsia="zh-CN"/>
+            </w:rPr>
             <w:fldChar w:fldCharType="separate"/>
           </w:r>
           <w:r>
@@ -1725,7 +1813,7 @@
           </w:r>
           <w:r>
             <w:rPr>
-              <w:rFonts w:ascii="Times New Roman" w:hAnsi="Times New Roman" w:eastAsia="微软雅黑"/>
+              <w:rFonts w:hint="eastAsia" w:ascii="Times New Roman" w:hAnsi="Times New Roman" w:eastAsia="微软雅黑"/>
               <w:sz w:val="28"/>
               <w:lang w:eastAsia="zh-CN"/>
             </w:rPr>
@@ -1733,7 +1821,7 @@
           </w:r>
           <w:r>
             <w:rPr>
-              <w:rFonts w:ascii="Times New Roman" w:hAnsi="Times New Roman" w:eastAsia="微软雅黑"/>
+              <w:rFonts w:hint="eastAsia" w:ascii="Times New Roman" w:hAnsi="Times New Roman" w:eastAsia="微软雅黑"/>
               <w:sz w:val="28"/>
               <w:lang w:eastAsia="zh-CN"/>
             </w:rPr>
@@ -1741,15 +1829,15 @@
           </w:r>
           <w:r>
             <w:rPr>
-              <w:rFonts w:ascii="Times New Roman" w:hAnsi="Times New Roman" w:eastAsia="微软雅黑"/>
+              <w:rFonts w:hint="eastAsia" w:ascii="Times New Roman" w:hAnsi="Times New Roman" w:eastAsia="微软雅黑"/>
               <w:sz w:val="28"/>
               <w:lang w:eastAsia="zh-CN"/>
             </w:rPr>
-            <w:instrText xml:space="preserve"> PAGEREF _Toc8795 \h </w:instrText>
+            <w:instrText xml:space="preserve"> PAGEREF _Toc14200 \h </w:instrText>
           </w:r>
           <w:r>
             <w:rPr>
-              <w:rFonts w:ascii="Times New Roman" w:hAnsi="Times New Roman" w:eastAsia="微软雅黑"/>
+              <w:rFonts w:hint="eastAsia" w:ascii="Times New Roman" w:hAnsi="Times New Roman" w:eastAsia="微软雅黑"/>
               <w:sz w:val="28"/>
               <w:lang w:eastAsia="zh-CN"/>
             </w:rPr>
@@ -1757,7 +1845,7 @@
           </w:r>
           <w:r>
             <w:rPr>
-              <w:rFonts w:ascii="Times New Roman" w:hAnsi="Times New Roman" w:eastAsia="微软雅黑"/>
+              <w:rFonts w:hint="eastAsia" w:ascii="Times New Roman" w:hAnsi="Times New Roman" w:eastAsia="微软雅黑"/>
               <w:sz w:val="28"/>
               <w:lang w:eastAsia="zh-CN"/>
             </w:rPr>
@@ -1765,7 +1853,7 @@
           </w:r>
           <w:r>
             <w:rPr>
-              <w:rFonts w:ascii="Times New Roman" w:hAnsi="Times New Roman" w:eastAsia="微软雅黑"/>
+              <w:rFonts w:hint="eastAsia" w:ascii="Times New Roman" w:hAnsi="Times New Roman" w:eastAsia="微软雅黑"/>
               <w:sz w:val="28"/>
               <w:lang w:eastAsia="zh-CN"/>
             </w:rPr>
@@ -1773,7 +1861,7 @@
           </w:r>
           <w:r>
             <w:rPr>
-              <w:rFonts w:ascii="Times New Roman" w:hAnsi="Times New Roman" w:eastAsia="微软雅黑"/>
+              <w:rFonts w:hint="eastAsia" w:ascii="Times New Roman" w:hAnsi="Times New Roman" w:eastAsia="微软雅黑"/>
               <w:sz w:val="28"/>
               <w:lang w:eastAsia="zh-CN"/>
             </w:rPr>
@@ -1784,16 +1872,44 @@
           <w:pPr>
             <w:pStyle w:val="11"/>
             <w:tabs>
-              <w:tab w:val="right" w:leader="dot" w:pos="9870"/>
+              <w:tab w:val="right" w:leader="dot" w:pos="9861"/>
             </w:tabs>
+            <w:rPr>
+              <w:rFonts w:ascii="Times New Roman" w:hAnsi="Times New Roman" w:eastAsia="微软雅黑"/>
+              <w:b/>
+              <w:color w:val="62B541"/>
+              <w:sz w:val="32"/>
+              <w:lang w:eastAsia="zh-CN"/>
+            </w:rPr>
           </w:pPr>
           <w:r>
+            <w:rPr>
+              <w:rFonts w:ascii="Times New Roman" w:hAnsi="Times New Roman" w:eastAsia="微软雅黑"/>
+              <w:b/>
+              <w:color w:val="62B541"/>
+              <w:sz w:val="32"/>
+              <w:lang w:eastAsia="zh-CN"/>
+            </w:rPr>
             <w:fldChar w:fldCharType="begin"/>
           </w:r>
           <w:r>
-            <w:instrText xml:space="preserve"> HYPERLINK \l "_Toc745" </w:instrText>
+            <w:rPr>
+              <w:rFonts w:ascii="Times New Roman" w:hAnsi="Times New Roman" w:eastAsia="微软雅黑"/>
+              <w:b/>
+              <w:color w:val="62B541"/>
+              <w:sz w:val="32"/>
+              <w:lang w:eastAsia="zh-CN"/>
+            </w:rPr>
+            <w:instrText xml:space="preserve"> HYPERLINK \l _Toc13562 </w:instrText>
           </w:r>
           <w:r>
+            <w:rPr>
+              <w:rFonts w:ascii="Times New Roman" w:hAnsi="Times New Roman" w:eastAsia="微软雅黑"/>
+              <w:b/>
+              <w:color w:val="62B541"/>
+              <w:sz w:val="32"/>
+              <w:lang w:eastAsia="zh-CN"/>
+            </w:rPr>
             <w:fldChar w:fldCharType="separate"/>
           </w:r>
           <w:r>
@@ -1834,7 +1950,7 @@
               <w:sz w:val="32"/>
               <w:lang w:eastAsia="zh-CN"/>
             </w:rPr>
-            <w:instrText xml:space="preserve"> PAGEREF _Toc745 \h </w:instrText>
+            <w:instrText xml:space="preserve"> PAGEREF _Toc13562 \h </w:instrText>
           </w:r>
           <w:r>
             <w:rPr>
@@ -1885,18 +2001,33 @@
             </w:tabs>
             <w:ind w:left="440"/>
             <w:rPr>
-              <w:rFonts w:ascii="Times New Roman" w:hAnsi="Times New Roman" w:eastAsia="微软雅黑"/>
+              <w:rFonts w:hint="eastAsia" w:ascii="Times New Roman" w:hAnsi="Times New Roman" w:eastAsia="微软雅黑"/>
               <w:sz w:val="28"/>
               <w:lang w:eastAsia="zh-CN"/>
             </w:rPr>
           </w:pPr>
           <w:r>
+            <w:rPr>
+              <w:rFonts w:hint="eastAsia" w:ascii="Times New Roman" w:hAnsi="Times New Roman" w:eastAsia="微软雅黑"/>
+              <w:sz w:val="28"/>
+              <w:lang w:eastAsia="zh-CN"/>
+            </w:rPr>
             <w:fldChar w:fldCharType="begin"/>
           </w:r>
           <w:r>
-            <w:instrText xml:space="preserve"> HYPERLINK \l "_Toc15696" </w:instrText>
+            <w:rPr>
+              <w:rFonts w:hint="eastAsia" w:ascii="Times New Roman" w:hAnsi="Times New Roman" w:eastAsia="微软雅黑"/>
+              <w:sz w:val="28"/>
+              <w:lang w:eastAsia="zh-CN"/>
+            </w:rPr>
+            <w:instrText xml:space="preserve"> HYPERLINK \l _Toc29415 </w:instrText>
           </w:r>
           <w:r>
+            <w:rPr>
+              <w:rFonts w:hint="eastAsia" w:ascii="Times New Roman" w:hAnsi="Times New Roman" w:eastAsia="微软雅黑"/>
+              <w:sz w:val="28"/>
+              <w:lang w:eastAsia="zh-CN"/>
+            </w:rPr>
             <w:fldChar w:fldCharType="separate"/>
           </w:r>
           <w:r>
@@ -1909,7 +2040,7 @@
           </w:r>
           <w:r>
             <w:rPr>
-              <w:rFonts w:ascii="Times New Roman" w:hAnsi="Times New Roman" w:eastAsia="微软雅黑"/>
+              <w:rFonts w:hint="eastAsia" w:ascii="Times New Roman" w:hAnsi="Times New Roman" w:eastAsia="微软雅黑"/>
               <w:sz w:val="28"/>
               <w:lang w:eastAsia="zh-CN"/>
             </w:rPr>
@@ -1917,7 +2048,7 @@
           </w:r>
           <w:r>
             <w:rPr>
-              <w:rFonts w:ascii="Times New Roman" w:hAnsi="Times New Roman" w:eastAsia="微软雅黑"/>
+              <w:rFonts w:hint="eastAsia" w:ascii="Times New Roman" w:hAnsi="Times New Roman" w:eastAsia="微软雅黑"/>
               <w:sz w:val="28"/>
               <w:lang w:eastAsia="zh-CN"/>
             </w:rPr>
@@ -1925,15 +2056,15 @@
           </w:r>
           <w:r>
             <w:rPr>
-              <w:rFonts w:ascii="Times New Roman" w:hAnsi="Times New Roman" w:eastAsia="微软雅黑"/>
+              <w:rFonts w:hint="eastAsia" w:ascii="Times New Roman" w:hAnsi="Times New Roman" w:eastAsia="微软雅黑"/>
               <w:sz w:val="28"/>
               <w:lang w:eastAsia="zh-CN"/>
             </w:rPr>
-            <w:instrText xml:space="preserve"> PAGEREF _Toc15696 \h </w:instrText>
+            <w:instrText xml:space="preserve"> PAGEREF _Toc29415 \h </w:instrText>
           </w:r>
           <w:r>
             <w:rPr>
-              <w:rFonts w:ascii="Times New Roman" w:hAnsi="Times New Roman" w:eastAsia="微软雅黑"/>
+              <w:rFonts w:hint="eastAsia" w:ascii="Times New Roman" w:hAnsi="Times New Roman" w:eastAsia="微软雅黑"/>
               <w:sz w:val="28"/>
               <w:lang w:eastAsia="zh-CN"/>
             </w:rPr>
@@ -1941,7 +2072,7 @@
           </w:r>
           <w:r>
             <w:rPr>
-              <w:rFonts w:ascii="Times New Roman" w:hAnsi="Times New Roman" w:eastAsia="微软雅黑"/>
+              <w:rFonts w:hint="eastAsia" w:ascii="Times New Roman" w:hAnsi="Times New Roman" w:eastAsia="微软雅黑"/>
               <w:sz w:val="28"/>
               <w:lang w:eastAsia="zh-CN"/>
             </w:rPr>
@@ -1949,7 +2080,7 @@
           </w:r>
           <w:r>
             <w:rPr>
-              <w:rFonts w:ascii="Times New Roman" w:hAnsi="Times New Roman" w:eastAsia="微软雅黑"/>
+              <w:rFonts w:hint="eastAsia" w:ascii="Times New Roman" w:hAnsi="Times New Roman" w:eastAsia="微软雅黑"/>
               <w:sz w:val="28"/>
               <w:lang w:eastAsia="zh-CN"/>
             </w:rPr>
@@ -1957,7 +2088,7 @@
           </w:r>
           <w:r>
             <w:rPr>
-              <w:rFonts w:ascii="Times New Roman" w:hAnsi="Times New Roman" w:eastAsia="微软雅黑"/>
+              <w:rFonts w:hint="eastAsia" w:ascii="Times New Roman" w:hAnsi="Times New Roman" w:eastAsia="微软雅黑"/>
               <w:sz w:val="28"/>
               <w:lang w:eastAsia="zh-CN"/>
             </w:rPr>
@@ -1972,18 +2103,33 @@
             </w:tabs>
             <w:ind w:left="440"/>
             <w:rPr>
-              <w:rFonts w:ascii="Times New Roman" w:hAnsi="Times New Roman" w:eastAsia="微软雅黑"/>
+              <w:rFonts w:hint="eastAsia" w:ascii="Times New Roman" w:hAnsi="Times New Roman" w:eastAsia="微软雅黑"/>
               <w:sz w:val="28"/>
               <w:lang w:eastAsia="zh-CN"/>
             </w:rPr>
           </w:pPr>
           <w:r>
+            <w:rPr>
+              <w:rFonts w:hint="eastAsia" w:ascii="Times New Roman" w:hAnsi="Times New Roman" w:eastAsia="微软雅黑"/>
+              <w:sz w:val="28"/>
+              <w:lang w:eastAsia="zh-CN"/>
+            </w:rPr>
             <w:fldChar w:fldCharType="begin"/>
           </w:r>
           <w:r>
-            <w:instrText xml:space="preserve"> HYPERLINK \l "_Toc4180" </w:instrText>
+            <w:rPr>
+              <w:rFonts w:hint="eastAsia" w:ascii="Times New Roman" w:hAnsi="Times New Roman" w:eastAsia="微软雅黑"/>
+              <w:sz w:val="28"/>
+              <w:lang w:eastAsia="zh-CN"/>
+            </w:rPr>
+            <w:instrText xml:space="preserve"> HYPERLINK \l _Toc11319 </w:instrText>
           </w:r>
           <w:r>
+            <w:rPr>
+              <w:rFonts w:hint="eastAsia" w:ascii="Times New Roman" w:hAnsi="Times New Roman" w:eastAsia="微软雅黑"/>
+              <w:sz w:val="28"/>
+              <w:lang w:eastAsia="zh-CN"/>
+            </w:rPr>
             <w:fldChar w:fldCharType="separate"/>
           </w:r>
           <w:r>
@@ -1996,7 +2142,7 @@
           </w:r>
           <w:r>
             <w:rPr>
-              <w:rFonts w:ascii="Times New Roman" w:hAnsi="Times New Roman" w:eastAsia="微软雅黑"/>
+              <w:rFonts w:hint="eastAsia" w:ascii="Times New Roman" w:hAnsi="Times New Roman" w:eastAsia="微软雅黑"/>
               <w:sz w:val="28"/>
               <w:lang w:eastAsia="zh-CN"/>
             </w:rPr>
@@ -2004,7 +2150,7 @@
           </w:r>
           <w:r>
             <w:rPr>
-              <w:rFonts w:ascii="Times New Roman" w:hAnsi="Times New Roman" w:eastAsia="微软雅黑"/>
+              <w:rFonts w:hint="eastAsia" w:ascii="Times New Roman" w:hAnsi="Times New Roman" w:eastAsia="微软雅黑"/>
               <w:sz w:val="28"/>
               <w:lang w:eastAsia="zh-CN"/>
             </w:rPr>
@@ -2012,15 +2158,15 @@
           </w:r>
           <w:r>
             <w:rPr>
-              <w:rFonts w:ascii="Times New Roman" w:hAnsi="Times New Roman" w:eastAsia="微软雅黑"/>
+              <w:rFonts w:hint="eastAsia" w:ascii="Times New Roman" w:hAnsi="Times New Roman" w:eastAsia="微软雅黑"/>
               <w:sz w:val="28"/>
               <w:lang w:eastAsia="zh-CN"/>
             </w:rPr>
-            <w:instrText xml:space="preserve"> PAGEREF _Toc4180 \h </w:instrText>
+            <w:instrText xml:space="preserve"> PAGEREF _Toc11319 \h </w:instrText>
           </w:r>
           <w:r>
             <w:rPr>
-              <w:rFonts w:ascii="Times New Roman" w:hAnsi="Times New Roman" w:eastAsia="微软雅黑"/>
+              <w:rFonts w:hint="eastAsia" w:ascii="Times New Roman" w:hAnsi="Times New Roman" w:eastAsia="微软雅黑"/>
               <w:sz w:val="28"/>
               <w:lang w:eastAsia="zh-CN"/>
             </w:rPr>
@@ -2028,7 +2174,7 @@
           </w:r>
           <w:r>
             <w:rPr>
-              <w:rFonts w:ascii="Times New Roman" w:hAnsi="Times New Roman" w:eastAsia="微软雅黑"/>
+              <w:rFonts w:hint="eastAsia" w:ascii="Times New Roman" w:hAnsi="Times New Roman" w:eastAsia="微软雅黑"/>
               <w:sz w:val="28"/>
               <w:lang w:eastAsia="zh-CN"/>
             </w:rPr>
@@ -2036,7 +2182,7 @@
           </w:r>
           <w:r>
             <w:rPr>
-              <w:rFonts w:ascii="Times New Roman" w:hAnsi="Times New Roman" w:eastAsia="微软雅黑"/>
+              <w:rFonts w:hint="eastAsia" w:ascii="Times New Roman" w:hAnsi="Times New Roman" w:eastAsia="微软雅黑"/>
               <w:sz w:val="28"/>
               <w:lang w:eastAsia="zh-CN"/>
             </w:rPr>
@@ -2044,7 +2190,7 @@
           </w:r>
           <w:r>
             <w:rPr>
-              <w:rFonts w:ascii="Times New Roman" w:hAnsi="Times New Roman" w:eastAsia="微软雅黑"/>
+              <w:rFonts w:hint="eastAsia" w:ascii="Times New Roman" w:hAnsi="Times New Roman" w:eastAsia="微软雅黑"/>
               <w:sz w:val="28"/>
               <w:lang w:eastAsia="zh-CN"/>
             </w:rPr>
@@ -2103,14 +2249,34 @@
               <w:tab w:val="right" w:leader="dot" w:pos="9870"/>
             </w:tabs>
             <w:ind w:left="440"/>
+            <w:rPr>
+              <w:rFonts w:hint="eastAsia" w:ascii="Times New Roman" w:hAnsi="Times New Roman" w:eastAsia="微软雅黑"/>
+              <w:sz w:val="28"/>
+              <w:lang w:eastAsia="zh-CN"/>
+            </w:rPr>
           </w:pPr>
           <w:r>
+            <w:rPr>
+              <w:rFonts w:hint="eastAsia" w:ascii="Times New Roman" w:hAnsi="Times New Roman" w:eastAsia="微软雅黑"/>
+              <w:sz w:val="28"/>
+              <w:lang w:eastAsia="zh-CN"/>
+            </w:rPr>
             <w:fldChar w:fldCharType="begin"/>
           </w:r>
           <w:r>
-            <w:instrText xml:space="preserve"> HYPERLINK \l "_Toc32300" </w:instrText>
+            <w:rPr>
+              <w:rFonts w:hint="eastAsia" w:ascii="Times New Roman" w:hAnsi="Times New Roman" w:eastAsia="微软雅黑"/>
+              <w:sz w:val="28"/>
+              <w:lang w:eastAsia="zh-CN"/>
+            </w:rPr>
+            <w:instrText xml:space="preserve"> HYPERLINK \l _Toc9137 </w:instrText>
           </w:r>
           <w:r>
+            <w:rPr>
+              <w:rFonts w:hint="eastAsia" w:ascii="Times New Roman" w:hAnsi="Times New Roman" w:eastAsia="微软雅黑"/>
+              <w:sz w:val="28"/>
+              <w:lang w:eastAsia="zh-CN"/>
+            </w:rPr>
             <w:fldChar w:fldCharType="separate"/>
           </w:r>
           <w:r>
@@ -2123,7 +2289,7 @@
           </w:r>
           <w:r>
             <w:rPr>
-              <w:rFonts w:ascii="Times New Roman" w:hAnsi="Times New Roman" w:eastAsia="微软雅黑"/>
+              <w:rFonts w:hint="eastAsia" w:ascii="Times New Roman" w:hAnsi="Times New Roman" w:eastAsia="微软雅黑"/>
               <w:sz w:val="28"/>
               <w:lang w:eastAsia="zh-CN"/>
             </w:rPr>
@@ -2131,7 +2297,7 @@
           </w:r>
           <w:r>
             <w:rPr>
-              <w:rFonts w:ascii="Times New Roman" w:hAnsi="Times New Roman" w:eastAsia="微软雅黑"/>
+              <w:rFonts w:hint="eastAsia" w:ascii="Times New Roman" w:hAnsi="Times New Roman" w:eastAsia="微软雅黑"/>
               <w:sz w:val="28"/>
               <w:lang w:eastAsia="zh-CN"/>
             </w:rPr>
@@ -2139,15 +2305,15 @@
           </w:r>
           <w:r>
             <w:rPr>
-              <w:rFonts w:ascii="Times New Roman" w:hAnsi="Times New Roman" w:eastAsia="微软雅黑"/>
+              <w:rFonts w:hint="eastAsia" w:ascii="Times New Roman" w:hAnsi="Times New Roman" w:eastAsia="微软雅黑"/>
               <w:sz w:val="28"/>
               <w:lang w:eastAsia="zh-CN"/>
             </w:rPr>
-            <w:instrText xml:space="preserve"> PAGEREF _Toc32300 \h </w:instrText>
+            <w:instrText xml:space="preserve"> PAGEREF _Toc9137 \h </w:instrText>
           </w:r>
           <w:r>
             <w:rPr>
-              <w:rFonts w:ascii="Times New Roman" w:hAnsi="Times New Roman" w:eastAsia="微软雅黑"/>
+              <w:rFonts w:hint="eastAsia" w:ascii="Times New Roman" w:hAnsi="Times New Roman" w:eastAsia="微软雅黑"/>
               <w:sz w:val="28"/>
               <w:lang w:eastAsia="zh-CN"/>
             </w:rPr>
@@ -2155,7 +2321,7 @@
           </w:r>
           <w:r>
             <w:rPr>
-              <w:rFonts w:ascii="Times New Roman" w:hAnsi="Times New Roman" w:eastAsia="微软雅黑"/>
+              <w:rFonts w:hint="eastAsia" w:ascii="Times New Roman" w:hAnsi="Times New Roman" w:eastAsia="微软雅黑"/>
               <w:sz w:val="28"/>
               <w:lang w:eastAsia="zh-CN"/>
             </w:rPr>
@@ -2163,15 +2329,7 @@
           </w:r>
           <w:r>
             <w:rPr>
-              <w:rFonts w:ascii="Times New Roman" w:hAnsi="Times New Roman" w:eastAsia="微软雅黑"/>
-              <w:sz w:val="28"/>
-              <w:lang w:eastAsia="zh-CN"/>
-            </w:rPr>
-            <w:fldChar w:fldCharType="end"/>
-          </w:r>
-          <w:r>
-            <w:rPr>
-              <w:rFonts w:ascii="Times New Roman" w:hAnsi="Times New Roman" w:eastAsia="微软雅黑"/>
+              <w:rFonts w:hint="eastAsia" w:ascii="Times New Roman" w:hAnsi="Times New Roman" w:eastAsia="微软雅黑"/>
               <w:sz w:val="28"/>
               <w:lang w:eastAsia="zh-CN"/>
             </w:rPr>
@@ -2180,25 +2338,25 @@
           <w:r>
             <w:rPr>
               <w:rFonts w:hint="eastAsia" w:ascii="Times New Roman" w:hAnsi="Times New Roman" w:eastAsia="微软雅黑"/>
-              <w:sz w:val="24"/>
-              <w:szCs w:val="24"/>
+              <w:sz w:val="28"/>
               <w:lang w:eastAsia="zh-CN"/>
             </w:rPr>
-            <w:t>{% endif %}{%if BodyDrugDrugDetectionStr or unknownVarAnalysisStr or geneticC</w:t>
+            <w:fldChar w:fldCharType="end"/>
           </w:r>
           <w:r>
             <w:rPr>
               <w:rFonts w:hint="eastAsia" w:ascii="Times New Roman" w:hAnsi="Times New Roman" w:eastAsia="微软雅黑"/>
-              <w:sz w:val="28"/>
+              <w:sz w:val="15"/>
+              <w:szCs w:val="15"/>
               <w:lang w:eastAsia="zh-CN"/>
             </w:rPr>
-            <w:t>ancerRiskInfo</w:t>
+            <w:t>{% endif %}{%if BodyDrugDrugDetectionStr or unknownVarAnalysisStr or geneticCancerRiskInfo</w:t>
           </w:r>
           <w:r>
             <w:rPr>
               <w:rFonts w:hint="eastAsia" w:ascii="Times New Roman" w:hAnsi="Times New Roman" w:eastAsia="微软雅黑" w:cs="Times New Roman"/>
-              <w:sz w:val="24"/>
-              <w:szCs w:val="24"/>
+              <w:sz w:val="15"/>
+              <w:szCs w:val="15"/>
               <w:lang w:eastAsia="zh-CN"/>
             </w:rPr>
             <w:t xml:space="preserve"> %}</w:t>
@@ -2208,24 +2366,44 @@
           <w:pPr>
             <w:pStyle w:val="11"/>
             <w:tabs>
-              <w:tab w:val="right" w:leader="dot" w:pos="9871"/>
+              <w:tab w:val="right" w:leader="dot" w:pos="9861"/>
             </w:tabs>
             <w:rPr>
               <w:rFonts w:ascii="Times New Roman" w:hAnsi="Times New Roman" w:eastAsia="微软雅黑"/>
               <w:b/>
               <w:color w:val="62B541"/>
-              <w:sz w:val="24"/>
-              <w:szCs w:val="24"/>
+              <w:sz w:val="32"/>
               <w:lang w:eastAsia="zh-CN"/>
             </w:rPr>
           </w:pPr>
           <w:r>
+            <w:rPr>
+              <w:rFonts w:ascii="Times New Roman" w:hAnsi="Times New Roman" w:eastAsia="微软雅黑"/>
+              <w:b/>
+              <w:color w:val="62B541"/>
+              <w:sz w:val="32"/>
+              <w:lang w:eastAsia="zh-CN"/>
+            </w:rPr>
             <w:fldChar w:fldCharType="begin"/>
           </w:r>
           <w:r>
-            <w:instrText xml:space="preserve"> HYPERLINK \l "_Toc22100" </w:instrText>
+            <w:rPr>
+              <w:rFonts w:ascii="Times New Roman" w:hAnsi="Times New Roman" w:eastAsia="微软雅黑"/>
+              <w:b/>
+              <w:color w:val="62B541"/>
+              <w:sz w:val="32"/>
+              <w:lang w:eastAsia="zh-CN"/>
+            </w:rPr>
+            <w:instrText xml:space="preserve"> HYPERLINK \l _Toc7414 </w:instrText>
           </w:r>
           <w:r>
+            <w:rPr>
+              <w:rFonts w:ascii="Times New Roman" w:hAnsi="Times New Roman" w:eastAsia="微软雅黑"/>
+              <w:b/>
+              <w:color w:val="62B541"/>
+              <w:sz w:val="32"/>
+              <w:lang w:eastAsia="zh-CN"/>
+            </w:rPr>
             <w:fldChar w:fldCharType="separate"/>
           </w:r>
           <w:r>
@@ -2266,7 +2444,7 @@
               <w:sz w:val="32"/>
               <w:lang w:eastAsia="zh-CN"/>
             </w:rPr>
-            <w:instrText xml:space="preserve"> PAGEREF _Toc22100 \h </w:instrText>
+            <w:instrText xml:space="preserve"> PAGEREF _Toc7414 \h </w:instrText>
           </w:r>
           <w:r>
             <w:rPr>
@@ -2328,18 +2506,33 @@
             </w:tabs>
             <w:ind w:left="440"/>
             <w:rPr>
-              <w:rFonts w:ascii="Times New Roman" w:hAnsi="Times New Roman" w:eastAsia="微软雅黑"/>
+              <w:rFonts w:hint="eastAsia" w:ascii="Times New Roman" w:hAnsi="Times New Roman" w:eastAsia="微软雅黑"/>
               <w:sz w:val="28"/>
               <w:lang w:eastAsia="zh-CN"/>
             </w:rPr>
           </w:pPr>
           <w:r>
+            <w:rPr>
+              <w:rFonts w:hint="eastAsia" w:ascii="Times New Roman" w:hAnsi="Times New Roman" w:eastAsia="微软雅黑"/>
+              <w:sz w:val="28"/>
+              <w:lang w:eastAsia="zh-CN"/>
+            </w:rPr>
             <w:fldChar w:fldCharType="begin"/>
           </w:r>
           <w:r>
-            <w:instrText xml:space="preserve"> HYPERLINK \l "_Toc26406" </w:instrText>
+            <w:rPr>
+              <w:rFonts w:hint="eastAsia" w:ascii="Times New Roman" w:hAnsi="Times New Roman" w:eastAsia="微软雅黑"/>
+              <w:sz w:val="28"/>
+              <w:lang w:eastAsia="zh-CN"/>
+            </w:rPr>
+            <w:instrText xml:space="preserve"> HYPERLINK \l _Toc29758 </w:instrText>
           </w:r>
           <w:r>
+            <w:rPr>
+              <w:rFonts w:hint="eastAsia" w:ascii="Times New Roman" w:hAnsi="Times New Roman" w:eastAsia="微软雅黑"/>
+              <w:sz w:val="28"/>
+              <w:lang w:eastAsia="zh-CN"/>
+            </w:rPr>
             <w:fldChar w:fldCharType="separate"/>
           </w:r>
           <w:r>
@@ -2352,7 +2545,7 @@
           </w:r>
           <w:r>
             <w:rPr>
-              <w:rFonts w:ascii="Times New Roman" w:hAnsi="Times New Roman" w:eastAsia="微软雅黑"/>
+              <w:rFonts w:hint="eastAsia" w:ascii="Times New Roman" w:hAnsi="Times New Roman" w:eastAsia="微软雅黑"/>
               <w:sz w:val="28"/>
               <w:lang w:eastAsia="zh-CN"/>
             </w:rPr>
@@ -2360,7 +2553,7 @@
           </w:r>
           <w:r>
             <w:rPr>
-              <w:rFonts w:ascii="Times New Roman" w:hAnsi="Times New Roman" w:eastAsia="微软雅黑"/>
+              <w:rFonts w:hint="eastAsia" w:ascii="Times New Roman" w:hAnsi="Times New Roman" w:eastAsia="微软雅黑"/>
               <w:sz w:val="28"/>
               <w:lang w:eastAsia="zh-CN"/>
             </w:rPr>
@@ -2368,15 +2561,15 @@
           </w:r>
           <w:r>
             <w:rPr>
-              <w:rFonts w:ascii="Times New Roman" w:hAnsi="Times New Roman" w:eastAsia="微软雅黑"/>
+              <w:rFonts w:hint="eastAsia" w:ascii="Times New Roman" w:hAnsi="Times New Roman" w:eastAsia="微软雅黑"/>
               <w:sz w:val="28"/>
               <w:lang w:eastAsia="zh-CN"/>
             </w:rPr>
-            <w:instrText xml:space="preserve"> PAGEREF _Toc26406 \h </w:instrText>
+            <w:instrText xml:space="preserve"> PAGEREF _Toc29758 \h </w:instrText>
           </w:r>
           <w:r>
             <w:rPr>
-              <w:rFonts w:ascii="Times New Roman" w:hAnsi="Times New Roman" w:eastAsia="微软雅黑"/>
+              <w:rFonts w:hint="eastAsia" w:ascii="Times New Roman" w:hAnsi="Times New Roman" w:eastAsia="微软雅黑"/>
               <w:sz w:val="28"/>
               <w:lang w:eastAsia="zh-CN"/>
             </w:rPr>
@@ -2384,7 +2577,7 @@
           </w:r>
           <w:r>
             <w:rPr>
-              <w:rFonts w:ascii="Times New Roman" w:hAnsi="Times New Roman" w:eastAsia="微软雅黑"/>
+              <w:rFonts w:hint="eastAsia" w:ascii="Times New Roman" w:hAnsi="Times New Roman" w:eastAsia="微软雅黑"/>
               <w:sz w:val="28"/>
               <w:lang w:eastAsia="zh-CN"/>
             </w:rPr>
@@ -2392,7 +2585,7 @@
           </w:r>
           <w:r>
             <w:rPr>
-              <w:rFonts w:ascii="Times New Roman" w:hAnsi="Times New Roman" w:eastAsia="微软雅黑"/>
+              <w:rFonts w:hint="eastAsia" w:ascii="Times New Roman" w:hAnsi="Times New Roman" w:eastAsia="微软雅黑"/>
               <w:sz w:val="28"/>
               <w:lang w:eastAsia="zh-CN"/>
             </w:rPr>
@@ -2400,7 +2593,7 @@
           </w:r>
           <w:r>
             <w:rPr>
-              <w:rFonts w:ascii="Times New Roman" w:hAnsi="Times New Roman" w:eastAsia="微软雅黑"/>
+              <w:rFonts w:hint="eastAsia" w:ascii="Times New Roman" w:hAnsi="Times New Roman" w:eastAsia="微软雅黑"/>
               <w:sz w:val="28"/>
               <w:lang w:eastAsia="zh-CN"/>
             </w:rPr>
@@ -2424,18 +2617,33 @@
             </w:tabs>
             <w:ind w:left="440"/>
             <w:rPr>
-              <w:rFonts w:ascii="Times New Roman" w:hAnsi="Times New Roman" w:eastAsia="微软雅黑"/>
+              <w:rFonts w:hint="eastAsia" w:ascii="Times New Roman" w:hAnsi="Times New Roman" w:eastAsia="微软雅黑"/>
               <w:sz w:val="28"/>
               <w:lang w:eastAsia="zh-CN"/>
             </w:rPr>
           </w:pPr>
           <w:r>
+            <w:rPr>
+              <w:rFonts w:hint="eastAsia" w:ascii="Times New Roman" w:hAnsi="Times New Roman" w:eastAsia="微软雅黑"/>
+              <w:sz w:val="28"/>
+              <w:lang w:eastAsia="zh-CN"/>
+            </w:rPr>
             <w:fldChar w:fldCharType="begin"/>
           </w:r>
           <w:r>
-            <w:instrText xml:space="preserve"> HYPERLINK \l "_Toc23683" </w:instrText>
+            <w:rPr>
+              <w:rFonts w:hint="eastAsia" w:ascii="Times New Roman" w:hAnsi="Times New Roman" w:eastAsia="微软雅黑"/>
+              <w:sz w:val="28"/>
+              <w:lang w:eastAsia="zh-CN"/>
+            </w:rPr>
+            <w:instrText xml:space="preserve"> HYPERLINK \l _Toc16016 </w:instrText>
           </w:r>
           <w:r>
+            <w:rPr>
+              <w:rFonts w:hint="eastAsia" w:ascii="Times New Roman" w:hAnsi="Times New Roman" w:eastAsia="微软雅黑"/>
+              <w:sz w:val="28"/>
+              <w:lang w:eastAsia="zh-CN"/>
+            </w:rPr>
             <w:fldChar w:fldCharType="separate"/>
           </w:r>
           <w:r>
@@ -2448,7 +2656,7 @@
           </w:r>
           <w:r>
             <w:rPr>
-              <w:rFonts w:ascii="Times New Roman" w:hAnsi="Times New Roman" w:eastAsia="微软雅黑"/>
+              <w:rFonts w:hint="eastAsia" w:ascii="Times New Roman" w:hAnsi="Times New Roman" w:eastAsia="微软雅黑"/>
               <w:sz w:val="28"/>
               <w:lang w:eastAsia="zh-CN"/>
             </w:rPr>
@@ -2456,7 +2664,7 @@
           </w:r>
           <w:r>
             <w:rPr>
-              <w:rFonts w:ascii="Times New Roman" w:hAnsi="Times New Roman" w:eastAsia="微软雅黑"/>
+              <w:rFonts w:hint="eastAsia" w:ascii="Times New Roman" w:hAnsi="Times New Roman" w:eastAsia="微软雅黑"/>
               <w:sz w:val="28"/>
               <w:lang w:eastAsia="zh-CN"/>
             </w:rPr>
@@ -2464,15 +2672,15 @@
           </w:r>
           <w:r>
             <w:rPr>
-              <w:rFonts w:ascii="Times New Roman" w:hAnsi="Times New Roman" w:eastAsia="微软雅黑"/>
+              <w:rFonts w:hint="eastAsia" w:ascii="Times New Roman" w:hAnsi="Times New Roman" w:eastAsia="微软雅黑"/>
               <w:sz w:val="28"/>
               <w:lang w:eastAsia="zh-CN"/>
             </w:rPr>
-            <w:instrText xml:space="preserve"> PAGEREF _Toc23683 \h </w:instrText>
+            <w:instrText xml:space="preserve"> PAGEREF _Toc16016 \h </w:instrText>
           </w:r>
           <w:r>
             <w:rPr>
-              <w:rFonts w:ascii="Times New Roman" w:hAnsi="Times New Roman" w:eastAsia="微软雅黑"/>
+              <w:rFonts w:hint="eastAsia" w:ascii="Times New Roman" w:hAnsi="Times New Roman" w:eastAsia="微软雅黑"/>
               <w:sz w:val="28"/>
               <w:lang w:eastAsia="zh-CN"/>
             </w:rPr>
@@ -2480,7 +2688,7 @@
           </w:r>
           <w:r>
             <w:rPr>
-              <w:rFonts w:ascii="Times New Roman" w:hAnsi="Times New Roman" w:eastAsia="微软雅黑"/>
+              <w:rFonts w:hint="eastAsia" w:ascii="Times New Roman" w:hAnsi="Times New Roman" w:eastAsia="微软雅黑"/>
               <w:sz w:val="28"/>
               <w:lang w:eastAsia="zh-CN"/>
             </w:rPr>
@@ -2488,7 +2696,7 @@
           </w:r>
           <w:r>
             <w:rPr>
-              <w:rFonts w:ascii="Times New Roman" w:hAnsi="Times New Roman" w:eastAsia="微软雅黑"/>
+              <w:rFonts w:hint="eastAsia" w:ascii="Times New Roman" w:hAnsi="Times New Roman" w:eastAsia="微软雅黑"/>
               <w:sz w:val="28"/>
               <w:lang w:eastAsia="zh-CN"/>
             </w:rPr>
@@ -2496,7 +2704,7 @@
           </w:r>
           <w:r>
             <w:rPr>
-              <w:rFonts w:ascii="Times New Roman" w:hAnsi="Times New Roman" w:eastAsia="微软雅黑"/>
+              <w:rFonts w:hint="eastAsia" w:ascii="Times New Roman" w:hAnsi="Times New Roman" w:eastAsia="微软雅黑"/>
               <w:sz w:val="28"/>
               <w:lang w:eastAsia="zh-CN"/>
             </w:rPr>
@@ -2511,12 +2719,14 @@
             </w:rPr>
             <w:t>{% endif %}{% endif %}</w:t>
           </w:r>
+          <w:bookmarkStart w:id="127" w:name="_GoBack"/>
+          <w:bookmarkEnd w:id="127"/>
         </w:p>
         <w:p>
           <w:pPr>
             <w:pStyle w:val="11"/>
             <w:tabs>
-              <w:tab w:val="right" w:leader="dot" w:pos="9871"/>
+              <w:tab w:val="right" w:leader="dot" w:pos="9861"/>
             </w:tabs>
             <w:rPr>
               <w:rFonts w:ascii="Times New Roman" w:hAnsi="Times New Roman" w:eastAsia="微软雅黑"/>
@@ -2527,12 +2737,33 @@
             </w:rPr>
           </w:pPr>
           <w:r>
+            <w:rPr>
+              <w:rFonts w:ascii="Times New Roman" w:hAnsi="Times New Roman" w:eastAsia="微软雅黑"/>
+              <w:b/>
+              <w:color w:val="62B541"/>
+              <w:sz w:val="32"/>
+              <w:lang w:eastAsia="zh-CN"/>
+            </w:rPr>
             <w:fldChar w:fldCharType="begin"/>
           </w:r>
           <w:r>
-            <w:instrText xml:space="preserve"> HYPERLINK \l "_Toc27103" </w:instrText>
+            <w:rPr>
+              <w:rFonts w:ascii="Times New Roman" w:hAnsi="Times New Roman" w:eastAsia="微软雅黑"/>
+              <w:b/>
+              <w:color w:val="62B541"/>
+              <w:sz w:val="32"/>
+              <w:lang w:eastAsia="zh-CN"/>
+            </w:rPr>
+            <w:instrText xml:space="preserve"> HYPERLINK \l _Toc25294 </w:instrText>
           </w:r>
           <w:r>
+            <w:rPr>
+              <w:rFonts w:ascii="Times New Roman" w:hAnsi="Times New Roman" w:eastAsia="微软雅黑"/>
+              <w:b/>
+              <w:color w:val="62B541"/>
+              <w:sz w:val="32"/>
+              <w:lang w:eastAsia="zh-CN"/>
+            </w:rPr>
             <w:fldChar w:fldCharType="separate"/>
           </w:r>
           <w:r>
@@ -2573,7 +2804,7 @@
               <w:sz w:val="32"/>
               <w:lang w:eastAsia="zh-CN"/>
             </w:rPr>
-            <w:instrText xml:space="preserve"> PAGEREF _Toc27103 \h </w:instrText>
+            <w:instrText xml:space="preserve"> PAGEREF _Toc25294 \h </w:instrText>
           </w:r>
           <w:r>
             <w:rPr>
@@ -2624,18 +2855,33 @@
             </w:tabs>
             <w:ind w:left="440"/>
             <w:rPr>
-              <w:rFonts w:ascii="Times New Roman" w:hAnsi="Times New Roman" w:eastAsia="微软雅黑"/>
+              <w:rFonts w:hint="eastAsia" w:ascii="Times New Roman" w:hAnsi="Times New Roman" w:eastAsia="微软雅黑"/>
               <w:sz w:val="28"/>
               <w:lang w:eastAsia="zh-CN"/>
             </w:rPr>
           </w:pPr>
           <w:r>
+            <w:rPr>
+              <w:rFonts w:hint="eastAsia" w:ascii="Times New Roman" w:hAnsi="Times New Roman" w:eastAsia="微软雅黑"/>
+              <w:sz w:val="28"/>
+              <w:lang w:eastAsia="zh-CN"/>
+            </w:rPr>
             <w:fldChar w:fldCharType="begin"/>
           </w:r>
           <w:r>
-            <w:instrText xml:space="preserve"> HYPERLINK \l "_Toc2723" </w:instrText>
+            <w:rPr>
+              <w:rFonts w:hint="eastAsia" w:ascii="Times New Roman" w:hAnsi="Times New Roman" w:eastAsia="微软雅黑"/>
+              <w:sz w:val="28"/>
+              <w:lang w:eastAsia="zh-CN"/>
+            </w:rPr>
+            <w:instrText xml:space="preserve"> HYPERLINK \l _Toc20837 </w:instrText>
           </w:r>
           <w:r>
+            <w:rPr>
+              <w:rFonts w:hint="eastAsia" w:ascii="Times New Roman" w:hAnsi="Times New Roman" w:eastAsia="微软雅黑"/>
+              <w:sz w:val="28"/>
+              <w:lang w:eastAsia="zh-CN"/>
+            </w:rPr>
             <w:fldChar w:fldCharType="separate"/>
           </w:r>
           <w:r>
@@ -2648,7 +2894,7 @@
           </w:r>
           <w:r>
             <w:rPr>
-              <w:rFonts w:ascii="Times New Roman" w:hAnsi="Times New Roman" w:eastAsia="微软雅黑"/>
+              <w:rFonts w:hint="eastAsia" w:ascii="Times New Roman" w:hAnsi="Times New Roman" w:eastAsia="微软雅黑"/>
               <w:sz w:val="28"/>
               <w:lang w:eastAsia="zh-CN"/>
             </w:rPr>
@@ -2656,7 +2902,7 @@
           </w:r>
           <w:r>
             <w:rPr>
-              <w:rFonts w:ascii="Times New Roman" w:hAnsi="Times New Roman" w:eastAsia="微软雅黑"/>
+              <w:rFonts w:hint="eastAsia" w:ascii="Times New Roman" w:hAnsi="Times New Roman" w:eastAsia="微软雅黑"/>
               <w:sz w:val="28"/>
               <w:lang w:eastAsia="zh-CN"/>
             </w:rPr>
@@ -2664,15 +2910,15 @@
           </w:r>
           <w:r>
             <w:rPr>
-              <w:rFonts w:ascii="Times New Roman" w:hAnsi="Times New Roman" w:eastAsia="微软雅黑"/>
+              <w:rFonts w:hint="eastAsia" w:ascii="Times New Roman" w:hAnsi="Times New Roman" w:eastAsia="微软雅黑"/>
               <w:sz w:val="28"/>
               <w:lang w:eastAsia="zh-CN"/>
             </w:rPr>
-            <w:instrText xml:space="preserve"> PAGEREF _Toc2723 \h </w:instrText>
+            <w:instrText xml:space="preserve"> PAGEREF _Toc20837 \h </w:instrText>
           </w:r>
           <w:r>
             <w:rPr>
-              <w:rFonts w:ascii="Times New Roman" w:hAnsi="Times New Roman" w:eastAsia="微软雅黑"/>
+              <w:rFonts w:hint="eastAsia" w:ascii="Times New Roman" w:hAnsi="Times New Roman" w:eastAsia="微软雅黑"/>
               <w:sz w:val="28"/>
               <w:lang w:eastAsia="zh-CN"/>
             </w:rPr>
@@ -2680,7 +2926,7 @@
           </w:r>
           <w:r>
             <w:rPr>
-              <w:rFonts w:ascii="Times New Roman" w:hAnsi="Times New Roman" w:eastAsia="微软雅黑"/>
+              <w:rFonts w:hint="eastAsia" w:ascii="Times New Roman" w:hAnsi="Times New Roman" w:eastAsia="微软雅黑"/>
               <w:sz w:val="28"/>
               <w:lang w:eastAsia="zh-CN"/>
             </w:rPr>
@@ -2688,7 +2934,7 @@
           </w:r>
           <w:r>
             <w:rPr>
-              <w:rFonts w:ascii="Times New Roman" w:hAnsi="Times New Roman" w:eastAsia="微软雅黑"/>
+              <w:rFonts w:hint="eastAsia" w:ascii="Times New Roman" w:hAnsi="Times New Roman" w:eastAsia="微软雅黑"/>
               <w:sz w:val="28"/>
               <w:lang w:eastAsia="zh-CN"/>
             </w:rPr>
@@ -2696,7 +2942,7 @@
           </w:r>
           <w:r>
             <w:rPr>
-              <w:rFonts w:ascii="Times New Roman" w:hAnsi="Times New Roman" w:eastAsia="微软雅黑"/>
+              <w:rFonts w:hint="eastAsia" w:ascii="Times New Roman" w:hAnsi="Times New Roman" w:eastAsia="微软雅黑"/>
               <w:sz w:val="28"/>
               <w:lang w:eastAsia="zh-CN"/>
             </w:rPr>
@@ -2711,18 +2957,33 @@
             </w:tabs>
             <w:ind w:left="440"/>
             <w:rPr>
-              <w:rFonts w:ascii="Times New Roman" w:hAnsi="Times New Roman" w:eastAsia="微软雅黑"/>
+              <w:rFonts w:hint="eastAsia" w:ascii="Times New Roman" w:hAnsi="Times New Roman" w:eastAsia="微软雅黑"/>
               <w:sz w:val="28"/>
               <w:lang w:eastAsia="zh-CN"/>
             </w:rPr>
           </w:pPr>
           <w:r>
+            <w:rPr>
+              <w:rFonts w:hint="eastAsia" w:ascii="Times New Roman" w:hAnsi="Times New Roman" w:eastAsia="微软雅黑"/>
+              <w:sz w:val="28"/>
+              <w:lang w:eastAsia="zh-CN"/>
+            </w:rPr>
             <w:fldChar w:fldCharType="begin"/>
           </w:r>
           <w:r>
-            <w:instrText xml:space="preserve"> HYPERLINK \l "_Toc23103" </w:instrText>
+            <w:rPr>
+              <w:rFonts w:hint="eastAsia" w:ascii="Times New Roman" w:hAnsi="Times New Roman" w:eastAsia="微软雅黑"/>
+              <w:sz w:val="28"/>
+              <w:lang w:eastAsia="zh-CN"/>
+            </w:rPr>
+            <w:instrText xml:space="preserve"> HYPERLINK \l _Toc1242 </w:instrText>
           </w:r>
           <w:r>
+            <w:rPr>
+              <w:rFonts w:hint="eastAsia" w:ascii="Times New Roman" w:hAnsi="Times New Roman" w:eastAsia="微软雅黑"/>
+              <w:sz w:val="28"/>
+              <w:lang w:eastAsia="zh-CN"/>
+            </w:rPr>
             <w:fldChar w:fldCharType="separate"/>
           </w:r>
           <w:r>
@@ -2735,7 +2996,7 @@
           </w:r>
           <w:r>
             <w:rPr>
-              <w:rFonts w:ascii="Times New Roman" w:hAnsi="Times New Roman" w:eastAsia="微软雅黑"/>
+              <w:rFonts w:hint="eastAsia" w:ascii="Times New Roman" w:hAnsi="Times New Roman" w:eastAsia="微软雅黑"/>
               <w:sz w:val="28"/>
               <w:lang w:eastAsia="zh-CN"/>
             </w:rPr>
@@ -2743,7 +3004,7 @@
           </w:r>
           <w:r>
             <w:rPr>
-              <w:rFonts w:ascii="Times New Roman" w:hAnsi="Times New Roman" w:eastAsia="微软雅黑"/>
+              <w:rFonts w:hint="eastAsia" w:ascii="Times New Roman" w:hAnsi="Times New Roman" w:eastAsia="微软雅黑"/>
               <w:sz w:val="28"/>
               <w:lang w:eastAsia="zh-CN"/>
             </w:rPr>
@@ -2751,15 +3012,15 @@
           </w:r>
           <w:r>
             <w:rPr>
-              <w:rFonts w:ascii="Times New Roman" w:hAnsi="Times New Roman" w:eastAsia="微软雅黑"/>
+              <w:rFonts w:hint="eastAsia" w:ascii="Times New Roman" w:hAnsi="Times New Roman" w:eastAsia="微软雅黑"/>
               <w:sz w:val="28"/>
               <w:lang w:eastAsia="zh-CN"/>
             </w:rPr>
-            <w:instrText xml:space="preserve"> PAGEREF _Toc23103 \h </w:instrText>
+            <w:instrText xml:space="preserve"> PAGEREF _Toc1242 \h </w:instrText>
           </w:r>
           <w:r>
             <w:rPr>
-              <w:rFonts w:ascii="Times New Roman" w:hAnsi="Times New Roman" w:eastAsia="微软雅黑"/>
+              <w:rFonts w:hint="eastAsia" w:ascii="Times New Roman" w:hAnsi="Times New Roman" w:eastAsia="微软雅黑"/>
               <w:sz w:val="28"/>
               <w:lang w:eastAsia="zh-CN"/>
             </w:rPr>
@@ -2767,7 +3028,7 @@
           </w:r>
           <w:r>
             <w:rPr>
-              <w:rFonts w:ascii="Times New Roman" w:hAnsi="Times New Roman" w:eastAsia="微软雅黑"/>
+              <w:rFonts w:hint="eastAsia" w:ascii="Times New Roman" w:hAnsi="Times New Roman" w:eastAsia="微软雅黑"/>
               <w:sz w:val="28"/>
               <w:lang w:eastAsia="zh-CN"/>
             </w:rPr>
@@ -2775,7 +3036,7 @@
           </w:r>
           <w:r>
             <w:rPr>
-              <w:rFonts w:ascii="Times New Roman" w:hAnsi="Times New Roman" w:eastAsia="微软雅黑"/>
+              <w:rFonts w:hint="eastAsia" w:ascii="Times New Roman" w:hAnsi="Times New Roman" w:eastAsia="微软雅黑"/>
               <w:sz w:val="28"/>
               <w:lang w:eastAsia="zh-CN"/>
             </w:rPr>
@@ -2783,7 +3044,7 @@
           </w:r>
           <w:r>
             <w:rPr>
-              <w:rFonts w:ascii="Times New Roman" w:hAnsi="Times New Roman" w:eastAsia="微软雅黑"/>
+              <w:rFonts w:hint="eastAsia" w:ascii="Times New Roman" w:hAnsi="Times New Roman" w:eastAsia="微软雅黑"/>
               <w:sz w:val="28"/>
               <w:lang w:eastAsia="zh-CN"/>
             </w:rPr>
@@ -2798,18 +3059,33 @@
             </w:tabs>
             <w:ind w:left="440"/>
             <w:rPr>
-              <w:rFonts w:ascii="Times New Roman" w:hAnsi="Times New Roman" w:eastAsia="微软雅黑"/>
+              <w:rFonts w:hint="eastAsia" w:ascii="Times New Roman" w:hAnsi="Times New Roman" w:eastAsia="微软雅黑"/>
               <w:sz w:val="28"/>
               <w:lang w:eastAsia="zh-CN"/>
             </w:rPr>
           </w:pPr>
           <w:r>
+            <w:rPr>
+              <w:rFonts w:hint="eastAsia" w:ascii="Times New Roman" w:hAnsi="Times New Roman" w:eastAsia="微软雅黑"/>
+              <w:sz w:val="28"/>
+              <w:lang w:eastAsia="zh-CN"/>
+            </w:rPr>
             <w:fldChar w:fldCharType="begin"/>
           </w:r>
           <w:r>
-            <w:instrText xml:space="preserve"> HYPERLINK \l "_Toc28774" </w:instrText>
+            <w:rPr>
+              <w:rFonts w:hint="eastAsia" w:ascii="Times New Roman" w:hAnsi="Times New Roman" w:eastAsia="微软雅黑"/>
+              <w:sz w:val="28"/>
+              <w:lang w:eastAsia="zh-CN"/>
+            </w:rPr>
+            <w:instrText xml:space="preserve"> HYPERLINK \l _Toc31041 </w:instrText>
           </w:r>
           <w:r>
+            <w:rPr>
+              <w:rFonts w:hint="eastAsia" w:ascii="Times New Roman" w:hAnsi="Times New Roman" w:eastAsia="微软雅黑"/>
+              <w:sz w:val="28"/>
+              <w:lang w:eastAsia="zh-CN"/>
+            </w:rPr>
             <w:fldChar w:fldCharType="separate"/>
           </w:r>
           <w:r>
@@ -2822,7 +3098,7 @@
           </w:r>
           <w:r>
             <w:rPr>
-              <w:rFonts w:ascii="Times New Roman" w:hAnsi="Times New Roman" w:eastAsia="微软雅黑"/>
+              <w:rFonts w:hint="eastAsia" w:ascii="Times New Roman" w:hAnsi="Times New Roman" w:eastAsia="微软雅黑"/>
               <w:sz w:val="28"/>
               <w:lang w:eastAsia="zh-CN"/>
             </w:rPr>
@@ -2830,7 +3106,7 @@
           </w:r>
           <w:r>
             <w:rPr>
-              <w:rFonts w:ascii="Times New Roman" w:hAnsi="Times New Roman" w:eastAsia="微软雅黑"/>
+              <w:rFonts w:hint="eastAsia" w:ascii="Times New Roman" w:hAnsi="Times New Roman" w:eastAsia="微软雅黑"/>
               <w:sz w:val="28"/>
               <w:lang w:eastAsia="zh-CN"/>
             </w:rPr>
@@ -2838,15 +3114,15 @@
           </w:r>
           <w:r>
             <w:rPr>
-              <w:rFonts w:ascii="Times New Roman" w:hAnsi="Times New Roman" w:eastAsia="微软雅黑"/>
+              <w:rFonts w:hint="eastAsia" w:ascii="Times New Roman" w:hAnsi="Times New Roman" w:eastAsia="微软雅黑"/>
               <w:sz w:val="28"/>
               <w:lang w:eastAsia="zh-CN"/>
             </w:rPr>
-            <w:instrText xml:space="preserve"> PAGEREF _Toc28774 \h </w:instrText>
+            <w:instrText xml:space="preserve"> PAGEREF _Toc31041 \h </w:instrText>
           </w:r>
           <w:r>
             <w:rPr>
-              <w:rFonts w:ascii="Times New Roman" w:hAnsi="Times New Roman" w:eastAsia="微软雅黑"/>
+              <w:rFonts w:hint="eastAsia" w:ascii="Times New Roman" w:hAnsi="Times New Roman" w:eastAsia="微软雅黑"/>
               <w:sz w:val="28"/>
               <w:lang w:eastAsia="zh-CN"/>
             </w:rPr>
@@ -2854,7 +3130,7 @@
           </w:r>
           <w:r>
             <w:rPr>
-              <w:rFonts w:ascii="Times New Roman" w:hAnsi="Times New Roman" w:eastAsia="微软雅黑"/>
+              <w:rFonts w:hint="eastAsia" w:ascii="Times New Roman" w:hAnsi="Times New Roman" w:eastAsia="微软雅黑"/>
               <w:sz w:val="28"/>
               <w:lang w:eastAsia="zh-CN"/>
             </w:rPr>
@@ -2862,7 +3138,7 @@
           </w:r>
           <w:r>
             <w:rPr>
-              <w:rFonts w:ascii="Times New Roman" w:hAnsi="Times New Roman" w:eastAsia="微软雅黑"/>
+              <w:rFonts w:hint="eastAsia" w:ascii="Times New Roman" w:hAnsi="Times New Roman" w:eastAsia="微软雅黑"/>
               <w:sz w:val="28"/>
               <w:lang w:eastAsia="zh-CN"/>
             </w:rPr>
@@ -2870,7 +3146,7 @@
           </w:r>
           <w:r>
             <w:rPr>
-              <w:rFonts w:ascii="Times New Roman" w:hAnsi="Times New Roman" w:eastAsia="微软雅黑"/>
+              <w:rFonts w:hint="eastAsia" w:ascii="Times New Roman" w:hAnsi="Times New Roman" w:eastAsia="微软雅黑"/>
               <w:sz w:val="28"/>
               <w:lang w:eastAsia="zh-CN"/>
             </w:rPr>
@@ -2885,18 +3161,33 @@
             </w:tabs>
             <w:ind w:left="440"/>
             <w:rPr>
-              <w:rFonts w:ascii="Times New Roman" w:hAnsi="Times New Roman" w:eastAsia="微软雅黑"/>
+              <w:rFonts w:hint="eastAsia" w:ascii="Times New Roman" w:hAnsi="Times New Roman" w:eastAsia="微软雅黑"/>
               <w:sz w:val="28"/>
               <w:lang w:eastAsia="zh-CN"/>
             </w:rPr>
           </w:pPr>
           <w:r>
+            <w:rPr>
+              <w:rFonts w:hint="eastAsia" w:ascii="Times New Roman" w:hAnsi="Times New Roman" w:eastAsia="微软雅黑"/>
+              <w:sz w:val="28"/>
+              <w:lang w:eastAsia="zh-CN"/>
+            </w:rPr>
             <w:fldChar w:fldCharType="begin"/>
           </w:r>
           <w:r>
-            <w:instrText xml:space="preserve"> HYPERLINK \l "_Toc13203" </w:instrText>
+            <w:rPr>
+              <w:rFonts w:hint="eastAsia" w:ascii="Times New Roman" w:hAnsi="Times New Roman" w:eastAsia="微软雅黑"/>
+              <w:sz w:val="28"/>
+              <w:lang w:eastAsia="zh-CN"/>
+            </w:rPr>
+            <w:instrText xml:space="preserve"> HYPERLINK \l _Toc2663 </w:instrText>
           </w:r>
           <w:r>
+            <w:rPr>
+              <w:rFonts w:hint="eastAsia" w:ascii="Times New Roman" w:hAnsi="Times New Roman" w:eastAsia="微软雅黑"/>
+              <w:sz w:val="28"/>
+              <w:lang w:eastAsia="zh-CN"/>
+            </w:rPr>
             <w:fldChar w:fldCharType="separate"/>
           </w:r>
           <w:r>
@@ -2909,7 +3200,7 @@
           </w:r>
           <w:r>
             <w:rPr>
-              <w:rFonts w:ascii="Times New Roman" w:hAnsi="Times New Roman" w:eastAsia="微软雅黑"/>
+              <w:rFonts w:hint="eastAsia" w:ascii="Times New Roman" w:hAnsi="Times New Roman" w:eastAsia="微软雅黑"/>
               <w:sz w:val="28"/>
               <w:lang w:eastAsia="zh-CN"/>
             </w:rPr>
@@ -2917,7 +3208,7 @@
           </w:r>
           <w:r>
             <w:rPr>
-              <w:rFonts w:ascii="Times New Roman" w:hAnsi="Times New Roman" w:eastAsia="微软雅黑"/>
+              <w:rFonts w:hint="eastAsia" w:ascii="Times New Roman" w:hAnsi="Times New Roman" w:eastAsia="微软雅黑"/>
               <w:sz w:val="28"/>
               <w:lang w:eastAsia="zh-CN"/>
             </w:rPr>
@@ -2925,15 +3216,15 @@
           </w:r>
           <w:r>
             <w:rPr>
-              <w:rFonts w:ascii="Times New Roman" w:hAnsi="Times New Roman" w:eastAsia="微软雅黑"/>
+              <w:rFonts w:hint="eastAsia" w:ascii="Times New Roman" w:hAnsi="Times New Roman" w:eastAsia="微软雅黑"/>
               <w:sz w:val="28"/>
               <w:lang w:eastAsia="zh-CN"/>
             </w:rPr>
-            <w:instrText xml:space="preserve"> PAGEREF _Toc13203 \h </w:instrText>
+            <w:instrText xml:space="preserve"> PAGEREF _Toc2663 \h </w:instrText>
           </w:r>
           <w:r>
             <w:rPr>
-              <w:rFonts w:ascii="Times New Roman" w:hAnsi="Times New Roman" w:eastAsia="微软雅黑"/>
+              <w:rFonts w:hint="eastAsia" w:ascii="Times New Roman" w:hAnsi="Times New Roman" w:eastAsia="微软雅黑"/>
               <w:sz w:val="28"/>
               <w:lang w:eastAsia="zh-CN"/>
             </w:rPr>
@@ -2941,7 +3232,7 @@
           </w:r>
           <w:r>
             <w:rPr>
-              <w:rFonts w:ascii="Times New Roman" w:hAnsi="Times New Roman" w:eastAsia="微软雅黑"/>
+              <w:rFonts w:hint="eastAsia" w:ascii="Times New Roman" w:hAnsi="Times New Roman" w:eastAsia="微软雅黑"/>
               <w:sz w:val="28"/>
               <w:lang w:eastAsia="zh-CN"/>
             </w:rPr>
@@ -2949,7 +3240,7 @@
           </w:r>
           <w:r>
             <w:rPr>
-              <w:rFonts w:ascii="Times New Roman" w:hAnsi="Times New Roman" w:eastAsia="微软雅黑"/>
+              <w:rFonts w:hint="eastAsia" w:ascii="Times New Roman" w:hAnsi="Times New Roman" w:eastAsia="微软雅黑"/>
               <w:sz w:val="28"/>
               <w:lang w:eastAsia="zh-CN"/>
             </w:rPr>
@@ -2957,7 +3248,7 @@
           </w:r>
           <w:r>
             <w:rPr>
-              <w:rFonts w:ascii="Times New Roman" w:hAnsi="Times New Roman" w:eastAsia="微软雅黑"/>
+              <w:rFonts w:hint="eastAsia" w:ascii="Times New Roman" w:hAnsi="Times New Roman" w:eastAsia="微软雅黑"/>
               <w:sz w:val="28"/>
               <w:lang w:eastAsia="zh-CN"/>
             </w:rPr>
@@ -2972,18 +3263,33 @@
             </w:tabs>
             <w:ind w:left="440"/>
             <w:rPr>
-              <w:rFonts w:ascii="Times New Roman" w:hAnsi="Times New Roman" w:eastAsia="微软雅黑"/>
+              <w:rFonts w:hint="eastAsia" w:ascii="Times New Roman" w:hAnsi="Times New Roman" w:eastAsia="微软雅黑"/>
               <w:sz w:val="28"/>
               <w:lang w:eastAsia="zh-CN"/>
             </w:rPr>
           </w:pPr>
           <w:r>
+            <w:rPr>
+              <w:rFonts w:hint="eastAsia" w:ascii="Times New Roman" w:hAnsi="Times New Roman" w:eastAsia="微软雅黑"/>
+              <w:sz w:val="28"/>
+              <w:lang w:eastAsia="zh-CN"/>
+            </w:rPr>
             <w:fldChar w:fldCharType="begin"/>
           </w:r>
           <w:r>
-            <w:instrText xml:space="preserve"> HYPERLINK \l "_Toc3484" </w:instrText>
+            <w:rPr>
+              <w:rFonts w:hint="eastAsia" w:ascii="Times New Roman" w:hAnsi="Times New Roman" w:eastAsia="微软雅黑"/>
+              <w:sz w:val="28"/>
+              <w:lang w:eastAsia="zh-CN"/>
+            </w:rPr>
+            <w:instrText xml:space="preserve"> HYPERLINK \l _Toc31699 </w:instrText>
           </w:r>
           <w:r>
+            <w:rPr>
+              <w:rFonts w:hint="eastAsia" w:ascii="Times New Roman" w:hAnsi="Times New Roman" w:eastAsia="微软雅黑"/>
+              <w:sz w:val="28"/>
+              <w:lang w:eastAsia="zh-CN"/>
+            </w:rPr>
             <w:fldChar w:fldCharType="separate"/>
           </w:r>
           <w:r>
@@ -2996,7 +3302,7 @@
           </w:r>
           <w:r>
             <w:rPr>
-              <w:rFonts w:ascii="Times New Roman" w:hAnsi="Times New Roman" w:eastAsia="微软雅黑"/>
+              <w:rFonts w:hint="eastAsia" w:ascii="Times New Roman" w:hAnsi="Times New Roman" w:eastAsia="微软雅黑"/>
               <w:sz w:val="28"/>
               <w:lang w:eastAsia="zh-CN"/>
             </w:rPr>
@@ -3004,7 +3310,7 @@
           </w:r>
           <w:r>
             <w:rPr>
-              <w:rFonts w:ascii="Times New Roman" w:hAnsi="Times New Roman" w:eastAsia="微软雅黑"/>
+              <w:rFonts w:hint="eastAsia" w:ascii="Times New Roman" w:hAnsi="Times New Roman" w:eastAsia="微软雅黑"/>
               <w:sz w:val="28"/>
               <w:lang w:eastAsia="zh-CN"/>
             </w:rPr>
@@ -3012,15 +3318,15 @@
           </w:r>
           <w:r>
             <w:rPr>
-              <w:rFonts w:ascii="Times New Roman" w:hAnsi="Times New Roman" w:eastAsia="微软雅黑"/>
+              <w:rFonts w:hint="eastAsia" w:ascii="Times New Roman" w:hAnsi="Times New Roman" w:eastAsia="微软雅黑"/>
               <w:sz w:val="28"/>
               <w:lang w:eastAsia="zh-CN"/>
             </w:rPr>
-            <w:instrText xml:space="preserve"> PAGEREF _Toc3484 \h </w:instrText>
+            <w:instrText xml:space="preserve"> PAGEREF _Toc31699 \h </w:instrText>
           </w:r>
           <w:r>
             <w:rPr>
-              <w:rFonts w:ascii="Times New Roman" w:hAnsi="Times New Roman" w:eastAsia="微软雅黑"/>
+              <w:rFonts w:hint="eastAsia" w:ascii="Times New Roman" w:hAnsi="Times New Roman" w:eastAsia="微软雅黑"/>
               <w:sz w:val="28"/>
               <w:lang w:eastAsia="zh-CN"/>
             </w:rPr>
@@ -3028,7 +3334,7 @@
           </w:r>
           <w:r>
             <w:rPr>
-              <w:rFonts w:ascii="Times New Roman" w:hAnsi="Times New Roman" w:eastAsia="微软雅黑"/>
+              <w:rFonts w:hint="eastAsia" w:ascii="Times New Roman" w:hAnsi="Times New Roman" w:eastAsia="微软雅黑"/>
               <w:sz w:val="28"/>
               <w:lang w:eastAsia="zh-CN"/>
             </w:rPr>
@@ -3036,7 +3342,7 @@
           </w:r>
           <w:r>
             <w:rPr>
-              <w:rFonts w:ascii="Times New Roman" w:hAnsi="Times New Roman" w:eastAsia="微软雅黑"/>
+              <w:rFonts w:hint="eastAsia" w:ascii="Times New Roman" w:hAnsi="Times New Roman" w:eastAsia="微软雅黑"/>
               <w:sz w:val="28"/>
               <w:lang w:eastAsia="zh-CN"/>
             </w:rPr>
@@ -3044,7 +3350,7 @@
           </w:r>
           <w:r>
             <w:rPr>
-              <w:rFonts w:ascii="Times New Roman" w:hAnsi="Times New Roman" w:eastAsia="微软雅黑"/>
+              <w:rFonts w:hint="eastAsia" w:ascii="Times New Roman" w:hAnsi="Times New Roman" w:eastAsia="微软雅黑"/>
               <w:sz w:val="28"/>
               <w:lang w:eastAsia="zh-CN"/>
             </w:rPr>
@@ -3053,6 +3359,10 @@
         </w:p>
         <w:p>
           <w:pPr>
+            <w:pStyle w:val="11"/>
+            <w:tabs>
+              <w:tab w:val="right" w:leader="dot" w:pos="9861"/>
+            </w:tabs>
             <w:rPr>
               <w:lang w:eastAsia="zh-CN"/>
             </w:rPr>
@@ -3084,10 +3394,10 @@
         <w:ind w:left="440"/>
       </w:pPr>
       <w:bookmarkStart w:id="0" w:name="_Toc24178_WPSOffice_Level1"/>
-      <w:bookmarkStart w:id="1" w:name="_Toc30143_WPSOffice_Level1"/>
-      <w:bookmarkStart w:id="2" w:name="_Toc13806"/>
-      <w:bookmarkStart w:id="3" w:name="_Toc21009_WPSOffice_Level1"/>
-      <w:bookmarkStart w:id="4" w:name="_Toc21669"/>
+      <w:bookmarkStart w:id="1" w:name="_Toc21009_WPSOffice_Level1"/>
+      <w:bookmarkStart w:id="2" w:name="_Toc30143_WPSOffice_Level1"/>
+      <w:bookmarkStart w:id="3" w:name="_Toc21669"/>
+      <w:bookmarkStart w:id="4" w:name="_Toc13806"/>
     </w:p>
     <w:p>
       <w:pPr>
@@ -3123,7 +3433,7 @@
         </w:rPr>
       </w:pPr>
       <w:bookmarkStart w:id="5" w:name="_Toc28739"/>
-      <w:bookmarkStart w:id="6" w:name="_Toc1112"/>
+      <w:bookmarkStart w:id="6" w:name="_Toc22288"/>
       <w:r>
         <w:rPr>
           <w:color w:val="62B541"/>
@@ -3994,12 +4304,12 @@
           </w14:shadow>
         </w:rPr>
       </w:pPr>
-      <w:bookmarkStart w:id="7" w:name="_Toc29628"/>
-      <w:bookmarkStart w:id="8" w:name="_Toc18062_WPSOffice_Level1"/>
-      <w:bookmarkStart w:id="9" w:name="_Toc17451"/>
-      <w:bookmarkStart w:id="10" w:name="_Toc24263"/>
-      <w:bookmarkStart w:id="11" w:name="_Toc11015_WPSOffice_Level1"/>
-      <w:bookmarkStart w:id="12" w:name="_Toc7021_WPSOffice_Level1"/>
+      <w:bookmarkStart w:id="7" w:name="_Toc18062_WPSOffice_Level1"/>
+      <w:bookmarkStart w:id="8" w:name="_Toc11015_WPSOffice_Level1"/>
+      <w:bookmarkStart w:id="9" w:name="_Toc7021_WPSOffice_Level1"/>
+      <w:bookmarkStart w:id="10" w:name="_Toc29628"/>
+      <w:bookmarkStart w:id="11" w:name="_Toc17451"/>
+      <w:bookmarkStart w:id="12" w:name="_Toc3045"/>
       <w:bookmarkStart w:id="13" w:name="_Toc3823"/>
       <w:r>
         <w:rPr>
@@ -4180,12 +4490,12 @@
           </w14:shadow>
         </w:rPr>
       </w:pPr>
-      <w:bookmarkStart w:id="14" w:name="_Toc23369_WPSOffice_Level1"/>
-      <w:bookmarkStart w:id="15" w:name="_Toc25920"/>
-      <w:bookmarkStart w:id="16" w:name="_Toc6221_WPSOffice_Level1"/>
-      <w:bookmarkStart w:id="17" w:name="_Toc18058"/>
+      <w:bookmarkStart w:id="14" w:name="_Toc18058"/>
+      <w:bookmarkStart w:id="15" w:name="_Toc6221_WPSOffice_Level1"/>
+      <w:bookmarkStart w:id="16" w:name="_Toc25920"/>
+      <w:bookmarkStart w:id="17" w:name="_Toc23369_WPSOffice_Level1"/>
       <w:bookmarkStart w:id="18" w:name="_Toc21589"/>
-      <w:bookmarkStart w:id="19" w:name="_Toc27754"/>
+      <w:bookmarkStart w:id="19" w:name="_Toc5433"/>
       <w:bookmarkStart w:id="20" w:name="_Toc534807930"/>
       <w:r>
         <w:rPr>
@@ -4248,12 +4558,12 @@
           <w:lang w:eastAsia="zh-CN"/>
         </w:rPr>
       </w:pPr>
-      <w:bookmarkStart w:id="21" w:name="_Toc149832728"/>
+      <w:bookmarkStart w:id="21" w:name="_Toc11674"/>
       <w:bookmarkStart w:id="22" w:name="_Toc149826003"/>
-      <w:bookmarkStart w:id="23" w:name="_Toc8795"/>
-      <w:bookmarkStart w:id="24" w:name="OLE_LINK3"/>
-      <w:bookmarkStart w:id="25" w:name="_Toc11674"/>
-      <w:bookmarkStart w:id="26" w:name="_Toc9072"/>
+      <w:bookmarkStart w:id="23" w:name="OLE_LINK3"/>
+      <w:bookmarkStart w:id="24" w:name="_Toc149832728"/>
+      <w:bookmarkStart w:id="25" w:name="_Toc9072"/>
+      <w:bookmarkStart w:id="26" w:name="_Toc14200"/>
       <w:r>
         <w:rPr>
           <w:rFonts w:hint="eastAsia"/>
@@ -5580,20 +5890,19 @@
           <w:lang w:eastAsia="zh-CN"/>
         </w:rPr>
       </w:pPr>
-      <w:bookmarkStart w:id="27" w:name="_Toc24235"/>
+      <w:bookmarkStart w:id="27" w:name="_Toc2781"/>
       <w:bookmarkStart w:id="28" w:name="_Toc149837256"/>
-      <w:bookmarkStart w:id="29" w:name="_Toc745"/>
-      <w:bookmarkStart w:id="30" w:name="_Toc22132"/>
-      <w:bookmarkStart w:id="31" w:name="_Toc2781"/>
-      <w:bookmarkStart w:id="32" w:name="_Toc20136_WPSOffice_Level1"/>
+      <w:bookmarkStart w:id="29" w:name="_Toc3487"/>
+      <w:bookmarkStart w:id="30" w:name="_Toc20136_WPSOffice_Level1"/>
+      <w:bookmarkStart w:id="31" w:name="_Toc22132"/>
+      <w:bookmarkStart w:id="32" w:name="_Toc24235"/>
       <w:bookmarkStart w:id="33" w:name="_Toc19898_WPSOffice_Level1"/>
-      <w:bookmarkStart w:id="34" w:name="_Toc3487"/>
-      <w:bookmarkStart w:id="35" w:name="_Toc149837258"/>
+      <w:bookmarkStart w:id="34" w:name="_Toc149837258"/>
+      <w:bookmarkStart w:id="35" w:name="_Toc4331_WPSOffice_Level1"/>
       <w:bookmarkStart w:id="36" w:name="_Toc23846_WPSOffice_Level1"/>
       <w:bookmarkStart w:id="37" w:name="_Toc23903"/>
-      <w:bookmarkStart w:id="38" w:name="_Toc4331_WPSOffice_Level1"/>
-      <w:bookmarkStart w:id="39" w:name="_Toc32443_WPSOffice_Level1"/>
-      <w:bookmarkStart w:id="40" w:name="_Toc25727"/>
+      <w:bookmarkStart w:id="38" w:name="_Toc32443_WPSOffice_Level1"/>
+      <w:bookmarkStart w:id="39" w:name="_Toc25727"/>
       <w:r>
         <w:rPr>
           <w:rFonts w:hint="eastAsia" w:ascii="Times New Roman" w:hAnsi="Times New Roman" w:eastAsia="微软雅黑" w:cs="Times New Roman"/>
@@ -5646,8 +5955,8 @@
           <w:lang w:eastAsia="zh-CN"/>
         </w:rPr>
       </w:pPr>
-      <w:bookmarkStart w:id="41" w:name="_Toc14270"/>
-      <w:bookmarkStart w:id="42" w:name="_Toc21059"/>
+      <w:bookmarkStart w:id="40" w:name="_Toc14270"/>
+      <w:bookmarkStart w:id="41" w:name="_Toc21059"/>
     </w:p>
     <w:p>
       <w:pPr>
@@ -5662,34 +5971,34 @@
         <mc:AlternateContent>
           <mc:Choice Requires="wpg">
             <w:drawing>
-              <wp:anchor distT="0" distB="0" distL="114300" distR="114300" simplePos="0" relativeHeight="251669504" behindDoc="0" locked="0" layoutInCell="1" allowOverlap="1">
+              <wp:anchor distT="0" distB="0" distL="114300" distR="114300" simplePos="0" relativeHeight="251666432" behindDoc="0" locked="0" layoutInCell="1" allowOverlap="1">
                 <wp:simplePos x="0" y="0"/>
                 <wp:positionH relativeFrom="column">
-                  <wp:posOffset>2775585</wp:posOffset>
+                  <wp:posOffset>2782570</wp:posOffset>
                 </wp:positionH>
                 <wp:positionV relativeFrom="paragraph">
-                  <wp:posOffset>80010</wp:posOffset>
+                  <wp:posOffset>52070</wp:posOffset>
                 </wp:positionV>
-                <wp:extent cx="2571115" cy="410210"/>
-                <wp:effectExtent l="0" t="0" r="4445" b="1270"/>
+                <wp:extent cx="2735580" cy="452755"/>
+                <wp:effectExtent l="0" t="0" r="0" b="4445"/>
                 <wp:wrapNone/>
-                <wp:docPr id="35" name="组合 16"/>
+                <wp:docPr id="3" name="组合 3"/>
                 <wp:cNvGraphicFramePr/>
                 <a:graphic xmlns:a="http://schemas.openxmlformats.org/drawingml/2006/main">
                   <a:graphicData uri="http://schemas.microsoft.com/office/word/2010/wordprocessingGroup">
                     <wpg:wgp>
                       <wpg:cNvGrpSpPr/>
                       <wpg:grpSpPr>
-                        <a:xfrm rot="0">
-                          <a:off x="3423285" y="4040505"/>
-                          <a:ext cx="2571115" cy="410210"/>
-                          <a:chOff x="17956" y="38313"/>
-                          <a:chExt cx="4049" cy="646"/>
+                        <a:xfrm>
+                          <a:off x="0" y="0"/>
+                          <a:ext cx="2735580" cy="452755"/>
+                          <a:chOff x="19211" y="19395"/>
+                          <a:chExt cx="4308" cy="713"/>
                         </a:xfrm>
                       </wpg:grpSpPr>
                       <pic:pic xmlns:pic="http://schemas.openxmlformats.org/drawingml/2006/picture">
                         <pic:nvPicPr>
-                          <pic:cNvPr id="1" name="图片 29" descr="IMG_256"/>
+                          <pic:cNvPr id="8" name="图片 6" descr="蔡冬雪"/>
                           <pic:cNvPicPr>
                             <a:picLocks noChangeAspect="1"/>
                           </pic:cNvPicPr>
@@ -5710,495 +6019,15 @@
                               </a:clrTo>
                             </a:clrChange>
                           </a:blip>
+                          <a:srcRect l="18656" t="33322" r="18897" b="26699"/>
                           <a:stretch>
                             <a:fillRect/>
                           </a:stretch>
                         </pic:blipFill>
                         <pic:spPr>
                           <a:xfrm>
-                            <a:off x="21031" y="38313"/>
-                            <a:ext cx="975" cy="570"/>
-                          </a:xfrm>
-                          <a:prstGeom prst="rect">
-                            <a:avLst/>
-                          </a:prstGeom>
-                          <a:noFill/>
-                          <a:ln w="9525">
-                            <a:noFill/>
-                          </a:ln>
-                        </pic:spPr>
-                      </pic:pic>
-                      <pic:pic xmlns:pic="http://schemas.openxmlformats.org/drawingml/2006/picture">
-                        <pic:nvPicPr>
-                          <pic:cNvPr id="2" name="图片 15" descr="c9514d16fd70679bf0495aeebb03c72d_compress"/>
-                          <pic:cNvPicPr>
-                            <a:picLocks noChangeAspect="1"/>
-                          </pic:cNvPicPr>
-                        </pic:nvPicPr>
-                        <pic:blipFill>
-                          <a:blip r:embed="rId14"/>
-                          <a:srcRect l="21003" t="56913" r="27176" b="26386"/>
-                          <a:stretch>
-                            <a:fillRect/>
-                          </a:stretch>
-                        </pic:blipFill>
-                        <pic:spPr>
-                          <a:xfrm>
-                            <a:off x="17956" y="38485"/>
-                            <a:ext cx="1550" cy="475"/>
-                          </a:xfrm>
-                          <a:prstGeom prst="rect">
-                            <a:avLst/>
-                          </a:prstGeom>
-                        </pic:spPr>
-                      </pic:pic>
-                    </wpg:wgp>
-                  </a:graphicData>
-                </a:graphic>
-              </wp:anchor>
-            </w:drawing>
-          </mc:Choice>
-          <mc:Fallback>
-            <w:pict>
-              <v:group id="组合 16" o:spid="_x0000_s1026" o:spt="203" style="position:absolute;left:0pt;margin-left:218.55pt;margin-top:6.3pt;height:32.3pt;width:202.45pt;z-index:251669504;mso-width-relative:page;mso-height-relative:page;" coordorigin="17956,38313" coordsize="4049,646" o:gfxdata="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">
-                <o:lock v:ext="edit" aspectratio="f"/>
-                <v:shape id="图片 29" o:spid="_x0000_s1026" o:spt="75" alt="IMG_256" type="#_x0000_t75" style="position:absolute;left:21031;top:38313;height:570;width:975;" filled="f" o:preferrelative="t" stroked="f" coordsize="21600,21600" o:gfxdata="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">
-                  <v:fill on="f" focussize="0,0"/>
-                  <v:stroke on="f"/>
-                  <v:imagedata r:id="rId13" chromakey="#FFFFFF" o:title=""/>
-                  <o:lock v:ext="edit" aspectratio="t"/>
-                </v:shape>
-                <v:shape id="图片 15" o:spid="_x0000_s1026" o:spt="75" alt="c9514d16fd70679bf0495aeebb03c72d_compress" type="#_x0000_t75" style="position:absolute;left:17956;top:38485;height:475;width:1550;" filled="f" o:preferrelative="t" stroked="f" coordsize="21600,21600" o:gfxdata="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">
-                  <v:fill on="f" focussize="0,0"/>
-                  <v:stroke on="f"/>
-                  <v:imagedata r:id="rId14" cropleft="13765f" croptop="37299f" cropright="17810f" cropbottom="17292f" o:title=""/>
-                  <o:lock v:ext="edit" aspectratio="t"/>
-                </v:shape>
-              </v:group>
-            </w:pict>
-          </mc:Fallback>
-        </mc:AlternateContent>
-      </w:r>
-    </w:p>
-    <w:tbl>
-      <w:tblPr>
-        <w:tblStyle w:val="34"/>
-        <w:tblW w:w="6772" w:type="dxa"/>
-        <w:jc w:val="right"/>
-        <w:tblLayout w:type="fixed"/>
-        <w:tblCellMar>
-          <w:top w:w="0" w:type="dxa"/>
-          <w:left w:w="0" w:type="dxa"/>
-          <w:bottom w:w="0" w:type="dxa"/>
-          <w:right w:w="0" w:type="dxa"/>
-        </w:tblCellMar>
-      </w:tblPr>
-      <w:tblGrid>
-        <w:gridCol w:w="1272"/>
-        <w:gridCol w:w="2040"/>
-        <w:gridCol w:w="1166"/>
-        <w:gridCol w:w="2294"/>
-      </w:tblGrid>
-      <w:tr>
-        <w:trPr>
-          <w:trHeight w:val="441" w:hRule="exact"/>
-          <w:jc w:val="right"/>
-        </w:trPr>
-        <w:tc>
-          <w:tcPr>
-            <w:tcW w:w="1272" w:type="dxa"/>
-            <w:vAlign w:val="center"/>
-          </w:tcPr>
-          <w:p>
-            <w:pPr>
-              <w:pStyle w:val="20"/>
-              <w:spacing w:before="13"/>
-              <w:ind w:left="13" w:right="95"/>
-              <w:jc w:val="both"/>
-              <w:rPr>
-                <w:rFonts w:ascii="Times New Roman" w:hAnsi="Times New Roman" w:cs="Times New Roman"/>
-                <w:b/>
-                <w:sz w:val="24"/>
-                <w:szCs w:val="24"/>
-              </w:rPr>
-            </w:pPr>
-            <w:r>
-              <w:rPr>
-                <w:rFonts w:ascii="Times New Roman" w:hAnsi="Times New Roman" w:cs="Times New Roman"/>
-                <w:b/>
-                <w:sz w:val="24"/>
-                <w:szCs w:val="24"/>
-              </w:rPr>
-              <w:t>检测人：</w:t>
-            </w:r>
-          </w:p>
-        </w:tc>
-        <w:tc>
-          <w:tcPr>
-            <w:tcW w:w="2040" w:type="dxa"/>
-            <w:vAlign w:val="center"/>
-          </w:tcPr>
-          <w:p>
-            <w:pPr>
-              <w:pStyle w:val="20"/>
-              <w:spacing w:before="13"/>
-              <w:jc w:val="both"/>
-              <w:rPr>
-                <w:rFonts w:ascii="Times New Roman" w:hAnsi="Times New Roman" w:cs="Times New Roman"/>
-                <w:b/>
-                <w:sz w:val="24"/>
-                <w:szCs w:val="24"/>
-              </w:rPr>
-            </w:pPr>
-          </w:p>
-        </w:tc>
-        <w:tc>
-          <w:tcPr>
-            <w:tcW w:w="1166" w:type="dxa"/>
-            <w:vAlign w:val="center"/>
-          </w:tcPr>
-          <w:p>
-            <w:pPr>
-              <w:pStyle w:val="20"/>
-              <w:spacing w:before="13"/>
-              <w:jc w:val="both"/>
-              <w:rPr>
-                <w:rFonts w:ascii="Times New Roman" w:hAnsi="Times New Roman" w:cs="Times New Roman"/>
-                <w:b/>
-                <w:sz w:val="24"/>
-                <w:szCs w:val="24"/>
-              </w:rPr>
-            </w:pPr>
-            <w:r>
-              <w:rPr>
-                <w:rFonts w:ascii="Times New Roman" w:hAnsi="Times New Roman" w:cs="Times New Roman"/>
-                <w:b/>
-                <w:sz w:val="24"/>
-                <w:szCs w:val="24"/>
-              </w:rPr>
-              <w:t>复核人</w:t>
-            </w:r>
-            <w:r>
-              <w:rPr>
-                <w:rFonts w:ascii="Times New Roman" w:hAnsi="Times New Roman" w:cs="Times New Roman"/>
-                <w:b/>
-                <w:sz w:val="24"/>
-                <w:szCs w:val="24"/>
-                <w:lang w:eastAsia="zh-CN"/>
-              </w:rPr>
-              <w:t>：</w:t>
-            </w:r>
-          </w:p>
-        </w:tc>
-        <w:tc>
-          <w:tcPr>
-            <w:tcW w:w="2294" w:type="dxa"/>
-            <w:vAlign w:val="center"/>
-          </w:tcPr>
-          <w:p>
-            <w:pPr>
-              <w:pStyle w:val="20"/>
-              <w:spacing w:before="13"/>
-              <w:ind w:right="15"/>
-              <w:jc w:val="both"/>
-              <w:rPr>
-                <w:rFonts w:ascii="Times New Roman" w:hAnsi="Times New Roman" w:cs="Times New Roman"/>
-                <w:b/>
-                <w:sz w:val="24"/>
-                <w:szCs w:val="24"/>
-              </w:rPr>
-            </w:pPr>
-          </w:p>
-        </w:tc>
-      </w:tr>
-      <w:tr>
-        <w:tblPrEx>
-          <w:tblCellMar>
-            <w:top w:w="0" w:type="dxa"/>
-            <w:left w:w="0" w:type="dxa"/>
-            <w:bottom w:w="0" w:type="dxa"/>
-            <w:right w:w="0" w:type="dxa"/>
-          </w:tblCellMar>
-        </w:tblPrEx>
-        <w:trPr>
-          <w:trHeight w:val="457" w:hRule="exact"/>
-          <w:jc w:val="right"/>
-        </w:trPr>
-        <w:tc>
-          <w:tcPr>
-            <w:tcW w:w="1272" w:type="dxa"/>
-            <w:vAlign w:val="center"/>
-          </w:tcPr>
-          <w:p>
-            <w:pPr>
-              <w:pStyle w:val="20"/>
-              <w:spacing w:line="341" w:lineRule="exact"/>
-              <w:ind w:left="13" w:right="165"/>
-              <w:jc w:val="both"/>
-              <w:rPr>
-                <w:rFonts w:ascii="Times New Roman" w:hAnsi="Times New Roman" w:cs="Times New Roman"/>
-                <w:b/>
-                <w:sz w:val="24"/>
-                <w:szCs w:val="24"/>
-              </w:rPr>
-            </w:pPr>
-            <w:r>
-              <w:rPr>
-                <w:rFonts w:ascii="Times New Roman" w:hAnsi="Times New Roman" w:cs="Times New Roman"/>
-                <w:b/>
-                <w:sz w:val="24"/>
-                <w:szCs w:val="24"/>
-              </w:rPr>
-              <w:t>日</w:t>
-            </w:r>
-            <w:r>
-              <w:rPr>
-                <w:rFonts w:ascii="Times New Roman" w:hAnsi="Times New Roman" w:cs="Times New Roman"/>
-                <w:b/>
-                <w:sz w:val="24"/>
-                <w:szCs w:val="24"/>
-                <w:lang w:eastAsia="zh-CN"/>
-              </w:rPr>
-              <w:t xml:space="preserve">  </w:t>
-            </w:r>
-            <w:r>
-              <w:rPr>
-                <w:rFonts w:ascii="Times New Roman" w:hAnsi="Times New Roman" w:cs="Times New Roman"/>
-                <w:b/>
-                <w:sz w:val="24"/>
-                <w:szCs w:val="24"/>
-              </w:rPr>
-              <w:t>期：</w:t>
-            </w:r>
-          </w:p>
-        </w:tc>
-        <w:tc>
-          <w:tcPr>
-            <w:tcW w:w="2040" w:type="dxa"/>
-            <w:vAlign w:val="center"/>
-          </w:tcPr>
-          <w:p>
-            <w:pPr>
-              <w:pStyle w:val="20"/>
-              <w:spacing w:line="363" w:lineRule="exact"/>
-              <w:jc w:val="both"/>
-              <w:rPr>
-                <w:rFonts w:ascii="Times New Roman" w:hAnsi="Times New Roman" w:cs="Times New Roman"/>
-                <w:sz w:val="24"/>
-                <w:szCs w:val="24"/>
-              </w:rPr>
-            </w:pPr>
-            <w:r>
-              <w:rPr>
-                <w:rFonts w:ascii="Times New Roman" w:hAnsi="Times New Roman" w:cs="Times New Roman"/>
-                <w:kern w:val="2"/>
-                <w:sz w:val="24"/>
-                <w:szCs w:val="24"/>
-                <w:lang w:eastAsia="zh-CN"/>
-              </w:rPr>
-              <w:t>{{ reportdate }}</w:t>
-            </w:r>
-          </w:p>
-        </w:tc>
-        <w:tc>
-          <w:tcPr>
-            <w:tcW w:w="1166" w:type="dxa"/>
-            <w:vAlign w:val="center"/>
-          </w:tcPr>
-          <w:p>
-            <w:pPr>
-              <w:pStyle w:val="20"/>
-              <w:spacing w:line="341" w:lineRule="exact"/>
-              <w:jc w:val="both"/>
-              <w:rPr>
-                <w:rFonts w:ascii="Times New Roman" w:hAnsi="Times New Roman" w:cs="Times New Roman"/>
-                <w:b/>
-                <w:sz w:val="24"/>
-                <w:szCs w:val="24"/>
-              </w:rPr>
-            </w:pPr>
-            <w:r>
-              <w:rPr>
-                <w:rFonts w:ascii="Times New Roman" w:hAnsi="Times New Roman" w:cs="Times New Roman"/>
-                <w:b/>
-                <w:sz w:val="24"/>
-                <w:szCs w:val="24"/>
-              </w:rPr>
-              <w:t>日</w:t>
-            </w:r>
-            <w:r>
-              <w:rPr>
-                <w:rFonts w:ascii="Times New Roman" w:hAnsi="Times New Roman" w:cs="Times New Roman"/>
-                <w:b/>
-                <w:sz w:val="24"/>
-                <w:szCs w:val="24"/>
-                <w:lang w:eastAsia="zh-CN"/>
-              </w:rPr>
-              <w:t xml:space="preserve">  </w:t>
-            </w:r>
-            <w:r>
-              <w:rPr>
-                <w:rFonts w:ascii="Times New Roman" w:hAnsi="Times New Roman" w:cs="Times New Roman"/>
-                <w:b/>
-                <w:sz w:val="24"/>
-                <w:szCs w:val="24"/>
-              </w:rPr>
-              <w:t>期：</w:t>
-            </w:r>
-          </w:p>
-        </w:tc>
-        <w:tc>
-          <w:tcPr>
-            <w:tcW w:w="2294" w:type="dxa"/>
-            <w:vAlign w:val="center"/>
-          </w:tcPr>
-          <w:p>
-            <w:pPr>
-              <w:pStyle w:val="20"/>
-              <w:spacing w:line="363" w:lineRule="exact"/>
-              <w:ind w:right="15"/>
-              <w:jc w:val="both"/>
-              <w:rPr>
-                <w:rFonts w:ascii="Times New Roman" w:hAnsi="Times New Roman" w:cs="Times New Roman"/>
-                <w:sz w:val="24"/>
-                <w:szCs w:val="24"/>
-              </w:rPr>
-            </w:pPr>
-            <w:r>
-              <w:rPr>
-                <w:rFonts w:ascii="Times New Roman" w:hAnsi="Times New Roman" w:cs="Times New Roman"/>
-                <w:kern w:val="2"/>
-                <w:sz w:val="24"/>
-                <w:szCs w:val="24"/>
-                <w:lang w:eastAsia="zh-CN"/>
-              </w:rPr>
-              <w:t>{{ reportdate }}</w:t>
-            </w:r>
-          </w:p>
-        </w:tc>
-      </w:tr>
-    </w:tbl>
-    <w:p>
-      <w:pPr>
-        <w:rPr>
-          <w:rFonts w:ascii="Times New Roman" w:hAnsi="Times New Roman" w:eastAsia="微软雅黑" w:cs="Times New Roman"/>
-          <w:sz w:val="24"/>
-          <w:szCs w:val="24"/>
-          <w:lang w:eastAsia="zh-CN"/>
-        </w:rPr>
-      </w:pPr>
-      <w:r>
-        <w:rPr>
-          <w:rFonts w:hint="eastAsia" w:ascii="Times New Roman" w:hAnsi="Times New Roman" w:eastAsia="微软雅黑" w:cs="Times New Roman"/>
-          <w:sz w:val="24"/>
-          <w:szCs w:val="24"/>
-          <w:lang w:eastAsia="zh-CN"/>
-        </w:rPr>
-        <w:t xml:space="preserve">{% endif %}{% if testedby == </w:t>
-      </w:r>
-      <w:r>
-        <w:rPr>
-          <w:rFonts w:ascii="Times New Roman" w:hAnsi="Times New Roman" w:eastAsia="微软雅黑" w:cs="Times New Roman"/>
-          <w:sz w:val="24"/>
-          <w:szCs w:val="24"/>
-          <w:lang w:eastAsia="zh-CN"/>
-        </w:rPr>
-        <w:t>“</w:t>
-      </w:r>
-      <w:r>
-        <w:rPr>
-          <w:rFonts w:hint="eastAsia" w:ascii="Times New Roman" w:hAnsi="Times New Roman" w:eastAsia="微软雅黑" w:cs="Times New Roman"/>
-          <w:sz w:val="24"/>
-          <w:szCs w:val="24"/>
-          <w:lang w:eastAsia="zh-CN"/>
-        </w:rPr>
-        <w:t>2</w:t>
-      </w:r>
-      <w:r>
-        <w:rPr>
-          <w:rFonts w:ascii="Times New Roman" w:hAnsi="Times New Roman" w:eastAsia="微软雅黑" w:cs="Times New Roman"/>
-          <w:sz w:val="24"/>
-          <w:szCs w:val="24"/>
-          <w:lang w:eastAsia="zh-CN"/>
-        </w:rPr>
-        <w:t>”</w:t>
-      </w:r>
-      <w:r>
-        <w:rPr>
-          <w:rFonts w:hint="eastAsia" w:ascii="Times New Roman" w:hAnsi="Times New Roman" w:eastAsia="微软雅黑" w:cs="Times New Roman"/>
-          <w:sz w:val="24"/>
-          <w:szCs w:val="24"/>
-          <w:lang w:eastAsia="zh-CN"/>
-        </w:rPr>
-        <w:t xml:space="preserve"> %}</w:t>
-      </w:r>
-    </w:p>
-    <w:p>
-      <w:pPr>
-        <w:rPr>
-          <w:rFonts w:hint="default"/>
-          <w:sz w:val="24"/>
-          <w:lang w:val="en-US" w:eastAsia="zh-CN"/>
-        </w:rPr>
-      </w:pPr>
-    </w:p>
-    <w:p>
-      <w:pPr>
-        <w:rPr>
-          <w:sz w:val="24"/>
-          <w:lang w:eastAsia="zh-CN"/>
-        </w:rPr>
-      </w:pPr>
-      <w:r>
-        <w:rPr>
-          <w:sz w:val="24"/>
-        </w:rPr>
-        <mc:AlternateContent>
-          <mc:Choice Requires="wpg">
-            <w:drawing>
-              <wp:anchor distT="0" distB="0" distL="114300" distR="114300" simplePos="0" relativeHeight="251666432" behindDoc="0" locked="0" layoutInCell="1" allowOverlap="1">
-                <wp:simplePos x="0" y="0"/>
-                <wp:positionH relativeFrom="column">
-                  <wp:posOffset>2775585</wp:posOffset>
-                </wp:positionH>
-                <wp:positionV relativeFrom="paragraph">
-                  <wp:posOffset>88900</wp:posOffset>
-                </wp:positionV>
-                <wp:extent cx="2675255" cy="361950"/>
-                <wp:effectExtent l="0" t="0" r="0" b="3810"/>
-                <wp:wrapNone/>
-                <wp:docPr id="4" name="组合 30"/>
-                <wp:cNvGraphicFramePr/>
-                <a:graphic xmlns:a="http://schemas.openxmlformats.org/drawingml/2006/main">
-                  <a:graphicData uri="http://schemas.microsoft.com/office/word/2010/wordprocessingGroup">
-                    <wpg:wgp>
-                      <wpg:cNvGrpSpPr/>
-                      <wpg:grpSpPr>
-                        <a:xfrm rot="0">
-                          <a:off x="3423285" y="5173345"/>
-                          <a:ext cx="2675255" cy="361950"/>
-                          <a:chOff x="17956" y="40098"/>
-                          <a:chExt cx="4213" cy="570"/>
-                        </a:xfrm>
-                      </wpg:grpSpPr>
-                      <pic:pic xmlns:pic="http://schemas.openxmlformats.org/drawingml/2006/picture">
-                        <pic:nvPicPr>
-                          <pic:cNvPr id="13" name="图片 1" descr="24f613a0-66be-430b-9e80-270d3393fac5"/>
-                          <pic:cNvPicPr>
-                            <a:picLocks noChangeAspect="1"/>
-                          </pic:cNvPicPr>
-                        </pic:nvPicPr>
-                        <pic:blipFill>
-                          <a:blip r:embed="rId15"/>
-                          <a:srcRect l="43292" t="26660" r="21693" b="24394"/>
-                          <a:stretch>
-                            <a:fillRect/>
-                          </a:stretch>
-                        </pic:blipFill>
-                        <pic:spPr>
-                          <a:xfrm rot="16200000">
-                            <a:off x="18366" y="39740"/>
-                            <a:ext cx="506" cy="1327"/>
+                            <a:off x="19211" y="19491"/>
+                            <a:ext cx="1261" cy="566"/>
                           </a:xfrm>
                           <a:prstGeom prst="rect">
                             <a:avLst/>
@@ -6207,13 +6036,13 @@
                       </pic:pic>
                       <pic:pic xmlns:pic="http://schemas.openxmlformats.org/drawingml/2006/picture">
                         <pic:nvPicPr>
-                          <pic:cNvPr id="29" name="图片 29" descr="IMG_256"/>
+                          <pic:cNvPr id="13" name="图片 4" descr="王建丽"/>
                           <pic:cNvPicPr>
                             <a:picLocks noChangeAspect="1"/>
                           </pic:cNvPicPr>
                         </pic:nvPicPr>
                         <pic:blipFill>
-                          <a:blip r:embed="rId13">
+                          <a:blip r:embed="rId14">
                             <a:clrChange>
                               <a:clrFrom>
                                 <a:srgbClr val="FFFFFF">
@@ -6234,16 +6063,12 @@
                         </pic:blipFill>
                         <pic:spPr>
                           <a:xfrm>
-                            <a:off x="21195" y="40098"/>
-                            <a:ext cx="975" cy="570"/>
+                            <a:off x="22261" y="19395"/>
+                            <a:ext cx="1258" cy="713"/>
                           </a:xfrm>
                           <a:prstGeom prst="rect">
                             <a:avLst/>
                           </a:prstGeom>
-                          <a:noFill/>
-                          <a:ln w="9525">
-                            <a:noFill/>
-                          </a:ln>
                         </pic:spPr>
                       </pic:pic>
                     </wpg:wgp>
@@ -6254,18 +6079,18 @@
           </mc:Choice>
           <mc:Fallback>
             <w:pict>
-              <v:group id="组合 30" o:spid="_x0000_s1026" o:spt="203" style="position:absolute;left:0pt;margin-left:218.55pt;margin-top:7pt;height:28.5pt;width:210.65pt;z-index:251666432;mso-width-relative:page;mso-height-relative:page;" coordorigin="17956,40098" coordsize="4213,570" o:gfxdata="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">
+              <v:group id="_x0000_s1026" o:spid="_x0000_s1026" o:spt="203" style="position:absolute;left:0pt;margin-left:219.1pt;margin-top:4.1pt;height:35.65pt;width:215.4pt;z-index:251666432;mso-width-relative:page;mso-height-relative:page;" coordorigin="19211,19395" coordsize="4308,713" o:gfxdata="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">
                 <o:lock v:ext="edit" aspectratio="f"/>
-                <v:shape id="图片 1" o:spid="_x0000_s1026" o:spt="75" alt="24f613a0-66be-430b-9e80-270d3393fac5" type="#_x0000_t75" style="position:absolute;left:18366;top:39740;height:1327;width:506;rotation:-5898240f;" filled="f" o:preferrelative="t" stroked="f" coordsize="21600,21600" o:gfxdata="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">
+                <v:shape id="图片 6" o:spid="_x0000_s1026" o:spt="75" alt="蔡冬雪" type="#_x0000_t75" style="position:absolute;left:19211;top:19491;height:566;width:1261;" filled="f" o:preferrelative="t" stroked="f" coordsize="21600,21600" o:gfxdata="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">
                   <v:fill on="f" focussize="0,0"/>
                   <v:stroke on="f"/>
-                  <v:imagedata r:id="rId15" cropleft="28372f" croptop="17472f" cropright="14217f" cropbottom="15987f" o:title=""/>
+                  <v:imagedata r:id="rId13" cropleft="12226f" croptop="21838f" cropright="12384f" cropbottom="17497f" chromakey="#FFFFFF" o:title=""/>
                   <o:lock v:ext="edit" aspectratio="t"/>
                 </v:shape>
-                <v:shape id="_x0000_s1026" o:spid="_x0000_s1026" o:spt="75" alt="IMG_256" type="#_x0000_t75" style="position:absolute;left:21195;top:40098;height:570;width:975;" filled="f" o:preferrelative="t" stroked="f" coordsize="21600,21600" o:gfxdata="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">
+                <v:shape id="图片 4" o:spid="_x0000_s1026" o:spt="75" alt="王建丽" type="#_x0000_t75" style="position:absolute;left:22261;top:19395;height:713;width:1258;" filled="f" o:preferrelative="t" stroked="f" coordsize="21600,21600" o:gfxdata="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">
                   <v:fill on="f" focussize="0,0"/>
                   <v:stroke on="f"/>
-                  <v:imagedata r:id="rId13" chromakey="#FFFFFF" o:title=""/>
+                  <v:imagedata r:id="rId14" chromakey="#FFFFFF" o:title=""/>
                   <o:lock v:ext="edit" aspectratio="t"/>
                 </v:shape>
               </v:group>
@@ -6614,7 +6439,7 @@
           <w:szCs w:val="24"/>
           <w:lang w:eastAsia="zh-CN"/>
         </w:rPr>
-        <w:t>3</w:t>
+        <w:t>2</w:t>
       </w:r>
       <w:r>
         <w:rPr>
@@ -6638,10 +6463,9 @@
     <w:p>
       <w:pPr>
         <w:rPr>
-          <w:rFonts w:ascii="Times New Roman" w:hAnsi="Times New Roman" w:eastAsia="微软雅黑" w:cs="Times New Roman"/>
+          <w:rFonts w:hint="default"/>
           <w:sz w:val="24"/>
-          <w:szCs w:val="24"/>
-          <w:lang w:eastAsia="zh-CN"/>
+          <w:lang w:val="en-US" w:eastAsia="zh-CN"/>
         </w:rPr>
       </w:pPr>
     </w:p>
@@ -6654,7 +6478,7 @@
       </w:pPr>
       <w:r>
         <w:rPr>
-          <w:sz w:val="24"/>
+          <w:sz w:val="22"/>
         </w:rPr>
         <mc:AlternateContent>
           <mc:Choice Requires="wpg">
@@ -6662,64 +6486,79 @@
               <wp:anchor distT="0" distB="0" distL="114300" distR="114300" simplePos="0" relativeHeight="251667456" behindDoc="0" locked="0" layoutInCell="1" allowOverlap="1">
                 <wp:simplePos x="0" y="0"/>
                 <wp:positionH relativeFrom="column">
-                  <wp:posOffset>2715895</wp:posOffset>
+                  <wp:posOffset>2774950</wp:posOffset>
                 </wp:positionH>
                 <wp:positionV relativeFrom="paragraph">
-                  <wp:posOffset>79375</wp:posOffset>
+                  <wp:posOffset>76200</wp:posOffset>
                 </wp:positionV>
-                <wp:extent cx="2672080" cy="414020"/>
-                <wp:effectExtent l="0" t="0" r="10160" b="12700"/>
+                <wp:extent cx="2927350" cy="572135"/>
+                <wp:effectExtent l="0" t="0" r="0" b="0"/>
                 <wp:wrapNone/>
-                <wp:docPr id="39" name="组合 23"/>
+                <wp:docPr id="19" name="组合 19"/>
                 <wp:cNvGraphicFramePr/>
                 <a:graphic xmlns:a="http://schemas.openxmlformats.org/drawingml/2006/main">
                   <a:graphicData uri="http://schemas.microsoft.com/office/word/2010/wordprocessingGroup">
                     <wpg:wgp>
                       <wpg:cNvGrpSpPr/>
                       <wpg:grpSpPr>
-                        <a:xfrm rot="0">
-                          <a:off x="3363595" y="6282055"/>
-                          <a:ext cx="2672080" cy="414020"/>
-                          <a:chOff x="17862" y="41843"/>
-                          <a:chExt cx="4208" cy="652"/>
+                        <a:xfrm>
+                          <a:off x="0" y="0"/>
+                          <a:ext cx="2927350" cy="572135"/>
+                          <a:chOff x="19199" y="21203"/>
+                          <a:chExt cx="4610" cy="901"/>
                         </a:xfrm>
                       </wpg:grpSpPr>
                       <pic:pic xmlns:pic="http://schemas.openxmlformats.org/drawingml/2006/picture">
                         <pic:nvPicPr>
-                          <pic:cNvPr id="22" name="图片 59" descr="图片1"/>
+                          <pic:cNvPr id="23" name="图片 1"/>
                           <pic:cNvPicPr>
                             <a:picLocks noChangeAspect="1"/>
                           </pic:cNvPicPr>
                         </pic:nvPicPr>
                         <pic:blipFill>
-                          <a:blip r:embed="rId16">
-                            <a:biLevel thresh="50000"/>
+                          <a:blip r:embed="rId15">
+                            <a:clrChange>
+                              <a:clrFrom>
+                                <a:srgbClr val="FFFFFF">
+                                  <a:alpha val="100000"/>
+                                </a:srgbClr>
+                              </a:clrFrom>
+                              <a:clrTo>
+                                <a:srgbClr val="FFFFFF">
+                                  <a:alpha val="100000"/>
+                                  <a:alpha val="0"/>
+                                </a:srgbClr>
+                              </a:clrTo>
+                            </a:clrChange>
                           </a:blip>
-                          <a:srcRect l="7865" t="11797" r="5322" b="19074"/>
+                          <a:srcRect l="10922" t="11667"/>
                           <a:stretch>
                             <a:fillRect/>
                           </a:stretch>
                         </pic:blipFill>
                         <pic:spPr>
                           <a:xfrm>
-                            <a:off x="17862" y="41869"/>
-                            <a:ext cx="1468" cy="627"/>
+                            <a:off x="19199" y="21203"/>
+                            <a:ext cx="1672" cy="901"/>
                           </a:xfrm>
                           <a:prstGeom prst="rect">
                             <a:avLst/>
                           </a:prstGeom>
                           <a:noFill/>
+                          <a:ln>
+                            <a:noFill/>
+                          </a:ln>
                         </pic:spPr>
                       </pic:pic>
                       <pic:pic xmlns:pic="http://schemas.openxmlformats.org/drawingml/2006/picture">
                         <pic:nvPicPr>
-                          <pic:cNvPr id="21" name="图片 29" descr="IMG_256"/>
+                          <pic:cNvPr id="27" name="图片 11" descr="王建丽"/>
                           <pic:cNvPicPr>
                             <a:picLocks noChangeAspect="1"/>
                           </pic:cNvPicPr>
                         </pic:nvPicPr>
                         <pic:blipFill>
-                          <a:blip r:embed="rId13">
+                          <a:blip r:embed="rId14">
                             <a:clrChange>
                               <a:clrFrom>
                                 <a:srgbClr val="FFFFFF">
@@ -6740,16 +6579,12 @@
                         </pic:blipFill>
                         <pic:spPr>
                           <a:xfrm>
-                            <a:off x="21096" y="41843"/>
-                            <a:ext cx="975" cy="570"/>
+                            <a:off x="22321" y="21215"/>
+                            <a:ext cx="1488" cy="842"/>
                           </a:xfrm>
                           <a:prstGeom prst="rect">
                             <a:avLst/>
                           </a:prstGeom>
-                          <a:noFill/>
-                          <a:ln w="9525">
-                            <a:noFill/>
-                          </a:ln>
                         </pic:spPr>
                       </pic:pic>
                     </wpg:wgp>
@@ -6760,18 +6595,18 @@
           </mc:Choice>
           <mc:Fallback>
             <w:pict>
-              <v:group id="组合 23" o:spid="_x0000_s1026" o:spt="203" style="position:absolute;left:0pt;margin-left:213.85pt;margin-top:6.25pt;height:32.6pt;width:210.4pt;z-index:251667456;mso-width-relative:page;mso-height-relative:page;" coordorigin="17862,41843" coordsize="4208,652" o:gfxdata="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">
+              <v:group id="_x0000_s1026" o:spid="_x0000_s1026" o:spt="203" style="position:absolute;left:0pt;margin-left:218.5pt;margin-top:6pt;height:45.05pt;width:230.5pt;z-index:251667456;mso-width-relative:page;mso-height-relative:page;" coordorigin="19199,21203" coordsize="4610,901" o:gfxdata="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">
                 <o:lock v:ext="edit" aspectratio="f"/>
-                <v:shape id="图片 59" o:spid="_x0000_s1026" o:spt="75" alt="图片1" type="#_x0000_t75" style="position:absolute;left:17862;top:41869;height:627;width:1468;" filled="f" o:preferrelative="t" stroked="f" coordsize="21600,21600" o:gfxdata="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">
+                <v:shape id="图片 1" o:spid="_x0000_s1026" o:spt="75" type="#_x0000_t75" style="position:absolute;left:19199;top:21203;height:901;width:1672;" filled="f" o:preferrelative="t" stroked="f" coordsize="21600,21600" o:gfxdata="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">
                   <v:fill on="f" focussize="0,0"/>
                   <v:stroke on="f"/>
-                  <v:imagedata r:id="rId16" cropleft="5154f" croptop="7731f" cropright="3488f" cropbottom="12500f" grayscale="t" bilevel="t" o:title=""/>
+                  <v:imagedata r:id="rId15" cropleft="7158f" croptop="7646f" chromakey="#FFFFFF" o:title=""/>
                   <o:lock v:ext="edit" aspectratio="t"/>
                 </v:shape>
-                <v:shape id="图片 29" o:spid="_x0000_s1026" o:spt="75" alt="IMG_256" type="#_x0000_t75" style="position:absolute;left:21096;top:41843;height:570;width:975;" filled="f" o:preferrelative="t" stroked="f" coordsize="21600,21600" o:gfxdata="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">
+                <v:shape id="图片 11" o:spid="_x0000_s1026" o:spt="75" alt="王建丽" type="#_x0000_t75" style="position:absolute;left:22321;top:21215;height:842;width:1488;" filled="f" o:preferrelative="t" stroked="f" coordsize="21600,21600" o:gfxdata="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">
                   <v:fill on="f" focussize="0,0"/>
                   <v:stroke on="f"/>
-                  <v:imagedata r:id="rId13" chromakey="#FFFFFF" o:title=""/>
+                  <v:imagedata r:id="rId14" chromakey="#FFFFFF" o:title=""/>
                   <o:lock v:ext="edit" aspectratio="t"/>
                 </v:shape>
               </v:group>
@@ -7089,1264 +6924,6 @@
     <w:p>
       <w:pPr>
         <w:rPr>
-          <w:rFonts w:ascii="Times New Roman" w:hAnsi="Times New Roman" w:eastAsia="微软雅黑" w:cs="Times New Roman"/>
-          <w:sz w:val="24"/>
-          <w:szCs w:val="24"/>
-          <w:lang w:eastAsia="zh-CN"/>
-        </w:rPr>
-      </w:pPr>
-      <w:r>
-        <w:rPr>
-          <w:rFonts w:hint="eastAsia" w:ascii="Times New Roman" w:hAnsi="Times New Roman" w:eastAsia="微软雅黑" w:cs="Times New Roman"/>
-          <w:sz w:val="24"/>
-          <w:szCs w:val="24"/>
-          <w:lang w:eastAsia="zh-CN"/>
-        </w:rPr>
-        <w:t xml:space="preserve">{% endif %}{% if testedby == </w:t>
-      </w:r>
-      <w:r>
-        <w:rPr>
-          <w:rFonts w:ascii="Times New Roman" w:hAnsi="Times New Roman" w:eastAsia="微软雅黑" w:cs="Times New Roman"/>
-          <w:sz w:val="24"/>
-          <w:szCs w:val="24"/>
-          <w:lang w:eastAsia="zh-CN"/>
-        </w:rPr>
-        <w:t>“</w:t>
-      </w:r>
-      <w:r>
-        <w:rPr>
-          <w:rFonts w:hint="eastAsia" w:ascii="Times New Roman" w:hAnsi="Times New Roman" w:eastAsia="微软雅黑" w:cs="Times New Roman"/>
-          <w:sz w:val="24"/>
-          <w:szCs w:val="24"/>
-          <w:lang w:eastAsia="zh-CN"/>
-        </w:rPr>
-        <w:t>4</w:t>
-      </w:r>
-      <w:r>
-        <w:rPr>
-          <w:rFonts w:ascii="Times New Roman" w:hAnsi="Times New Roman" w:eastAsia="微软雅黑" w:cs="Times New Roman"/>
-          <w:sz w:val="24"/>
-          <w:szCs w:val="24"/>
-          <w:lang w:eastAsia="zh-CN"/>
-        </w:rPr>
-        <w:t>”</w:t>
-      </w:r>
-      <w:r>
-        <w:rPr>
-          <w:rFonts w:hint="eastAsia" w:ascii="Times New Roman" w:hAnsi="Times New Roman" w:eastAsia="微软雅黑" w:cs="Times New Roman"/>
-          <w:sz w:val="24"/>
-          <w:szCs w:val="24"/>
-          <w:lang w:eastAsia="zh-CN"/>
-        </w:rPr>
-        <w:t xml:space="preserve"> %}</w:t>
-      </w:r>
-    </w:p>
-    <w:p>
-      <w:pPr>
-        <w:rPr>
-          <w:rFonts w:ascii="Times New Roman" w:hAnsi="Times New Roman" w:eastAsia="微软雅黑" w:cs="Times New Roman"/>
-          <w:sz w:val="24"/>
-          <w:szCs w:val="24"/>
-          <w:lang w:eastAsia="zh-CN"/>
-        </w:rPr>
-      </w:pPr>
-    </w:p>
-    <w:p>
-      <w:pPr>
-        <w:rPr>
-          <w:rFonts w:ascii="Times New Roman" w:hAnsi="Times New Roman" w:eastAsia="微软雅黑" w:cs="Times New Roman"/>
-          <w:sz w:val="24"/>
-          <w:szCs w:val="24"/>
-          <w:lang w:eastAsia="zh-CN"/>
-        </w:rPr>
-      </w:pPr>
-      <w:bookmarkStart w:id="127" w:name="_GoBack"/>
-      <w:r>
-        <w:rPr>
-          <w:sz w:val="24"/>
-        </w:rPr>
-        <mc:AlternateContent>
-          <mc:Choice Requires="wpg">
-            <w:drawing>
-              <wp:anchor distT="0" distB="0" distL="114300" distR="114300" simplePos="0" relativeHeight="251668480" behindDoc="0" locked="0" layoutInCell="1" allowOverlap="1">
-                <wp:simplePos x="0" y="0"/>
-                <wp:positionH relativeFrom="column">
-                  <wp:posOffset>2788285</wp:posOffset>
-                </wp:positionH>
-                <wp:positionV relativeFrom="paragraph">
-                  <wp:posOffset>85090</wp:posOffset>
-                </wp:positionV>
-                <wp:extent cx="2889885" cy="397510"/>
-                <wp:effectExtent l="0" t="0" r="5715" b="13970"/>
-                <wp:wrapNone/>
-                <wp:docPr id="41" name="组合 27"/>
-                <wp:cNvGraphicFramePr/>
-                <a:graphic xmlns:a="http://schemas.openxmlformats.org/drawingml/2006/main">
-                  <a:graphicData uri="http://schemas.microsoft.com/office/word/2010/wordprocessingGroup">
-                    <wpg:wgp>
-                      <wpg:cNvGrpSpPr/>
-                      <wpg:grpSpPr>
-                        <a:xfrm rot="0">
-                          <a:off x="3435985" y="7406005"/>
-                          <a:ext cx="2889885" cy="397510"/>
-                          <a:chOff x="17976" y="43614"/>
-                          <a:chExt cx="4551" cy="626"/>
-                        </a:xfrm>
-                      </wpg:grpSpPr>
-                      <pic:pic xmlns:pic="http://schemas.openxmlformats.org/drawingml/2006/picture">
-                        <pic:nvPicPr>
-                          <pic:cNvPr id="14" name="图片 29" descr="IMG_256"/>
-                          <pic:cNvPicPr>
-                            <a:picLocks noChangeAspect="1"/>
-                          </pic:cNvPicPr>
-                        </pic:nvPicPr>
-                        <pic:blipFill>
-                          <a:blip r:embed="rId13">
-                            <a:clrChange>
-                              <a:clrFrom>
-                                <a:srgbClr val="FFFFFF">
-                                  <a:alpha val="100000"/>
-                                </a:srgbClr>
-                              </a:clrFrom>
-                              <a:clrTo>
-                                <a:srgbClr val="FFFFFF">
-                                  <a:alpha val="100000"/>
-                                  <a:alpha val="0"/>
-                                </a:srgbClr>
-                              </a:clrTo>
-                            </a:clrChange>
-                          </a:blip>
-                          <a:stretch>
-                            <a:fillRect/>
-                          </a:stretch>
-                        </pic:blipFill>
-                        <pic:spPr>
-                          <a:xfrm>
-                            <a:off x="17976" y="43615"/>
-                            <a:ext cx="975" cy="570"/>
-                          </a:xfrm>
-                          <a:prstGeom prst="rect">
-                            <a:avLst/>
-                          </a:prstGeom>
-                          <a:noFill/>
-                          <a:ln w="9525">
-                            <a:noFill/>
-                          </a:ln>
-                        </pic:spPr>
-                      </pic:pic>
-                      <pic:pic xmlns:pic="http://schemas.openxmlformats.org/drawingml/2006/picture">
-                        <pic:nvPicPr>
-                          <pic:cNvPr id="26" name="图片 59" descr="图片1"/>
-                          <pic:cNvPicPr>
-                            <a:picLocks noChangeAspect="1"/>
-                          </pic:cNvPicPr>
-                        </pic:nvPicPr>
-                        <pic:blipFill>
-                          <a:blip r:embed="rId16">
-                            <a:biLevel thresh="50000"/>
-                          </a:blip>
-                          <a:srcRect l="7865" t="11797" r="5322" b="19074"/>
-                          <a:stretch>
-                            <a:fillRect/>
-                          </a:stretch>
-                        </pic:blipFill>
-                        <pic:spPr>
-                          <a:xfrm>
-                            <a:off x="21059" y="43614"/>
-                            <a:ext cx="1468" cy="627"/>
-                          </a:xfrm>
-                          <a:prstGeom prst="rect">
-                            <a:avLst/>
-                          </a:prstGeom>
-                          <a:noFill/>
-                        </pic:spPr>
-                      </pic:pic>
-                    </wpg:wgp>
-                  </a:graphicData>
-                </a:graphic>
-              </wp:anchor>
-            </w:drawing>
-          </mc:Choice>
-          <mc:Fallback>
-            <w:pict>
-              <v:group id="组合 27" o:spid="_x0000_s1026" o:spt="203" style="position:absolute;left:0pt;margin-left:219.55pt;margin-top:6.7pt;height:31.3pt;width:227.55pt;z-index:251668480;mso-width-relative:page;mso-height-relative:page;" coordorigin="17976,43614" coordsize="4551,626" o:gfxdata="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">
-                <o:lock v:ext="edit" aspectratio="f"/>
-                <v:shape id="图片 29" o:spid="_x0000_s1026" o:spt="75" alt="IMG_256" type="#_x0000_t75" style="position:absolute;left:17976;top:43615;height:570;width:975;" filled="f" o:preferrelative="t" stroked="f" coordsize="21600,21600" o:gfxdata="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">
-                  <v:fill on="f" focussize="0,0"/>
-                  <v:stroke on="f"/>
-                  <v:imagedata r:id="rId13" chromakey="#FFFFFF" o:title=""/>
-                  <o:lock v:ext="edit" aspectratio="t"/>
-                </v:shape>
-                <v:shape id="图片 59" o:spid="_x0000_s1026" o:spt="75" alt="图片1" type="#_x0000_t75" style="position:absolute;left:21059;top:43614;height:627;width:1468;" filled="f" o:preferrelative="t" stroked="f" coordsize="21600,21600" o:gfxdata="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">
-                  <v:fill on="f" focussize="0,0"/>
-                  <v:stroke on="f"/>
-                  <v:imagedata r:id="rId16" cropleft="5154f" croptop="7731f" cropright="3488f" cropbottom="12500f" grayscale="t" bilevel="t" o:title=""/>
-                  <o:lock v:ext="edit" aspectratio="t"/>
-                </v:shape>
-              </v:group>
-            </w:pict>
-          </mc:Fallback>
-        </mc:AlternateContent>
-      </w:r>
-      <w:bookmarkEnd w:id="127"/>
-    </w:p>
-    <w:tbl>
-      <w:tblPr>
-        <w:tblStyle w:val="34"/>
-        <w:tblW w:w="6772" w:type="dxa"/>
-        <w:jc w:val="right"/>
-        <w:tblLayout w:type="fixed"/>
-        <w:tblCellMar>
-          <w:top w:w="0" w:type="dxa"/>
-          <w:left w:w="0" w:type="dxa"/>
-          <w:bottom w:w="0" w:type="dxa"/>
-          <w:right w:w="0" w:type="dxa"/>
-        </w:tblCellMar>
-      </w:tblPr>
-      <w:tblGrid>
-        <w:gridCol w:w="1272"/>
-        <w:gridCol w:w="2040"/>
-        <w:gridCol w:w="1166"/>
-        <w:gridCol w:w="2294"/>
-      </w:tblGrid>
-      <w:tr>
-        <w:tblPrEx>
-          <w:tblCellMar>
-            <w:top w:w="0" w:type="dxa"/>
-            <w:left w:w="0" w:type="dxa"/>
-            <w:bottom w:w="0" w:type="dxa"/>
-            <w:right w:w="0" w:type="dxa"/>
-          </w:tblCellMar>
-        </w:tblPrEx>
-        <w:trPr>
-          <w:trHeight w:val="441" w:hRule="exact"/>
-          <w:jc w:val="right"/>
-        </w:trPr>
-        <w:tc>
-          <w:tcPr>
-            <w:tcW w:w="1272" w:type="dxa"/>
-            <w:vAlign w:val="center"/>
-          </w:tcPr>
-          <w:p>
-            <w:pPr>
-              <w:pStyle w:val="20"/>
-              <w:spacing w:before="13"/>
-              <w:ind w:left="13" w:right="95"/>
-              <w:jc w:val="both"/>
-              <w:rPr>
-                <w:rFonts w:ascii="Times New Roman" w:hAnsi="Times New Roman" w:cs="Times New Roman"/>
-                <w:b/>
-                <w:sz w:val="24"/>
-                <w:szCs w:val="24"/>
-              </w:rPr>
-            </w:pPr>
-            <w:r>
-              <w:rPr>
-                <w:rFonts w:ascii="Times New Roman" w:hAnsi="Times New Roman" w:cs="Times New Roman"/>
-                <w:b/>
-                <w:sz w:val="24"/>
-                <w:szCs w:val="24"/>
-              </w:rPr>
-              <w:t>检测人：</w:t>
-            </w:r>
-          </w:p>
-        </w:tc>
-        <w:tc>
-          <w:tcPr>
-            <w:tcW w:w="2040" w:type="dxa"/>
-            <w:vAlign w:val="center"/>
-          </w:tcPr>
-          <w:p>
-            <w:pPr>
-              <w:pStyle w:val="20"/>
-              <w:spacing w:before="13"/>
-              <w:jc w:val="both"/>
-              <w:rPr>
-                <w:rFonts w:ascii="Times New Roman" w:hAnsi="Times New Roman" w:cs="Times New Roman"/>
-                <w:b/>
-                <w:sz w:val="24"/>
-                <w:szCs w:val="24"/>
-              </w:rPr>
-            </w:pPr>
-          </w:p>
-        </w:tc>
-        <w:tc>
-          <w:tcPr>
-            <w:tcW w:w="1166" w:type="dxa"/>
-            <w:vAlign w:val="center"/>
-          </w:tcPr>
-          <w:p>
-            <w:pPr>
-              <w:pStyle w:val="20"/>
-              <w:spacing w:before="13"/>
-              <w:jc w:val="both"/>
-              <w:rPr>
-                <w:rFonts w:ascii="Times New Roman" w:hAnsi="Times New Roman" w:cs="Times New Roman"/>
-                <w:b/>
-                <w:sz w:val="24"/>
-                <w:szCs w:val="24"/>
-              </w:rPr>
-            </w:pPr>
-            <w:r>
-              <w:rPr>
-                <w:rFonts w:ascii="Times New Roman" w:hAnsi="Times New Roman" w:cs="Times New Roman"/>
-                <w:b/>
-                <w:sz w:val="24"/>
-                <w:szCs w:val="24"/>
-              </w:rPr>
-              <w:t>复核人</w:t>
-            </w:r>
-            <w:r>
-              <w:rPr>
-                <w:rFonts w:ascii="Times New Roman" w:hAnsi="Times New Roman" w:cs="Times New Roman"/>
-                <w:b/>
-                <w:sz w:val="24"/>
-                <w:szCs w:val="24"/>
-                <w:lang w:eastAsia="zh-CN"/>
-              </w:rPr>
-              <w:t>：</w:t>
-            </w:r>
-          </w:p>
-        </w:tc>
-        <w:tc>
-          <w:tcPr>
-            <w:tcW w:w="2294" w:type="dxa"/>
-            <w:vAlign w:val="center"/>
-          </w:tcPr>
-          <w:p>
-            <w:pPr>
-              <w:pStyle w:val="20"/>
-              <w:spacing w:before="13"/>
-              <w:ind w:right="15"/>
-              <w:jc w:val="both"/>
-              <w:rPr>
-                <w:rFonts w:ascii="Times New Roman" w:hAnsi="Times New Roman" w:cs="Times New Roman"/>
-                <w:b/>
-                <w:sz w:val="24"/>
-                <w:szCs w:val="24"/>
-              </w:rPr>
-            </w:pPr>
-          </w:p>
-        </w:tc>
-      </w:tr>
-      <w:tr>
-        <w:tblPrEx>
-          <w:tblCellMar>
-            <w:top w:w="0" w:type="dxa"/>
-            <w:left w:w="0" w:type="dxa"/>
-            <w:bottom w:w="0" w:type="dxa"/>
-            <w:right w:w="0" w:type="dxa"/>
-          </w:tblCellMar>
-        </w:tblPrEx>
-        <w:trPr>
-          <w:trHeight w:val="457" w:hRule="exact"/>
-          <w:jc w:val="right"/>
-        </w:trPr>
-        <w:tc>
-          <w:tcPr>
-            <w:tcW w:w="1272" w:type="dxa"/>
-            <w:vAlign w:val="center"/>
-          </w:tcPr>
-          <w:p>
-            <w:pPr>
-              <w:pStyle w:val="20"/>
-              <w:spacing w:line="341" w:lineRule="exact"/>
-              <w:ind w:left="13" w:right="165"/>
-              <w:jc w:val="both"/>
-              <w:rPr>
-                <w:rFonts w:ascii="Times New Roman" w:hAnsi="Times New Roman" w:cs="Times New Roman"/>
-                <w:b/>
-                <w:sz w:val="24"/>
-                <w:szCs w:val="24"/>
-              </w:rPr>
-            </w:pPr>
-            <w:r>
-              <w:rPr>
-                <w:rFonts w:ascii="Times New Roman" w:hAnsi="Times New Roman" w:cs="Times New Roman"/>
-                <w:b/>
-                <w:sz w:val="24"/>
-                <w:szCs w:val="24"/>
-              </w:rPr>
-              <w:t>日</w:t>
-            </w:r>
-            <w:r>
-              <w:rPr>
-                <w:rFonts w:ascii="Times New Roman" w:hAnsi="Times New Roman" w:cs="Times New Roman"/>
-                <w:b/>
-                <w:sz w:val="24"/>
-                <w:szCs w:val="24"/>
-                <w:lang w:eastAsia="zh-CN"/>
-              </w:rPr>
-              <w:t xml:space="preserve">  </w:t>
-            </w:r>
-            <w:r>
-              <w:rPr>
-                <w:rFonts w:ascii="Times New Roman" w:hAnsi="Times New Roman" w:cs="Times New Roman"/>
-                <w:b/>
-                <w:sz w:val="24"/>
-                <w:szCs w:val="24"/>
-              </w:rPr>
-              <w:t>期：</w:t>
-            </w:r>
-          </w:p>
-        </w:tc>
-        <w:tc>
-          <w:tcPr>
-            <w:tcW w:w="2040" w:type="dxa"/>
-            <w:vAlign w:val="center"/>
-          </w:tcPr>
-          <w:p>
-            <w:pPr>
-              <w:pStyle w:val="20"/>
-              <w:spacing w:line="363" w:lineRule="exact"/>
-              <w:jc w:val="both"/>
-              <w:rPr>
-                <w:rFonts w:ascii="Times New Roman" w:hAnsi="Times New Roman" w:cs="Times New Roman"/>
-                <w:sz w:val="24"/>
-                <w:szCs w:val="24"/>
-              </w:rPr>
-            </w:pPr>
-            <w:r>
-              <w:rPr>
-                <w:rFonts w:ascii="Times New Roman" w:hAnsi="Times New Roman" w:cs="Times New Roman"/>
-                <w:kern w:val="2"/>
-                <w:sz w:val="24"/>
-                <w:szCs w:val="24"/>
-                <w:lang w:eastAsia="zh-CN"/>
-              </w:rPr>
-              <w:t>{{ reportdate }}</w:t>
-            </w:r>
-          </w:p>
-        </w:tc>
-        <w:tc>
-          <w:tcPr>
-            <w:tcW w:w="1166" w:type="dxa"/>
-            <w:vAlign w:val="center"/>
-          </w:tcPr>
-          <w:p>
-            <w:pPr>
-              <w:pStyle w:val="20"/>
-              <w:spacing w:line="341" w:lineRule="exact"/>
-              <w:jc w:val="both"/>
-              <w:rPr>
-                <w:rFonts w:ascii="Times New Roman" w:hAnsi="Times New Roman" w:cs="Times New Roman"/>
-                <w:b/>
-                <w:sz w:val="24"/>
-                <w:szCs w:val="24"/>
-              </w:rPr>
-            </w:pPr>
-            <w:r>
-              <w:rPr>
-                <w:rFonts w:ascii="Times New Roman" w:hAnsi="Times New Roman" w:cs="Times New Roman"/>
-                <w:b/>
-                <w:sz w:val="24"/>
-                <w:szCs w:val="24"/>
-              </w:rPr>
-              <w:t>日</w:t>
-            </w:r>
-            <w:r>
-              <w:rPr>
-                <w:rFonts w:ascii="Times New Roman" w:hAnsi="Times New Roman" w:cs="Times New Roman"/>
-                <w:b/>
-                <w:sz w:val="24"/>
-                <w:szCs w:val="24"/>
-                <w:lang w:eastAsia="zh-CN"/>
-              </w:rPr>
-              <w:t xml:space="preserve">  </w:t>
-            </w:r>
-            <w:r>
-              <w:rPr>
-                <w:rFonts w:ascii="Times New Roman" w:hAnsi="Times New Roman" w:cs="Times New Roman"/>
-                <w:b/>
-                <w:sz w:val="24"/>
-                <w:szCs w:val="24"/>
-              </w:rPr>
-              <w:t>期：</w:t>
-            </w:r>
-          </w:p>
-        </w:tc>
-        <w:tc>
-          <w:tcPr>
-            <w:tcW w:w="2294" w:type="dxa"/>
-            <w:vAlign w:val="center"/>
-          </w:tcPr>
-          <w:p>
-            <w:pPr>
-              <w:pStyle w:val="20"/>
-              <w:spacing w:line="363" w:lineRule="exact"/>
-              <w:ind w:right="15"/>
-              <w:jc w:val="both"/>
-              <w:rPr>
-                <w:rFonts w:ascii="Times New Roman" w:hAnsi="Times New Roman" w:cs="Times New Roman"/>
-                <w:sz w:val="24"/>
-                <w:szCs w:val="24"/>
-              </w:rPr>
-            </w:pPr>
-            <w:r>
-              <w:rPr>
-                <w:rFonts w:ascii="Times New Roman" w:hAnsi="Times New Roman" w:cs="Times New Roman"/>
-                <w:kern w:val="2"/>
-                <w:sz w:val="24"/>
-                <w:szCs w:val="24"/>
-                <w:lang w:eastAsia="zh-CN"/>
-              </w:rPr>
-              <w:t>{{ reportdate }}</w:t>
-            </w:r>
-          </w:p>
-        </w:tc>
-      </w:tr>
-    </w:tbl>
-    <w:p>
-      <w:pPr>
-        <w:rPr>
-          <w:rFonts w:ascii="Times New Roman" w:hAnsi="Times New Roman" w:eastAsia="微软雅黑" w:cs="Times New Roman"/>
-          <w:sz w:val="24"/>
-          <w:szCs w:val="24"/>
-          <w:lang w:eastAsia="zh-CN"/>
-        </w:rPr>
-      </w:pPr>
-      <w:r>
-        <w:rPr>
-          <w:rFonts w:hint="eastAsia" w:ascii="Times New Roman" w:hAnsi="Times New Roman" w:eastAsia="微软雅黑" w:cs="Times New Roman"/>
-          <w:sz w:val="24"/>
-          <w:szCs w:val="24"/>
-          <w:lang w:eastAsia="zh-CN"/>
-        </w:rPr>
-        <w:t xml:space="preserve">{% endif %}{% if testedby == </w:t>
-      </w:r>
-      <w:r>
-        <w:rPr>
-          <w:rFonts w:ascii="Times New Roman" w:hAnsi="Times New Roman" w:eastAsia="微软雅黑" w:cs="Times New Roman"/>
-          <w:sz w:val="24"/>
-          <w:szCs w:val="24"/>
-          <w:lang w:eastAsia="zh-CN"/>
-        </w:rPr>
-        <w:t>“</w:t>
-      </w:r>
-      <w:r>
-        <w:rPr>
-          <w:rFonts w:hint="eastAsia" w:ascii="Times New Roman" w:hAnsi="Times New Roman" w:eastAsia="微软雅黑" w:cs="Times New Roman"/>
-          <w:sz w:val="24"/>
-          <w:szCs w:val="24"/>
-          <w:lang w:eastAsia="zh-CN"/>
-        </w:rPr>
-        <w:t>5</w:t>
-      </w:r>
-      <w:r>
-        <w:rPr>
-          <w:rFonts w:ascii="Times New Roman" w:hAnsi="Times New Roman" w:eastAsia="微软雅黑" w:cs="Times New Roman"/>
-          <w:sz w:val="24"/>
-          <w:szCs w:val="24"/>
-          <w:lang w:eastAsia="zh-CN"/>
-        </w:rPr>
-        <w:t>”</w:t>
-      </w:r>
-      <w:r>
-        <w:rPr>
-          <w:rFonts w:hint="eastAsia" w:ascii="Times New Roman" w:hAnsi="Times New Roman" w:eastAsia="微软雅黑" w:cs="Times New Roman"/>
-          <w:sz w:val="24"/>
-          <w:szCs w:val="24"/>
-          <w:lang w:eastAsia="zh-CN"/>
-        </w:rPr>
-        <w:t xml:space="preserve"> %}</w:t>
-      </w:r>
-    </w:p>
-    <w:p>
-      <w:pPr>
-        <w:rPr>
-          <w:lang w:eastAsia="zh-CN"/>
-        </w:rPr>
-      </w:pPr>
-    </w:p>
-    <w:p>
-      <w:pPr>
-        <w:rPr>
-          <w:lang w:eastAsia="zh-CN"/>
-        </w:rPr>
-      </w:pPr>
-    </w:p>
-    <w:tbl>
-      <w:tblPr>
-        <w:tblStyle w:val="34"/>
-        <w:tblW w:w="6772" w:type="dxa"/>
-        <w:jc w:val="right"/>
-        <w:tblLayout w:type="fixed"/>
-        <w:tblCellMar>
-          <w:top w:w="0" w:type="dxa"/>
-          <w:left w:w="0" w:type="dxa"/>
-          <w:bottom w:w="0" w:type="dxa"/>
-          <w:right w:w="0" w:type="dxa"/>
-        </w:tblCellMar>
-      </w:tblPr>
-      <w:tblGrid>
-        <w:gridCol w:w="1272"/>
-        <w:gridCol w:w="2040"/>
-        <w:gridCol w:w="1166"/>
-        <w:gridCol w:w="2294"/>
-      </w:tblGrid>
-      <w:tr>
-        <w:trPr>
-          <w:trHeight w:val="441" w:hRule="exact"/>
-          <w:jc w:val="right"/>
-        </w:trPr>
-        <w:tc>
-          <w:tcPr>
-            <w:tcW w:w="1272" w:type="dxa"/>
-            <w:vAlign w:val="center"/>
-          </w:tcPr>
-          <w:p>
-            <w:pPr>
-              <w:pStyle w:val="20"/>
-              <w:spacing w:before="13"/>
-              <w:ind w:left="13" w:right="95"/>
-              <w:jc w:val="both"/>
-              <w:rPr>
-                <w:rFonts w:ascii="Times New Roman" w:hAnsi="Times New Roman" w:cs="Times New Roman"/>
-                <w:b/>
-                <w:sz w:val="24"/>
-                <w:szCs w:val="24"/>
-              </w:rPr>
-            </w:pPr>
-            <w:r>
-              <w:rPr>
-                <w:rFonts w:ascii="Times New Roman" w:hAnsi="Times New Roman" w:cs="Times New Roman"/>
-                <w:b/>
-                <w:sz w:val="24"/>
-                <w:szCs w:val="24"/>
-              </w:rPr>
-              <w:t>检测人：</w:t>
-            </w:r>
-          </w:p>
-        </w:tc>
-        <w:tc>
-          <w:tcPr>
-            <w:tcW w:w="2040" w:type="dxa"/>
-            <w:vAlign w:val="center"/>
-          </w:tcPr>
-          <w:p>
-            <w:pPr>
-              <w:pStyle w:val="20"/>
-              <w:spacing w:before="13"/>
-              <w:jc w:val="both"/>
-              <w:rPr>
-                <w:rFonts w:ascii="Times New Roman" w:hAnsi="Times New Roman" w:cs="Times New Roman"/>
-                <w:b/>
-                <w:sz w:val="24"/>
-                <w:szCs w:val="24"/>
-              </w:rPr>
-            </w:pPr>
-          </w:p>
-        </w:tc>
-        <w:tc>
-          <w:tcPr>
-            <w:tcW w:w="1166" w:type="dxa"/>
-            <w:vAlign w:val="center"/>
-          </w:tcPr>
-          <w:p>
-            <w:pPr>
-              <w:pStyle w:val="20"/>
-              <w:spacing w:before="13"/>
-              <w:jc w:val="both"/>
-              <w:rPr>
-                <w:rFonts w:ascii="Times New Roman" w:hAnsi="Times New Roman" w:cs="Times New Roman"/>
-                <w:b/>
-                <w:sz w:val="24"/>
-                <w:szCs w:val="24"/>
-              </w:rPr>
-            </w:pPr>
-            <w:r>
-              <w:rPr>
-                <w:rFonts w:ascii="Times New Roman" w:hAnsi="Times New Roman" w:cs="Times New Roman"/>
-                <w:b/>
-                <w:sz w:val="24"/>
-                <w:szCs w:val="24"/>
-              </w:rPr>
-              <w:t>复核人</w:t>
-            </w:r>
-            <w:r>
-              <w:rPr>
-                <w:rFonts w:ascii="Times New Roman" w:hAnsi="Times New Roman" w:cs="Times New Roman"/>
-                <w:b/>
-                <w:sz w:val="24"/>
-                <w:szCs w:val="24"/>
-                <w:lang w:eastAsia="zh-CN"/>
-              </w:rPr>
-              <w:t>：</w:t>
-            </w:r>
-          </w:p>
-        </w:tc>
-        <w:tc>
-          <w:tcPr>
-            <w:tcW w:w="2294" w:type="dxa"/>
-            <w:vAlign w:val="center"/>
-          </w:tcPr>
-          <w:p>
-            <w:pPr>
-              <w:pStyle w:val="20"/>
-              <w:spacing w:before="13"/>
-              <w:ind w:right="15"/>
-              <w:jc w:val="both"/>
-              <w:rPr>
-                <w:rFonts w:ascii="Times New Roman" w:hAnsi="Times New Roman" w:cs="Times New Roman"/>
-                <w:b/>
-                <w:sz w:val="24"/>
-                <w:szCs w:val="24"/>
-              </w:rPr>
-            </w:pPr>
-          </w:p>
-        </w:tc>
-      </w:tr>
-      <w:tr>
-        <w:tblPrEx>
-          <w:tblCellMar>
-            <w:top w:w="0" w:type="dxa"/>
-            <w:left w:w="0" w:type="dxa"/>
-            <w:bottom w:w="0" w:type="dxa"/>
-            <w:right w:w="0" w:type="dxa"/>
-          </w:tblCellMar>
-        </w:tblPrEx>
-        <w:trPr>
-          <w:trHeight w:val="457" w:hRule="exact"/>
-          <w:jc w:val="right"/>
-        </w:trPr>
-        <w:tc>
-          <w:tcPr>
-            <w:tcW w:w="1272" w:type="dxa"/>
-            <w:vAlign w:val="center"/>
-          </w:tcPr>
-          <w:p>
-            <w:pPr>
-              <w:pStyle w:val="20"/>
-              <w:spacing w:line="341" w:lineRule="exact"/>
-              <w:ind w:left="13" w:right="165"/>
-              <w:jc w:val="both"/>
-              <w:rPr>
-                <w:rFonts w:ascii="Times New Roman" w:hAnsi="Times New Roman" w:cs="Times New Roman"/>
-                <w:b/>
-                <w:sz w:val="24"/>
-                <w:szCs w:val="24"/>
-              </w:rPr>
-            </w:pPr>
-            <w:r>
-              <w:rPr>
-                <w:rFonts w:ascii="Times New Roman" w:hAnsi="Times New Roman" w:cs="Times New Roman"/>
-                <w:b/>
-                <w:sz w:val="24"/>
-                <w:szCs w:val="24"/>
-              </w:rPr>
-              <w:t>日</w:t>
-            </w:r>
-            <w:r>
-              <w:rPr>
-                <w:rFonts w:ascii="Times New Roman" w:hAnsi="Times New Roman" w:cs="Times New Roman"/>
-                <w:b/>
-                <w:sz w:val="24"/>
-                <w:szCs w:val="24"/>
-                <w:lang w:eastAsia="zh-CN"/>
-              </w:rPr>
-              <w:t xml:space="preserve">  </w:t>
-            </w:r>
-            <w:r>
-              <w:rPr>
-                <w:rFonts w:ascii="Times New Roman" w:hAnsi="Times New Roman" w:cs="Times New Roman"/>
-                <w:b/>
-                <w:sz w:val="24"/>
-                <w:szCs w:val="24"/>
-              </w:rPr>
-              <w:t>期：</w:t>
-            </w:r>
-          </w:p>
-        </w:tc>
-        <w:tc>
-          <w:tcPr>
-            <w:tcW w:w="2040" w:type="dxa"/>
-            <w:vAlign w:val="center"/>
-          </w:tcPr>
-          <w:p>
-            <w:pPr>
-              <w:pStyle w:val="20"/>
-              <w:spacing w:line="363" w:lineRule="exact"/>
-              <w:jc w:val="both"/>
-              <w:rPr>
-                <w:rFonts w:ascii="Times New Roman" w:hAnsi="Times New Roman" w:cs="Times New Roman"/>
-                <w:sz w:val="24"/>
-                <w:szCs w:val="24"/>
-              </w:rPr>
-            </w:pPr>
-            <w:r>
-              <w:rPr>
-                <w:rFonts w:ascii="Times New Roman" w:hAnsi="Times New Roman" w:cs="Times New Roman"/>
-                <w:kern w:val="2"/>
-                <w:sz w:val="24"/>
-                <w:szCs w:val="24"/>
-                <w:lang w:eastAsia="zh-CN"/>
-              </w:rPr>
-              <w:t>{{ reportdate }}</w:t>
-            </w:r>
-          </w:p>
-        </w:tc>
-        <w:tc>
-          <w:tcPr>
-            <w:tcW w:w="1166" w:type="dxa"/>
-            <w:vAlign w:val="center"/>
-          </w:tcPr>
-          <w:p>
-            <w:pPr>
-              <w:pStyle w:val="20"/>
-              <w:spacing w:line="341" w:lineRule="exact"/>
-              <w:jc w:val="both"/>
-              <w:rPr>
-                <w:rFonts w:ascii="Times New Roman" w:hAnsi="Times New Roman" w:cs="Times New Roman"/>
-                <w:b/>
-                <w:sz w:val="24"/>
-                <w:szCs w:val="24"/>
-              </w:rPr>
-            </w:pPr>
-            <w:r>
-              <w:rPr>
-                <w:rFonts w:ascii="Times New Roman" w:hAnsi="Times New Roman" w:cs="Times New Roman"/>
-                <w:b/>
-                <w:sz w:val="24"/>
-                <w:szCs w:val="24"/>
-              </w:rPr>
-              <w:t>日</w:t>
-            </w:r>
-            <w:r>
-              <w:rPr>
-                <w:rFonts w:ascii="Times New Roman" w:hAnsi="Times New Roman" w:cs="Times New Roman"/>
-                <w:b/>
-                <w:sz w:val="24"/>
-                <w:szCs w:val="24"/>
-                <w:lang w:eastAsia="zh-CN"/>
-              </w:rPr>
-              <w:t xml:space="preserve">  </w:t>
-            </w:r>
-            <w:r>
-              <w:rPr>
-                <w:rFonts w:ascii="Times New Roman" w:hAnsi="Times New Roman" w:cs="Times New Roman"/>
-                <w:b/>
-                <w:sz w:val="24"/>
-                <w:szCs w:val="24"/>
-              </w:rPr>
-              <w:t>期：</w:t>
-            </w:r>
-          </w:p>
-        </w:tc>
-        <w:tc>
-          <w:tcPr>
-            <w:tcW w:w="2294" w:type="dxa"/>
-            <w:vAlign w:val="center"/>
-          </w:tcPr>
-          <w:p>
-            <w:pPr>
-              <w:pStyle w:val="20"/>
-              <w:spacing w:line="363" w:lineRule="exact"/>
-              <w:ind w:right="15"/>
-              <w:jc w:val="both"/>
-              <w:rPr>
-                <w:rFonts w:ascii="Times New Roman" w:hAnsi="Times New Roman" w:cs="Times New Roman"/>
-                <w:sz w:val="24"/>
-                <w:szCs w:val="24"/>
-              </w:rPr>
-            </w:pPr>
-            <w:r>
-              <w:rPr>
-                <w:rFonts w:ascii="Times New Roman" w:hAnsi="Times New Roman" w:cs="Times New Roman"/>
-                <w:kern w:val="2"/>
-                <w:sz w:val="24"/>
-                <w:szCs w:val="24"/>
-                <w:lang w:eastAsia="zh-CN"/>
-              </w:rPr>
-              <w:t>{{ reportdate }}</w:t>
-            </w:r>
-          </w:p>
-        </w:tc>
-      </w:tr>
-    </w:tbl>
-    <w:p>
-      <w:pPr>
-        <w:rPr>
-          <w:rFonts w:ascii="Times New Roman" w:hAnsi="Times New Roman" w:eastAsia="微软雅黑" w:cs="Times New Roman"/>
-          <w:sz w:val="24"/>
-          <w:szCs w:val="24"/>
-          <w:lang w:eastAsia="zh-CN"/>
-        </w:rPr>
-      </w:pPr>
-      <w:r>
-        <w:rPr>
-          <w:rFonts w:hint="eastAsia" w:ascii="Times New Roman" w:hAnsi="Times New Roman" w:eastAsia="微软雅黑" w:cs="Times New Roman"/>
-          <w:sz w:val="24"/>
-          <w:szCs w:val="24"/>
-          <w:lang w:eastAsia="zh-CN"/>
-        </w:rPr>
-        <w:t xml:space="preserve">{% endif %}{% if testedby == </w:t>
-      </w:r>
-      <w:r>
-        <w:rPr>
-          <w:rFonts w:ascii="Times New Roman" w:hAnsi="Times New Roman" w:eastAsia="微软雅黑" w:cs="Times New Roman"/>
-          <w:sz w:val="24"/>
-          <w:szCs w:val="24"/>
-          <w:lang w:eastAsia="zh-CN"/>
-        </w:rPr>
-        <w:t>“</w:t>
-      </w:r>
-      <w:r>
-        <w:rPr>
-          <w:rFonts w:hint="eastAsia" w:ascii="Times New Roman" w:hAnsi="Times New Roman" w:eastAsia="微软雅黑" w:cs="Times New Roman"/>
-          <w:sz w:val="24"/>
-          <w:szCs w:val="24"/>
-          <w:lang w:eastAsia="zh-CN"/>
-        </w:rPr>
-        <w:t>6</w:t>
-      </w:r>
-      <w:r>
-        <w:rPr>
-          <w:rFonts w:ascii="Times New Roman" w:hAnsi="Times New Roman" w:eastAsia="微软雅黑" w:cs="Times New Roman"/>
-          <w:sz w:val="24"/>
-          <w:szCs w:val="24"/>
-          <w:lang w:eastAsia="zh-CN"/>
-        </w:rPr>
-        <w:t>”</w:t>
-      </w:r>
-      <w:r>
-        <w:rPr>
-          <w:rFonts w:hint="eastAsia" w:ascii="Times New Roman" w:hAnsi="Times New Roman" w:eastAsia="微软雅黑" w:cs="Times New Roman"/>
-          <w:sz w:val="24"/>
-          <w:szCs w:val="24"/>
-          <w:lang w:eastAsia="zh-CN"/>
-        </w:rPr>
-        <w:t xml:space="preserve"> %}</w:t>
-      </w:r>
-    </w:p>
-    <w:p>
-      <w:pPr>
-        <w:rPr>
-          <w:rFonts w:ascii="Times New Roman" w:hAnsi="Times New Roman" w:eastAsia="微软雅黑" w:cs="Times New Roman"/>
-          <w:sz w:val="24"/>
-          <w:szCs w:val="24"/>
-          <w:lang w:eastAsia="zh-CN"/>
-        </w:rPr>
-      </w:pPr>
-    </w:p>
-    <w:p>
-      <w:pPr>
-        <w:rPr>
-          <w:rFonts w:ascii="Times New Roman" w:hAnsi="Times New Roman" w:eastAsia="微软雅黑" w:cs="Times New Roman"/>
-          <w:sz w:val="24"/>
-          <w:szCs w:val="24"/>
-          <w:lang w:eastAsia="zh-CN"/>
-        </w:rPr>
-      </w:pPr>
-    </w:p>
-    <w:tbl>
-      <w:tblPr>
-        <w:tblStyle w:val="34"/>
-        <w:tblW w:w="6772" w:type="dxa"/>
-        <w:jc w:val="right"/>
-        <w:tblLayout w:type="fixed"/>
-        <w:tblCellMar>
-          <w:top w:w="0" w:type="dxa"/>
-          <w:left w:w="0" w:type="dxa"/>
-          <w:bottom w:w="0" w:type="dxa"/>
-          <w:right w:w="0" w:type="dxa"/>
-        </w:tblCellMar>
-      </w:tblPr>
-      <w:tblGrid>
-        <w:gridCol w:w="1272"/>
-        <w:gridCol w:w="2040"/>
-        <w:gridCol w:w="1166"/>
-        <w:gridCol w:w="2294"/>
-      </w:tblGrid>
-      <w:tr>
-        <w:tblPrEx>
-          <w:tblCellMar>
-            <w:top w:w="0" w:type="dxa"/>
-            <w:left w:w="0" w:type="dxa"/>
-            <w:bottom w:w="0" w:type="dxa"/>
-            <w:right w:w="0" w:type="dxa"/>
-          </w:tblCellMar>
-        </w:tblPrEx>
-        <w:trPr>
-          <w:trHeight w:val="441" w:hRule="exact"/>
-          <w:jc w:val="right"/>
-        </w:trPr>
-        <w:tc>
-          <w:tcPr>
-            <w:tcW w:w="1272" w:type="dxa"/>
-            <w:vAlign w:val="center"/>
-          </w:tcPr>
-          <w:p>
-            <w:pPr>
-              <w:pStyle w:val="20"/>
-              <w:spacing w:before="13"/>
-              <w:ind w:left="13" w:right="95"/>
-              <w:jc w:val="both"/>
-              <w:rPr>
-                <w:rFonts w:ascii="Times New Roman" w:hAnsi="Times New Roman" w:cs="Times New Roman"/>
-                <w:b/>
-                <w:sz w:val="24"/>
-                <w:szCs w:val="24"/>
-              </w:rPr>
-            </w:pPr>
-            <w:r>
-              <w:rPr>
-                <w:rFonts w:ascii="Times New Roman" w:hAnsi="Times New Roman" w:cs="Times New Roman"/>
-                <w:b/>
-                <w:sz w:val="24"/>
-                <w:szCs w:val="24"/>
-              </w:rPr>
-              <w:t>检测人：</w:t>
-            </w:r>
-          </w:p>
-        </w:tc>
-        <w:tc>
-          <w:tcPr>
-            <w:tcW w:w="2040" w:type="dxa"/>
-            <w:vAlign w:val="center"/>
-          </w:tcPr>
-          <w:p>
-            <w:pPr>
-              <w:pStyle w:val="20"/>
-              <w:spacing w:before="13"/>
-              <w:jc w:val="both"/>
-              <w:rPr>
-                <w:rFonts w:ascii="Times New Roman" w:hAnsi="Times New Roman" w:cs="Times New Roman"/>
-                <w:b/>
-                <w:sz w:val="24"/>
-                <w:szCs w:val="24"/>
-              </w:rPr>
-            </w:pPr>
-          </w:p>
-        </w:tc>
-        <w:tc>
-          <w:tcPr>
-            <w:tcW w:w="1166" w:type="dxa"/>
-            <w:vAlign w:val="center"/>
-          </w:tcPr>
-          <w:p>
-            <w:pPr>
-              <w:pStyle w:val="20"/>
-              <w:spacing w:before="13"/>
-              <w:jc w:val="both"/>
-              <w:rPr>
-                <w:rFonts w:ascii="Times New Roman" w:hAnsi="Times New Roman" w:cs="Times New Roman"/>
-                <w:b/>
-                <w:sz w:val="24"/>
-                <w:szCs w:val="24"/>
-              </w:rPr>
-            </w:pPr>
-            <w:r>
-              <w:rPr>
-                <w:rFonts w:ascii="Times New Roman" w:hAnsi="Times New Roman" w:cs="Times New Roman"/>
-                <w:b/>
-                <w:sz w:val="24"/>
-                <w:szCs w:val="24"/>
-              </w:rPr>
-              <w:t>复核人</w:t>
-            </w:r>
-            <w:r>
-              <w:rPr>
-                <w:rFonts w:ascii="Times New Roman" w:hAnsi="Times New Roman" w:cs="Times New Roman"/>
-                <w:b/>
-                <w:sz w:val="24"/>
-                <w:szCs w:val="24"/>
-                <w:lang w:eastAsia="zh-CN"/>
-              </w:rPr>
-              <w:t>：</w:t>
-            </w:r>
-          </w:p>
-        </w:tc>
-        <w:tc>
-          <w:tcPr>
-            <w:tcW w:w="2294" w:type="dxa"/>
-            <w:vAlign w:val="center"/>
-          </w:tcPr>
-          <w:p>
-            <w:pPr>
-              <w:pStyle w:val="20"/>
-              <w:spacing w:before="13"/>
-              <w:ind w:right="15"/>
-              <w:jc w:val="both"/>
-              <w:rPr>
-                <w:rFonts w:ascii="Times New Roman" w:hAnsi="Times New Roman" w:cs="Times New Roman"/>
-                <w:b/>
-                <w:sz w:val="24"/>
-                <w:szCs w:val="24"/>
-              </w:rPr>
-            </w:pPr>
-          </w:p>
-        </w:tc>
-      </w:tr>
-      <w:tr>
-        <w:tblPrEx>
-          <w:tblCellMar>
-            <w:top w:w="0" w:type="dxa"/>
-            <w:left w:w="0" w:type="dxa"/>
-            <w:bottom w:w="0" w:type="dxa"/>
-            <w:right w:w="0" w:type="dxa"/>
-          </w:tblCellMar>
-        </w:tblPrEx>
-        <w:trPr>
-          <w:trHeight w:val="457" w:hRule="exact"/>
-          <w:jc w:val="right"/>
-        </w:trPr>
-        <w:tc>
-          <w:tcPr>
-            <w:tcW w:w="1272" w:type="dxa"/>
-            <w:vAlign w:val="center"/>
-          </w:tcPr>
-          <w:p>
-            <w:pPr>
-              <w:pStyle w:val="20"/>
-              <w:spacing w:line="341" w:lineRule="exact"/>
-              <w:ind w:left="13" w:right="165"/>
-              <w:jc w:val="both"/>
-              <w:rPr>
-                <w:rFonts w:ascii="Times New Roman" w:hAnsi="Times New Roman" w:cs="Times New Roman"/>
-                <w:b/>
-                <w:sz w:val="24"/>
-                <w:szCs w:val="24"/>
-              </w:rPr>
-            </w:pPr>
-            <w:r>
-              <w:rPr>
-                <w:rFonts w:ascii="Times New Roman" w:hAnsi="Times New Roman" w:cs="Times New Roman"/>
-                <w:b/>
-                <w:sz w:val="24"/>
-                <w:szCs w:val="24"/>
-              </w:rPr>
-              <w:t>日</w:t>
-            </w:r>
-            <w:r>
-              <w:rPr>
-                <w:rFonts w:ascii="Times New Roman" w:hAnsi="Times New Roman" w:cs="Times New Roman"/>
-                <w:b/>
-                <w:sz w:val="24"/>
-                <w:szCs w:val="24"/>
-                <w:lang w:eastAsia="zh-CN"/>
-              </w:rPr>
-              <w:t xml:space="preserve">  </w:t>
-            </w:r>
-            <w:r>
-              <w:rPr>
-                <w:rFonts w:ascii="Times New Roman" w:hAnsi="Times New Roman" w:cs="Times New Roman"/>
-                <w:b/>
-                <w:sz w:val="24"/>
-                <w:szCs w:val="24"/>
-              </w:rPr>
-              <w:t>期：</w:t>
-            </w:r>
-          </w:p>
-        </w:tc>
-        <w:tc>
-          <w:tcPr>
-            <w:tcW w:w="2040" w:type="dxa"/>
-            <w:vAlign w:val="center"/>
-          </w:tcPr>
-          <w:p>
-            <w:pPr>
-              <w:pStyle w:val="20"/>
-              <w:spacing w:line="363" w:lineRule="exact"/>
-              <w:jc w:val="both"/>
-              <w:rPr>
-                <w:rFonts w:ascii="Times New Roman" w:hAnsi="Times New Roman" w:cs="Times New Roman"/>
-                <w:sz w:val="24"/>
-                <w:szCs w:val="24"/>
-              </w:rPr>
-            </w:pPr>
-            <w:r>
-              <w:rPr>
-                <w:rFonts w:ascii="Times New Roman" w:hAnsi="Times New Roman" w:cs="Times New Roman"/>
-                <w:kern w:val="2"/>
-                <w:sz w:val="24"/>
-                <w:szCs w:val="24"/>
-                <w:lang w:eastAsia="zh-CN"/>
-              </w:rPr>
-              <w:t>{{ reportdate }}</w:t>
-            </w:r>
-          </w:p>
-        </w:tc>
-        <w:tc>
-          <w:tcPr>
-            <w:tcW w:w="1166" w:type="dxa"/>
-            <w:vAlign w:val="center"/>
-          </w:tcPr>
-          <w:p>
-            <w:pPr>
-              <w:pStyle w:val="20"/>
-              <w:spacing w:line="341" w:lineRule="exact"/>
-              <w:jc w:val="both"/>
-              <w:rPr>
-                <w:rFonts w:ascii="Times New Roman" w:hAnsi="Times New Roman" w:cs="Times New Roman"/>
-                <w:b/>
-                <w:sz w:val="24"/>
-                <w:szCs w:val="24"/>
-              </w:rPr>
-            </w:pPr>
-            <w:r>
-              <w:rPr>
-                <w:rFonts w:ascii="Times New Roman" w:hAnsi="Times New Roman" w:cs="Times New Roman"/>
-                <w:b/>
-                <w:sz w:val="24"/>
-                <w:szCs w:val="24"/>
-              </w:rPr>
-              <w:t>日</w:t>
-            </w:r>
-            <w:r>
-              <w:rPr>
-                <w:rFonts w:ascii="Times New Roman" w:hAnsi="Times New Roman" w:cs="Times New Roman"/>
-                <w:b/>
-                <w:sz w:val="24"/>
-                <w:szCs w:val="24"/>
-                <w:lang w:eastAsia="zh-CN"/>
-              </w:rPr>
-              <w:t xml:space="preserve">  </w:t>
-            </w:r>
-            <w:r>
-              <w:rPr>
-                <w:rFonts w:ascii="Times New Roman" w:hAnsi="Times New Roman" w:cs="Times New Roman"/>
-                <w:b/>
-                <w:sz w:val="24"/>
-                <w:szCs w:val="24"/>
-              </w:rPr>
-              <w:t>期：</w:t>
-            </w:r>
-          </w:p>
-        </w:tc>
-        <w:tc>
-          <w:tcPr>
-            <w:tcW w:w="2294" w:type="dxa"/>
-            <w:vAlign w:val="center"/>
-          </w:tcPr>
-          <w:p>
-            <w:pPr>
-              <w:pStyle w:val="20"/>
-              <w:spacing w:line="363" w:lineRule="exact"/>
-              <w:ind w:right="15"/>
-              <w:jc w:val="both"/>
-              <w:rPr>
-                <w:rFonts w:ascii="Times New Roman" w:hAnsi="Times New Roman" w:cs="Times New Roman"/>
-                <w:sz w:val="24"/>
-                <w:szCs w:val="24"/>
-              </w:rPr>
-            </w:pPr>
-            <w:r>
-              <w:rPr>
-                <w:rFonts w:ascii="Times New Roman" w:hAnsi="Times New Roman" w:cs="Times New Roman"/>
-                <w:kern w:val="2"/>
-                <w:sz w:val="24"/>
-                <w:szCs w:val="24"/>
-                <w:lang w:eastAsia="zh-CN"/>
-              </w:rPr>
-              <w:t>{{ reportdate }}</w:t>
-            </w:r>
-          </w:p>
-        </w:tc>
-      </w:tr>
-    </w:tbl>
-    <w:p>
-      <w:pPr>
-        <w:rPr>
           <w:rFonts w:ascii="Times New Roman" w:hAnsi="Times New Roman" w:eastAsia="微软雅黑" w:cs="黑体"/>
           <w:b/>
           <w:bCs/>
@@ -8378,8 +6955,8 @@
         <w:br w:type="page"/>
       </w:r>
     </w:p>
+    <w:bookmarkEnd w:id="40"/>
     <w:bookmarkEnd w:id="41"/>
-    <w:bookmarkEnd w:id="42"/>
     <w:p>
       <w:pPr>
         <w:pStyle w:val="2"/>
@@ -8402,6 +6979,7 @@
           </w14:shadow>
         </w:rPr>
       </w:pPr>
+      <w:bookmarkStart w:id="42" w:name="_Toc13562"/>
       <w:r>
         <w:rPr>
           <w:rStyle w:val="41"/>
@@ -8425,7 +7003,7 @@
       <w:bookmarkEnd w:id="31"/>
       <w:bookmarkEnd w:id="32"/>
       <w:bookmarkEnd w:id="33"/>
-      <w:bookmarkEnd w:id="34"/>
+      <w:bookmarkEnd w:id="42"/>
     </w:p>
     <w:p>
       <w:pPr>
@@ -8441,8 +7019,8 @@
           <w:lang w:eastAsia="zh-CN"/>
         </w:rPr>
       </w:pPr>
-      <w:bookmarkStart w:id="43" w:name="_Toc15696"/>
-      <w:bookmarkStart w:id="44" w:name="_Toc2556"/>
+      <w:bookmarkStart w:id="43" w:name="_Toc2556"/>
+      <w:bookmarkStart w:id="44" w:name="_Toc29415"/>
       <w:r>
         <w:rPr>
           <w:rFonts w:hint="eastAsia"/>
@@ -8452,7 +7030,7 @@
         </w:rPr>
         <w:t>体细胞变异分级提示</w:t>
       </w:r>
-      <w:bookmarkEnd w:id="35"/>
+      <w:bookmarkEnd w:id="34"/>
       <w:bookmarkEnd w:id="43"/>
       <w:bookmarkEnd w:id="44"/>
     </w:p>
@@ -13112,9 +11690,9 @@
         </w:numPr>
         <w:jc w:val="left"/>
       </w:pPr>
-      <w:bookmarkStart w:id="45" w:name="_Toc4180"/>
+      <w:bookmarkStart w:id="45" w:name="_Toc24533"/>
       <w:bookmarkStart w:id="46" w:name="_Toc149837259"/>
-      <w:bookmarkStart w:id="47" w:name="_Toc24533"/>
+      <w:bookmarkStart w:id="47" w:name="_Toc11319"/>
       <w:r>
         <w:rPr>
           <w:rFonts w:hint="eastAsia"/>
@@ -17695,12 +16273,12 @@
           <w:lang w:eastAsia="zh-CN"/>
         </w:rPr>
       </w:pPr>
-      <w:bookmarkStart w:id="48" w:name="_Toc10223"/>
-      <w:bookmarkStart w:id="49" w:name="_Toc20034"/>
+      <w:bookmarkStart w:id="48" w:name="_Toc106719764"/>
+      <w:bookmarkStart w:id="49" w:name="_Toc10223"/>
       <w:bookmarkStart w:id="50" w:name="_Toc19055"/>
-      <w:bookmarkStart w:id="51" w:name="_Toc32300"/>
-      <w:bookmarkStart w:id="52" w:name="_Toc106719764"/>
-      <w:bookmarkStart w:id="53" w:name="_Toc7657"/>
+      <w:bookmarkStart w:id="51" w:name="_Toc20034"/>
+      <w:bookmarkStart w:id="52" w:name="_Toc7657"/>
+      <w:bookmarkStart w:id="53" w:name="_Toc9137"/>
       <w:r>
         <w:rPr>
           <w:rFonts w:hint="eastAsia"/>
@@ -18907,6 +17485,12 @@
             <w:insideH w:val="none" w:color="auto" w:sz="0" w:space="0"/>
             <w:insideV w:val="none" w:color="auto" w:sz="0" w:space="0"/>
           </w:tblBorders>
+          <w:tblCellMar>
+            <w:top w:w="0" w:type="dxa"/>
+            <w:left w:w="113" w:type="dxa"/>
+            <w:bottom w:w="0" w:type="dxa"/>
+            <w:right w:w="113" w:type="dxa"/>
+          </w:tblCellMar>
         </w:tblPrEx>
         <w:trPr>
           <w:trHeight w:val="1984" w:hRule="atLeast"/>
@@ -20803,7 +19387,7 @@
           </w14:shadow>
         </w:rPr>
       </w:pPr>
-      <w:bookmarkStart w:id="57" w:name="_Toc22100"/>
+      <w:bookmarkStart w:id="57" w:name="_Toc7414"/>
       <w:r>
         <w:rPr>
           <w:color w:val="62B541"/>
@@ -20821,11 +19405,11 @@
       <w:bookmarkEnd w:id="56"/>
       <w:bookmarkEnd w:id="57"/>
     </w:p>
+    <w:bookmarkEnd w:id="35"/>
     <w:bookmarkEnd w:id="36"/>
     <w:bookmarkEnd w:id="37"/>
     <w:bookmarkEnd w:id="38"/>
     <w:bookmarkEnd w:id="39"/>
-    <w:bookmarkEnd w:id="40"/>
     <w:p>
       <w:pPr>
         <w:rPr>
@@ -20836,11 +19420,11 @@
           <w:lang w:eastAsia="zh-CN"/>
         </w:rPr>
       </w:pPr>
-      <w:bookmarkStart w:id="58" w:name="_Toc27302"/>
-      <w:bookmarkStart w:id="59" w:name="_Toc28240"/>
-      <w:bookmarkStart w:id="60" w:name="_Toc13196_WPSOffice_Level1"/>
-      <w:bookmarkStart w:id="61" w:name="_Toc1707_WPSOffice_Level1"/>
-      <w:bookmarkStart w:id="62" w:name="_Toc21764_WPSOffice_Level1"/>
+      <w:bookmarkStart w:id="58" w:name="_Toc28240"/>
+      <w:bookmarkStart w:id="59" w:name="_Toc13196_WPSOffice_Level1"/>
+      <w:bookmarkStart w:id="60" w:name="_Toc1707_WPSOffice_Level1"/>
+      <w:bookmarkStart w:id="61" w:name="_Toc21764_WPSOffice_Level1"/>
+      <w:bookmarkStart w:id="62" w:name="_Toc27302"/>
       <w:r>
         <w:rPr>
           <w:rFonts w:hint="eastAsia" w:ascii="Times New Roman" w:hAnsi="Times New Roman" w:eastAsia="微软雅黑" w:cs="Times New Roman"/>
@@ -20866,11 +19450,11 @@
           <w:lang w:eastAsia="zh-CN"/>
         </w:rPr>
       </w:pPr>
-      <w:bookmarkStart w:id="63" w:name="_Toc4331_WPSOffice_Level2"/>
-      <w:bookmarkStart w:id="64" w:name="_Toc26406"/>
-      <w:bookmarkStart w:id="65" w:name="_Toc32443_WPSOffice_Level2"/>
-      <w:bookmarkStart w:id="66" w:name="_Toc32302"/>
-      <w:bookmarkStart w:id="67" w:name="_Toc23606"/>
+      <w:bookmarkStart w:id="63" w:name="_Toc32443_WPSOffice_Level2"/>
+      <w:bookmarkStart w:id="64" w:name="_Toc32302"/>
+      <w:bookmarkStart w:id="65" w:name="_Toc4331_WPSOffice_Level2"/>
+      <w:bookmarkStart w:id="66" w:name="_Toc23606"/>
+      <w:bookmarkStart w:id="67" w:name="_Toc29758"/>
       <w:bookmarkStart w:id="68" w:name="_Toc149837264"/>
       <w:bookmarkStart w:id="69" w:name="_Toc5808"/>
       <w:r>
@@ -29848,9 +28432,9 @@
           <w:lang w:eastAsia="zh-CN"/>
         </w:rPr>
       </w:pPr>
-      <w:bookmarkStart w:id="71" w:name="_Toc23683"/>
-      <w:bookmarkStart w:id="72" w:name="_Toc28925"/>
-      <w:bookmarkStart w:id="73" w:name="_Toc149837265"/>
+      <w:bookmarkStart w:id="71" w:name="_Toc16016"/>
+      <w:bookmarkStart w:id="72" w:name="_Toc149837265"/>
+      <w:bookmarkStart w:id="73" w:name="_Toc28925"/>
       <w:r>
         <w:rPr>
           <w:rFonts w:hint="eastAsia"/>
@@ -34190,8 +32774,8 @@
           </w14:shadow>
         </w:rPr>
       </w:pPr>
-      <w:bookmarkStart w:id="74" w:name="_Toc27103"/>
-      <w:bookmarkStart w:id="75" w:name="_Toc31080"/>
+      <w:bookmarkStart w:id="74" w:name="_Toc31080"/>
+      <w:bookmarkStart w:id="75" w:name="_Toc25294"/>
       <w:r>
         <w:rPr>
           <w:rStyle w:val="41"/>
@@ -34229,18 +32813,18 @@
           <w:lang w:eastAsia="zh-CN"/>
         </w:rPr>
       </w:pPr>
-      <w:bookmarkStart w:id="76" w:name="_Toc14255_WPSOffice_Level1"/>
-      <w:bookmarkStart w:id="77" w:name="_Toc9066"/>
-      <w:bookmarkStart w:id="78" w:name="_Toc15840_WPSOffice_Level1"/>
-      <w:bookmarkStart w:id="79" w:name="_Toc21092"/>
-      <w:bookmarkStart w:id="80" w:name="_Toc2723"/>
-      <w:bookmarkStart w:id="81" w:name="_Toc3674"/>
-      <w:bookmarkStart w:id="82" w:name="_Toc24085_WPSOffice_Level1"/>
+      <w:bookmarkStart w:id="76" w:name="_Toc24085_WPSOffice_Level1"/>
+      <w:bookmarkStart w:id="77" w:name="_Toc15840_WPSOffice_Level1"/>
+      <w:bookmarkStart w:id="78" w:name="_Toc9066"/>
+      <w:bookmarkStart w:id="79" w:name="_Toc3674"/>
+      <w:bookmarkStart w:id="80" w:name="_Toc14255_WPSOffice_Level1"/>
+      <w:bookmarkStart w:id="81" w:name="_Toc21092"/>
+      <w:bookmarkStart w:id="82" w:name="_Toc20837"/>
       <w:bookmarkStart w:id="83" w:name="_Hlk33190413"/>
       <w:bookmarkStart w:id="84" w:name="_Toc18699"/>
-      <w:bookmarkStart w:id="85" w:name="_Toc28810_WPSOffice_Level1"/>
-      <w:bookmarkStart w:id="86" w:name="_Toc11193_WPSOffice_Level1"/>
-      <w:bookmarkStart w:id="87" w:name="_Toc11896_WPSOffice_Level1"/>
+      <w:bookmarkStart w:id="85" w:name="_Toc11193_WPSOffice_Level1"/>
+      <w:bookmarkStart w:id="86" w:name="_Toc11896_WPSOffice_Level1"/>
+      <w:bookmarkStart w:id="87" w:name="_Toc28810_WPSOffice_Level1"/>
       <w:r>
         <w:rPr>
           <w:rFonts w:hint="eastAsia"/>
@@ -36664,8 +35248,8 @@
           <w:lang w:eastAsia="zh-CN"/>
         </w:rPr>
       </w:pPr>
-      <w:bookmarkStart w:id="88" w:name="_Toc23103"/>
-      <w:bookmarkStart w:id="89" w:name="_Toc2084"/>
+      <w:bookmarkStart w:id="88" w:name="_Toc2084"/>
+      <w:bookmarkStart w:id="89" w:name="_Toc1242"/>
       <w:r>
         <w:rPr>
           <w:rFonts w:hint="eastAsia"/>
@@ -37472,7 +36056,7 @@
         </w:rPr>
       </w:pPr>
       <w:bookmarkStart w:id="92" w:name="_Toc7802"/>
-      <w:bookmarkStart w:id="93" w:name="_Toc28774"/>
+      <w:bookmarkStart w:id="93" w:name="_Toc31041"/>
       <w:r>
         <w:rPr>
           <w:rFonts w:hint="eastAsia"/>
@@ -38191,15 +36775,15 @@
           <w:szCs w:val="22"/>
         </w:rPr>
       </w:pPr>
-      <w:bookmarkStart w:id="94" w:name="_Toc27291"/>
-      <w:bookmarkStart w:id="95" w:name="_Toc5400"/>
-      <w:bookmarkStart w:id="96" w:name="_Toc29283"/>
-      <w:bookmarkStart w:id="97" w:name="_Toc4680"/>
-      <w:bookmarkStart w:id="98" w:name="_Toc3846"/>
-      <w:bookmarkStart w:id="99" w:name="_Toc1953"/>
-      <w:bookmarkStart w:id="100" w:name="_Toc3824"/>
-      <w:bookmarkStart w:id="101" w:name="_Toc29484"/>
-      <w:bookmarkStart w:id="102" w:name="_Toc32060"/>
+      <w:bookmarkStart w:id="94" w:name="_Toc4680"/>
+      <w:bookmarkStart w:id="95" w:name="_Toc29484"/>
+      <w:bookmarkStart w:id="96" w:name="_Toc1953"/>
+      <w:bookmarkStart w:id="97" w:name="_Toc3824"/>
+      <w:bookmarkStart w:id="98" w:name="_Toc29283"/>
+      <w:bookmarkStart w:id="99" w:name="_Toc5400"/>
+      <w:bookmarkStart w:id="100" w:name="_Toc3846"/>
+      <w:bookmarkStart w:id="101" w:name="_Toc32060"/>
+      <w:bookmarkStart w:id="102" w:name="_Toc27291"/>
       <w:r>
         <w:rPr>
           <w:b w:val="0"/>
@@ -38366,15 +36950,15 @@
           <w:szCs w:val="22"/>
         </w:rPr>
       </w:pPr>
-      <w:bookmarkStart w:id="103" w:name="_Toc22196"/>
-      <w:bookmarkStart w:id="104" w:name="_Toc126"/>
-      <w:bookmarkStart w:id="105" w:name="_Toc134"/>
+      <w:bookmarkStart w:id="103" w:name="_Toc21034"/>
+      <w:bookmarkStart w:id="104" w:name="_Toc3814"/>
+      <w:bookmarkStart w:id="105" w:name="_Toc32349"/>
       <w:bookmarkStart w:id="106" w:name="_Toc783"/>
-      <w:bookmarkStart w:id="107" w:name="_Toc32349"/>
-      <w:bookmarkStart w:id="108" w:name="_Toc1891"/>
-      <w:bookmarkStart w:id="109" w:name="_Toc3814"/>
-      <w:bookmarkStart w:id="110" w:name="_Toc21034"/>
-      <w:bookmarkStart w:id="111" w:name="_Toc10299"/>
+      <w:bookmarkStart w:id="107" w:name="_Toc10299"/>
+      <w:bookmarkStart w:id="108" w:name="_Toc22196"/>
+      <w:bookmarkStart w:id="109" w:name="_Toc1891"/>
+      <w:bookmarkStart w:id="110" w:name="_Toc134"/>
+      <w:bookmarkStart w:id="111" w:name="_Toc126"/>
       <w:r>
         <w:rPr>
           <w:b w:val="0"/>
@@ -38589,11 +37173,11 @@
           <w:lang w:eastAsia="zh-CN"/>
         </w:rPr>
       </w:pPr>
-      <w:bookmarkStart w:id="112" w:name="_Toc26926"/>
-      <w:bookmarkStart w:id="113" w:name="_Toc13203"/>
+      <w:bookmarkStart w:id="112" w:name="_Toc7007"/>
+      <w:bookmarkStart w:id="113" w:name="_Toc3409"/>
       <w:bookmarkStart w:id="114" w:name="_Toc15114"/>
-      <w:bookmarkStart w:id="115" w:name="_Toc3409"/>
-      <w:bookmarkStart w:id="116" w:name="_Toc7007"/>
+      <w:bookmarkStart w:id="115" w:name="_Toc26926"/>
+      <w:bookmarkStart w:id="116" w:name="_Toc2663"/>
       <w:bookmarkStart w:id="117" w:name="_Toc20170_WPSOffice_Level1"/>
       <w:bookmarkStart w:id="118" w:name="_Toc26985_WPSOffice_Level1"/>
       <w:bookmarkStart w:id="119" w:name="_Toc28454_WPSOffice_Level1"/>
@@ -38815,13 +37399,13 @@
           <w:lang w:eastAsia="zh-CN"/>
         </w:rPr>
       </w:pPr>
-      <w:bookmarkStart w:id="120" w:name="_Toc13275"/>
+      <w:bookmarkStart w:id="120" w:name="_Toc19584_WPSOffice_Level1"/>
       <w:bookmarkStart w:id="121" w:name="_Toc22162_WPSOffice_Level1"/>
-      <w:bookmarkStart w:id="122" w:name="_Toc3484"/>
-      <w:bookmarkStart w:id="123" w:name="_Toc19584_WPSOffice_Level1"/>
-      <w:bookmarkStart w:id="124" w:name="_Toc8945"/>
-      <w:bookmarkStart w:id="125" w:name="_Toc22623"/>
-      <w:bookmarkStart w:id="126" w:name="_Toc14611_WPSOffice_Level1"/>
+      <w:bookmarkStart w:id="122" w:name="_Toc13275"/>
+      <w:bookmarkStart w:id="123" w:name="_Toc8945"/>
+      <w:bookmarkStart w:id="124" w:name="_Toc31699"/>
+      <w:bookmarkStart w:id="125" w:name="_Toc14611_WPSOffice_Level1"/>
+      <w:bookmarkStart w:id="126" w:name="_Toc22623"/>
       <w:r>
         <w:rPr>
           <w:rFonts w:hint="eastAsia"/>
@@ -39665,7 +38249,7 @@
                     </pic:cNvPicPr>
                   </pic:nvPicPr>
                   <pic:blipFill>
-                    <a:blip r:embed="rId17"/>
+                    <a:blip r:embed="rId16"/>
                     <a:stretch>
                       <a:fillRect/>
                     </a:stretch>
